--- a/Phase1/IT312_Phase1_Submission.docx
+++ b/Phase1/IT312_Phase1_Submission.docx
@@ -1,6 +1,6 @@
 
 <file path=word/document.xml><?xml version="1.0" encoding="utf-8"?>
-<w:document xmlns:wpc="http://schemas.microsoft.com/office/word/2010/wordprocessingCanvas" xmlns:cx="http://schemas.microsoft.com/office/drawing/2014/chartex" xmlns:cx1="http://schemas.microsoft.com/office/drawing/2015/9/8/chartex" xmlns:cx2="http://schemas.microsoft.com/office/drawing/2015/10/21/chartex" xmlns:cx3="http://schemas.microsoft.com/office/drawing/2016/5/9/chartex" xmlns:cx4="http://schemas.microsoft.com/office/drawing/2016/5/10/chartex" xmlns:cx5="http://schemas.microsoft.com/office/drawing/2016/5/11/chartex" xmlns:cx6="http://schemas.microsoft.com/office/drawing/2016/5/12/chartex" xmlns:cx7="http://schemas.microsoft.com/office/drawing/2016/5/13/chartex" xmlns:cx8="http://schemas.microsoft.com/office/drawing/2016/5/14/chartex" xmlns:mc="http://schemas.openxmlformats.org/markup-compatibility/2006" xmlns:aink="http://schemas.microsoft.com/office/drawing/2016/ink" xmlns:am3d="http://schemas.microsoft.com/office/drawing/2017/model3d" xmlns:o="urn:schemas-microsoft-com:office:office" xmlns:oel="http://schemas.microsoft.com/office/2019/extlst" xmlns:r="http://schemas.openxmlformats.org/officeDocument/2006/relationships" xmlns:m="http://schemas.openxmlformats.org/officeDocument/2006/math" xmlns:v="urn:schemas-microsoft-com:vml" xmlns:wp14="http://schemas.microsoft.com/office/word/2010/wordprocessingDrawing" xmlns:wp="http://schemas.openxmlformats.org/drawingml/2006/wordprocessingDrawing" xmlns:w10="urn:schemas-microsoft-com:office:word" xmlns:w="http://schemas.openxmlformats.org/wordprocessingml/2006/main" xmlns:w14="http://schemas.microsoft.com/office/word/2010/wordml" xmlns:w15="http://schemas.microsoft.com/office/word/2012/wordml" xmlns:w16cex="http://schemas.microsoft.com/office/word/2018/wordml/cex" xmlns:w16cid="http://schemas.microsoft.com/office/word/2016/wordml/cid" xmlns:w16="http://schemas.microsoft.com/office/word/2018/wordml" xmlns:w16du="http://schemas.microsoft.com/office/word/2023/wordml/word16du" xmlns:w16sdtdh="http://schemas.microsoft.com/office/word/2020/wordml/sdtdatahash" xmlns:w16sdtfl="http://schemas.microsoft.com/office/word/2024/wordml/sdtformatlock" xmlns:w16se="http://schemas.microsoft.com/office/word/2015/wordml/symex" xmlns:wpg="http://schemas.microsoft.com/office/word/2010/wordprocessingGroup" xmlns:wpi="http://schemas.microsoft.com/office/word/2010/wordprocessingInk" xmlns:wne="http://schemas.microsoft.com/office/word/2006/wordml" xmlns:wps="http://schemas.microsoft.com/office/word/2010/wordprocessingShape" xmlns:a="http://schemas.openxmlformats.org/drawingml/2006/main" xmlns:pic="http://schemas.openxmlformats.org/drawingml/2006/picture" xmlns:a14="http://schemas.microsoft.com/office/drawing/2010/main" mc:Ignorable="w14 w15 w16se w16cid w16 w16cex w16sdtdh w16sdtfl w16du wp14">
+<w:document xmlns:wpc="http://schemas.microsoft.com/office/word/2010/wordprocessingCanvas" xmlns:cx="http://schemas.microsoft.com/office/drawing/2014/chartex" xmlns:cx1="http://schemas.microsoft.com/office/drawing/2015/9/8/chartex" xmlns:cx2="http://schemas.microsoft.com/office/drawing/2015/10/21/chartex" xmlns:cx3="http://schemas.microsoft.com/office/drawing/2016/5/9/chartex" xmlns:cx4="http://schemas.microsoft.com/office/drawing/2016/5/10/chartex" xmlns:cx5="http://schemas.microsoft.com/office/drawing/2016/5/11/chartex" xmlns:cx6="http://schemas.microsoft.com/office/drawing/2016/5/12/chartex" xmlns:cx7="http://schemas.microsoft.com/office/drawing/2016/5/13/chartex" xmlns:cx8="http://schemas.microsoft.com/office/drawing/2016/5/14/chartex" xmlns:mc="http://schemas.openxmlformats.org/markup-compatibility/2006" xmlns:aink="http://schemas.microsoft.com/office/drawing/2016/ink" xmlns:am3d="http://schemas.microsoft.com/office/drawing/2017/model3d" xmlns:o="urn:schemas-microsoft-com:office:office" xmlns:oel="http://schemas.microsoft.com/office/2019/extlst" xmlns:r="http://schemas.openxmlformats.org/officeDocument/2006/relationships" xmlns:m="http://schemas.openxmlformats.org/officeDocument/2006/math" xmlns:v="urn:schemas-microsoft-com:vml" xmlns:wp14="http://schemas.microsoft.com/office/word/2010/wordprocessingDrawing" xmlns:wp="http://schemas.openxmlformats.org/drawingml/2006/wordprocessingDrawing" xmlns:w10="urn:schemas-microsoft-com:office:word" xmlns:w="http://schemas.openxmlformats.org/wordprocessingml/2006/main" xmlns:w14="http://schemas.microsoft.com/office/word/2010/wordml" xmlns:w15="http://schemas.microsoft.com/office/word/2012/wordml" xmlns:w16cex="http://schemas.microsoft.com/office/word/2018/wordml/cex" xmlns:w16cid="http://schemas.microsoft.com/office/word/2016/wordml/cid" xmlns:w16="http://schemas.microsoft.com/office/word/2018/wordml" xmlns:w16du="http://schemas.microsoft.com/office/word/2023/wordml/word16du" xmlns:w16sdtdh="http://schemas.microsoft.com/office/word/2020/wordml/sdtdatahash" xmlns:w16sdtfl="http://schemas.microsoft.com/office/word/2024/wordml/sdtformatlock" xmlns:w16se="http://schemas.microsoft.com/office/word/2015/wordml/symex" xmlns:wpg="http://schemas.microsoft.com/office/word/2010/wordprocessingGroup" xmlns:wpi="http://schemas.microsoft.com/office/word/2010/wordprocessingInk" xmlns:wne="http://schemas.microsoft.com/office/word/2006/wordml" xmlns:wps="http://schemas.microsoft.com/office/word/2010/wordprocessingShape" mc:Ignorable="w14 w15 w16se w16cid w16 w16cex w16sdtdh w16sdtfl w16du wp14">
   <w:body>
     <w:tbl>
       <w:tblPr>
@@ -33,51 +33,42 @@
             </w:pPr>
             <w:r>
               <w:rPr>
-                <w:b w:val="1"/>
-                <w:bCs w:val="1"/>
+                <w:b/>
+                <w:bCs/>
                 <w:sz w:val="19"/>
                 <w:szCs w:val="19"/>
               </w:rPr>
-              <w:t>King</w:t>
-            </w:r>
-            <w:r>
-              <w:rPr>
-                <w:b w:val="1"/>
-                <w:bCs w:val="1"/>
+              <w:t>King Saud University</w:t>
+            </w:r>
+            <w:r>
+              <w:br/>
+            </w:r>
+            <w:r>
+              <w:rPr>
                 <w:sz w:val="19"/>
                 <w:szCs w:val="19"/>
               </w:rPr>
-              <w:t xml:space="preserve"> Saud University</w:t>
+              <w:t>College of Computer and Information Sciences</w:t>
             </w:r>
             <w:r>
               <w:br/>
             </w:r>
             <w:r>
               <w:rPr>
+                <w:b/>
+                <w:bCs/>
                 <w:sz w:val="19"/>
                 <w:szCs w:val="19"/>
               </w:rPr>
-              <w:t>College of Computer and Information Sciences</w:t>
+              <w:t>IT312 Web Applications Engineering</w:t>
             </w:r>
             <w:r>
               <w:br/>
             </w:r>
             <w:r>
               <w:rPr>
-                <w:b w:val="1"/>
-                <w:bCs w:val="1"/>
-                <w:sz w:val="19"/>
-                <w:szCs w:val="19"/>
-              </w:rPr>
-              <w:t>IT312 Web Applications Engineering</w:t>
-            </w:r>
-            <w:r>
-              <w:br/>
-            </w:r>
-            <w:r>
-              <w:rPr>
-                <w:b w:val="1"/>
-                <w:bCs w:val="1"/>
+                <w:b/>
+                <w:bCs/>
                 <w:sz w:val="19"/>
                 <w:szCs w:val="19"/>
               </w:rPr>
@@ -444,7 +435,6 @@
           <w:tcPr>
             <w:cnfStyle w:val="001000000000" w:firstRow="0" w:lastRow="0" w:firstColumn="1" w:lastColumn="0" w:oddVBand="0" w:evenVBand="0" w:oddHBand="0" w:evenHBand="0" w:firstRowFirstColumn="0" w:firstRowLastColumn="0" w:lastRowFirstColumn="0" w:lastRowLastColumn="0"/>
             <w:tcW w:w="2132" w:type="dxa"/>
-            <w:tcMar/>
           </w:tcPr>
           <w:p>
             <w:pPr>
@@ -457,9 +447,7 @@
         </w:tc>
         <w:tc>
           <w:tcPr>
-            <w:cnfStyle w:val="000000000000" w:firstRow="0" w:lastRow="0" w:firstColumn="0" w:lastColumn="0" w:oddVBand="0" w:evenVBand="0" w:oddHBand="0" w:evenHBand="0" w:firstRowFirstColumn="0" w:firstRowLastColumn="0" w:lastRowFirstColumn="0" w:lastRowLastColumn="0"/>
             <w:tcW w:w="2490" w:type="dxa"/>
-            <w:tcMar/>
           </w:tcPr>
           <w:p>
             <w:pPr>
@@ -473,9 +461,7 @@
         </w:tc>
         <w:tc>
           <w:tcPr>
-            <w:cnfStyle w:val="000000000000" w:firstRow="0" w:lastRow="0" w:firstColumn="0" w:lastColumn="0" w:oddVBand="0" w:evenVBand="0" w:oddHBand="0" w:evenHBand="0" w:firstRowFirstColumn="0" w:firstRowLastColumn="0" w:lastRowFirstColumn="0" w:lastRowLastColumn="0"/>
             <w:tcW w:w="4597" w:type="dxa"/>
-            <w:tcMar/>
           </w:tcPr>
           <w:p>
             <w:pPr>
@@ -494,7 +480,6 @@
             <w:cnfStyle w:val="001000000000" w:firstRow="0" w:lastRow="0" w:firstColumn="1" w:lastColumn="0" w:oddVBand="0" w:evenVBand="0" w:oddHBand="0" w:evenHBand="0" w:firstRowFirstColumn="0" w:firstRowLastColumn="0" w:lastRowFirstColumn="0" w:lastRowLastColumn="0"/>
             <w:tcW w:w="2132" w:type="dxa"/>
             <w:shd w:val="clear" w:color="auto" w:fill="365F91" w:themeFill="accent1" w:themeFillShade="BF"/>
-            <w:tcMar/>
           </w:tcPr>
           <w:p>
             <w:pPr>
@@ -522,10 +507,8 @@
         </w:tc>
         <w:tc>
           <w:tcPr>
-            <w:cnfStyle w:val="000000000000" w:firstRow="0" w:lastRow="0" w:firstColumn="0" w:lastColumn="0" w:oddVBand="0" w:evenVBand="0" w:oddHBand="0" w:evenHBand="0" w:firstRowFirstColumn="0" w:firstRowLastColumn="0" w:lastRowFirstColumn="0" w:lastRowLastColumn="0"/>
             <w:tcW w:w="2490" w:type="dxa"/>
             <w:shd w:val="clear" w:color="auto" w:fill="365F91" w:themeFill="accent1" w:themeFillShade="BF"/>
-            <w:tcMar/>
           </w:tcPr>
           <w:p>
             <w:pPr>
@@ -553,10 +536,8 @@
         </w:tc>
         <w:tc>
           <w:tcPr>
-            <w:cnfStyle w:val="000000000000" w:firstRow="0" w:lastRow="0" w:firstColumn="0" w:lastColumn="0" w:oddVBand="0" w:evenVBand="0" w:oddHBand="0" w:evenHBand="0" w:firstRowFirstColumn="0" w:firstRowLastColumn="0" w:lastRowFirstColumn="0" w:lastRowLastColumn="0"/>
             <w:tcW w:w="4597" w:type="dxa"/>
             <w:shd w:val="clear" w:color="auto" w:fill="365F91" w:themeFill="accent1" w:themeFillShade="BF"/>
-            <w:tcMar/>
           </w:tcPr>
           <w:p>
             <w:pPr>
@@ -588,7 +569,6 @@
           <w:tcPr>
             <w:cnfStyle w:val="001000000000" w:firstRow="0" w:lastRow="0" w:firstColumn="1" w:lastColumn="0" w:oddVBand="0" w:evenVBand="0" w:oddHBand="0" w:evenHBand="0" w:firstRowFirstColumn="0" w:firstRowLastColumn="0" w:lastRowFirstColumn="0" w:lastRowLastColumn="0"/>
             <w:tcW w:w="2132" w:type="dxa"/>
-            <w:tcMar/>
           </w:tcPr>
           <w:p>
             <w:pPr>
@@ -628,9 +608,7 @@
         </w:tc>
         <w:tc>
           <w:tcPr>
-            <w:cnfStyle w:val="000000000000" w:firstRow="0" w:lastRow="0" w:firstColumn="0" w:lastColumn="0" w:oddVBand="0" w:evenVBand="0" w:oddHBand="0" w:evenHBand="0" w:firstRowFirstColumn="0" w:firstRowLastColumn="0" w:lastRowFirstColumn="0" w:lastRowLastColumn="0"/>
             <w:tcW w:w="2490" w:type="dxa"/>
-            <w:tcMar/>
           </w:tcPr>
           <w:p>
             <w:pPr>
@@ -652,9 +630,7 @@
         </w:tc>
         <w:tc>
           <w:tcPr>
-            <w:cnfStyle w:val="000000000000" w:firstRow="0" w:lastRow="0" w:firstColumn="0" w:lastColumn="0" w:oddVBand="0" w:evenVBand="0" w:oddHBand="0" w:evenHBand="0" w:firstRowFirstColumn="0" w:firstRowLastColumn="0" w:lastRowFirstColumn="0" w:lastRowLastColumn="0"/>
             <w:tcW w:w="4597" w:type="dxa"/>
-            <w:tcMar/>
           </w:tcPr>
           <w:p>
             <w:pPr>
@@ -680,7 +656,6 @@
           <w:tcPr>
             <w:cnfStyle w:val="001000000000" w:firstRow="0" w:lastRow="0" w:firstColumn="1" w:lastColumn="0" w:oddVBand="0" w:evenVBand="0" w:oddHBand="0" w:evenHBand="0" w:firstRowFirstColumn="0" w:firstRowLastColumn="0" w:lastRowFirstColumn="0" w:lastRowLastColumn="0"/>
             <w:tcW w:w="2132" w:type="dxa"/>
-            <w:tcMar/>
           </w:tcPr>
           <w:p>
             <w:pPr>
@@ -698,9 +673,7 @@
         </w:tc>
         <w:tc>
           <w:tcPr>
-            <w:cnfStyle w:val="000000000000" w:firstRow="0" w:lastRow="0" w:firstColumn="0" w:lastColumn="0" w:oddVBand="0" w:evenVBand="0" w:oddHBand="0" w:evenHBand="0" w:firstRowFirstColumn="0" w:firstRowLastColumn="0" w:lastRowFirstColumn="0" w:lastRowLastColumn="0"/>
             <w:tcW w:w="2490" w:type="dxa"/>
-            <w:tcMar/>
           </w:tcPr>
           <w:p>
             <w:pPr>
@@ -722,9 +695,7 @@
         </w:tc>
         <w:tc>
           <w:tcPr>
-            <w:cnfStyle w:val="000000000000" w:firstRow="0" w:lastRow="0" w:firstColumn="0" w:lastColumn="0" w:oddVBand="0" w:evenVBand="0" w:oddHBand="0" w:evenHBand="0" w:firstRowFirstColumn="0" w:firstRowLastColumn="0" w:lastRowFirstColumn="0" w:lastRowLastColumn="0"/>
             <w:tcW w:w="4597" w:type="dxa"/>
-            <w:tcMar/>
           </w:tcPr>
           <w:p>
             <w:pPr>
@@ -746,7 +717,6 @@
           <w:tcPr>
             <w:cnfStyle w:val="001000000000" w:firstRow="0" w:lastRow="0" w:firstColumn="1" w:lastColumn="0" w:oddVBand="0" w:evenVBand="0" w:oddHBand="0" w:evenHBand="0" w:firstRowFirstColumn="0" w:firstRowLastColumn="0" w:lastRowFirstColumn="0" w:lastRowLastColumn="0"/>
             <w:tcW w:w="2132" w:type="dxa"/>
-            <w:tcMar/>
           </w:tcPr>
           <w:p>
             <w:pPr>
@@ -777,9 +747,7 @@
         </w:tc>
         <w:tc>
           <w:tcPr>
-            <w:cnfStyle w:val="000000000000" w:firstRow="0" w:lastRow="0" w:firstColumn="0" w:lastColumn="0" w:oddVBand="0" w:evenVBand="0" w:oddHBand="0" w:evenHBand="0" w:firstRowFirstColumn="0" w:firstRowLastColumn="0" w:lastRowFirstColumn="0" w:lastRowLastColumn="0"/>
             <w:tcW w:w="2490" w:type="dxa"/>
-            <w:tcMar/>
           </w:tcPr>
           <w:p>
             <w:pPr>
@@ -801,9 +769,7 @@
         </w:tc>
         <w:tc>
           <w:tcPr>
-            <w:cnfStyle w:val="000000000000" w:firstRow="0" w:lastRow="0" w:firstColumn="0" w:lastColumn="0" w:oddVBand="0" w:evenVBand="0" w:oddHBand="0" w:evenHBand="0" w:firstRowFirstColumn="0" w:firstRowLastColumn="0" w:lastRowFirstColumn="0" w:lastRowLastColumn="0"/>
             <w:tcW w:w="4597" w:type="dxa"/>
-            <w:tcMar/>
           </w:tcPr>
           <w:p>
             <w:pPr>
@@ -819,21 +785,7 @@
                 <w:sz w:val="28"/>
                 <w:szCs w:val="28"/>
               </w:rPr>
-              <w:t xml:space="preserve">Competitive Analysis + </w:t>
-            </w:r>
-            <w:r>
-              <w:rPr>
-                <w:sz w:val="28"/>
-                <w:szCs w:val="28"/>
-              </w:rPr>
-              <w:t>Required and Extra Functionality</w:t>
-            </w:r>
-            <w:r>
-              <w:rPr>
-                <w:sz w:val="28"/>
-                <w:szCs w:val="28"/>
-              </w:rPr>
-              <w:t xml:space="preserve"> + Wireframe (Home page, Club Offering Page)</w:t>
+              <w:t>Competitive Analysis + Required and Extra Functionality + Wireframe (Home page, Club Offering Page)</w:t>
             </w:r>
           </w:p>
           <w:p>
@@ -853,7 +805,6 @@
           <w:tcPr>
             <w:cnfStyle w:val="001000000000" w:firstRow="0" w:lastRow="0" w:firstColumn="1" w:lastColumn="0" w:oddVBand="0" w:evenVBand="0" w:oddHBand="0" w:evenHBand="0" w:firstRowFirstColumn="0" w:firstRowLastColumn="0" w:lastRowFirstColumn="0" w:lastRowLastColumn="0"/>
             <w:tcW w:w="2132" w:type="dxa"/>
-            <w:tcMar/>
           </w:tcPr>
           <w:p>
             <w:pPr>
@@ -871,9 +822,7 @@
         </w:tc>
         <w:tc>
           <w:tcPr>
-            <w:cnfStyle w:val="000000000000" w:firstRow="0" w:lastRow="0" w:firstColumn="0" w:lastColumn="0" w:oddVBand="0" w:evenVBand="0" w:oddHBand="0" w:evenHBand="0" w:firstRowFirstColumn="0" w:firstRowLastColumn="0" w:lastRowFirstColumn="0" w:lastRowLastColumn="0"/>
             <w:tcW w:w="2490" w:type="dxa"/>
-            <w:tcMar/>
           </w:tcPr>
           <w:p>
             <w:pPr>
@@ -895,10 +844,8 @@
         </w:tc>
         <w:tc>
           <w:tcPr>
-            <w:cnfStyle w:val="000000000000" w:firstRow="0" w:lastRow="0" w:firstColumn="0" w:lastColumn="0" w:oddVBand="0" w:evenVBand="0" w:oddHBand="0" w:evenHBand="0" w:firstRowFirstColumn="0" w:firstRowLastColumn="0" w:lastRowFirstColumn="0" w:lastRowLastColumn="0"/>
             <w:tcW w:w="4597" w:type="dxa"/>
             <w:shd w:val="clear" w:color="auto" w:fill="FFFFFF" w:themeFill="background1"/>
-            <w:tcMar/>
           </w:tcPr>
           <w:p>
             <w:pPr>
@@ -940,16 +887,7 @@
         </w:tc>
       </w:tr>
     </w:tbl>
-    <w:p>
-      <w:pPr>
-        <w:pStyle w:val="Normal"/>
-        <w:suppressLineNumbers w:val="0"/>
-        <w:bidi w:val="0"/>
-        <w:spacing w:before="0" w:beforeAutospacing="off" w:after="80" w:afterAutospacing="off" w:line="276" w:lineRule="auto"/>
-        <w:ind w:left="0" w:right="0"/>
-        <w:jc w:val="left"/>
-      </w:pPr>
-    </w:p>
+    <w:p/>
     <w:p>
       <w:r>
         <w:br w:type="page"/>
@@ -984,21 +922,21 @@
             <w:pPr>
               <w:spacing w:after="0"/>
               <w:rPr>
-                <w:b w:val="1"/>
-                <w:bCs w:val="1"/>
-                <w:color w:val="FFFFFF" w:themeColor="background1" w:themeTint="FF" w:themeShade="FF"/>
+                <w:b/>
+                <w:bCs/>
+                <w:color w:val="FFFFFF" w:themeColor="background1"/>
                 <w:sz w:val="20"/>
                 <w:szCs w:val="20"/>
               </w:rPr>
             </w:pPr>
             <w:r>
               <w:rPr>
-                <w:b w:val="1"/>
-                <w:bCs w:val="1"/>
-                <w:color w:val="FFFFFF" w:themeColor="background1" w:themeTint="FF" w:themeShade="FF"/>
+                <w:b/>
+                <w:bCs/>
+                <w:color w:val="FFFFFF" w:themeColor="background1"/>
                 <w:sz w:val="22"/>
-                <w:szCs w:val="22"/>
-              </w:rPr>
+              </w:rPr>
+              <w:lastRenderedPageBreak/>
               <w:t>Part A — Website Planning</w:t>
             </w:r>
           </w:p>
@@ -1023,16 +961,16 @@
             <w:pPr>
               <w:spacing w:after="0"/>
               <w:rPr>
-                <w:b w:val="1"/>
-                <w:bCs w:val="1"/>
+                <w:b/>
+                <w:bCs/>
                 <w:sz w:val="16"/>
                 <w:szCs w:val="16"/>
               </w:rPr>
             </w:pPr>
             <w:r>
               <w:rPr>
-                <w:b w:val="1"/>
-                <w:bCs w:val="1"/>
+                <w:b/>
+                <w:bCs/>
                 <w:sz w:val="18"/>
                 <w:szCs w:val="18"/>
               </w:rPr>
@@ -1067,140 +1005,23 @@
                 <w:sz w:val="18"/>
                 <w:szCs w:val="18"/>
               </w:rPr>
-              <w:t xml:space="preserve">Khayt is a fashion club website that introduces the club, </w:t>
-            </w:r>
+              <w:t xml:space="preserve">Khayt is a fashion club website that introduces the club, showcases its workshops, classes, and experiences, and allows members to explore offerings, request participation, and share feedback about completed experiences. Khayt believes fashion is a thread that connects skill, creativity, and community. The club helps members learn practical skills such as sewing, styling, and design, express their creativity, and discover their personal identity through fashion. Khayt also promotes sustainable fashion by encouraging reuse and </w:t>
+            </w:r>
+            <w:proofErr w:type="gramStart"/>
             <w:r>
               <w:rPr>
                 <w:sz w:val="18"/>
                 <w:szCs w:val="18"/>
               </w:rPr>
-              <w:t>showcases</w:t>
-            </w:r>
+              <w:t>upcycling, and</w:t>
+            </w:r>
+            <w:proofErr w:type="gramEnd"/>
             <w:r>
               <w:rPr>
                 <w:sz w:val="18"/>
                 <w:szCs w:val="18"/>
               </w:rPr>
-              <w:t xml:space="preserve"> its </w:t>
-            </w:r>
-            <w:r>
-              <w:rPr>
-                <w:sz w:val="18"/>
-                <w:szCs w:val="18"/>
-              </w:rPr>
-              <w:t xml:space="preserve">workshops, classes, and experiences, and allows members to explore </w:t>
-            </w:r>
-            <w:r>
-              <w:rPr>
-                <w:sz w:val="18"/>
-                <w:szCs w:val="18"/>
-              </w:rPr>
-              <w:t xml:space="preserve">offerings, request participation, and share feedback about completed </w:t>
-            </w:r>
-            <w:r>
-              <w:rPr>
-                <w:sz w:val="18"/>
-                <w:szCs w:val="18"/>
-              </w:rPr>
-              <w:t xml:space="preserve">experiences. </w:t>
-            </w:r>
-            <w:r>
-              <w:rPr>
-                <w:sz w:val="18"/>
-                <w:szCs w:val="18"/>
-              </w:rPr>
-              <w:t xml:space="preserve">Khayt believes fashion is a thread that connects skill, creativity, and </w:t>
-            </w:r>
-            <w:r>
-              <w:rPr>
-                <w:sz w:val="18"/>
-                <w:szCs w:val="18"/>
-              </w:rPr>
-              <w:t xml:space="preserve">community. The club helps members learn practical skills such as sewing, </w:t>
-            </w:r>
-            <w:r>
-              <w:rPr>
-                <w:sz w:val="18"/>
-                <w:szCs w:val="18"/>
-              </w:rPr>
-              <w:t xml:space="preserve">styling, and design, </w:t>
-            </w:r>
-            <w:r>
-              <w:rPr>
-                <w:sz w:val="18"/>
-                <w:szCs w:val="18"/>
-              </w:rPr>
-              <w:t>express</w:t>
-            </w:r>
-            <w:r>
-              <w:rPr>
-                <w:sz w:val="18"/>
-                <w:szCs w:val="18"/>
-              </w:rPr>
-              <w:t xml:space="preserve"> their creativity, and </w:t>
-            </w:r>
-            <w:r>
-              <w:rPr>
-                <w:sz w:val="18"/>
-                <w:szCs w:val="18"/>
-              </w:rPr>
-              <w:t>discover</w:t>
-            </w:r>
-            <w:r>
-              <w:rPr>
-                <w:sz w:val="18"/>
-                <w:szCs w:val="18"/>
-              </w:rPr>
-              <w:t xml:space="preserve"> </w:t>
-            </w:r>
-            <w:r>
-              <w:rPr>
-                <w:sz w:val="18"/>
-                <w:szCs w:val="18"/>
-              </w:rPr>
-              <w:t xml:space="preserve">their </w:t>
-            </w:r>
-            <w:r>
-              <w:rPr>
-                <w:sz w:val="18"/>
-                <w:szCs w:val="18"/>
-              </w:rPr>
-              <w:t>personal</w:t>
-            </w:r>
-            <w:r>
-              <w:rPr>
-                <w:sz w:val="18"/>
-                <w:szCs w:val="18"/>
-              </w:rPr>
-              <w:t xml:space="preserve"> identity through fashion. Khayt also promotes sustainable </w:t>
-            </w:r>
-            <w:r>
-              <w:rPr>
-                <w:sz w:val="18"/>
-                <w:szCs w:val="18"/>
-              </w:rPr>
-              <w:t xml:space="preserve">fashion by encouraging reuse and </w:t>
-            </w:r>
-            <w:r>
-              <w:rPr>
-                <w:sz w:val="18"/>
-                <w:szCs w:val="18"/>
-              </w:rPr>
-              <w:t>upcycling, and</w:t>
-            </w:r>
-            <w:r>
-              <w:rPr>
-                <w:sz w:val="18"/>
-                <w:szCs w:val="18"/>
-              </w:rPr>
-              <w:t xml:space="preserve"> builds a supportive </w:t>
-            </w:r>
-            <w:r>
-              <w:rPr>
-                <w:sz w:val="18"/>
-                <w:szCs w:val="18"/>
-              </w:rPr>
-              <w:t>community where every member's story is valued.</w:t>
+              <w:t xml:space="preserve"> builds a supportive community where every member's story is valued.</w:t>
             </w:r>
           </w:p>
         </w:tc>
@@ -1210,542 +1031,6 @@
       <w:pPr>
         <w:spacing w:after="0"/>
         <w:rPr>
-          <w:sz w:val="18"/>
-          <w:szCs w:val="18"/>
-        </w:rPr>
-      </w:pPr>
-    </w:p>
-    <w:tbl>
-      <w:tblPr>
-        <w:tblW w:w="0" w:type="auto"/>
-        <w:jc w:val="center"/>
-        <w:tblLayout w:type="fixed"/>
-        <w:tblLook w:val="04A0" w:firstRow="1" w:lastRow="0" w:firstColumn="1" w:lastColumn="0" w:noHBand="0" w:noVBand="1"/>
-      </w:tblPr>
-      <w:tblGrid>
-        <w:gridCol w:w="9936"/>
-      </w:tblGrid>
-      <w:tr>
-        <w:trPr/>
-        <w:tc>
-          <w:tcPr>
-            <w:tcW w:w="9936" w:type="dxa"/>
-            <w:shd w:val="clear" w:color="auto" w:fill="D9EAF7"/>
-            <w:tcMar>
-              <w:top w:w="55" w:type="dxa"/>
-              <w:left w:w="100" w:type="dxa"/>
-              <w:bottom w:w="55" w:type="dxa"/>
-              <w:right w:w="100" w:type="dxa"/>
-            </w:tcMar>
-          </w:tcPr>
-          <w:p>
-            <w:pPr>
-              <w:spacing w:after="0"/>
-              <w:rPr>
-                <w:b w:val="1"/>
-                <w:bCs w:val="1"/>
-                <w:sz w:val="16"/>
-                <w:szCs w:val="16"/>
-              </w:rPr>
-            </w:pPr>
-            <w:r>
-              <w:rPr>
-                <w:b w:val="1"/>
-                <w:bCs w:val="1"/>
-                <w:sz w:val="18"/>
-                <w:szCs w:val="18"/>
-              </w:rPr>
-              <w:t xml:space="preserve">2. Site Audience </w:t>
-            </w:r>
-          </w:p>
-        </w:tc>
-      </w:tr>
-      <w:tr>
-        <w:trPr/>
-        <w:tc>
-          <w:tcPr>
-            <w:tcW w:w="9936" w:type="dxa"/>
-            <w:tcMar>
-              <w:top w:w="80" w:type="dxa"/>
-              <w:left w:w="100" w:type="dxa"/>
-              <w:bottom w:w="80" w:type="dxa"/>
-              <w:right w:w="100" w:type="dxa"/>
-            </w:tcMar>
-          </w:tcPr>
-          <w:p>
-            <w:pPr>
-              <w:rPr>
-                <w:sz w:val="16"/>
-                <w:szCs w:val="16"/>
-              </w:rPr>
-            </w:pPr>
-            <w:r>
-              <w:rPr>
-                <w:sz w:val="18"/>
-                <w:szCs w:val="18"/>
-              </w:rPr>
-              <w:t>The website is intended for fashion enthusiasts who want to explore s</w:t>
-            </w:r>
-            <w:r>
-              <w:rPr>
-                <w:sz w:val="18"/>
-                <w:szCs w:val="18"/>
-              </w:rPr>
-              <w:t xml:space="preserve">tyling, design, and current trends; beginners who want to learn </w:t>
-            </w:r>
-            <w:r>
-              <w:rPr>
-                <w:sz w:val="18"/>
-                <w:szCs w:val="18"/>
-              </w:rPr>
-              <w:t xml:space="preserve">practical skills such as sewing and outfit coordination; university </w:t>
-            </w:r>
-            <w:r>
-              <w:rPr>
-                <w:sz w:val="18"/>
-                <w:szCs w:val="18"/>
-              </w:rPr>
-              <w:t>students and young adults looking for a creative hobby and a community t</w:t>
-            </w:r>
-            <w:r>
-              <w:rPr>
-                <w:sz w:val="18"/>
-                <w:szCs w:val="18"/>
-              </w:rPr>
-              <w:t xml:space="preserve">o </w:t>
-            </w:r>
-            <w:r>
-              <w:rPr>
-                <w:sz w:val="18"/>
-                <w:szCs w:val="18"/>
-              </w:rPr>
-              <w:t>belong</w:t>
-            </w:r>
-            <w:r>
-              <w:rPr>
-                <w:sz w:val="18"/>
-                <w:szCs w:val="18"/>
-              </w:rPr>
-              <w:t xml:space="preserve"> to; sustainability-minded individuals interested in </w:t>
-            </w:r>
-            <w:r>
-              <w:rPr>
-                <w:sz w:val="18"/>
-                <w:szCs w:val="18"/>
-              </w:rPr>
-              <w:t xml:space="preserve">upcycling and reducing textile waste; and designers, tailors, and </w:t>
-            </w:r>
-            <w:r>
-              <w:rPr>
-                <w:sz w:val="18"/>
-                <w:szCs w:val="18"/>
-              </w:rPr>
-              <w:t xml:space="preserve">stylists who want to lead workshops and share their </w:t>
-            </w:r>
-            <w:r>
-              <w:rPr>
-                <w:sz w:val="18"/>
-                <w:szCs w:val="18"/>
-              </w:rPr>
-              <w:t>expertise</w:t>
-            </w:r>
-            <w:r>
-              <w:rPr>
-                <w:sz w:val="18"/>
-                <w:szCs w:val="18"/>
-              </w:rPr>
-              <w:t>.</w:t>
-            </w:r>
-          </w:p>
-        </w:tc>
-      </w:tr>
-      <w:tr>
-        <w:trPr/>
-        <w:tc>
-          <w:tcPr>
-            <w:tcW w:w="9936" w:type="dxa"/>
-            <w:shd w:val="clear" w:color="auto" w:fill="D9EAF7"/>
-            <w:tcMar>
-              <w:top w:w="55" w:type="dxa"/>
-              <w:left w:w="100" w:type="dxa"/>
-              <w:bottom w:w="55" w:type="dxa"/>
-              <w:right w:w="100" w:type="dxa"/>
-            </w:tcMar>
-          </w:tcPr>
-          <w:p>
-            <w:pPr>
-              <w:spacing w:after="0"/>
-              <w:rPr>
-                <w:b w:val="1"/>
-                <w:bCs w:val="1"/>
-                <w:sz w:val="18"/>
-                <w:szCs w:val="18"/>
-              </w:rPr>
-            </w:pPr>
-            <w:r>
-              <w:rPr>
-                <w:b w:val="1"/>
-                <w:bCs w:val="1"/>
-                <w:sz w:val="18"/>
-                <w:szCs w:val="18"/>
-              </w:rPr>
-              <w:t>3. Required Functionalities</w:t>
-            </w:r>
-          </w:p>
-        </w:tc>
-      </w:tr>
-      <w:tr>
-        <w:trPr/>
-        <w:tc>
-          <w:tcPr>
-            <w:tcW w:w="9936" w:type="dxa"/>
-            <w:tcMar>
-              <w:top w:w="80" w:type="dxa"/>
-              <w:left w:w="100" w:type="dxa"/>
-              <w:bottom w:w="80" w:type="dxa"/>
-              <w:right w:w="100" w:type="dxa"/>
-            </w:tcMar>
-          </w:tcPr>
-          <w:p>
-            <w:pPr>
-              <w:rPr>
-                <w:sz w:val="18"/>
-                <w:szCs w:val="18"/>
-              </w:rPr>
-            </w:pPr>
-          </w:p>
-          <w:p>
-            <w:pPr>
-              <w:pStyle w:val="Normal"/>
-              <w:rPr>
-                <w:b w:val="1"/>
-                <w:bCs w:val="1"/>
-                <w:sz w:val="18"/>
-                <w:szCs w:val="18"/>
-              </w:rPr>
-            </w:pPr>
-            <w:r>
-              <w:rPr>
-                <w:b w:val="1"/>
-                <w:bCs w:val="1"/>
-                <w:sz w:val="18"/>
-                <w:szCs w:val="18"/>
-              </w:rPr>
-              <w:t>The Club Manager shall be able to:</w:t>
-            </w:r>
-          </w:p>
-          <w:p>
-            <w:pPr>
-              <w:pStyle w:val="Normal"/>
-              <w:rPr>
-                <w:sz w:val="16"/>
-                <w:szCs w:val="16"/>
-              </w:rPr>
-            </w:pPr>
-            <w:r>
-              <w:rPr>
-                <w:sz w:val="18"/>
-                <w:szCs w:val="18"/>
-              </w:rPr>
-              <w:t>- View a list of all offerings they have added</w:t>
-            </w:r>
-          </w:p>
-          <w:p>
-            <w:pPr>
-              <w:pStyle w:val="Normal"/>
-              <w:rPr>
-                <w:sz w:val="16"/>
-                <w:szCs w:val="16"/>
-              </w:rPr>
-            </w:pPr>
-            <w:r>
-              <w:rPr>
-                <w:sz w:val="18"/>
-                <w:szCs w:val="18"/>
-              </w:rPr>
-              <w:t>- Add a new offering by entering...</w:t>
-            </w:r>
-          </w:p>
-          <w:p>
-            <w:pPr>
-              <w:pStyle w:val="Normal"/>
-              <w:rPr>
-                <w:sz w:val="16"/>
-                <w:szCs w:val="16"/>
-              </w:rPr>
-            </w:pPr>
-            <w:r>
-              <w:rPr>
-                <w:sz w:val="18"/>
-                <w:szCs w:val="18"/>
-              </w:rPr>
-              <w:t>- View the list of activity leaders and instructors</w:t>
-            </w:r>
-          </w:p>
-          <w:p>
-            <w:pPr>
-              <w:pStyle w:val="Normal"/>
-              <w:rPr>
-                <w:sz w:val="16"/>
-                <w:szCs w:val="16"/>
-              </w:rPr>
-            </w:pPr>
-            <w:r>
-              <w:rPr>
-                <w:sz w:val="18"/>
-                <w:szCs w:val="18"/>
-              </w:rPr>
-              <w:t>- Add new activity leader/instructor</w:t>
-            </w:r>
-          </w:p>
-          <w:p>
-            <w:pPr>
-              <w:pStyle w:val="Normal"/>
-              <w:rPr>
-                <w:sz w:val="16"/>
-                <w:szCs w:val="16"/>
-              </w:rPr>
-            </w:pPr>
-            <w:r>
-              <w:rPr>
-                <w:sz w:val="18"/>
-                <w:szCs w:val="18"/>
-              </w:rPr>
-              <w:t xml:space="preserve">- Select and </w:t>
-            </w:r>
-            <w:r>
-              <w:rPr>
-                <w:sz w:val="18"/>
-                <w:szCs w:val="18"/>
-              </w:rPr>
-              <w:t>delete</w:t>
-            </w:r>
-            <w:r>
-              <w:rPr>
-                <w:sz w:val="18"/>
-                <w:szCs w:val="18"/>
-              </w:rPr>
-              <w:t xml:space="preserve"> activity leaders</w:t>
-            </w:r>
-          </w:p>
-          <w:p>
-            <w:pPr>
-              <w:pStyle w:val="Normal"/>
-              <w:rPr>
-                <w:b w:val="1"/>
-                <w:bCs w:val="1"/>
-                <w:sz w:val="18"/>
-                <w:szCs w:val="18"/>
-              </w:rPr>
-            </w:pPr>
-            <w:r>
-              <w:rPr>
-                <w:b w:val="1"/>
-                <w:bCs w:val="1"/>
-                <w:sz w:val="18"/>
-                <w:szCs w:val="18"/>
-              </w:rPr>
-              <w:t>The Club Member shall be able to:</w:t>
-            </w:r>
-          </w:p>
-          <w:p>
-            <w:pPr>
-              <w:pStyle w:val="Normal"/>
-              <w:rPr>
-                <w:sz w:val="16"/>
-                <w:szCs w:val="16"/>
-              </w:rPr>
-            </w:pPr>
-            <w:r>
-              <w:rPr>
-                <w:sz w:val="18"/>
-                <w:szCs w:val="18"/>
-              </w:rPr>
-              <w:t>- Browse the home page and view offerings</w:t>
-            </w:r>
-          </w:p>
-          <w:p>
-            <w:pPr>
-              <w:pStyle w:val="Normal"/>
-              <w:rPr>
-                <w:sz w:val="16"/>
-                <w:szCs w:val="16"/>
-              </w:rPr>
-            </w:pPr>
-            <w:r>
-              <w:rPr>
-                <w:sz w:val="18"/>
-                <w:szCs w:val="18"/>
-              </w:rPr>
-              <w:t>- View the complete catalogue</w:t>
-            </w:r>
-          </w:p>
-          <w:p>
-            <w:pPr>
-              <w:pStyle w:val="Normal"/>
-              <w:rPr>
-                <w:sz w:val="16"/>
-                <w:szCs w:val="16"/>
-              </w:rPr>
-            </w:pPr>
-            <w:r>
-              <w:rPr>
-                <w:sz w:val="18"/>
-                <w:szCs w:val="18"/>
-              </w:rPr>
-              <w:t>- Sort offerings by name and price</w:t>
-            </w:r>
-          </w:p>
-          <w:p>
-            <w:pPr>
-              <w:pStyle w:val="Normal"/>
-              <w:rPr>
-                <w:sz w:val="16"/>
-                <w:szCs w:val="16"/>
-              </w:rPr>
-            </w:pPr>
-            <w:r>
-              <w:rPr>
-                <w:sz w:val="18"/>
-                <w:szCs w:val="18"/>
-              </w:rPr>
-              <w:t>- View their previous participation requests</w:t>
-            </w:r>
-          </w:p>
-          <w:p>
-            <w:pPr>
-              <w:pStyle w:val="Normal"/>
-              <w:rPr>
-                <w:sz w:val="16"/>
-                <w:szCs w:val="16"/>
-              </w:rPr>
-            </w:pPr>
-            <w:r>
-              <w:rPr>
-                <w:sz w:val="18"/>
-                <w:szCs w:val="18"/>
-              </w:rPr>
-              <w:t>- Submit a request to join an offering</w:t>
-            </w:r>
-          </w:p>
-          <w:p>
-            <w:pPr>
-              <w:pStyle w:val="Normal"/>
-              <w:rPr>
-                <w:sz w:val="16"/>
-                <w:szCs w:val="16"/>
-              </w:rPr>
-            </w:pPr>
-            <w:r>
-              <w:rPr>
-                <w:sz w:val="18"/>
-                <w:szCs w:val="18"/>
-              </w:rPr>
-              <w:t>- Evaluate a completed offering</w:t>
-            </w:r>
-          </w:p>
-          <w:p>
-            <w:pPr>
-              <w:pStyle w:val="Normal"/>
-              <w:rPr>
-                <w:sz w:val="16"/>
-                <w:szCs w:val="16"/>
-              </w:rPr>
-            </w:pPr>
-            <w:r>
-              <w:rPr>
-                <w:sz w:val="18"/>
-                <w:szCs w:val="18"/>
-              </w:rPr>
-              <w:t>- View activity leader profiles</w:t>
-            </w:r>
-          </w:p>
-          <w:p>
-            <w:pPr>
-              <w:pStyle w:val="Normal"/>
-              <w:rPr>
-                <w:b w:val="1"/>
-                <w:bCs w:val="1"/>
-                <w:sz w:val="18"/>
-                <w:szCs w:val="18"/>
-              </w:rPr>
-            </w:pPr>
-            <w:r>
-              <w:rPr>
-                <w:b w:val="1"/>
-                <w:bCs w:val="1"/>
-                <w:sz w:val="18"/>
-                <w:szCs w:val="18"/>
-              </w:rPr>
-              <w:t>Activity Leaders and Instructors:</w:t>
-            </w:r>
-          </w:p>
-          <w:p>
-            <w:pPr>
-              <w:pStyle w:val="Normal"/>
-              <w:rPr>
-                <w:sz w:val="16"/>
-                <w:szCs w:val="16"/>
-              </w:rPr>
-            </w:pPr>
-            <w:r>
-              <w:rPr>
-                <w:sz w:val="18"/>
-                <w:szCs w:val="18"/>
-              </w:rPr>
-              <w:t>- Are presented on the About Us page</w:t>
-            </w:r>
-          </w:p>
-          <w:p>
-            <w:pPr>
-              <w:pStyle w:val="Normal"/>
-              <w:rPr>
-                <w:sz w:val="16"/>
-                <w:szCs w:val="16"/>
-              </w:rPr>
-            </w:pPr>
-            <w:r>
-              <w:rPr>
-                <w:sz w:val="18"/>
-                <w:szCs w:val="18"/>
-              </w:rPr>
-              <w:t>- Have a dedicated profile page</w:t>
-            </w:r>
-          </w:p>
-        </w:tc>
-      </w:tr>
-      <w:tr>
-        <w:trPr>
-          <w:trHeight w:val="300"/>
-        </w:trPr>
-        <w:tc>
-          <w:tcPr>
-            <w:tcW w:w="9936" w:type="dxa"/>
-            <w:tcMar>
-              <w:top w:w="80" w:type="dxa"/>
-              <w:left w:w="100" w:type="dxa"/>
-              <w:bottom w:w="80" w:type="dxa"/>
-              <w:right w:w="100" w:type="dxa"/>
-            </w:tcMar>
-          </w:tcPr>
-          <w:p>
-            <w:pPr>
-              <w:pStyle w:val="Normal"/>
-              <w:rPr>
-                <w:sz w:val="18"/>
-                <w:szCs w:val="18"/>
-              </w:rPr>
-            </w:pPr>
-          </w:p>
-        </w:tc>
-      </w:tr>
-    </w:tbl>
-    <w:p>
-      <w:pPr>
-        <w:pStyle w:val="Normal"/>
-        <w:rPr>
-          <w:b w:val="1"/>
-          <w:bCs w:val="1"/>
           <w:sz w:val="18"/>
           <w:szCs w:val="18"/>
         </w:rPr>
@@ -1780,20 +1065,20 @@
             <w:pPr>
               <w:spacing w:after="0"/>
               <w:rPr>
-                <w:b w:val="1"/>
-                <w:bCs w:val="1"/>
+                <w:b/>
+                <w:bCs/>
                 <w:sz w:val="16"/>
                 <w:szCs w:val="16"/>
               </w:rPr>
             </w:pPr>
             <w:r>
               <w:rPr>
-                <w:b w:val="1"/>
-                <w:bCs w:val="1"/>
+                <w:b/>
+                <w:bCs/>
                 <w:sz w:val="18"/>
                 <w:szCs w:val="18"/>
               </w:rPr>
-              <w:t>4. Extra Functionalities</w:t>
+              <w:t xml:space="preserve">2. Site Audience </w:t>
             </w:r>
           </w:p>
         </w:tc>
@@ -1815,6 +1100,469 @@
           <w:p>
             <w:pPr>
               <w:rPr>
+                <w:sz w:val="16"/>
+                <w:szCs w:val="16"/>
+              </w:rPr>
+            </w:pPr>
+            <w:r>
+              <w:rPr>
+                <w:sz w:val="18"/>
+                <w:szCs w:val="18"/>
+              </w:rPr>
+              <w:t>The website is intended for fashion enthusiasts who want to explore styling, design, and current trends; beginners who want to learn practical skills such as sewing and outfit coordination; university students and young adults looking for a creative hobby and a community to belong to; sustainability-minded individuals interested in upcycling and reducing textile waste; and designers, tailors, and stylists who want to lead workshops and share their expertise</w:t>
+            </w:r>
+            <w:r>
+              <w:rPr>
+                <w:sz w:val="18"/>
+                <w:szCs w:val="18"/>
+              </w:rPr>
+              <w:t>, and club managers who oversee and organize club activities and offerings</w:t>
+            </w:r>
+            <w:r>
+              <w:rPr>
+                <w:sz w:val="18"/>
+                <w:szCs w:val="18"/>
+              </w:rPr>
+              <w:t>.</w:t>
+            </w:r>
+          </w:p>
+        </w:tc>
+      </w:tr>
+      <w:tr>
+        <w:trPr>
+          <w:jc w:val="center"/>
+        </w:trPr>
+        <w:tc>
+          <w:tcPr>
+            <w:tcW w:w="9936" w:type="dxa"/>
+            <w:shd w:val="clear" w:color="auto" w:fill="D9EAF7"/>
+            <w:tcMar>
+              <w:top w:w="55" w:type="dxa"/>
+              <w:left w:w="100" w:type="dxa"/>
+              <w:bottom w:w="55" w:type="dxa"/>
+              <w:right w:w="100" w:type="dxa"/>
+            </w:tcMar>
+          </w:tcPr>
+          <w:p>
+            <w:pPr>
+              <w:spacing w:after="0"/>
+              <w:rPr>
+                <w:b/>
+                <w:bCs/>
+                <w:sz w:val="18"/>
+                <w:szCs w:val="18"/>
+              </w:rPr>
+            </w:pPr>
+            <w:r>
+              <w:rPr>
+                <w:b/>
+                <w:bCs/>
+                <w:sz w:val="18"/>
+                <w:szCs w:val="18"/>
+              </w:rPr>
+              <w:t>3. Required Functionalities</w:t>
+            </w:r>
+          </w:p>
+        </w:tc>
+      </w:tr>
+      <w:tr>
+        <w:trPr>
+          <w:jc w:val="center"/>
+        </w:trPr>
+        <w:tc>
+          <w:tcPr>
+            <w:tcW w:w="9936" w:type="dxa"/>
+            <w:tcMar>
+              <w:top w:w="80" w:type="dxa"/>
+              <w:left w:w="100" w:type="dxa"/>
+              <w:bottom w:w="80" w:type="dxa"/>
+              <w:right w:w="100" w:type="dxa"/>
+            </w:tcMar>
+          </w:tcPr>
+          <w:p>
+            <w:pPr>
+              <w:rPr>
+                <w:sz w:val="18"/>
+                <w:szCs w:val="18"/>
+              </w:rPr>
+            </w:pPr>
+          </w:p>
+          <w:p>
+            <w:pPr>
+              <w:rPr>
+                <w:b/>
+                <w:bCs/>
+                <w:sz w:val="18"/>
+                <w:szCs w:val="18"/>
+              </w:rPr>
+            </w:pPr>
+            <w:r>
+              <w:rPr>
+                <w:b/>
+                <w:bCs/>
+                <w:sz w:val="18"/>
+                <w:szCs w:val="18"/>
+              </w:rPr>
+              <w:t>The Club Manager shall be able to:</w:t>
+            </w:r>
+          </w:p>
+          <w:p>
+            <w:pPr>
+              <w:rPr>
+                <w:sz w:val="16"/>
+                <w:szCs w:val="16"/>
+              </w:rPr>
+            </w:pPr>
+            <w:r>
+              <w:rPr>
+                <w:sz w:val="18"/>
+                <w:szCs w:val="18"/>
+              </w:rPr>
+              <w:t>- View a list of all offerings they have added</w:t>
+            </w:r>
+          </w:p>
+          <w:p>
+            <w:pPr>
+              <w:rPr>
+                <w:sz w:val="16"/>
+                <w:szCs w:val="16"/>
+              </w:rPr>
+            </w:pPr>
+            <w:r>
+              <w:rPr>
+                <w:sz w:val="18"/>
+                <w:szCs w:val="18"/>
+              </w:rPr>
+              <w:t>- Add a new offering by entering</w:t>
+            </w:r>
+            <w:r>
+              <w:rPr>
+                <w:sz w:val="18"/>
+                <w:szCs w:val="18"/>
+              </w:rPr>
+              <w:t xml:space="preserve"> its title, description, category, price, and schedule details.</w:t>
+            </w:r>
+          </w:p>
+          <w:p>
+            <w:pPr>
+              <w:rPr>
+                <w:sz w:val="16"/>
+                <w:szCs w:val="16"/>
+              </w:rPr>
+            </w:pPr>
+            <w:r>
+              <w:rPr>
+                <w:sz w:val="18"/>
+                <w:szCs w:val="18"/>
+              </w:rPr>
+              <w:t>- View the list of activity leaders and instructors</w:t>
+            </w:r>
+          </w:p>
+          <w:p>
+            <w:pPr>
+              <w:rPr>
+                <w:sz w:val="16"/>
+                <w:szCs w:val="16"/>
+              </w:rPr>
+            </w:pPr>
+            <w:r>
+              <w:rPr>
+                <w:sz w:val="18"/>
+                <w:szCs w:val="18"/>
+              </w:rPr>
+              <w:t>- Add new activity leader/instructor</w:t>
+            </w:r>
+          </w:p>
+          <w:p>
+            <w:pPr>
+              <w:rPr>
+                <w:sz w:val="16"/>
+                <w:szCs w:val="16"/>
+              </w:rPr>
+            </w:pPr>
+            <w:r>
+              <w:rPr>
+                <w:sz w:val="18"/>
+                <w:szCs w:val="18"/>
+              </w:rPr>
+              <w:t>- Select and delete activity leaders</w:t>
+            </w:r>
+          </w:p>
+          <w:p>
+            <w:pPr>
+              <w:rPr>
+                <w:b/>
+                <w:bCs/>
+                <w:sz w:val="18"/>
+                <w:szCs w:val="18"/>
+              </w:rPr>
+            </w:pPr>
+            <w:r>
+              <w:rPr>
+                <w:b/>
+                <w:bCs/>
+                <w:sz w:val="18"/>
+                <w:szCs w:val="18"/>
+              </w:rPr>
+              <w:t>The Club Member shall be able to:</w:t>
+            </w:r>
+          </w:p>
+          <w:p>
+            <w:pPr>
+              <w:rPr>
+                <w:sz w:val="16"/>
+                <w:szCs w:val="16"/>
+              </w:rPr>
+            </w:pPr>
+            <w:r>
+              <w:rPr>
+                <w:sz w:val="18"/>
+                <w:szCs w:val="18"/>
+              </w:rPr>
+              <w:t>- Browse the home page and view offerings</w:t>
+            </w:r>
+          </w:p>
+          <w:p>
+            <w:pPr>
+              <w:rPr>
+                <w:sz w:val="16"/>
+                <w:szCs w:val="16"/>
+              </w:rPr>
+            </w:pPr>
+            <w:r>
+              <w:rPr>
+                <w:sz w:val="18"/>
+                <w:szCs w:val="18"/>
+              </w:rPr>
+              <w:t>- View the complete catalogue</w:t>
+            </w:r>
+          </w:p>
+          <w:p>
+            <w:pPr>
+              <w:rPr>
+                <w:sz w:val="16"/>
+                <w:szCs w:val="16"/>
+              </w:rPr>
+            </w:pPr>
+            <w:r>
+              <w:rPr>
+                <w:sz w:val="18"/>
+                <w:szCs w:val="18"/>
+              </w:rPr>
+              <w:t>- Sort offerings by name and price</w:t>
+            </w:r>
+          </w:p>
+          <w:p>
+            <w:pPr>
+              <w:rPr>
+                <w:sz w:val="16"/>
+                <w:szCs w:val="16"/>
+              </w:rPr>
+            </w:pPr>
+            <w:r>
+              <w:rPr>
+                <w:sz w:val="18"/>
+                <w:szCs w:val="18"/>
+              </w:rPr>
+              <w:t>- View their previous participation requests</w:t>
+            </w:r>
+          </w:p>
+          <w:p>
+            <w:pPr>
+              <w:rPr>
+                <w:sz w:val="16"/>
+                <w:szCs w:val="16"/>
+              </w:rPr>
+            </w:pPr>
+            <w:r>
+              <w:rPr>
+                <w:sz w:val="18"/>
+                <w:szCs w:val="18"/>
+              </w:rPr>
+              <w:t>- Submit a request to join an offering</w:t>
+            </w:r>
+          </w:p>
+          <w:p>
+            <w:pPr>
+              <w:rPr>
+                <w:sz w:val="16"/>
+                <w:szCs w:val="16"/>
+              </w:rPr>
+            </w:pPr>
+            <w:r>
+              <w:rPr>
+                <w:sz w:val="18"/>
+                <w:szCs w:val="18"/>
+              </w:rPr>
+              <w:t>- Evaluate a completed offering</w:t>
+            </w:r>
+          </w:p>
+          <w:p>
+            <w:pPr>
+              <w:rPr>
+                <w:sz w:val="16"/>
+                <w:szCs w:val="16"/>
+              </w:rPr>
+            </w:pPr>
+            <w:r>
+              <w:rPr>
+                <w:sz w:val="18"/>
+                <w:szCs w:val="18"/>
+              </w:rPr>
+              <w:t>- View activity leader profiles</w:t>
+            </w:r>
+          </w:p>
+          <w:p>
+            <w:pPr>
+              <w:rPr>
+                <w:b/>
+                <w:bCs/>
+                <w:sz w:val="18"/>
+                <w:szCs w:val="18"/>
+              </w:rPr>
+            </w:pPr>
+            <w:r>
+              <w:rPr>
+                <w:b/>
+                <w:bCs/>
+                <w:sz w:val="18"/>
+                <w:szCs w:val="18"/>
+              </w:rPr>
+              <w:t>Activity Leaders and Instructors:</w:t>
+            </w:r>
+          </w:p>
+          <w:p>
+            <w:pPr>
+              <w:rPr>
+                <w:sz w:val="16"/>
+                <w:szCs w:val="16"/>
+              </w:rPr>
+            </w:pPr>
+            <w:r>
+              <w:rPr>
+                <w:sz w:val="18"/>
+                <w:szCs w:val="18"/>
+              </w:rPr>
+              <w:t>- Are presented on the About Us page</w:t>
+            </w:r>
+          </w:p>
+          <w:p>
+            <w:pPr>
+              <w:rPr>
+                <w:sz w:val="16"/>
+                <w:szCs w:val="16"/>
+              </w:rPr>
+            </w:pPr>
+            <w:r>
+              <w:rPr>
+                <w:sz w:val="18"/>
+                <w:szCs w:val="18"/>
+              </w:rPr>
+              <w:t>- Have a dedicated profile page</w:t>
+            </w:r>
+          </w:p>
+        </w:tc>
+      </w:tr>
+      <w:tr>
+        <w:trPr>
+          <w:trHeight w:val="300"/>
+          <w:jc w:val="center"/>
+        </w:trPr>
+        <w:tc>
+          <w:tcPr>
+            <w:tcW w:w="9936" w:type="dxa"/>
+            <w:tcMar>
+              <w:top w:w="80" w:type="dxa"/>
+              <w:left w:w="100" w:type="dxa"/>
+              <w:bottom w:w="80" w:type="dxa"/>
+              <w:right w:w="100" w:type="dxa"/>
+            </w:tcMar>
+          </w:tcPr>
+          <w:p>
+            <w:pPr>
+              <w:rPr>
+                <w:sz w:val="18"/>
+                <w:szCs w:val="18"/>
+              </w:rPr>
+            </w:pPr>
+          </w:p>
+        </w:tc>
+      </w:tr>
+    </w:tbl>
+    <w:p>
+      <w:pPr>
+        <w:rPr>
+          <w:b/>
+          <w:bCs/>
+          <w:sz w:val="18"/>
+          <w:szCs w:val="18"/>
+        </w:rPr>
+      </w:pPr>
+    </w:p>
+    <w:tbl>
+      <w:tblPr>
+        <w:tblW w:w="0" w:type="auto"/>
+        <w:jc w:val="center"/>
+        <w:tblLayout w:type="fixed"/>
+        <w:tblLook w:val="04A0" w:firstRow="1" w:lastRow="0" w:firstColumn="1" w:lastColumn="0" w:noHBand="0" w:noVBand="1"/>
+      </w:tblPr>
+      <w:tblGrid>
+        <w:gridCol w:w="9936"/>
+      </w:tblGrid>
+      <w:tr>
+        <w:trPr>
+          <w:jc w:val="center"/>
+        </w:trPr>
+        <w:tc>
+          <w:tcPr>
+            <w:tcW w:w="9936" w:type="dxa"/>
+            <w:shd w:val="clear" w:color="auto" w:fill="D9EAF7"/>
+            <w:tcMar>
+              <w:top w:w="55" w:type="dxa"/>
+              <w:left w:w="100" w:type="dxa"/>
+              <w:bottom w:w="55" w:type="dxa"/>
+              <w:right w:w="100" w:type="dxa"/>
+            </w:tcMar>
+          </w:tcPr>
+          <w:p>
+            <w:pPr>
+              <w:spacing w:after="0"/>
+              <w:rPr>
+                <w:b/>
+                <w:bCs/>
+                <w:sz w:val="16"/>
+                <w:szCs w:val="16"/>
+              </w:rPr>
+            </w:pPr>
+            <w:r>
+              <w:rPr>
+                <w:b/>
+                <w:bCs/>
+                <w:sz w:val="18"/>
+                <w:szCs w:val="18"/>
+              </w:rPr>
+              <w:t>4. Extra Functionalities</w:t>
+            </w:r>
+          </w:p>
+        </w:tc>
+      </w:tr>
+      <w:tr>
+        <w:trPr>
+          <w:jc w:val="center"/>
+        </w:trPr>
+        <w:tc>
+          <w:tcPr>
+            <w:tcW w:w="9936" w:type="dxa"/>
+            <w:tcMar>
+              <w:top w:w="80" w:type="dxa"/>
+              <w:left w:w="100" w:type="dxa"/>
+              <w:bottom w:w="80" w:type="dxa"/>
+              <w:right w:w="100" w:type="dxa"/>
+            </w:tcMar>
+          </w:tcPr>
+          <w:p>
+            <w:pPr>
+              <w:rPr>
                 <w:sz w:val="18"/>
                 <w:szCs w:val="18"/>
               </w:rPr>
@@ -1838,7 +1586,35 @@
                 <w:sz w:val="18"/>
                 <w:szCs w:val="18"/>
               </w:rPr>
-              <w:t>The Club Member shall be able to save an offering to their "Favorites" list to easily return to it later.</w:t>
+              <w:t xml:space="preserve">The Club Member shall be able to save an offering to their </w:t>
+            </w:r>
+            <w:r>
+              <w:rPr>
+                <w:sz w:val="18"/>
+                <w:szCs w:val="18"/>
+              </w:rPr>
+              <w:t>“</w:t>
+            </w:r>
+            <w:r>
+              <w:rPr>
+                <w:sz w:val="18"/>
+                <w:szCs w:val="18"/>
+              </w:rPr>
+              <w:t>Favorites</w:t>
+            </w:r>
+            <w:r>
+              <w:rPr>
+                <w:sz w:val="18"/>
+                <w:szCs w:val="18"/>
+              </w:rPr>
+              <w:t>”</w:t>
+            </w:r>
+            <w:r>
+              <w:rPr>
+                <w:sz w:val="18"/>
+                <w:szCs w:val="18"/>
+              </w:rPr>
+              <w:t xml:space="preserve"> list to easily return to it later.</w:t>
             </w:r>
           </w:p>
           <w:p>
@@ -1926,6 +1702,7 @@
                 <w:color w:val="FFFFFF"/>
                 <w:sz w:val="26"/>
               </w:rPr>
+              <w:lastRenderedPageBreak/>
               <w:t>Part B — Competitive Analysis</w:t>
             </w:r>
           </w:p>
@@ -2255,8 +2032,8 @@
             <w:tcW w:w="523" w:type="dxa"/>
             <w:vMerge w:val="restart"/>
             <w:tcBorders>
-              <w:top w:val="single" w:color="BFBFBF" w:themeColor="background1" w:themeShade="BF" w:sz="2" w:space="0"/>
-              <w:bottom w:val="single" w:color="BFBFBF" w:themeColor="background1" w:themeShade="BF" w:sz="2" w:space="0"/>
+              <w:top w:val="single" w:sz="2" w:space="0" w:color="BFBFBF" w:themeColor="background1" w:themeShade="BF"/>
+              <w:bottom w:val="single" w:sz="2" w:space="0" w:color="BFBFBF" w:themeColor="background1" w:themeShade="BF"/>
             </w:tcBorders>
             <w:shd w:val="clear" w:color="auto" w:fill="BFBFBF" w:themeFill="background1" w:themeFillShade="BF"/>
             <w:textDirection w:val="btLr"/>
@@ -2549,7 +2326,7 @@
       </w:tr>
       <w:tr>
         <w:trPr>
-          <w:trHeight w:val="2138"/>
+          <w:trHeight w:val="3653"/>
         </w:trPr>
         <w:tc>
           <w:tcPr>
@@ -2630,15 +2407,99 @@
           <w:p>
             <w:pPr>
               <w:jc w:val="center"/>
-            </w:pPr>
-            <w:r>
               <w:rPr>
                 <w:rFonts w:cs="Arial"/>
                 <w:color w:val="000000" w:themeColor="text1"/>
                 <w:sz w:val="18"/>
                 <w:szCs w:val="18"/>
               </w:rPr>
+            </w:pPr>
+            <w:r>
+              <w:rPr>
+                <w:rFonts w:cs="Arial"/>
+                <w:color w:val="000000" w:themeColor="text1"/>
+                <w:sz w:val="18"/>
+                <w:szCs w:val="18"/>
+              </w:rPr>
               <w:t>Interaction: Basic links, not many dynamic elements.</w:t>
+            </w:r>
+          </w:p>
+          <w:p>
+            <w:r>
+              <w:rPr>
+                <w:rFonts w:cs="Arial"/>
+                <w:color w:val="000000" w:themeColor="text1"/>
+                <w:sz w:val="18"/>
+                <w:szCs w:val="18"/>
+              </w:rPr>
+              <w:t>Nav</w:t>
+            </w:r>
+            <w:r>
+              <w:rPr>
+                <w:rFonts w:cs="Arial"/>
+                <w:color w:val="000000" w:themeColor="text1"/>
+                <w:sz w:val="18"/>
+                <w:szCs w:val="18"/>
+              </w:rPr>
+              <w:t>igation</w:t>
+            </w:r>
+            <w:r>
+              <w:rPr>
+                <w:rFonts w:cs="Arial"/>
+                <w:color w:val="000000" w:themeColor="text1"/>
+                <w:sz w:val="18"/>
+                <w:szCs w:val="18"/>
+              </w:rPr>
+              <w:t>:</w:t>
+            </w:r>
+          </w:p>
+          <w:p>
+            <w:pPr>
+              <w:rPr>
+                <w:rFonts w:cs="Arial"/>
+                <w:color w:val="000000" w:themeColor="text1"/>
+                <w:sz w:val="18"/>
+                <w:szCs w:val="18"/>
+              </w:rPr>
+            </w:pPr>
+            <w:r>
+              <w:rPr>
+                <w:rFonts w:cs="Arial"/>
+                <w:color w:val="000000" w:themeColor="text1"/>
+                <w:sz w:val="18"/>
+                <w:szCs w:val="18"/>
+              </w:rPr>
+              <w:t>Videos</w:t>
+            </w:r>
+          </w:p>
+          <w:p>
+            <w:pPr>
+              <w:rPr>
+                <w:rFonts w:cs="Arial"/>
+                <w:color w:val="000000" w:themeColor="text1"/>
+                <w:sz w:val="18"/>
+                <w:szCs w:val="18"/>
+              </w:rPr>
+            </w:pPr>
+            <w:r>
+              <w:rPr>
+                <w:rFonts w:cs="Arial"/>
+                <w:color w:val="000000" w:themeColor="text1"/>
+                <w:sz w:val="18"/>
+                <w:szCs w:val="18"/>
+              </w:rPr>
+              <w:t>Community</w:t>
+            </w:r>
+          </w:p>
+          <w:p>
+            <w:r>
+              <w:rPr>
+                <w:rFonts w:cs="Arial"/>
+                <w:color w:val="000000" w:themeColor="text1"/>
+                <w:sz w:val="18"/>
+                <w:szCs w:val="18"/>
+              </w:rPr>
+              <w:t>Events</w:t>
             </w:r>
           </w:p>
         </w:tc>
@@ -2706,6 +2567,119 @@
               <w:t>Interaction: Basic links, not many dynamic elements.</w:t>
             </w:r>
           </w:p>
+          <w:p>
+            <w:r>
+              <w:rPr>
+                <w:rFonts w:cs="Arial"/>
+                <w:color w:val="000000" w:themeColor="text1"/>
+                <w:sz w:val="18"/>
+                <w:szCs w:val="18"/>
+              </w:rPr>
+              <w:t>Navigation</w:t>
+            </w:r>
+            <w:r>
+              <w:rPr>
+                <w:rFonts w:cs="Arial"/>
+                <w:color w:val="000000" w:themeColor="text1"/>
+                <w:sz w:val="18"/>
+                <w:szCs w:val="18"/>
+              </w:rPr>
+              <w:t>:</w:t>
+            </w:r>
+          </w:p>
+          <w:p>
+            <w:pPr>
+              <w:rPr>
+                <w:rFonts w:cs="Arial"/>
+                <w:color w:val="000000" w:themeColor="text1"/>
+                <w:sz w:val="18"/>
+                <w:szCs w:val="18"/>
+              </w:rPr>
+            </w:pPr>
+            <w:r>
+              <w:rPr>
+                <w:rFonts w:cs="Arial"/>
+                <w:color w:val="000000" w:themeColor="text1"/>
+                <w:sz w:val="18"/>
+                <w:szCs w:val="18"/>
+              </w:rPr>
+              <w:t>Fashion</w:t>
+            </w:r>
+            <w:r>
+              <w:rPr>
+                <w:rFonts w:cs="Arial"/>
+                <w:color w:val="000000" w:themeColor="text1"/>
+                <w:sz w:val="18"/>
+                <w:szCs w:val="18"/>
+              </w:rPr>
+              <w:t xml:space="preserve"> </w:t>
+            </w:r>
+            <w:r>
+              <w:rPr>
+                <w:rFonts w:cs="Arial"/>
+                <w:color w:val="000000" w:themeColor="text1"/>
+                <w:sz w:val="18"/>
+                <w:szCs w:val="18"/>
+              </w:rPr>
+              <w:t>Courses</w:t>
+            </w:r>
+          </w:p>
+          <w:p>
+            <w:pPr>
+              <w:rPr>
+                <w:rFonts w:cs="Arial"/>
+                <w:color w:val="000000" w:themeColor="text1"/>
+                <w:sz w:val="18"/>
+                <w:szCs w:val="18"/>
+              </w:rPr>
+            </w:pPr>
+            <w:r>
+              <w:rPr>
+                <w:rFonts w:cs="Arial"/>
+                <w:color w:val="000000" w:themeColor="text1"/>
+                <w:sz w:val="18"/>
+                <w:szCs w:val="18"/>
+              </w:rPr>
+              <w:t>Design</w:t>
+            </w:r>
+            <w:r>
+              <w:rPr>
+                <w:rFonts w:cs="Arial"/>
+                <w:color w:val="000000" w:themeColor="text1"/>
+                <w:sz w:val="18"/>
+                <w:szCs w:val="18"/>
+              </w:rPr>
+              <w:t xml:space="preserve"> </w:t>
+            </w:r>
+            <w:r>
+              <w:rPr>
+                <w:rFonts w:cs="Arial"/>
+                <w:color w:val="000000" w:themeColor="text1"/>
+                <w:sz w:val="18"/>
+                <w:szCs w:val="18"/>
+              </w:rPr>
+              <w:t>Courses</w:t>
+            </w:r>
+          </w:p>
+          <w:p>
+            <w:pPr>
+              <w:rPr>
+                <w:rFonts w:cs="Arial"/>
+                <w:color w:val="000000" w:themeColor="text1"/>
+                <w:sz w:val="18"/>
+                <w:szCs w:val="18"/>
+              </w:rPr>
+            </w:pPr>
+            <w:r>
+              <w:rPr>
+                <w:rFonts w:cs="Arial"/>
+                <w:color w:val="000000" w:themeColor="text1"/>
+                <w:sz w:val="18"/>
+                <w:szCs w:val="18"/>
+              </w:rPr>
+              <w:t>Admission</w:t>
+            </w:r>
+          </w:p>
         </w:tc>
         <w:tc>
           <w:tcPr>
@@ -2754,24 +2728,115 @@
           <w:p>
             <w:pPr>
               <w:jc w:val="center"/>
-            </w:pPr>
-            <w:r>
               <w:rPr>
                 <w:rFonts w:cs="Arial"/>
                 <w:color w:val="000000" w:themeColor="text1"/>
                 <w:sz w:val="18"/>
                 <w:szCs w:val="18"/>
               </w:rPr>
+            </w:pPr>
+            <w:r>
+              <w:rPr>
+                <w:rFonts w:cs="Arial"/>
+                <w:color w:val="000000" w:themeColor="text1"/>
+                <w:sz w:val="18"/>
+                <w:szCs w:val="18"/>
+              </w:rPr>
               <w:t>Interaction: Basic links, not many dynamic elements.</w:t>
             </w:r>
           </w:p>
           <w:p>
-            <w:pPr>
-              <w:rPr>
-                <w:rFonts w:cs="Arial"/>
-                <w:color w:val="000000" w:themeColor="text1"/>
-              </w:rPr>
-            </w:pPr>
+            <w:r>
+              <w:rPr>
+                <w:rFonts w:cs="Arial"/>
+                <w:color w:val="000000" w:themeColor="text1"/>
+                <w:sz w:val="18"/>
+                <w:szCs w:val="18"/>
+              </w:rPr>
+              <w:t>Navigation</w:t>
+            </w:r>
+            <w:r>
+              <w:rPr>
+                <w:rFonts w:cs="Arial"/>
+                <w:color w:val="000000" w:themeColor="text1"/>
+                <w:sz w:val="18"/>
+                <w:szCs w:val="18"/>
+              </w:rPr>
+              <w:t>:</w:t>
+            </w:r>
+          </w:p>
+          <w:p>
+            <w:pPr>
+              <w:rPr>
+                <w:rFonts w:cs="Arial"/>
+                <w:color w:val="000000" w:themeColor="text1"/>
+                <w:sz w:val="18"/>
+                <w:szCs w:val="18"/>
+              </w:rPr>
+            </w:pPr>
+            <w:r>
+              <w:rPr>
+                <w:rFonts w:cs="Arial"/>
+                <w:color w:val="000000" w:themeColor="text1"/>
+                <w:sz w:val="18"/>
+                <w:szCs w:val="18"/>
+              </w:rPr>
+              <w:t>Home</w:t>
+            </w:r>
+          </w:p>
+          <w:p>
+            <w:pPr>
+              <w:rPr>
+                <w:rFonts w:cs="Arial"/>
+                <w:color w:val="000000" w:themeColor="text1"/>
+                <w:sz w:val="18"/>
+                <w:szCs w:val="18"/>
+              </w:rPr>
+            </w:pPr>
+            <w:r>
+              <w:rPr>
+                <w:rFonts w:cs="Arial"/>
+                <w:color w:val="000000" w:themeColor="text1"/>
+                <w:sz w:val="18"/>
+                <w:szCs w:val="18"/>
+              </w:rPr>
+              <w:t>Fashion</w:t>
+            </w:r>
+            <w:r>
+              <w:rPr>
+                <w:rFonts w:cs="Arial"/>
+                <w:color w:val="000000" w:themeColor="text1"/>
+                <w:sz w:val="18"/>
+                <w:szCs w:val="18"/>
+              </w:rPr>
+              <w:t xml:space="preserve"> </w:t>
+            </w:r>
+            <w:r>
+              <w:rPr>
+                <w:rFonts w:cs="Arial"/>
+                <w:color w:val="000000" w:themeColor="text1"/>
+                <w:sz w:val="18"/>
+                <w:szCs w:val="18"/>
+              </w:rPr>
+              <w:t>Club Program</w:t>
+            </w:r>
+          </w:p>
+          <w:p>
+            <w:pPr>
+              <w:rPr>
+                <w:rFonts w:cs="Arial"/>
+                <w:color w:val="000000" w:themeColor="text1"/>
+              </w:rPr>
+            </w:pPr>
+            <w:r>
+              <w:rPr>
+                <w:rFonts w:cs="Arial"/>
+                <w:color w:val="000000" w:themeColor="text1"/>
+                <w:sz w:val="18"/>
+                <w:szCs w:val="18"/>
+              </w:rPr>
+              <w:t>Fashion Club Products</w:t>
+            </w:r>
           </w:p>
         </w:tc>
         <w:tc>
@@ -2827,8 +2892,17 @@
                 <w:rFonts w:cs="Arial"/>
                 <w:color w:val="000000" w:themeColor="text1"/>
               </w:rPr>
-              <w:t>Look and Feel</w:t>
-            </w:r>
+              <w:t xml:space="preserve">Look and </w:t>
+            </w:r>
+            <w:proofErr w:type="gramStart"/>
+            <w:r>
+              <w:rPr>
+                <w:rFonts w:cs="Arial"/>
+                <w:color w:val="000000" w:themeColor="text1"/>
+              </w:rPr>
+              <w:t>Feel</w:t>
+            </w:r>
+            <w:proofErr w:type="gramEnd"/>
             <w:r>
               <w:rPr>
                 <w:rFonts w:cs="Arial"/>
@@ -2921,8 +2995,8 @@
             <w:tcW w:w="523" w:type="dxa"/>
             <w:vMerge w:val="restart"/>
             <w:tcBorders>
-              <w:top w:val="single" w:color="FFFFFF" w:themeColor="background1" w:sz="4" w:space="0"/>
-              <w:bottom w:val="single" w:color="BFBFBF" w:themeColor="background1" w:themeShade="BF" w:sz="2" w:space="0"/>
+              <w:top w:val="single" w:sz="4" w:space="0" w:color="FFFFFF" w:themeColor="background1"/>
+              <w:bottom w:val="single" w:sz="2" w:space="0" w:color="BFBFBF" w:themeColor="background1" w:themeShade="BF"/>
             </w:tcBorders>
             <w:shd w:val="clear" w:color="auto" w:fill="BFBFBF" w:themeFill="background1" w:themeFillShade="BF"/>
             <w:textDirection w:val="btLr"/>
@@ -3124,7 +3198,27 @@
                 <w:iCs/>
                 <w:color w:val="000000" w:themeColor="text1"/>
               </w:rPr>
-              <w:t>(list  the elements that guide the search)</w:t>
+              <w:t>(</w:t>
+            </w:r>
+            <w:proofErr w:type="gramStart"/>
+            <w:r>
+              <w:rPr>
+                <w:rFonts w:cs="Arial"/>
+                <w:i/>
+                <w:iCs/>
+                <w:color w:val="000000" w:themeColor="text1"/>
+              </w:rPr>
+              <w:t>list  the</w:t>
+            </w:r>
+            <w:proofErr w:type="gramEnd"/>
+            <w:r>
+              <w:rPr>
+                <w:rFonts w:cs="Arial"/>
+                <w:i/>
+                <w:iCs/>
+                <w:color w:val="000000" w:themeColor="text1"/>
+              </w:rPr>
+              <w:t xml:space="preserve"> elements that guide the search)</w:t>
             </w:r>
           </w:p>
         </w:tc>
@@ -3716,8 +3810,8 @@
             <w:tcW w:w="523" w:type="dxa"/>
             <w:vMerge w:val="restart"/>
             <w:tcBorders>
-              <w:top w:val="single" w:color="FFFFFF" w:themeColor="background1" w:sz="4" w:space="0"/>
-              <w:bottom w:val="single" w:color="BFBFBF" w:themeColor="background1" w:themeShade="BF" w:sz="2" w:space="0"/>
+              <w:top w:val="single" w:sz="4" w:space="0" w:color="FFFFFF" w:themeColor="background1"/>
+              <w:bottom w:val="single" w:sz="2" w:space="0" w:color="BFBFBF" w:themeColor="background1" w:themeShade="BF"/>
             </w:tcBorders>
             <w:shd w:val="clear" w:color="auto" w:fill="BFBFBF" w:themeFill="background1" w:themeFillShade="BF"/>
             <w:textDirection w:val="btLr"/>
@@ -4441,8 +4535,8 @@
             <w:tcW w:w="523" w:type="dxa"/>
             <w:vMerge w:val="restart"/>
             <w:tcBorders>
-              <w:top w:val="single" w:color="FFFFFF" w:themeColor="background1" w:sz="4" w:space="0"/>
-              <w:bottom w:val="single" w:color="BFBFBF" w:themeColor="background1" w:themeShade="BF" w:sz="2" w:space="0"/>
+              <w:top w:val="single" w:sz="4" w:space="0" w:color="FFFFFF" w:themeColor="background1"/>
+              <w:bottom w:val="single" w:sz="2" w:space="0" w:color="BFBFBF" w:themeColor="background1" w:themeShade="BF"/>
             </w:tcBorders>
             <w:shd w:val="clear" w:color="auto" w:fill="BFBFBF" w:themeFill="background1" w:themeFillShade="BF"/>
             <w:textDirection w:val="btLr"/>
@@ -4964,6 +5058,7 @@
               <w:rPr>
                 <w:noProof/>
               </w:rPr>
+              <w:lastRenderedPageBreak/>
               <w:drawing>
                 <wp:inline distT="0" distB="0" distL="0" distR="0" wp14:anchorId="2142E15F" wp14:editId="4D0D20A9">
                   <wp:extent cx="6191250" cy="1609725"/>
@@ -5046,12 +5141,13 @@
             </w:pPr>
             <w:r>
               <w:rPr>
-                <w:b w:val="1"/>
-                <w:bCs w:val="1"/>
-                <w:color w:val="FFFFFF" w:themeColor="background1" w:themeTint="FF" w:themeShade="FF"/>
+                <w:b/>
+                <w:bCs/>
+                <w:color w:val="FFFFFF" w:themeColor="background1"/>
                 <w:sz w:val="26"/>
                 <w:szCs w:val="26"/>
               </w:rPr>
+              <w:lastRenderedPageBreak/>
               <w:t>Part D — Wireframes</w:t>
             </w:r>
           </w:p>
@@ -5361,6 +5457,7 @@
               <w:rPr>
                 <w:noProof/>
               </w:rPr>
+              <w:lastRenderedPageBreak/>
               <w:drawing>
                 <wp:inline distT="0" distB="0" distL="0" distR="0" wp14:anchorId="047FAC78" wp14:editId="59C2825D">
                   <wp:extent cx="6191250" cy="4114800"/>
@@ -5502,6 +5599,7 @@
                 <w:b/>
                 <w:bCs/>
               </w:rPr>
+              <w:lastRenderedPageBreak/>
               <w:t>Request to Join an Offering Page</w:t>
             </w:r>
             <w:r>
@@ -5643,6 +5741,7 @@
               <w:rPr>
                 <w:noProof/>
               </w:rPr>
+              <w:lastRenderedPageBreak/>
               <w:drawing>
                 <wp:inline distT="0" distB="0" distL="0" distR="0" wp14:anchorId="4E4FADE7" wp14:editId="07857D0D">
                   <wp:extent cx="6191250" cy="4314825"/>
@@ -5797,6 +5896,7 @@
               <w:rPr>
                 <w:noProof/>
               </w:rPr>
+              <w:lastRenderedPageBreak/>
               <w:drawing>
                 <wp:inline distT="0" distB="0" distL="0" distR="0" wp14:anchorId="68F351BC" wp14:editId="3F2A290C">
                   <wp:extent cx="5180202" cy="3474720"/>
@@ -5900,24 +6000,19 @@
           <w:tcPr>
             <w:tcW w:w="9936" w:type="dxa"/>
             <w:tcBorders>
-              <w:top w:val="single" w:color="1F497D" w:themeColor="text2" w:sz="12"/>
-              <w:left w:val="single" w:color="1F497D" w:themeColor="text2" w:sz="12"/>
-              <w:bottom w:val="single" w:color="1F497D" w:themeColor="text2" w:sz="12"/>
-              <w:right w:val="single" w:color="1F497D" w:themeColor="text2" w:sz="12"/>
+              <w:top w:val="single" w:sz="12" w:space="0" w:color="1F497D" w:themeColor="text2"/>
+              <w:left w:val="single" w:sz="12" w:space="0" w:color="1F497D" w:themeColor="text2"/>
+              <w:bottom w:val="single" w:sz="12" w:space="0" w:color="1F497D" w:themeColor="text2"/>
+              <w:right w:val="single" w:sz="12" w:space="0" w:color="1F497D" w:themeColor="text2"/>
             </w:tcBorders>
             <w:shd w:val="clear" w:color="auto" w:fill="1F497D" w:themeFill="text2"/>
-            <w:tcMar/>
           </w:tcPr>
           <w:p>
-            <w:pPr>
-              <w:pStyle w:val="Normal"/>
-            </w:pPr>
             <w:r>
               <w:rPr>
                 <w:rFonts w:eastAsia="MS Mincho" w:cs="Arial"/>
-                <w:b w:val="1"/>
-                <w:bCs w:val="1"/>
-                <w:color w:val="auto"/>
+                <w:b/>
+                <w:bCs/>
                 <w:sz w:val="26"/>
                 <w:szCs w:val="26"/>
               </w:rPr>
@@ -5934,19 +6029,9 @@
           <w:ilvl w:val="0"/>
           <w:numId w:val="1"/>
         </w:numPr>
-        <w:rPr/>
       </w:pPr>
       <w:r>
-        <w:rPr/>
-        <w:t xml:space="preserve">Logo and Branding: Generative AI was used to explore and visualize logo concepts for </w:t>
-      </w:r>
-      <w:r>
-        <w:rPr/>
-        <w:t>Khayt</w:t>
-      </w:r>
-      <w:r>
-        <w:rPr/>
-        <w:t xml:space="preserve"> Studio.</w:t>
+        <w:t>Logo and Branding: Generative AI was used to explore and visualize logo concepts for Khayt Studio.</w:t>
       </w:r>
     </w:p>
     <w:p>
@@ -5959,28 +6044,31 @@
         <w:spacing w:after="20"/>
         <w:rPr>
           <w:rFonts w:eastAsia="MS Mincho" w:cs="Arial"/>
-          <w:b w:val="1"/>
-          <w:bCs w:val="1"/>
+          <w:b/>
+          <w:bCs/>
         </w:rPr>
       </w:pPr>
       <w:r>
+        <w:rPr>
+          <w:noProof/>
+        </w:rPr>
         <w:drawing>
-          <wp:inline wp14:editId="2151DBA1" wp14:anchorId="33572241">
+          <wp:inline distT="0" distB="0" distL="0" distR="0" wp14:anchorId="33572241" wp14:editId="2151DBA1">
             <wp:extent cx="2751030" cy="3433654"/>
             <wp:effectExtent l="0" t="0" r="0" b="0"/>
             <wp:docPr id="262281988" name="drawing"/>
             <wp:cNvGraphicFramePr>
-              <a:graphicFrameLocks noChangeAspect="1"/>
+              <a:graphicFrameLocks xmlns:a="http://schemas.openxmlformats.org/drawingml/2006/main" noChangeAspect="1"/>
             </wp:cNvGraphicFramePr>
-            <a:graphic>
-              <a:graphicData xmlns:a="http://schemas.openxmlformats.org/drawingml/2006/main" uri="http://schemas.openxmlformats.org/drawingml/2006/picture">
+            <a:graphic xmlns:a="http://schemas.openxmlformats.org/drawingml/2006/main">
+              <a:graphicData uri="http://schemas.openxmlformats.org/drawingml/2006/picture">
                 <pic:pic xmlns:pic="http://schemas.openxmlformats.org/drawingml/2006/picture">
                   <pic:nvPicPr>
                     <pic:cNvPr id="262281988" name="Picture 262281988"/>
                     <pic:cNvPicPr/>
                   </pic:nvPicPr>
                   <pic:blipFill>
-                    <a:blip xmlns:r="http://schemas.openxmlformats.org/officeDocument/2006/relationships" r:embed="rId172126729">
+                    <a:blip r:embed="rId25">
                       <a:extLst>
                         <a:ext uri="{28A0092B-C50C-407E-A947-70E740481C1C}">
                           <a14:useLocalDpi xmlns:a14="http://schemas.microsoft.com/office/drawing/2010/main"/>
@@ -5992,7 +6080,7 @@
                     </a:stretch>
                   </pic:blipFill>
                   <pic:spPr>
-                    <a:xfrm rot="0">
+                    <a:xfrm>
                       <a:off x="0" y="0"/>
                       <a:ext cx="2751030" cy="3433654"/>
                     </a:xfrm>
@@ -6008,9 +6096,9 @@
       </w:r>
     </w:p>
     <w:sectPr>
-      <w:headerReference w:type="default" r:id="rId25"/>
-      <w:footerReference w:type="default" r:id="rId26"/>
-      <w:pgSz w:w="11909" w:h="16834" w:orient="portrait"/>
+      <w:headerReference w:type="default" r:id="rId26"/>
+      <w:footerReference w:type="default" r:id="rId27"/>
+      <w:pgSz w:w="11909" w:h="16834"/>
       <w:pgMar w:top="792" w:right="936" w:bottom="792" w:left="936" w:header="720" w:footer="720" w:gutter="0"/>
       <w:cols w:space="720"/>
       <w:docGrid w:linePitch="360"/>
@@ -6203,7 +6291,7 @@
         <w:ind w:left="1440" w:hanging="360"/>
       </w:pPr>
       <w:rPr>
-        <w:rFonts w:hint="default" w:ascii="Symbol" w:hAnsi="Symbol"/>
+        <w:rFonts w:ascii="Symbol" w:hAnsi="Symbol" w:hint="default"/>
       </w:rPr>
     </w:lvl>
   </w:abstractNum>
@@ -6224,7 +6312,7 @@
         <w:ind w:left="1080" w:hanging="360"/>
       </w:pPr>
       <w:rPr>
-        <w:rFonts w:hint="default" w:ascii="Symbol" w:hAnsi="Symbol"/>
+        <w:rFonts w:ascii="Symbol" w:hAnsi="Symbol" w:hint="default"/>
       </w:rPr>
     </w:lvl>
   </w:abstractNum>
@@ -6245,7 +6333,7 @@
         <w:ind w:left="720" w:hanging="360"/>
       </w:pPr>
       <w:rPr>
-        <w:rFonts w:hint="default" w:ascii="Symbol" w:hAnsi="Symbol"/>
+        <w:rFonts w:ascii="Symbol" w:hAnsi="Symbol" w:hint="default"/>
       </w:rPr>
     </w:lvl>
   </w:abstractNum>
@@ -6284,7 +6372,7 @@
         <w:ind w:left="360" w:hanging="360"/>
       </w:pPr>
       <w:rPr>
-        <w:rFonts w:hint="default" w:ascii="Symbol" w:hAnsi="Symbol"/>
+        <w:rFonts w:ascii="Symbol" w:hAnsi="Symbol" w:hint="default"/>
       </w:rPr>
     </w:lvl>
   </w:abstractNum>
@@ -6301,7 +6389,7 @@
         <w:ind w:left="720" w:hanging="360"/>
       </w:pPr>
       <w:rPr>
-        <w:rFonts w:hint="default" w:ascii="Symbol" w:hAnsi="Symbol"/>
+        <w:rFonts w:ascii="Symbol" w:hAnsi="Symbol" w:hint="default"/>
       </w:rPr>
     </w:lvl>
     <w:lvl w:ilvl="1" w:tplc="50FAD86A">
@@ -6313,7 +6401,7 @@
         <w:ind w:left="1440" w:hanging="360"/>
       </w:pPr>
       <w:rPr>
-        <w:rFonts w:hint="default" w:ascii="Courier New" w:hAnsi="Courier New"/>
+        <w:rFonts w:ascii="Courier New" w:hAnsi="Courier New" w:hint="default"/>
       </w:rPr>
     </w:lvl>
     <w:lvl w:ilvl="2" w:tplc="141249A4">
@@ -6325,7 +6413,7 @@
         <w:ind w:left="2160" w:hanging="360"/>
       </w:pPr>
       <w:rPr>
-        <w:rFonts w:hint="default" w:ascii="Wingdings" w:hAnsi="Wingdings"/>
+        <w:rFonts w:ascii="Wingdings" w:hAnsi="Wingdings" w:hint="default"/>
       </w:rPr>
     </w:lvl>
     <w:lvl w:ilvl="3" w:tplc="8932E4CE">
@@ -6337,7 +6425,7 @@
         <w:ind w:left="2880" w:hanging="360"/>
       </w:pPr>
       <w:rPr>
-        <w:rFonts w:hint="default" w:ascii="Symbol" w:hAnsi="Symbol"/>
+        <w:rFonts w:ascii="Symbol" w:hAnsi="Symbol" w:hint="default"/>
       </w:rPr>
     </w:lvl>
     <w:lvl w:ilvl="4" w:tplc="3E60748A">
@@ -6349,7 +6437,7 @@
         <w:ind w:left="3600" w:hanging="360"/>
       </w:pPr>
       <w:rPr>
-        <w:rFonts w:hint="default" w:ascii="Courier New" w:hAnsi="Courier New"/>
+        <w:rFonts w:ascii="Courier New" w:hAnsi="Courier New" w:hint="default"/>
       </w:rPr>
     </w:lvl>
     <w:lvl w:ilvl="5" w:tplc="34982F20">
@@ -6361,7 +6449,7 @@
         <w:ind w:left="4320" w:hanging="360"/>
       </w:pPr>
       <w:rPr>
-        <w:rFonts w:hint="default" w:ascii="Wingdings" w:hAnsi="Wingdings"/>
+        <w:rFonts w:ascii="Wingdings" w:hAnsi="Wingdings" w:hint="default"/>
       </w:rPr>
     </w:lvl>
     <w:lvl w:ilvl="6" w:tplc="510A3B30">
@@ -6373,7 +6461,7 @@
         <w:ind w:left="5040" w:hanging="360"/>
       </w:pPr>
       <w:rPr>
-        <w:rFonts w:hint="default" w:ascii="Symbol" w:hAnsi="Symbol"/>
+        <w:rFonts w:ascii="Symbol" w:hAnsi="Symbol" w:hint="default"/>
       </w:rPr>
     </w:lvl>
     <w:lvl w:ilvl="7" w:tplc="EA020FA4">
@@ -6385,7 +6473,7 @@
         <w:ind w:left="5760" w:hanging="360"/>
       </w:pPr>
       <w:rPr>
-        <w:rFonts w:hint="default" w:ascii="Courier New" w:hAnsi="Courier New"/>
+        <w:rFonts w:ascii="Courier New" w:hAnsi="Courier New" w:hint="default"/>
       </w:rPr>
     </w:lvl>
     <w:lvl w:ilvl="8" w:tplc="8464877C">
@@ -6397,7 +6485,7 @@
         <w:ind w:left="6480" w:hanging="360"/>
       </w:pPr>
       <w:rPr>
-        <w:rFonts w:hint="default" w:ascii="Wingdings" w:hAnsi="Wingdings"/>
+        <w:rFonts w:ascii="Wingdings" w:hAnsi="Wingdings" w:hint="default"/>
       </w:rPr>
     </w:lvl>
   </w:abstractNum>
@@ -6414,7 +6502,7 @@
         <w:ind w:left="720" w:hanging="360"/>
       </w:pPr>
       <w:rPr>
-        <w:rFonts w:hint="default" w:ascii="Symbol" w:hAnsi="Symbol"/>
+        <w:rFonts w:ascii="Symbol" w:hAnsi="Symbol" w:hint="default"/>
       </w:rPr>
     </w:lvl>
     <w:lvl w:ilvl="1" w:tplc="2EAE304A">
@@ -6426,7 +6514,7 @@
         <w:ind w:left="1440" w:hanging="360"/>
       </w:pPr>
       <w:rPr>
-        <w:rFonts w:hint="default" w:ascii="Courier New" w:hAnsi="Courier New"/>
+        <w:rFonts w:ascii="Courier New" w:hAnsi="Courier New" w:hint="default"/>
       </w:rPr>
     </w:lvl>
     <w:lvl w:ilvl="2" w:tplc="E19A7BFE">
@@ -6438,7 +6526,7 @@
         <w:ind w:left="2160" w:hanging="360"/>
       </w:pPr>
       <w:rPr>
-        <w:rFonts w:hint="default" w:ascii="Wingdings" w:hAnsi="Wingdings"/>
+        <w:rFonts w:ascii="Wingdings" w:hAnsi="Wingdings" w:hint="default"/>
       </w:rPr>
     </w:lvl>
     <w:lvl w:ilvl="3" w:tplc="37E47DE8">
@@ -6450,7 +6538,7 @@
         <w:ind w:left="2880" w:hanging="360"/>
       </w:pPr>
       <w:rPr>
-        <w:rFonts w:hint="default" w:ascii="Symbol" w:hAnsi="Symbol"/>
+        <w:rFonts w:ascii="Symbol" w:hAnsi="Symbol" w:hint="default"/>
       </w:rPr>
     </w:lvl>
     <w:lvl w:ilvl="4" w:tplc="AE20A72C">
@@ -6462,7 +6550,7 @@
         <w:ind w:left="3600" w:hanging="360"/>
       </w:pPr>
       <w:rPr>
-        <w:rFonts w:hint="default" w:ascii="Courier New" w:hAnsi="Courier New"/>
+        <w:rFonts w:ascii="Courier New" w:hAnsi="Courier New" w:hint="default"/>
       </w:rPr>
     </w:lvl>
     <w:lvl w:ilvl="5" w:tplc="ECD08242">
@@ -6474,7 +6562,7 @@
         <w:ind w:left="4320" w:hanging="360"/>
       </w:pPr>
       <w:rPr>
-        <w:rFonts w:hint="default" w:ascii="Wingdings" w:hAnsi="Wingdings"/>
+        <w:rFonts w:ascii="Wingdings" w:hAnsi="Wingdings" w:hint="default"/>
       </w:rPr>
     </w:lvl>
     <w:lvl w:ilvl="6" w:tplc="9B84BD72">
@@ -6486,7 +6574,7 @@
         <w:ind w:left="5040" w:hanging="360"/>
       </w:pPr>
       <w:rPr>
-        <w:rFonts w:hint="default" w:ascii="Symbol" w:hAnsi="Symbol"/>
+        <w:rFonts w:ascii="Symbol" w:hAnsi="Symbol" w:hint="default"/>
       </w:rPr>
     </w:lvl>
     <w:lvl w:ilvl="7" w:tplc="47A030E6">
@@ -6498,7 +6586,7 @@
         <w:ind w:left="5760" w:hanging="360"/>
       </w:pPr>
       <w:rPr>
-        <w:rFonts w:hint="default" w:ascii="Courier New" w:hAnsi="Courier New"/>
+        <w:rFonts w:ascii="Courier New" w:hAnsi="Courier New" w:hint="default"/>
       </w:rPr>
     </w:lvl>
     <w:lvl w:ilvl="8" w:tplc="455677A0">
@@ -6510,11 +6598,124 @@
         <w:ind w:left="6480" w:hanging="360"/>
       </w:pPr>
       <w:rPr>
-        <w:rFonts w:hint="default" w:ascii="Wingdings" w:hAnsi="Wingdings"/>
+        <w:rFonts w:ascii="Wingdings" w:hAnsi="Wingdings" w:hint="default"/>
       </w:rPr>
     </w:lvl>
   </w:abstractNum>
   <w:abstractNum w:abstractNumId="11" w15:restartNumberingAfterBreak="0">
+    <w:nsid w:val="10F11AB3"/>
+    <w:multiLevelType w:val="hybridMultilevel"/>
+    <w:tmpl w:val="D7B6E782"/>
+    <w:lvl w:ilvl="0" w:tplc="04090001">
+      <w:start w:val="1"/>
+      <w:numFmt w:val="bullet"/>
+      <w:lvlText w:val=""/>
+      <w:lvlJc w:val="left"/>
+      <w:pPr>
+        <w:ind w:left="720" w:hanging="360"/>
+      </w:pPr>
+      <w:rPr>
+        <w:rFonts w:ascii="Symbol" w:hAnsi="Symbol" w:hint="default"/>
+      </w:rPr>
+    </w:lvl>
+    <w:lvl w:ilvl="1" w:tplc="04090003" w:tentative="1">
+      <w:start w:val="1"/>
+      <w:numFmt w:val="bullet"/>
+      <w:lvlText w:val="o"/>
+      <w:lvlJc w:val="left"/>
+      <w:pPr>
+        <w:ind w:left="1440" w:hanging="360"/>
+      </w:pPr>
+      <w:rPr>
+        <w:rFonts w:ascii="Courier New" w:hAnsi="Courier New" w:cs="Courier New" w:hint="default"/>
+      </w:rPr>
+    </w:lvl>
+    <w:lvl w:ilvl="2" w:tplc="04090005" w:tentative="1">
+      <w:start w:val="1"/>
+      <w:numFmt w:val="bullet"/>
+      <w:lvlText w:val=""/>
+      <w:lvlJc w:val="left"/>
+      <w:pPr>
+        <w:ind w:left="2160" w:hanging="360"/>
+      </w:pPr>
+      <w:rPr>
+        <w:rFonts w:ascii="Wingdings" w:hAnsi="Wingdings" w:hint="default"/>
+      </w:rPr>
+    </w:lvl>
+    <w:lvl w:ilvl="3" w:tplc="04090001" w:tentative="1">
+      <w:start w:val="1"/>
+      <w:numFmt w:val="bullet"/>
+      <w:lvlText w:val=""/>
+      <w:lvlJc w:val="left"/>
+      <w:pPr>
+        <w:ind w:left="2880" w:hanging="360"/>
+      </w:pPr>
+      <w:rPr>
+        <w:rFonts w:ascii="Symbol" w:hAnsi="Symbol" w:hint="default"/>
+      </w:rPr>
+    </w:lvl>
+    <w:lvl w:ilvl="4" w:tplc="04090003" w:tentative="1">
+      <w:start w:val="1"/>
+      <w:numFmt w:val="bullet"/>
+      <w:lvlText w:val="o"/>
+      <w:lvlJc w:val="left"/>
+      <w:pPr>
+        <w:ind w:left="3600" w:hanging="360"/>
+      </w:pPr>
+      <w:rPr>
+        <w:rFonts w:ascii="Courier New" w:hAnsi="Courier New" w:cs="Courier New" w:hint="default"/>
+      </w:rPr>
+    </w:lvl>
+    <w:lvl w:ilvl="5" w:tplc="04090005" w:tentative="1">
+      <w:start w:val="1"/>
+      <w:numFmt w:val="bullet"/>
+      <w:lvlText w:val=""/>
+      <w:lvlJc w:val="left"/>
+      <w:pPr>
+        <w:ind w:left="4320" w:hanging="360"/>
+      </w:pPr>
+      <w:rPr>
+        <w:rFonts w:ascii="Wingdings" w:hAnsi="Wingdings" w:hint="default"/>
+      </w:rPr>
+    </w:lvl>
+    <w:lvl w:ilvl="6" w:tplc="04090001" w:tentative="1">
+      <w:start w:val="1"/>
+      <w:numFmt w:val="bullet"/>
+      <w:lvlText w:val=""/>
+      <w:lvlJc w:val="left"/>
+      <w:pPr>
+        <w:ind w:left="5040" w:hanging="360"/>
+      </w:pPr>
+      <w:rPr>
+        <w:rFonts w:ascii="Symbol" w:hAnsi="Symbol" w:hint="default"/>
+      </w:rPr>
+    </w:lvl>
+    <w:lvl w:ilvl="7" w:tplc="04090003" w:tentative="1">
+      <w:start w:val="1"/>
+      <w:numFmt w:val="bullet"/>
+      <w:lvlText w:val="o"/>
+      <w:lvlJc w:val="left"/>
+      <w:pPr>
+        <w:ind w:left="5760" w:hanging="360"/>
+      </w:pPr>
+      <w:rPr>
+        <w:rFonts w:ascii="Courier New" w:hAnsi="Courier New" w:cs="Courier New" w:hint="default"/>
+      </w:rPr>
+    </w:lvl>
+    <w:lvl w:ilvl="8" w:tplc="04090005" w:tentative="1">
+      <w:start w:val="1"/>
+      <w:numFmt w:val="bullet"/>
+      <w:lvlText w:val=""/>
+      <w:lvlJc w:val="left"/>
+      <w:pPr>
+        <w:ind w:left="6480" w:hanging="360"/>
+      </w:pPr>
+      <w:rPr>
+        <w:rFonts w:ascii="Wingdings" w:hAnsi="Wingdings" w:hint="default"/>
+      </w:rPr>
+    </w:lvl>
+  </w:abstractNum>
+  <w:abstractNum w:abstractNumId="12" w15:restartNumberingAfterBreak="0">
     <w:nsid w:val="23514BBF"/>
     <w:multiLevelType w:val="hybridMultilevel"/>
     <w:tmpl w:val="FFFFFFFF"/>
@@ -6527,7 +6728,7 @@
         <w:ind w:left="720" w:hanging="360"/>
       </w:pPr>
       <w:rPr>
-        <w:rFonts w:hint="default" w:ascii="Symbol" w:hAnsi="Symbol"/>
+        <w:rFonts w:ascii="Symbol" w:hAnsi="Symbol" w:hint="default"/>
       </w:rPr>
     </w:lvl>
     <w:lvl w:ilvl="1" w:tplc="73482CC2">
@@ -6539,7 +6740,7 @@
         <w:ind w:left="1440" w:hanging="360"/>
       </w:pPr>
       <w:rPr>
-        <w:rFonts w:hint="default" w:ascii="Courier New" w:hAnsi="Courier New"/>
+        <w:rFonts w:ascii="Courier New" w:hAnsi="Courier New" w:hint="default"/>
       </w:rPr>
     </w:lvl>
     <w:lvl w:ilvl="2" w:tplc="77FEF09C">
@@ -6551,7 +6752,7 @@
         <w:ind w:left="2160" w:hanging="360"/>
       </w:pPr>
       <w:rPr>
-        <w:rFonts w:hint="default" w:ascii="Wingdings" w:hAnsi="Wingdings"/>
+        <w:rFonts w:ascii="Wingdings" w:hAnsi="Wingdings" w:hint="default"/>
       </w:rPr>
     </w:lvl>
     <w:lvl w:ilvl="3" w:tplc="4064C17E">
@@ -6563,7 +6764,7 @@
         <w:ind w:left="2880" w:hanging="360"/>
       </w:pPr>
       <w:rPr>
-        <w:rFonts w:hint="default" w:ascii="Symbol" w:hAnsi="Symbol"/>
+        <w:rFonts w:ascii="Symbol" w:hAnsi="Symbol" w:hint="default"/>
       </w:rPr>
     </w:lvl>
     <w:lvl w:ilvl="4" w:tplc="95F42970">
@@ -6575,7 +6776,7 @@
         <w:ind w:left="3600" w:hanging="360"/>
       </w:pPr>
       <w:rPr>
-        <w:rFonts w:hint="default" w:ascii="Courier New" w:hAnsi="Courier New"/>
+        <w:rFonts w:ascii="Courier New" w:hAnsi="Courier New" w:hint="default"/>
       </w:rPr>
     </w:lvl>
     <w:lvl w:ilvl="5" w:tplc="33BC4324">
@@ -6587,7 +6788,7 @@
         <w:ind w:left="4320" w:hanging="360"/>
       </w:pPr>
       <w:rPr>
-        <w:rFonts w:hint="default" w:ascii="Wingdings" w:hAnsi="Wingdings"/>
+        <w:rFonts w:ascii="Wingdings" w:hAnsi="Wingdings" w:hint="default"/>
       </w:rPr>
     </w:lvl>
     <w:lvl w:ilvl="6" w:tplc="0DB8A728">
@@ -6599,7 +6800,7 @@
         <w:ind w:left="5040" w:hanging="360"/>
       </w:pPr>
       <w:rPr>
-        <w:rFonts w:hint="default" w:ascii="Symbol" w:hAnsi="Symbol"/>
+        <w:rFonts w:ascii="Symbol" w:hAnsi="Symbol" w:hint="default"/>
       </w:rPr>
     </w:lvl>
     <w:lvl w:ilvl="7" w:tplc="40DA3542">
@@ -6611,7 +6812,7 @@
         <w:ind w:left="5760" w:hanging="360"/>
       </w:pPr>
       <w:rPr>
-        <w:rFonts w:hint="default" w:ascii="Courier New" w:hAnsi="Courier New"/>
+        <w:rFonts w:ascii="Courier New" w:hAnsi="Courier New" w:hint="default"/>
       </w:rPr>
     </w:lvl>
     <w:lvl w:ilvl="8" w:tplc="6E7E4808">
@@ -6623,11 +6824,11 @@
         <w:ind w:left="6480" w:hanging="360"/>
       </w:pPr>
       <w:rPr>
-        <w:rFonts w:hint="default" w:ascii="Wingdings" w:hAnsi="Wingdings"/>
+        <w:rFonts w:ascii="Wingdings" w:hAnsi="Wingdings" w:hint="default"/>
       </w:rPr>
     </w:lvl>
   </w:abstractNum>
-  <w:abstractNum w:abstractNumId="12" w15:restartNumberingAfterBreak="0">
+  <w:abstractNum w:abstractNumId="13" w15:restartNumberingAfterBreak="0">
     <w:nsid w:val="3EE154AD"/>
     <w:multiLevelType w:val="hybridMultilevel"/>
     <w:tmpl w:val="FFFFFFFF"/>
@@ -6640,7 +6841,7 @@
         <w:ind w:left="720" w:hanging="360"/>
       </w:pPr>
       <w:rPr>
-        <w:rFonts w:hint="default" w:ascii="Symbol" w:hAnsi="Symbol"/>
+        <w:rFonts w:ascii="Symbol" w:hAnsi="Symbol" w:hint="default"/>
       </w:rPr>
     </w:lvl>
     <w:lvl w:ilvl="1" w:tplc="B6765E10">
@@ -6652,7 +6853,7 @@
         <w:ind w:left="1440" w:hanging="360"/>
       </w:pPr>
       <w:rPr>
-        <w:rFonts w:hint="default" w:ascii="Courier New" w:hAnsi="Courier New"/>
+        <w:rFonts w:ascii="Courier New" w:hAnsi="Courier New" w:hint="default"/>
       </w:rPr>
     </w:lvl>
     <w:lvl w:ilvl="2" w:tplc="1E4480F6">
@@ -6664,7 +6865,7 @@
         <w:ind w:left="2160" w:hanging="360"/>
       </w:pPr>
       <w:rPr>
-        <w:rFonts w:hint="default" w:ascii="Wingdings" w:hAnsi="Wingdings"/>
+        <w:rFonts w:ascii="Wingdings" w:hAnsi="Wingdings" w:hint="default"/>
       </w:rPr>
     </w:lvl>
     <w:lvl w:ilvl="3" w:tplc="F9060AC4">
@@ -6676,7 +6877,7 @@
         <w:ind w:left="2880" w:hanging="360"/>
       </w:pPr>
       <w:rPr>
-        <w:rFonts w:hint="default" w:ascii="Symbol" w:hAnsi="Symbol"/>
+        <w:rFonts w:ascii="Symbol" w:hAnsi="Symbol" w:hint="default"/>
       </w:rPr>
     </w:lvl>
     <w:lvl w:ilvl="4" w:tplc="4DB20C46">
@@ -6688,7 +6889,7 @@
         <w:ind w:left="3600" w:hanging="360"/>
       </w:pPr>
       <w:rPr>
-        <w:rFonts w:hint="default" w:ascii="Courier New" w:hAnsi="Courier New"/>
+        <w:rFonts w:ascii="Courier New" w:hAnsi="Courier New" w:hint="default"/>
       </w:rPr>
     </w:lvl>
     <w:lvl w:ilvl="5" w:tplc="14D47208">
@@ -6700,7 +6901,7 @@
         <w:ind w:left="4320" w:hanging="360"/>
       </w:pPr>
       <w:rPr>
-        <w:rFonts w:hint="default" w:ascii="Wingdings" w:hAnsi="Wingdings"/>
+        <w:rFonts w:ascii="Wingdings" w:hAnsi="Wingdings" w:hint="default"/>
       </w:rPr>
     </w:lvl>
     <w:lvl w:ilvl="6" w:tplc="32567F52">
@@ -6712,7 +6913,7 @@
         <w:ind w:left="5040" w:hanging="360"/>
       </w:pPr>
       <w:rPr>
-        <w:rFonts w:hint="default" w:ascii="Symbol" w:hAnsi="Symbol"/>
+        <w:rFonts w:ascii="Symbol" w:hAnsi="Symbol" w:hint="default"/>
       </w:rPr>
     </w:lvl>
     <w:lvl w:ilvl="7" w:tplc="0FBCDB04">
@@ -6724,7 +6925,7 @@
         <w:ind w:left="5760" w:hanging="360"/>
       </w:pPr>
       <w:rPr>
-        <w:rFonts w:hint="default" w:ascii="Courier New" w:hAnsi="Courier New"/>
+        <w:rFonts w:ascii="Courier New" w:hAnsi="Courier New" w:hint="default"/>
       </w:rPr>
     </w:lvl>
     <w:lvl w:ilvl="8" w:tplc="CB76077E">
@@ -6736,11 +6937,97 @@
         <w:ind w:left="6480" w:hanging="360"/>
       </w:pPr>
       <w:rPr>
-        <w:rFonts w:hint="default" w:ascii="Wingdings" w:hAnsi="Wingdings"/>
+        <w:rFonts w:ascii="Wingdings" w:hAnsi="Wingdings" w:hint="default"/>
       </w:rPr>
     </w:lvl>
   </w:abstractNum>
-  <w:abstractNum w:abstractNumId="13" w15:restartNumberingAfterBreak="0">
+  <w:abstractNum w:abstractNumId="14" w15:restartNumberingAfterBreak="0">
+    <w:nsid w:val="42CE2A80"/>
+    <w:multiLevelType w:val="hybridMultilevel"/>
+    <w:tmpl w:val="6E80B162"/>
+    <w:lvl w:ilvl="0" w:tplc="0409000F">
+      <w:start w:val="1"/>
+      <w:numFmt w:val="decimal"/>
+      <w:lvlText w:val="%1."/>
+      <w:lvlJc w:val="left"/>
+      <w:pPr>
+        <w:ind w:left="720" w:hanging="360"/>
+      </w:pPr>
+    </w:lvl>
+    <w:lvl w:ilvl="1" w:tplc="04090019" w:tentative="1">
+      <w:start w:val="1"/>
+      <w:numFmt w:val="lowerLetter"/>
+      <w:lvlText w:val="%2."/>
+      <w:lvlJc w:val="left"/>
+      <w:pPr>
+        <w:ind w:left="1440" w:hanging="360"/>
+      </w:pPr>
+    </w:lvl>
+    <w:lvl w:ilvl="2" w:tplc="0409001B" w:tentative="1">
+      <w:start w:val="1"/>
+      <w:numFmt w:val="lowerRoman"/>
+      <w:lvlText w:val="%3."/>
+      <w:lvlJc w:val="right"/>
+      <w:pPr>
+        <w:ind w:left="2160" w:hanging="180"/>
+      </w:pPr>
+    </w:lvl>
+    <w:lvl w:ilvl="3" w:tplc="0409000F" w:tentative="1">
+      <w:start w:val="1"/>
+      <w:numFmt w:val="decimal"/>
+      <w:lvlText w:val="%4."/>
+      <w:lvlJc w:val="left"/>
+      <w:pPr>
+        <w:ind w:left="2880" w:hanging="360"/>
+      </w:pPr>
+    </w:lvl>
+    <w:lvl w:ilvl="4" w:tplc="04090019" w:tentative="1">
+      <w:start w:val="1"/>
+      <w:numFmt w:val="lowerLetter"/>
+      <w:lvlText w:val="%5."/>
+      <w:lvlJc w:val="left"/>
+      <w:pPr>
+        <w:ind w:left="3600" w:hanging="360"/>
+      </w:pPr>
+    </w:lvl>
+    <w:lvl w:ilvl="5" w:tplc="0409001B" w:tentative="1">
+      <w:start w:val="1"/>
+      <w:numFmt w:val="lowerRoman"/>
+      <w:lvlText w:val="%6."/>
+      <w:lvlJc w:val="right"/>
+      <w:pPr>
+        <w:ind w:left="4320" w:hanging="180"/>
+      </w:pPr>
+    </w:lvl>
+    <w:lvl w:ilvl="6" w:tplc="0409000F" w:tentative="1">
+      <w:start w:val="1"/>
+      <w:numFmt w:val="decimal"/>
+      <w:lvlText w:val="%7."/>
+      <w:lvlJc w:val="left"/>
+      <w:pPr>
+        <w:ind w:left="5040" w:hanging="360"/>
+      </w:pPr>
+    </w:lvl>
+    <w:lvl w:ilvl="7" w:tplc="04090019" w:tentative="1">
+      <w:start w:val="1"/>
+      <w:numFmt w:val="lowerLetter"/>
+      <w:lvlText w:val="%8."/>
+      <w:lvlJc w:val="left"/>
+      <w:pPr>
+        <w:ind w:left="5760" w:hanging="360"/>
+      </w:pPr>
+    </w:lvl>
+    <w:lvl w:ilvl="8" w:tplc="0409001B" w:tentative="1">
+      <w:start w:val="1"/>
+      <w:numFmt w:val="lowerRoman"/>
+      <w:lvlText w:val="%9."/>
+      <w:lvlJc w:val="right"/>
+      <w:pPr>
+        <w:ind w:left="6480" w:hanging="180"/>
+      </w:pPr>
+    </w:lvl>
+  </w:abstractNum>
+  <w:abstractNum w:abstractNumId="15" w15:restartNumberingAfterBreak="0">
     <w:nsid w:val="499651C2"/>
     <w:multiLevelType w:val="hybridMultilevel"/>
     <w:tmpl w:val="FFFFFFFF"/>
@@ -6826,7 +7113,7 @@
       </w:pPr>
     </w:lvl>
   </w:abstractNum>
-  <w:abstractNum w:abstractNumId="14" w15:restartNumberingAfterBreak="0">
+  <w:abstractNum w:abstractNumId="16" w15:restartNumberingAfterBreak="0">
     <w:nsid w:val="6594CDF9"/>
     <w:multiLevelType w:val="hybridMultilevel"/>
     <w:tmpl w:val="FFFFFFFF"/>
@@ -6839,7 +7126,7 @@
         <w:ind w:left="720" w:hanging="360"/>
       </w:pPr>
       <w:rPr>
-        <w:rFonts w:hint="default" w:ascii="Symbol" w:hAnsi="Symbol"/>
+        <w:rFonts w:ascii="Symbol" w:hAnsi="Symbol" w:hint="default"/>
       </w:rPr>
     </w:lvl>
     <w:lvl w:ilvl="1" w:tplc="35D0D790">
@@ -6851,7 +7138,7 @@
         <w:ind w:left="1440" w:hanging="360"/>
       </w:pPr>
       <w:rPr>
-        <w:rFonts w:hint="default" w:ascii="Courier New" w:hAnsi="Courier New"/>
+        <w:rFonts w:ascii="Courier New" w:hAnsi="Courier New" w:hint="default"/>
       </w:rPr>
     </w:lvl>
     <w:lvl w:ilvl="2" w:tplc="5B647A8C">
@@ -6863,7 +7150,7 @@
         <w:ind w:left="2160" w:hanging="360"/>
       </w:pPr>
       <w:rPr>
-        <w:rFonts w:hint="default" w:ascii="Wingdings" w:hAnsi="Wingdings"/>
+        <w:rFonts w:ascii="Wingdings" w:hAnsi="Wingdings" w:hint="default"/>
       </w:rPr>
     </w:lvl>
     <w:lvl w:ilvl="3" w:tplc="DEE0F70C">
@@ -6875,7 +7162,7 @@
         <w:ind w:left="2880" w:hanging="360"/>
       </w:pPr>
       <w:rPr>
-        <w:rFonts w:hint="default" w:ascii="Symbol" w:hAnsi="Symbol"/>
+        <w:rFonts w:ascii="Symbol" w:hAnsi="Symbol" w:hint="default"/>
       </w:rPr>
     </w:lvl>
     <w:lvl w:ilvl="4" w:tplc="482C5178">
@@ -6887,7 +7174,7 @@
         <w:ind w:left="3600" w:hanging="360"/>
       </w:pPr>
       <w:rPr>
-        <w:rFonts w:hint="default" w:ascii="Courier New" w:hAnsi="Courier New"/>
+        <w:rFonts w:ascii="Courier New" w:hAnsi="Courier New" w:hint="default"/>
       </w:rPr>
     </w:lvl>
     <w:lvl w:ilvl="5" w:tplc="D90ADDD2">
@@ -6899,7 +7186,7 @@
         <w:ind w:left="4320" w:hanging="360"/>
       </w:pPr>
       <w:rPr>
-        <w:rFonts w:hint="default" w:ascii="Wingdings" w:hAnsi="Wingdings"/>
+        <w:rFonts w:ascii="Wingdings" w:hAnsi="Wingdings" w:hint="default"/>
       </w:rPr>
     </w:lvl>
     <w:lvl w:ilvl="6" w:tplc="61B25A30">
@@ -6911,7 +7198,7 @@
         <w:ind w:left="5040" w:hanging="360"/>
       </w:pPr>
       <w:rPr>
-        <w:rFonts w:hint="default" w:ascii="Symbol" w:hAnsi="Symbol"/>
+        <w:rFonts w:ascii="Symbol" w:hAnsi="Symbol" w:hint="default"/>
       </w:rPr>
     </w:lvl>
     <w:lvl w:ilvl="7" w:tplc="4DC03D60">
@@ -6923,7 +7210,7 @@
         <w:ind w:left="5760" w:hanging="360"/>
       </w:pPr>
       <w:rPr>
-        <w:rFonts w:hint="default" w:ascii="Courier New" w:hAnsi="Courier New"/>
+        <w:rFonts w:ascii="Courier New" w:hAnsi="Courier New" w:hint="default"/>
       </w:rPr>
     </w:lvl>
     <w:lvl w:ilvl="8" w:tplc="D76E1726">
@@ -6935,24 +7222,24 @@
         <w:ind w:left="6480" w:hanging="360"/>
       </w:pPr>
       <w:rPr>
-        <w:rFonts w:hint="default" w:ascii="Wingdings" w:hAnsi="Wingdings"/>
+        <w:rFonts w:ascii="Wingdings" w:hAnsi="Wingdings" w:hint="default"/>
       </w:rPr>
     </w:lvl>
   </w:abstractNum>
   <w:num w:numId="1" w16cid:durableId="1934628398">
-    <w:abstractNumId w:val="11"/>
+    <w:abstractNumId w:val="12"/>
   </w:num>
   <w:num w:numId="2" w16cid:durableId="1200513802">
-    <w:abstractNumId w:val="14"/>
+    <w:abstractNumId w:val="16"/>
   </w:num>
   <w:num w:numId="3" w16cid:durableId="1673099934">
     <w:abstractNumId w:val="9"/>
   </w:num>
   <w:num w:numId="4" w16cid:durableId="460222730">
-    <w:abstractNumId w:val="13"/>
+    <w:abstractNumId w:val="15"/>
   </w:num>
   <w:num w:numId="5" w16cid:durableId="2109957715">
-    <w:abstractNumId w:val="12"/>
+    <w:abstractNumId w:val="13"/>
   </w:num>
   <w:num w:numId="6" w16cid:durableId="684749517">
     <w:abstractNumId w:val="10"/>
@@ -6984,6 +7271,12 @@
   <w:num w:numId="15" w16cid:durableId="1181893094">
     <w:abstractNumId w:val="0"/>
   </w:num>
+  <w:num w:numId="16" w16cid:durableId="789667937">
+    <w:abstractNumId w:val="14"/>
+  </w:num>
+  <w:num w:numId="17" w16cid:durableId="995255739">
+    <w:abstractNumId w:val="11"/>
+  </w:num>
 </w:numbering>
 </file>
 
@@ -6992,7 +7285,7 @@
   <w:docDefaults>
     <w:rPrDefault>
       <w:rPr>
-        <w:rFonts w:asciiTheme="minorHAnsi" w:hAnsiTheme="minorHAnsi" w:eastAsiaTheme="minorEastAsia" w:cstheme="minorBidi"/>
+        <w:rFonts w:asciiTheme="minorHAnsi" w:eastAsiaTheme="minorEastAsia" w:hAnsiTheme="minorHAnsi" w:cstheme="minorBidi"/>
         <w:sz w:val="22"/>
         <w:szCs w:val="22"/>
         <w:lang w:val="en-US" w:eastAsia="en-US" w:bidi="ar-SA"/>
@@ -7007,14 +7300,14 @@
   <w:latentStyles w:defLockedState="0" w:defUIPriority="99" w:defSemiHidden="0" w:defUnhideWhenUsed="0" w:defQFormat="0" w:count="376">
     <w:lsdException w:name="Normal" w:uiPriority="0" w:qFormat="1"/>
     <w:lsdException w:name="heading 1" w:uiPriority="9" w:qFormat="1"/>
-    <w:lsdException w:name="heading 2" w:uiPriority="9" w:semiHidden="1" w:unhideWhenUsed="1" w:qFormat="1"/>
-    <w:lsdException w:name="heading 3" w:uiPriority="9" w:semiHidden="1" w:unhideWhenUsed="1" w:qFormat="1"/>
-    <w:lsdException w:name="heading 4" w:uiPriority="9" w:semiHidden="1" w:unhideWhenUsed="1" w:qFormat="1"/>
-    <w:lsdException w:name="heading 5" w:uiPriority="9" w:semiHidden="1" w:unhideWhenUsed="1" w:qFormat="1"/>
-    <w:lsdException w:name="heading 6" w:uiPriority="9" w:semiHidden="1" w:unhideWhenUsed="1" w:qFormat="1"/>
-    <w:lsdException w:name="heading 7" w:uiPriority="9" w:semiHidden="1" w:unhideWhenUsed="1" w:qFormat="1"/>
-    <w:lsdException w:name="heading 8" w:uiPriority="9" w:semiHidden="1" w:unhideWhenUsed="1" w:qFormat="1"/>
-    <w:lsdException w:name="heading 9" w:uiPriority="9" w:semiHidden="1" w:unhideWhenUsed="1" w:qFormat="1"/>
+    <w:lsdException w:name="heading 2" w:semiHidden="1" w:uiPriority="9" w:unhideWhenUsed="1" w:qFormat="1"/>
+    <w:lsdException w:name="heading 3" w:semiHidden="1" w:uiPriority="9" w:unhideWhenUsed="1" w:qFormat="1"/>
+    <w:lsdException w:name="heading 4" w:semiHidden="1" w:uiPriority="9" w:unhideWhenUsed="1" w:qFormat="1"/>
+    <w:lsdException w:name="heading 5" w:semiHidden="1" w:uiPriority="9" w:unhideWhenUsed="1" w:qFormat="1"/>
+    <w:lsdException w:name="heading 6" w:semiHidden="1" w:uiPriority="9" w:unhideWhenUsed="1" w:qFormat="1"/>
+    <w:lsdException w:name="heading 7" w:semiHidden="1" w:uiPriority="9" w:unhideWhenUsed="1" w:qFormat="1"/>
+    <w:lsdException w:name="heading 8" w:semiHidden="1" w:uiPriority="9" w:unhideWhenUsed="1" w:qFormat="1"/>
+    <w:lsdException w:name="heading 9" w:semiHidden="1" w:uiPriority="9" w:unhideWhenUsed="1" w:qFormat="1"/>
     <w:lsdException w:name="index 1" w:semiHidden="1" w:unhideWhenUsed="1"/>
     <w:lsdException w:name="index 2" w:semiHidden="1" w:unhideWhenUsed="1"/>
     <w:lsdException w:name="index 3" w:semiHidden="1" w:unhideWhenUsed="1"/>
@@ -7024,22 +7317,22 @@
     <w:lsdException w:name="index 7" w:semiHidden="1" w:unhideWhenUsed="1"/>
     <w:lsdException w:name="index 8" w:semiHidden="1" w:unhideWhenUsed="1"/>
     <w:lsdException w:name="index 9" w:semiHidden="1" w:unhideWhenUsed="1"/>
-    <w:lsdException w:name="toc 1" w:uiPriority="39" w:semiHidden="1" w:unhideWhenUsed="1"/>
-    <w:lsdException w:name="toc 2" w:uiPriority="39" w:semiHidden="1" w:unhideWhenUsed="1"/>
-    <w:lsdException w:name="toc 3" w:uiPriority="39" w:semiHidden="1" w:unhideWhenUsed="1"/>
-    <w:lsdException w:name="toc 4" w:uiPriority="39" w:semiHidden="1" w:unhideWhenUsed="1"/>
-    <w:lsdException w:name="toc 5" w:uiPriority="39" w:semiHidden="1" w:unhideWhenUsed="1"/>
-    <w:lsdException w:name="toc 6" w:uiPriority="39" w:semiHidden="1" w:unhideWhenUsed="1"/>
-    <w:lsdException w:name="toc 7" w:uiPriority="39" w:semiHidden="1" w:unhideWhenUsed="1"/>
-    <w:lsdException w:name="toc 8" w:uiPriority="39" w:semiHidden="1" w:unhideWhenUsed="1"/>
-    <w:lsdException w:name="toc 9" w:uiPriority="39" w:semiHidden="1" w:unhideWhenUsed="1"/>
+    <w:lsdException w:name="toc 1" w:semiHidden="1" w:uiPriority="39" w:unhideWhenUsed="1"/>
+    <w:lsdException w:name="toc 2" w:semiHidden="1" w:uiPriority="39" w:unhideWhenUsed="1"/>
+    <w:lsdException w:name="toc 3" w:semiHidden="1" w:uiPriority="39" w:unhideWhenUsed="1"/>
+    <w:lsdException w:name="toc 4" w:semiHidden="1" w:uiPriority="39" w:unhideWhenUsed="1"/>
+    <w:lsdException w:name="toc 5" w:semiHidden="1" w:uiPriority="39" w:unhideWhenUsed="1"/>
+    <w:lsdException w:name="toc 6" w:semiHidden="1" w:uiPriority="39" w:unhideWhenUsed="1"/>
+    <w:lsdException w:name="toc 7" w:semiHidden="1" w:uiPriority="39" w:unhideWhenUsed="1"/>
+    <w:lsdException w:name="toc 8" w:semiHidden="1" w:uiPriority="39" w:unhideWhenUsed="1"/>
+    <w:lsdException w:name="toc 9" w:semiHidden="1" w:uiPriority="39" w:unhideWhenUsed="1"/>
     <w:lsdException w:name="Normal Indent" w:semiHidden="1" w:unhideWhenUsed="1"/>
     <w:lsdException w:name="footnote text" w:semiHidden="1" w:unhideWhenUsed="1"/>
     <w:lsdException w:name="annotation text" w:semiHidden="1" w:unhideWhenUsed="1"/>
     <w:lsdException w:name="header" w:semiHidden="1" w:unhideWhenUsed="1"/>
     <w:lsdException w:name="footer" w:semiHidden="1" w:unhideWhenUsed="1"/>
     <w:lsdException w:name="index heading" w:semiHidden="1" w:unhideWhenUsed="1"/>
-    <w:lsdException w:name="caption" w:uiPriority="35" w:semiHidden="1" w:unhideWhenUsed="1" w:qFormat="1"/>
+    <w:lsdException w:name="caption" w:semiHidden="1" w:uiPriority="35" w:unhideWhenUsed="1" w:qFormat="1"/>
     <w:lsdException w:name="table of figures" w:semiHidden="1" w:unhideWhenUsed="1"/>
     <w:lsdException w:name="envelope address" w:semiHidden="1" w:unhideWhenUsed="1"/>
     <w:lsdException w:name="envelope return" w:semiHidden="1" w:unhideWhenUsed="1"/>
@@ -7070,7 +7363,7 @@
     <w:lsdException w:name="Title" w:uiPriority="10" w:qFormat="1"/>
     <w:lsdException w:name="Closing" w:semiHidden="1" w:unhideWhenUsed="1"/>
     <w:lsdException w:name="Signature" w:semiHidden="1" w:unhideWhenUsed="1"/>
-    <w:lsdException w:name="Default Paragraph Font" w:uiPriority="1" w:semiHidden="1" w:unhideWhenUsed="1"/>
+    <w:lsdException w:name="Default Paragraph Font" w:semiHidden="1" w:uiPriority="1" w:unhideWhenUsed="1"/>
     <w:lsdException w:name="Body Text" w:semiHidden="1" w:unhideWhenUsed="1"/>
     <w:lsdException w:name="Body Text Indent" w:semiHidden="1" w:unhideWhenUsed="1"/>
     <w:lsdException w:name="List Continue" w:semiHidden="1" w:unhideWhenUsed="1"/>
@@ -7270,8 +7563,8 @@
     <w:lsdException w:name="Subtle Reference" w:uiPriority="31" w:qFormat="1"/>
     <w:lsdException w:name="Intense Reference" w:uiPriority="32" w:qFormat="1"/>
     <w:lsdException w:name="Book Title" w:uiPriority="33" w:qFormat="1"/>
-    <w:lsdException w:name="Bibliography" w:uiPriority="37" w:semiHidden="1" w:unhideWhenUsed="1"/>
-    <w:lsdException w:name="TOC Heading" w:uiPriority="39" w:semiHidden="1" w:unhideWhenUsed="1" w:qFormat="1"/>
+    <w:lsdException w:name="Bibliography" w:semiHidden="1" w:uiPriority="37" w:unhideWhenUsed="1"/>
+    <w:lsdException w:name="TOC Heading" w:semiHidden="1" w:uiPriority="39" w:unhideWhenUsed="1" w:qFormat="1"/>
     <w:lsdException w:name="Grid Table 4" w:uiPriority="49"/>
     <w:lsdException w:name="Grid Table 5 Dark" w:uiPriority="50"/>
     <w:lsdException w:name="Grid Table 6 Colorful" w:uiPriority="51"/>
@@ -7373,7 +7666,7 @@
     <w:lsdException w:name="Unresolved Mention" w:semiHidden="1" w:unhideWhenUsed="1"/>
     <w:lsdException w:name="Smart Link" w:semiHidden="1" w:unhideWhenUsed="1"/>
   </w:latentStyles>
-  <w:style w:type="paragraph" w:styleId="Normal" w:default="1">
+  <w:style w:type="paragraph" w:default="1" w:styleId="Normal">
     <w:name w:val="Normal"/>
     <w:qFormat/>
     <w:rsid w:val="00FC693F"/>
@@ -7400,7 +7693,7 @@
       <w:outlineLvl w:val="0"/>
     </w:pPr>
     <w:rPr>
-      <w:rFonts w:asciiTheme="majorHAnsi" w:hAnsiTheme="majorHAnsi" w:eastAsiaTheme="majorEastAsia" w:cstheme="majorBidi"/>
+      <w:rFonts w:asciiTheme="majorHAnsi" w:eastAsiaTheme="majorEastAsia" w:hAnsiTheme="majorHAnsi" w:cstheme="majorBidi"/>
       <w:b/>
       <w:bCs/>
       <w:color w:val="1F4E78"/>
@@ -7424,7 +7717,7 @@
       <w:outlineLvl w:val="1"/>
     </w:pPr>
     <w:rPr>
-      <w:rFonts w:asciiTheme="majorHAnsi" w:hAnsiTheme="majorHAnsi" w:eastAsiaTheme="majorEastAsia" w:cstheme="majorBidi"/>
+      <w:rFonts w:asciiTheme="majorHAnsi" w:eastAsiaTheme="majorEastAsia" w:hAnsiTheme="majorHAnsi" w:cstheme="majorBidi"/>
       <w:b/>
       <w:bCs/>
       <w:color w:val="1F4E78"/>
@@ -7448,7 +7741,7 @@
       <w:outlineLvl w:val="2"/>
     </w:pPr>
     <w:rPr>
-      <w:rFonts w:asciiTheme="majorHAnsi" w:hAnsiTheme="majorHAnsi" w:eastAsiaTheme="majorEastAsia" w:cstheme="majorBidi"/>
+      <w:rFonts w:asciiTheme="majorHAnsi" w:eastAsiaTheme="majorEastAsia" w:hAnsiTheme="majorHAnsi" w:cstheme="majorBidi"/>
       <w:b/>
       <w:bCs/>
       <w:color w:val="4F81BD" w:themeColor="accent1"/>
@@ -7471,7 +7764,7 @@
       <w:outlineLvl w:val="3"/>
     </w:pPr>
     <w:rPr>
-      <w:rFonts w:asciiTheme="majorHAnsi" w:hAnsiTheme="majorHAnsi" w:eastAsiaTheme="majorEastAsia" w:cstheme="majorBidi"/>
+      <w:rFonts w:asciiTheme="majorHAnsi" w:eastAsiaTheme="majorEastAsia" w:hAnsiTheme="majorHAnsi" w:cstheme="majorBidi"/>
       <w:b/>
       <w:bCs/>
       <w:i/>
@@ -7496,7 +7789,7 @@
       <w:outlineLvl w:val="4"/>
     </w:pPr>
     <w:rPr>
-      <w:rFonts w:asciiTheme="majorHAnsi" w:hAnsiTheme="majorHAnsi" w:eastAsiaTheme="majorEastAsia" w:cstheme="majorBidi"/>
+      <w:rFonts w:asciiTheme="majorHAnsi" w:eastAsiaTheme="majorEastAsia" w:hAnsiTheme="majorHAnsi" w:cstheme="majorBidi"/>
       <w:color w:val="243F60" w:themeColor="accent1" w:themeShade="7F"/>
     </w:rPr>
   </w:style>
@@ -7517,7 +7810,7 @@
       <w:outlineLvl w:val="5"/>
     </w:pPr>
     <w:rPr>
-      <w:rFonts w:asciiTheme="majorHAnsi" w:hAnsiTheme="majorHAnsi" w:eastAsiaTheme="majorEastAsia" w:cstheme="majorBidi"/>
+      <w:rFonts w:asciiTheme="majorHAnsi" w:eastAsiaTheme="majorEastAsia" w:hAnsiTheme="majorHAnsi" w:cstheme="majorBidi"/>
       <w:i/>
       <w:iCs/>
       <w:color w:val="243F60" w:themeColor="accent1" w:themeShade="7F"/>
@@ -7540,7 +7833,7 @@
       <w:outlineLvl w:val="6"/>
     </w:pPr>
     <w:rPr>
-      <w:rFonts w:asciiTheme="majorHAnsi" w:hAnsiTheme="majorHAnsi" w:eastAsiaTheme="majorEastAsia" w:cstheme="majorBidi"/>
+      <w:rFonts w:asciiTheme="majorHAnsi" w:eastAsiaTheme="majorEastAsia" w:hAnsiTheme="majorHAnsi" w:cstheme="majorBidi"/>
       <w:i/>
       <w:iCs/>
       <w:color w:val="404040" w:themeColor="text1" w:themeTint="BF"/>
@@ -7563,7 +7856,7 @@
       <w:outlineLvl w:val="7"/>
     </w:pPr>
     <w:rPr>
-      <w:rFonts w:asciiTheme="majorHAnsi" w:hAnsiTheme="majorHAnsi" w:eastAsiaTheme="majorEastAsia" w:cstheme="majorBidi"/>
+      <w:rFonts w:asciiTheme="majorHAnsi" w:eastAsiaTheme="majorEastAsia" w:hAnsiTheme="majorHAnsi" w:cstheme="majorBidi"/>
       <w:color w:val="4F81BD" w:themeColor="accent1"/>
       <w:sz w:val="20"/>
       <w:szCs w:val="20"/>
@@ -7586,7 +7879,7 @@
       <w:outlineLvl w:val="8"/>
     </w:pPr>
     <w:rPr>
-      <w:rFonts w:asciiTheme="majorHAnsi" w:hAnsiTheme="majorHAnsi" w:eastAsiaTheme="majorEastAsia" w:cstheme="majorBidi"/>
+      <w:rFonts w:asciiTheme="majorHAnsi" w:eastAsiaTheme="majorEastAsia" w:hAnsiTheme="majorHAnsi" w:cstheme="majorBidi"/>
       <w:i/>
       <w:iCs/>
       <w:color w:val="404040" w:themeColor="text1" w:themeTint="BF"/>
@@ -7594,13 +7887,13 @@
       <w:szCs w:val="20"/>
     </w:rPr>
   </w:style>
-  <w:style w:type="character" w:styleId="DefaultParagraphFont" w:default="1">
+  <w:style w:type="character" w:default="1" w:styleId="DefaultParagraphFont">
     <w:name w:val="Default Paragraph Font"/>
     <w:uiPriority w:val="1"/>
     <w:semiHidden/>
     <w:unhideWhenUsed/>
   </w:style>
-  <w:style w:type="table" w:styleId="TableNormal" w:default="1">
+  <w:style w:type="table" w:default="1" w:styleId="TableNormal">
     <w:name w:val="Normal Table"/>
     <w:uiPriority w:val="99"/>
     <w:semiHidden/>
@@ -7615,7 +7908,7 @@
       </w:tblCellMar>
     </w:tblPr>
   </w:style>
-  <w:style w:type="numbering" w:styleId="NoList" w:default="1">
+  <w:style w:type="numbering" w:default="1" w:styleId="NoList">
     <w:name w:val="No List"/>
     <w:uiPriority w:val="99"/>
     <w:semiHidden/>
@@ -7636,7 +7929,7 @@
       <w:spacing w:after="0" w:line="240" w:lineRule="auto"/>
     </w:pPr>
   </w:style>
-  <w:style w:type="character" w:styleId="HeaderChar" w:customStyle="1">
+  <w:style w:type="character" w:customStyle="1" w:styleId="HeaderChar">
     <w:name w:val="Header Char"/>
     <w:basedOn w:val="DefaultParagraphFont"/>
     <w:link w:val="Header"/>
@@ -7658,7 +7951,7 @@
       <w:spacing w:after="0" w:line="240" w:lineRule="auto"/>
     </w:pPr>
   </w:style>
-  <w:style w:type="character" w:styleId="FooterChar" w:customStyle="1">
+  <w:style w:type="character" w:customStyle="1" w:styleId="FooterChar">
     <w:name w:val="Footer Char"/>
     <w:basedOn w:val="DefaultParagraphFont"/>
     <w:link w:val="Footer"/>
@@ -7675,14 +7968,14 @@
       <w:spacing w:after="0" w:line="240" w:lineRule="auto"/>
     </w:pPr>
   </w:style>
-  <w:style w:type="character" w:styleId="Heading1Char" w:customStyle="1">
+  <w:style w:type="character" w:customStyle="1" w:styleId="Heading1Char">
     <w:name w:val="Heading 1 Char"/>
     <w:basedOn w:val="DefaultParagraphFont"/>
     <w:link w:val="Heading1"/>
     <w:uiPriority w:val="9"/>
     <w:rsid w:val="00FC693F"/>
     <w:rPr>
-      <w:rFonts w:asciiTheme="majorHAnsi" w:hAnsiTheme="majorHAnsi" w:eastAsiaTheme="majorEastAsia" w:cstheme="majorBidi"/>
+      <w:rFonts w:asciiTheme="majorHAnsi" w:eastAsiaTheme="majorEastAsia" w:hAnsiTheme="majorHAnsi" w:cstheme="majorBidi"/>
       <w:b/>
       <w:bCs/>
       <w:color w:val="365F91" w:themeColor="accent1" w:themeShade="BF"/>
@@ -7690,14 +7983,14 @@
       <w:szCs w:val="28"/>
     </w:rPr>
   </w:style>
-  <w:style w:type="character" w:styleId="Heading2Char" w:customStyle="1">
+  <w:style w:type="character" w:customStyle="1" w:styleId="Heading2Char">
     <w:name w:val="Heading 2 Char"/>
     <w:basedOn w:val="DefaultParagraphFont"/>
     <w:link w:val="Heading2"/>
     <w:uiPriority w:val="9"/>
     <w:rsid w:val="00FC693F"/>
     <w:rPr>
-      <w:rFonts w:asciiTheme="majorHAnsi" w:hAnsiTheme="majorHAnsi" w:eastAsiaTheme="majorEastAsia" w:cstheme="majorBidi"/>
+      <w:rFonts w:asciiTheme="majorHAnsi" w:eastAsiaTheme="majorEastAsia" w:hAnsiTheme="majorHAnsi" w:cstheme="majorBidi"/>
       <w:b/>
       <w:bCs/>
       <w:color w:val="4F81BD" w:themeColor="accent1"/>
@@ -7705,14 +7998,14 @@
       <w:szCs w:val="26"/>
     </w:rPr>
   </w:style>
-  <w:style w:type="character" w:styleId="Heading3Char" w:customStyle="1">
+  <w:style w:type="character" w:customStyle="1" w:styleId="Heading3Char">
     <w:name w:val="Heading 3 Char"/>
     <w:basedOn w:val="DefaultParagraphFont"/>
     <w:link w:val="Heading3"/>
     <w:uiPriority w:val="9"/>
     <w:rsid w:val="00FC693F"/>
     <w:rPr>
-      <w:rFonts w:asciiTheme="majorHAnsi" w:hAnsiTheme="majorHAnsi" w:eastAsiaTheme="majorEastAsia" w:cstheme="majorBidi"/>
+      <w:rFonts w:asciiTheme="majorHAnsi" w:eastAsiaTheme="majorEastAsia" w:hAnsiTheme="majorHAnsi" w:cstheme="majorBidi"/>
       <w:b/>
       <w:bCs/>
       <w:color w:val="4F81BD" w:themeColor="accent1"/>
@@ -7728,13 +8021,13 @@
     <w:rsid w:val="00FC693F"/>
     <w:pPr>
       <w:pBdr>
-        <w:bottom w:val="single" w:color="4F81BD" w:themeColor="accent1" w:sz="8" w:space="4"/>
+        <w:bottom w:val="single" w:sz="8" w:space="4" w:color="4F81BD" w:themeColor="accent1"/>
       </w:pBdr>
       <w:spacing w:after="300" w:line="240" w:lineRule="auto"/>
       <w:contextualSpacing/>
     </w:pPr>
     <w:rPr>
-      <w:rFonts w:asciiTheme="majorHAnsi" w:hAnsiTheme="majorHAnsi" w:eastAsiaTheme="majorEastAsia" w:cstheme="majorBidi"/>
+      <w:rFonts w:asciiTheme="majorHAnsi" w:eastAsiaTheme="majorEastAsia" w:hAnsiTheme="majorHAnsi" w:cstheme="majorBidi"/>
       <w:b/>
       <w:color w:val="1F4E78"/>
       <w:spacing w:val="5"/>
@@ -7743,14 +8036,14 @@
       <w:szCs w:val="52"/>
     </w:rPr>
   </w:style>
-  <w:style w:type="character" w:styleId="TitleChar" w:customStyle="1">
+  <w:style w:type="character" w:customStyle="1" w:styleId="TitleChar">
     <w:name w:val="Title Char"/>
     <w:basedOn w:val="DefaultParagraphFont"/>
     <w:link w:val="Title"/>
     <w:uiPriority w:val="10"/>
     <w:rsid w:val="00FC693F"/>
     <w:rPr>
-      <w:rFonts w:asciiTheme="majorHAnsi" w:hAnsiTheme="majorHAnsi" w:eastAsiaTheme="majorEastAsia" w:cstheme="majorBidi"/>
+      <w:rFonts w:asciiTheme="majorHAnsi" w:eastAsiaTheme="majorEastAsia" w:hAnsiTheme="majorHAnsi" w:cstheme="majorBidi"/>
       <w:color w:val="17365D" w:themeColor="text2" w:themeShade="BF"/>
       <w:spacing w:val="5"/>
       <w:kern w:val="28"/>
@@ -7772,7 +8065,7 @@
       </w:numPr>
     </w:pPr>
     <w:rPr>
-      <w:rFonts w:asciiTheme="majorHAnsi" w:hAnsiTheme="majorHAnsi" w:eastAsiaTheme="majorEastAsia" w:cstheme="majorBidi"/>
+      <w:rFonts w:asciiTheme="majorHAnsi" w:eastAsiaTheme="majorEastAsia" w:hAnsiTheme="majorHAnsi" w:cstheme="majorBidi"/>
       <w:i/>
       <w:iCs/>
       <w:color w:val="4F81BD" w:themeColor="accent1"/>
@@ -7781,14 +8074,14 @@
       <w:szCs w:val="24"/>
     </w:rPr>
   </w:style>
-  <w:style w:type="character" w:styleId="SubtitleChar" w:customStyle="1">
+  <w:style w:type="character" w:customStyle="1" w:styleId="SubtitleChar">
     <w:name w:val="Subtitle Char"/>
     <w:basedOn w:val="DefaultParagraphFont"/>
     <w:link w:val="Subtitle"/>
     <w:uiPriority w:val="11"/>
     <w:rsid w:val="00FC693F"/>
     <w:rPr>
-      <w:rFonts w:asciiTheme="majorHAnsi" w:hAnsiTheme="majorHAnsi" w:eastAsiaTheme="majorEastAsia" w:cstheme="majorBidi"/>
+      <w:rFonts w:asciiTheme="majorHAnsi" w:eastAsiaTheme="majorEastAsia" w:hAnsiTheme="majorHAnsi" w:cstheme="majorBidi"/>
       <w:i/>
       <w:iCs/>
       <w:color w:val="4F81BD" w:themeColor="accent1"/>
@@ -7819,7 +8112,7 @@
       <w:spacing w:after="120"/>
     </w:pPr>
   </w:style>
-  <w:style w:type="character" w:styleId="BodyTextChar" w:customStyle="1">
+  <w:style w:type="character" w:customStyle="1" w:styleId="BodyTextChar">
     <w:name w:val="Body Text Char"/>
     <w:basedOn w:val="DefaultParagraphFont"/>
     <w:link w:val="BodyText"/>
@@ -7837,7 +8130,7 @@
       <w:spacing w:after="120" w:line="480" w:lineRule="auto"/>
     </w:pPr>
   </w:style>
-  <w:style w:type="character" w:styleId="BodyText2Char" w:customStyle="1">
+  <w:style w:type="character" w:customStyle="1" w:styleId="BodyText2Char">
     <w:name w:val="Body Text 2 Char"/>
     <w:basedOn w:val="DefaultParagraphFont"/>
     <w:link w:val="BodyText2"/>
@@ -7859,7 +8152,7 @@
       <w:szCs w:val="16"/>
     </w:rPr>
   </w:style>
-  <w:style w:type="character" w:styleId="BodyText3Char" w:customStyle="1">
+  <w:style w:type="character" w:customStyle="1" w:styleId="BodyText3Char">
     <w:name w:val="Body Text 3 Char"/>
     <w:basedOn w:val="DefaultParagraphFont"/>
     <w:link w:val="BodyText3"/>
@@ -8040,7 +8333,7 @@
       <w:szCs w:val="20"/>
     </w:rPr>
   </w:style>
-  <w:style w:type="character" w:styleId="MacroTextChar" w:customStyle="1">
+  <w:style w:type="character" w:customStyle="1" w:styleId="MacroTextChar">
     <w:name w:val="Macro Text Char"/>
     <w:basedOn w:val="DefaultParagraphFont"/>
     <w:link w:val="MacroText"/>
@@ -8066,7 +8359,7 @@
       <w:color w:val="000000" w:themeColor="text1"/>
     </w:rPr>
   </w:style>
-  <w:style w:type="character" w:styleId="QuoteChar" w:customStyle="1">
+  <w:style w:type="character" w:customStyle="1" w:styleId="QuoteChar">
     <w:name w:val="Quote Char"/>
     <w:basedOn w:val="DefaultParagraphFont"/>
     <w:link w:val="Quote"/>
@@ -8078,7 +8371,7 @@
       <w:color w:val="000000" w:themeColor="text1"/>
     </w:rPr>
   </w:style>
-  <w:style w:type="character" w:styleId="Heading4Char" w:customStyle="1">
+  <w:style w:type="character" w:customStyle="1" w:styleId="Heading4Char">
     <w:name w:val="Heading 4 Char"/>
     <w:basedOn w:val="DefaultParagraphFont"/>
     <w:link w:val="Heading4"/>
@@ -8086,7 +8379,7 @@
     <w:semiHidden/>
     <w:rsid w:val="00FC693F"/>
     <w:rPr>
-      <w:rFonts w:asciiTheme="majorHAnsi" w:hAnsiTheme="majorHAnsi" w:eastAsiaTheme="majorEastAsia" w:cstheme="majorBidi"/>
+      <w:rFonts w:asciiTheme="majorHAnsi" w:eastAsiaTheme="majorEastAsia" w:hAnsiTheme="majorHAnsi" w:cstheme="majorBidi"/>
       <w:b/>
       <w:bCs/>
       <w:i/>
@@ -8094,7 +8387,7 @@
       <w:color w:val="4F81BD" w:themeColor="accent1"/>
     </w:rPr>
   </w:style>
-  <w:style w:type="character" w:styleId="Heading5Char" w:customStyle="1">
+  <w:style w:type="character" w:customStyle="1" w:styleId="Heading5Char">
     <w:name w:val="Heading 5 Char"/>
     <w:basedOn w:val="DefaultParagraphFont"/>
     <w:link w:val="Heading5"/>
@@ -8102,11 +8395,11 @@
     <w:semiHidden/>
     <w:rsid w:val="00FC693F"/>
     <w:rPr>
-      <w:rFonts w:asciiTheme="majorHAnsi" w:hAnsiTheme="majorHAnsi" w:eastAsiaTheme="majorEastAsia" w:cstheme="majorBidi"/>
+      <w:rFonts w:asciiTheme="majorHAnsi" w:eastAsiaTheme="majorEastAsia" w:hAnsiTheme="majorHAnsi" w:cstheme="majorBidi"/>
       <w:color w:val="243F60" w:themeColor="accent1" w:themeShade="7F"/>
     </w:rPr>
   </w:style>
-  <w:style w:type="character" w:styleId="Heading6Char" w:customStyle="1">
+  <w:style w:type="character" w:customStyle="1" w:styleId="Heading6Char">
     <w:name w:val="Heading 6 Char"/>
     <w:basedOn w:val="DefaultParagraphFont"/>
     <w:link w:val="Heading6"/>
@@ -8114,13 +8407,13 @@
     <w:semiHidden/>
     <w:rsid w:val="00FC693F"/>
     <w:rPr>
-      <w:rFonts w:asciiTheme="majorHAnsi" w:hAnsiTheme="majorHAnsi" w:eastAsiaTheme="majorEastAsia" w:cstheme="majorBidi"/>
+      <w:rFonts w:asciiTheme="majorHAnsi" w:eastAsiaTheme="majorEastAsia" w:hAnsiTheme="majorHAnsi" w:cstheme="majorBidi"/>
       <w:i/>
       <w:iCs/>
       <w:color w:val="243F60" w:themeColor="accent1" w:themeShade="7F"/>
     </w:rPr>
   </w:style>
-  <w:style w:type="character" w:styleId="Heading7Char" w:customStyle="1">
+  <w:style w:type="character" w:customStyle="1" w:styleId="Heading7Char">
     <w:name w:val="Heading 7 Char"/>
     <w:basedOn w:val="DefaultParagraphFont"/>
     <w:link w:val="Heading7"/>
@@ -8128,13 +8421,13 @@
     <w:semiHidden/>
     <w:rsid w:val="00FC693F"/>
     <w:rPr>
-      <w:rFonts w:asciiTheme="majorHAnsi" w:hAnsiTheme="majorHAnsi" w:eastAsiaTheme="majorEastAsia" w:cstheme="majorBidi"/>
+      <w:rFonts w:asciiTheme="majorHAnsi" w:eastAsiaTheme="majorEastAsia" w:hAnsiTheme="majorHAnsi" w:cstheme="majorBidi"/>
       <w:i/>
       <w:iCs/>
       <w:color w:val="404040" w:themeColor="text1" w:themeTint="BF"/>
     </w:rPr>
   </w:style>
-  <w:style w:type="character" w:styleId="Heading8Char" w:customStyle="1">
+  <w:style w:type="character" w:customStyle="1" w:styleId="Heading8Char">
     <w:name w:val="Heading 8 Char"/>
     <w:basedOn w:val="DefaultParagraphFont"/>
     <w:link w:val="Heading8"/>
@@ -8142,13 +8435,13 @@
     <w:semiHidden/>
     <w:rsid w:val="00FC693F"/>
     <w:rPr>
-      <w:rFonts w:asciiTheme="majorHAnsi" w:hAnsiTheme="majorHAnsi" w:eastAsiaTheme="majorEastAsia" w:cstheme="majorBidi"/>
+      <w:rFonts w:asciiTheme="majorHAnsi" w:eastAsiaTheme="majorEastAsia" w:hAnsiTheme="majorHAnsi" w:cstheme="majorBidi"/>
       <w:color w:val="4F81BD" w:themeColor="accent1"/>
       <w:sz w:val="20"/>
       <w:szCs w:val="20"/>
     </w:rPr>
   </w:style>
-  <w:style w:type="character" w:styleId="Heading9Char" w:customStyle="1">
+  <w:style w:type="character" w:customStyle="1" w:styleId="Heading9Char">
     <w:name w:val="Heading 9 Char"/>
     <w:basedOn w:val="DefaultParagraphFont"/>
     <w:link w:val="Heading9"/>
@@ -8156,7 +8449,7 @@
     <w:semiHidden/>
     <w:rsid w:val="00FC693F"/>
     <w:rPr>
-      <w:rFonts w:asciiTheme="majorHAnsi" w:hAnsiTheme="majorHAnsi" w:eastAsiaTheme="majorEastAsia" w:cstheme="majorBidi"/>
+      <w:rFonts w:asciiTheme="majorHAnsi" w:eastAsiaTheme="majorEastAsia" w:hAnsiTheme="majorHAnsi" w:cstheme="majorBidi"/>
       <w:i/>
       <w:iCs/>
       <w:color w:val="404040" w:themeColor="text1" w:themeTint="BF"/>
@@ -8216,7 +8509,7 @@
     <w:rsid w:val="00FC693F"/>
     <w:pPr>
       <w:pBdr>
-        <w:bottom w:val="single" w:color="4F81BD" w:themeColor="accent1" w:sz="4" w:space="4"/>
+        <w:bottom w:val="single" w:sz="4" w:space="4" w:color="4F81BD" w:themeColor="accent1"/>
       </w:pBdr>
       <w:spacing w:before="200" w:after="280"/>
       <w:ind w:left="936" w:right="936"/>
@@ -8229,7 +8522,7 @@
       <w:color w:val="4F81BD" w:themeColor="accent1"/>
     </w:rPr>
   </w:style>
-  <w:style w:type="character" w:styleId="IntenseQuoteChar" w:customStyle="1">
+  <w:style w:type="character" w:customStyle="1" w:styleId="IntenseQuoteChar">
     <w:name w:val="Intense Quote Char"/>
     <w:basedOn w:val="DefaultParagraphFont"/>
     <w:link w:val="IntenseQuote"/>
@@ -8332,12 +8625,12 @@
     </w:pPr>
     <w:tblPr>
       <w:tblBorders>
-        <w:top w:val="single" w:color="auto" w:sz="4" w:space="0"/>
-        <w:left w:val="single" w:color="auto" w:sz="4" w:space="0"/>
-        <w:bottom w:val="single" w:color="auto" w:sz="4" w:space="0"/>
-        <w:right w:val="single" w:color="auto" w:sz="4" w:space="0"/>
-        <w:insideH w:val="single" w:color="auto" w:sz="4" w:space="0"/>
-        <w:insideV w:val="single" w:color="auto" w:sz="4" w:space="0"/>
+        <w:top w:val="single" w:sz="4" w:space="0" w:color="auto"/>
+        <w:left w:val="single" w:sz="4" w:space="0" w:color="auto"/>
+        <w:bottom w:val="single" w:sz="4" w:space="0" w:color="auto"/>
+        <w:right w:val="single" w:sz="4" w:space="0" w:color="auto"/>
+        <w:insideH w:val="single" w:sz="4" w:space="0" w:color="auto"/>
+        <w:insideV w:val="single" w:sz="4" w:space="0" w:color="auto"/>
       </w:tblBorders>
     </w:tblPr>
   </w:style>
@@ -8356,8 +8649,8 @@
       <w:tblStyleRowBandSize w:val="1"/>
       <w:tblStyleColBandSize w:val="1"/>
       <w:tblBorders>
-        <w:top w:val="single" w:color="000000" w:themeColor="text1" w:sz="8" w:space="0"/>
-        <w:bottom w:val="single" w:color="000000" w:themeColor="text1" w:sz="8" w:space="0"/>
+        <w:top w:val="single" w:sz="8" w:space="0" w:color="000000" w:themeColor="text1"/>
+        <w:bottom w:val="single" w:sz="8" w:space="0" w:color="000000" w:themeColor="text1"/>
       </w:tblBorders>
     </w:tblPr>
     <w:tblStylePr w:type="firstRow">
@@ -8371,9 +8664,9 @@
       <w:tblPr/>
       <w:tcPr>
         <w:tcBorders>
-          <w:top w:val="single" w:color="000000" w:themeColor="text1" w:sz="8" w:space="0"/>
+          <w:top w:val="single" w:sz="8" w:space="0" w:color="000000" w:themeColor="text1"/>
           <w:left w:val="nil"/>
-          <w:bottom w:val="single" w:color="000000" w:themeColor="text1" w:sz="8" w:space="0"/>
+          <w:bottom w:val="single" w:sz="8" w:space="0" w:color="000000" w:themeColor="text1"/>
           <w:right w:val="nil"/>
           <w:insideH w:val="nil"/>
           <w:insideV w:val="nil"/>
@@ -8391,9 +8684,9 @@
       <w:tblPr/>
       <w:tcPr>
         <w:tcBorders>
-          <w:top w:val="single" w:color="000000" w:themeColor="text1" w:sz="8" w:space="0"/>
+          <w:top w:val="single" w:sz="8" w:space="0" w:color="000000" w:themeColor="text1"/>
           <w:left w:val="nil"/>
-          <w:bottom w:val="single" w:color="000000" w:themeColor="text1" w:sz="8" w:space="0"/>
+          <w:bottom w:val="single" w:sz="8" w:space="0" w:color="000000" w:themeColor="text1"/>
           <w:right w:val="nil"/>
           <w:insideH w:val="nil"/>
           <w:insideV w:val="nil"/>
@@ -8452,8 +8745,8 @@
       <w:tblStyleRowBandSize w:val="1"/>
       <w:tblStyleColBandSize w:val="1"/>
       <w:tblBorders>
-        <w:top w:val="single" w:color="4F81BD" w:themeColor="accent1" w:sz="8" w:space="0"/>
-        <w:bottom w:val="single" w:color="4F81BD" w:themeColor="accent1" w:sz="8" w:space="0"/>
+        <w:top w:val="single" w:sz="8" w:space="0" w:color="4F81BD" w:themeColor="accent1"/>
+        <w:bottom w:val="single" w:sz="8" w:space="0" w:color="4F81BD" w:themeColor="accent1"/>
       </w:tblBorders>
     </w:tblPr>
     <w:tblStylePr w:type="firstRow">
@@ -8467,9 +8760,9 @@
       <w:tblPr/>
       <w:tcPr>
         <w:tcBorders>
-          <w:top w:val="single" w:color="4F81BD" w:themeColor="accent1" w:sz="8" w:space="0"/>
+          <w:top w:val="single" w:sz="8" w:space="0" w:color="4F81BD" w:themeColor="accent1"/>
           <w:left w:val="nil"/>
-          <w:bottom w:val="single" w:color="4F81BD" w:themeColor="accent1" w:sz="8" w:space="0"/>
+          <w:bottom w:val="single" w:sz="8" w:space="0" w:color="4F81BD" w:themeColor="accent1"/>
           <w:right w:val="nil"/>
           <w:insideH w:val="nil"/>
           <w:insideV w:val="nil"/>
@@ -8487,9 +8780,9 @@
       <w:tblPr/>
       <w:tcPr>
         <w:tcBorders>
-          <w:top w:val="single" w:color="4F81BD" w:themeColor="accent1" w:sz="8" w:space="0"/>
+          <w:top w:val="single" w:sz="8" w:space="0" w:color="4F81BD" w:themeColor="accent1"/>
           <w:left w:val="nil"/>
-          <w:bottom w:val="single" w:color="4F81BD" w:themeColor="accent1" w:sz="8" w:space="0"/>
+          <w:bottom w:val="single" w:sz="8" w:space="0" w:color="4F81BD" w:themeColor="accent1"/>
           <w:right w:val="nil"/>
           <w:insideH w:val="nil"/>
           <w:insideV w:val="nil"/>
@@ -8548,8 +8841,8 @@
       <w:tblStyleRowBandSize w:val="1"/>
       <w:tblStyleColBandSize w:val="1"/>
       <w:tblBorders>
-        <w:top w:val="single" w:color="C0504D" w:themeColor="accent2" w:sz="8" w:space="0"/>
-        <w:bottom w:val="single" w:color="C0504D" w:themeColor="accent2" w:sz="8" w:space="0"/>
+        <w:top w:val="single" w:sz="8" w:space="0" w:color="C0504D" w:themeColor="accent2"/>
+        <w:bottom w:val="single" w:sz="8" w:space="0" w:color="C0504D" w:themeColor="accent2"/>
       </w:tblBorders>
     </w:tblPr>
     <w:tblStylePr w:type="firstRow">
@@ -8563,9 +8856,9 @@
       <w:tblPr/>
       <w:tcPr>
         <w:tcBorders>
-          <w:top w:val="single" w:color="C0504D" w:themeColor="accent2" w:sz="8" w:space="0"/>
+          <w:top w:val="single" w:sz="8" w:space="0" w:color="C0504D" w:themeColor="accent2"/>
           <w:left w:val="nil"/>
-          <w:bottom w:val="single" w:color="C0504D" w:themeColor="accent2" w:sz="8" w:space="0"/>
+          <w:bottom w:val="single" w:sz="8" w:space="0" w:color="C0504D" w:themeColor="accent2"/>
           <w:right w:val="nil"/>
           <w:insideH w:val="nil"/>
           <w:insideV w:val="nil"/>
@@ -8583,9 +8876,9 @@
       <w:tblPr/>
       <w:tcPr>
         <w:tcBorders>
-          <w:top w:val="single" w:color="C0504D" w:themeColor="accent2" w:sz="8" w:space="0"/>
+          <w:top w:val="single" w:sz="8" w:space="0" w:color="C0504D" w:themeColor="accent2"/>
           <w:left w:val="nil"/>
-          <w:bottom w:val="single" w:color="C0504D" w:themeColor="accent2" w:sz="8" w:space="0"/>
+          <w:bottom w:val="single" w:sz="8" w:space="0" w:color="C0504D" w:themeColor="accent2"/>
           <w:right w:val="nil"/>
           <w:insideH w:val="nil"/>
           <w:insideV w:val="nil"/>
@@ -8644,8 +8937,8 @@
       <w:tblStyleRowBandSize w:val="1"/>
       <w:tblStyleColBandSize w:val="1"/>
       <w:tblBorders>
-        <w:top w:val="single" w:color="9BBB59" w:themeColor="accent3" w:sz="8" w:space="0"/>
-        <w:bottom w:val="single" w:color="9BBB59" w:themeColor="accent3" w:sz="8" w:space="0"/>
+        <w:top w:val="single" w:sz="8" w:space="0" w:color="9BBB59" w:themeColor="accent3"/>
+        <w:bottom w:val="single" w:sz="8" w:space="0" w:color="9BBB59" w:themeColor="accent3"/>
       </w:tblBorders>
     </w:tblPr>
     <w:tblStylePr w:type="firstRow">
@@ -8659,9 +8952,9 @@
       <w:tblPr/>
       <w:tcPr>
         <w:tcBorders>
-          <w:top w:val="single" w:color="9BBB59" w:themeColor="accent3" w:sz="8" w:space="0"/>
+          <w:top w:val="single" w:sz="8" w:space="0" w:color="9BBB59" w:themeColor="accent3"/>
           <w:left w:val="nil"/>
-          <w:bottom w:val="single" w:color="9BBB59" w:themeColor="accent3" w:sz="8" w:space="0"/>
+          <w:bottom w:val="single" w:sz="8" w:space="0" w:color="9BBB59" w:themeColor="accent3"/>
           <w:right w:val="nil"/>
           <w:insideH w:val="nil"/>
           <w:insideV w:val="nil"/>
@@ -8679,9 +8972,9 @@
       <w:tblPr/>
       <w:tcPr>
         <w:tcBorders>
-          <w:top w:val="single" w:color="9BBB59" w:themeColor="accent3" w:sz="8" w:space="0"/>
+          <w:top w:val="single" w:sz="8" w:space="0" w:color="9BBB59" w:themeColor="accent3"/>
           <w:left w:val="nil"/>
-          <w:bottom w:val="single" w:color="9BBB59" w:themeColor="accent3" w:sz="8" w:space="0"/>
+          <w:bottom w:val="single" w:sz="8" w:space="0" w:color="9BBB59" w:themeColor="accent3"/>
           <w:right w:val="nil"/>
           <w:insideH w:val="nil"/>
           <w:insideV w:val="nil"/>
@@ -8740,8 +9033,8 @@
       <w:tblStyleRowBandSize w:val="1"/>
       <w:tblStyleColBandSize w:val="1"/>
       <w:tblBorders>
-        <w:top w:val="single" w:color="8064A2" w:themeColor="accent4" w:sz="8" w:space="0"/>
-        <w:bottom w:val="single" w:color="8064A2" w:themeColor="accent4" w:sz="8" w:space="0"/>
+        <w:top w:val="single" w:sz="8" w:space="0" w:color="8064A2" w:themeColor="accent4"/>
+        <w:bottom w:val="single" w:sz="8" w:space="0" w:color="8064A2" w:themeColor="accent4"/>
       </w:tblBorders>
     </w:tblPr>
     <w:tblStylePr w:type="firstRow">
@@ -8755,9 +9048,9 @@
       <w:tblPr/>
       <w:tcPr>
         <w:tcBorders>
-          <w:top w:val="single" w:color="8064A2" w:themeColor="accent4" w:sz="8" w:space="0"/>
+          <w:top w:val="single" w:sz="8" w:space="0" w:color="8064A2" w:themeColor="accent4"/>
           <w:left w:val="nil"/>
-          <w:bottom w:val="single" w:color="8064A2" w:themeColor="accent4" w:sz="8" w:space="0"/>
+          <w:bottom w:val="single" w:sz="8" w:space="0" w:color="8064A2" w:themeColor="accent4"/>
           <w:right w:val="nil"/>
           <w:insideH w:val="nil"/>
           <w:insideV w:val="nil"/>
@@ -8775,9 +9068,9 @@
       <w:tblPr/>
       <w:tcPr>
         <w:tcBorders>
-          <w:top w:val="single" w:color="8064A2" w:themeColor="accent4" w:sz="8" w:space="0"/>
+          <w:top w:val="single" w:sz="8" w:space="0" w:color="8064A2" w:themeColor="accent4"/>
           <w:left w:val="nil"/>
-          <w:bottom w:val="single" w:color="8064A2" w:themeColor="accent4" w:sz="8" w:space="0"/>
+          <w:bottom w:val="single" w:sz="8" w:space="0" w:color="8064A2" w:themeColor="accent4"/>
           <w:right w:val="nil"/>
           <w:insideH w:val="nil"/>
           <w:insideV w:val="nil"/>
@@ -8836,8 +9129,8 @@
       <w:tblStyleRowBandSize w:val="1"/>
       <w:tblStyleColBandSize w:val="1"/>
       <w:tblBorders>
-        <w:top w:val="single" w:color="4BACC6" w:themeColor="accent5" w:sz="8" w:space="0"/>
-        <w:bottom w:val="single" w:color="4BACC6" w:themeColor="accent5" w:sz="8" w:space="0"/>
+        <w:top w:val="single" w:sz="8" w:space="0" w:color="4BACC6" w:themeColor="accent5"/>
+        <w:bottom w:val="single" w:sz="8" w:space="0" w:color="4BACC6" w:themeColor="accent5"/>
       </w:tblBorders>
     </w:tblPr>
     <w:tblStylePr w:type="firstRow">
@@ -8851,9 +9144,9 @@
       <w:tblPr/>
       <w:tcPr>
         <w:tcBorders>
-          <w:top w:val="single" w:color="4BACC6" w:themeColor="accent5" w:sz="8" w:space="0"/>
+          <w:top w:val="single" w:sz="8" w:space="0" w:color="4BACC6" w:themeColor="accent5"/>
           <w:left w:val="nil"/>
-          <w:bottom w:val="single" w:color="4BACC6" w:themeColor="accent5" w:sz="8" w:space="0"/>
+          <w:bottom w:val="single" w:sz="8" w:space="0" w:color="4BACC6" w:themeColor="accent5"/>
           <w:right w:val="nil"/>
           <w:insideH w:val="nil"/>
           <w:insideV w:val="nil"/>
@@ -8871,9 +9164,9 @@
       <w:tblPr/>
       <w:tcPr>
         <w:tcBorders>
-          <w:top w:val="single" w:color="4BACC6" w:themeColor="accent5" w:sz="8" w:space="0"/>
+          <w:top w:val="single" w:sz="8" w:space="0" w:color="4BACC6" w:themeColor="accent5"/>
           <w:left w:val="nil"/>
-          <w:bottom w:val="single" w:color="4BACC6" w:themeColor="accent5" w:sz="8" w:space="0"/>
+          <w:bottom w:val="single" w:sz="8" w:space="0" w:color="4BACC6" w:themeColor="accent5"/>
           <w:right w:val="nil"/>
           <w:insideH w:val="nil"/>
           <w:insideV w:val="nil"/>
@@ -8932,8 +9225,8 @@
       <w:tblStyleRowBandSize w:val="1"/>
       <w:tblStyleColBandSize w:val="1"/>
       <w:tblBorders>
-        <w:top w:val="single" w:color="F79646" w:themeColor="accent6" w:sz="8" w:space="0"/>
-        <w:bottom w:val="single" w:color="F79646" w:themeColor="accent6" w:sz="8" w:space="0"/>
+        <w:top w:val="single" w:sz="8" w:space="0" w:color="F79646" w:themeColor="accent6"/>
+        <w:bottom w:val="single" w:sz="8" w:space="0" w:color="F79646" w:themeColor="accent6"/>
       </w:tblBorders>
     </w:tblPr>
     <w:tblStylePr w:type="firstRow">
@@ -8947,9 +9240,9 @@
       <w:tblPr/>
       <w:tcPr>
         <w:tcBorders>
-          <w:top w:val="single" w:color="F79646" w:themeColor="accent6" w:sz="8" w:space="0"/>
+          <w:top w:val="single" w:sz="8" w:space="0" w:color="F79646" w:themeColor="accent6"/>
           <w:left w:val="nil"/>
-          <w:bottom w:val="single" w:color="F79646" w:themeColor="accent6" w:sz="8" w:space="0"/>
+          <w:bottom w:val="single" w:sz="8" w:space="0" w:color="F79646" w:themeColor="accent6"/>
           <w:right w:val="nil"/>
           <w:insideH w:val="nil"/>
           <w:insideV w:val="nil"/>
@@ -8967,9 +9260,9 @@
       <w:tblPr/>
       <w:tcPr>
         <w:tcBorders>
-          <w:top w:val="single" w:color="F79646" w:themeColor="accent6" w:sz="8" w:space="0"/>
+          <w:top w:val="single" w:sz="8" w:space="0" w:color="F79646" w:themeColor="accent6"/>
           <w:left w:val="nil"/>
-          <w:bottom w:val="single" w:color="F79646" w:themeColor="accent6" w:sz="8" w:space="0"/>
+          <w:bottom w:val="single" w:sz="8" w:space="0" w:color="F79646" w:themeColor="accent6"/>
           <w:right w:val="nil"/>
           <w:insideH w:val="nil"/>
           <w:insideV w:val="nil"/>
@@ -9025,10 +9318,10 @@
       <w:tblStyleRowBandSize w:val="1"/>
       <w:tblStyleColBandSize w:val="1"/>
       <w:tblBorders>
-        <w:top w:val="single" w:color="000000" w:themeColor="text1" w:sz="8" w:space="0"/>
-        <w:left w:val="single" w:color="000000" w:themeColor="text1" w:sz="8" w:space="0"/>
-        <w:bottom w:val="single" w:color="000000" w:themeColor="text1" w:sz="8" w:space="0"/>
-        <w:right w:val="single" w:color="000000" w:themeColor="text1" w:sz="8" w:space="0"/>
+        <w:top w:val="single" w:sz="8" w:space="0" w:color="000000" w:themeColor="text1"/>
+        <w:left w:val="single" w:sz="8" w:space="0" w:color="000000" w:themeColor="text1"/>
+        <w:bottom w:val="single" w:sz="8" w:space="0" w:color="000000" w:themeColor="text1"/>
+        <w:right w:val="single" w:sz="8" w:space="0" w:color="000000" w:themeColor="text1"/>
       </w:tblBorders>
     </w:tblPr>
     <w:tblStylePr w:type="firstRow">
@@ -9056,10 +9349,10 @@
       <w:tblPr/>
       <w:tcPr>
         <w:tcBorders>
-          <w:top w:val="double" w:color="000000" w:themeColor="text1" w:sz="6" w:space="0"/>
-          <w:left w:val="single" w:color="000000" w:themeColor="text1" w:sz="8" w:space="0"/>
-          <w:bottom w:val="single" w:color="000000" w:themeColor="text1" w:sz="8" w:space="0"/>
-          <w:right w:val="single" w:color="000000" w:themeColor="text1" w:sz="8" w:space="0"/>
+          <w:top w:val="double" w:sz="6" w:space="0" w:color="000000" w:themeColor="text1"/>
+          <w:left w:val="single" w:sz="8" w:space="0" w:color="000000" w:themeColor="text1"/>
+          <w:bottom w:val="single" w:sz="8" w:space="0" w:color="000000" w:themeColor="text1"/>
+          <w:right w:val="single" w:sz="8" w:space="0" w:color="000000" w:themeColor="text1"/>
         </w:tcBorders>
       </w:tcPr>
     </w:tblStylePr>
@@ -9079,10 +9372,10 @@
       <w:tblPr/>
       <w:tcPr>
         <w:tcBorders>
-          <w:top w:val="single" w:color="000000" w:themeColor="text1" w:sz="8" w:space="0"/>
-          <w:left w:val="single" w:color="000000" w:themeColor="text1" w:sz="8" w:space="0"/>
-          <w:bottom w:val="single" w:color="000000" w:themeColor="text1" w:sz="8" w:space="0"/>
-          <w:right w:val="single" w:color="000000" w:themeColor="text1" w:sz="8" w:space="0"/>
+          <w:top w:val="single" w:sz="8" w:space="0" w:color="000000" w:themeColor="text1"/>
+          <w:left w:val="single" w:sz="8" w:space="0" w:color="000000" w:themeColor="text1"/>
+          <w:bottom w:val="single" w:sz="8" w:space="0" w:color="000000" w:themeColor="text1"/>
+          <w:right w:val="single" w:sz="8" w:space="0" w:color="000000" w:themeColor="text1"/>
         </w:tcBorders>
       </w:tcPr>
     </w:tblStylePr>
@@ -9090,10 +9383,10 @@
       <w:tblPr/>
       <w:tcPr>
         <w:tcBorders>
-          <w:top w:val="single" w:color="000000" w:themeColor="text1" w:sz="8" w:space="0"/>
-          <w:left w:val="single" w:color="000000" w:themeColor="text1" w:sz="8" w:space="0"/>
-          <w:bottom w:val="single" w:color="000000" w:themeColor="text1" w:sz="8" w:space="0"/>
-          <w:right w:val="single" w:color="000000" w:themeColor="text1" w:sz="8" w:space="0"/>
+          <w:top w:val="single" w:sz="8" w:space="0" w:color="000000" w:themeColor="text1"/>
+          <w:left w:val="single" w:sz="8" w:space="0" w:color="000000" w:themeColor="text1"/>
+          <w:bottom w:val="single" w:sz="8" w:space="0" w:color="000000" w:themeColor="text1"/>
+          <w:right w:val="single" w:sz="8" w:space="0" w:color="000000" w:themeColor="text1"/>
         </w:tcBorders>
       </w:tcPr>
     </w:tblStylePr>
@@ -9110,10 +9403,10 @@
       <w:tblStyleRowBandSize w:val="1"/>
       <w:tblStyleColBandSize w:val="1"/>
       <w:tblBorders>
-        <w:top w:val="single" w:color="4F81BD" w:themeColor="accent1" w:sz="8" w:space="0"/>
-        <w:left w:val="single" w:color="4F81BD" w:themeColor="accent1" w:sz="8" w:space="0"/>
-        <w:bottom w:val="single" w:color="4F81BD" w:themeColor="accent1" w:sz="8" w:space="0"/>
-        <w:right w:val="single" w:color="4F81BD" w:themeColor="accent1" w:sz="8" w:space="0"/>
+        <w:top w:val="single" w:sz="8" w:space="0" w:color="4F81BD" w:themeColor="accent1"/>
+        <w:left w:val="single" w:sz="8" w:space="0" w:color="4F81BD" w:themeColor="accent1"/>
+        <w:bottom w:val="single" w:sz="8" w:space="0" w:color="4F81BD" w:themeColor="accent1"/>
+        <w:right w:val="single" w:sz="8" w:space="0" w:color="4F81BD" w:themeColor="accent1"/>
       </w:tblBorders>
     </w:tblPr>
     <w:tblStylePr w:type="firstRow">
@@ -9141,10 +9434,10 @@
       <w:tblPr/>
       <w:tcPr>
         <w:tcBorders>
-          <w:top w:val="double" w:color="4F81BD" w:themeColor="accent1" w:sz="6" w:space="0"/>
-          <w:left w:val="single" w:color="4F81BD" w:themeColor="accent1" w:sz="8" w:space="0"/>
-          <w:bottom w:val="single" w:color="4F81BD" w:themeColor="accent1" w:sz="8" w:space="0"/>
-          <w:right w:val="single" w:color="4F81BD" w:themeColor="accent1" w:sz="8" w:space="0"/>
+          <w:top w:val="double" w:sz="6" w:space="0" w:color="4F81BD" w:themeColor="accent1"/>
+          <w:left w:val="single" w:sz="8" w:space="0" w:color="4F81BD" w:themeColor="accent1"/>
+          <w:bottom w:val="single" w:sz="8" w:space="0" w:color="4F81BD" w:themeColor="accent1"/>
+          <w:right w:val="single" w:sz="8" w:space="0" w:color="4F81BD" w:themeColor="accent1"/>
         </w:tcBorders>
       </w:tcPr>
     </w:tblStylePr>
@@ -9164,10 +9457,10 @@
       <w:tblPr/>
       <w:tcPr>
         <w:tcBorders>
-          <w:top w:val="single" w:color="4F81BD" w:themeColor="accent1" w:sz="8" w:space="0"/>
-          <w:left w:val="single" w:color="4F81BD" w:themeColor="accent1" w:sz="8" w:space="0"/>
-          <w:bottom w:val="single" w:color="4F81BD" w:themeColor="accent1" w:sz="8" w:space="0"/>
-          <w:right w:val="single" w:color="4F81BD" w:themeColor="accent1" w:sz="8" w:space="0"/>
+          <w:top w:val="single" w:sz="8" w:space="0" w:color="4F81BD" w:themeColor="accent1"/>
+          <w:left w:val="single" w:sz="8" w:space="0" w:color="4F81BD" w:themeColor="accent1"/>
+          <w:bottom w:val="single" w:sz="8" w:space="0" w:color="4F81BD" w:themeColor="accent1"/>
+          <w:right w:val="single" w:sz="8" w:space="0" w:color="4F81BD" w:themeColor="accent1"/>
         </w:tcBorders>
       </w:tcPr>
     </w:tblStylePr>
@@ -9175,10 +9468,10 @@
       <w:tblPr/>
       <w:tcPr>
         <w:tcBorders>
-          <w:top w:val="single" w:color="4F81BD" w:themeColor="accent1" w:sz="8" w:space="0"/>
-          <w:left w:val="single" w:color="4F81BD" w:themeColor="accent1" w:sz="8" w:space="0"/>
-          <w:bottom w:val="single" w:color="4F81BD" w:themeColor="accent1" w:sz="8" w:space="0"/>
-          <w:right w:val="single" w:color="4F81BD" w:themeColor="accent1" w:sz="8" w:space="0"/>
+          <w:top w:val="single" w:sz="8" w:space="0" w:color="4F81BD" w:themeColor="accent1"/>
+          <w:left w:val="single" w:sz="8" w:space="0" w:color="4F81BD" w:themeColor="accent1"/>
+          <w:bottom w:val="single" w:sz="8" w:space="0" w:color="4F81BD" w:themeColor="accent1"/>
+          <w:right w:val="single" w:sz="8" w:space="0" w:color="4F81BD" w:themeColor="accent1"/>
         </w:tcBorders>
       </w:tcPr>
     </w:tblStylePr>
@@ -9195,10 +9488,10 @@
       <w:tblStyleRowBandSize w:val="1"/>
       <w:tblStyleColBandSize w:val="1"/>
       <w:tblBorders>
-        <w:top w:val="single" w:color="C0504D" w:themeColor="accent2" w:sz="8" w:space="0"/>
-        <w:left w:val="single" w:color="C0504D" w:themeColor="accent2" w:sz="8" w:space="0"/>
-        <w:bottom w:val="single" w:color="C0504D" w:themeColor="accent2" w:sz="8" w:space="0"/>
-        <w:right w:val="single" w:color="C0504D" w:themeColor="accent2" w:sz="8" w:space="0"/>
+        <w:top w:val="single" w:sz="8" w:space="0" w:color="C0504D" w:themeColor="accent2"/>
+        <w:left w:val="single" w:sz="8" w:space="0" w:color="C0504D" w:themeColor="accent2"/>
+        <w:bottom w:val="single" w:sz="8" w:space="0" w:color="C0504D" w:themeColor="accent2"/>
+        <w:right w:val="single" w:sz="8" w:space="0" w:color="C0504D" w:themeColor="accent2"/>
       </w:tblBorders>
     </w:tblPr>
     <w:tblStylePr w:type="firstRow">
@@ -9226,10 +9519,10 @@
       <w:tblPr/>
       <w:tcPr>
         <w:tcBorders>
-          <w:top w:val="double" w:color="C0504D" w:themeColor="accent2" w:sz="6" w:space="0"/>
-          <w:left w:val="single" w:color="C0504D" w:themeColor="accent2" w:sz="8" w:space="0"/>
-          <w:bottom w:val="single" w:color="C0504D" w:themeColor="accent2" w:sz="8" w:space="0"/>
-          <w:right w:val="single" w:color="C0504D" w:themeColor="accent2" w:sz="8" w:space="0"/>
+          <w:top w:val="double" w:sz="6" w:space="0" w:color="C0504D" w:themeColor="accent2"/>
+          <w:left w:val="single" w:sz="8" w:space="0" w:color="C0504D" w:themeColor="accent2"/>
+          <w:bottom w:val="single" w:sz="8" w:space="0" w:color="C0504D" w:themeColor="accent2"/>
+          <w:right w:val="single" w:sz="8" w:space="0" w:color="C0504D" w:themeColor="accent2"/>
         </w:tcBorders>
       </w:tcPr>
     </w:tblStylePr>
@@ -9249,10 +9542,10 @@
       <w:tblPr/>
       <w:tcPr>
         <w:tcBorders>
-          <w:top w:val="single" w:color="C0504D" w:themeColor="accent2" w:sz="8" w:space="0"/>
-          <w:left w:val="single" w:color="C0504D" w:themeColor="accent2" w:sz="8" w:space="0"/>
-          <w:bottom w:val="single" w:color="C0504D" w:themeColor="accent2" w:sz="8" w:space="0"/>
-          <w:right w:val="single" w:color="C0504D" w:themeColor="accent2" w:sz="8" w:space="0"/>
+          <w:top w:val="single" w:sz="8" w:space="0" w:color="C0504D" w:themeColor="accent2"/>
+          <w:left w:val="single" w:sz="8" w:space="0" w:color="C0504D" w:themeColor="accent2"/>
+          <w:bottom w:val="single" w:sz="8" w:space="0" w:color="C0504D" w:themeColor="accent2"/>
+          <w:right w:val="single" w:sz="8" w:space="0" w:color="C0504D" w:themeColor="accent2"/>
         </w:tcBorders>
       </w:tcPr>
     </w:tblStylePr>
@@ -9260,10 +9553,10 @@
       <w:tblPr/>
       <w:tcPr>
         <w:tcBorders>
-          <w:top w:val="single" w:color="C0504D" w:themeColor="accent2" w:sz="8" w:space="0"/>
-          <w:left w:val="single" w:color="C0504D" w:themeColor="accent2" w:sz="8" w:space="0"/>
-          <w:bottom w:val="single" w:color="C0504D" w:themeColor="accent2" w:sz="8" w:space="0"/>
-          <w:right w:val="single" w:color="C0504D" w:themeColor="accent2" w:sz="8" w:space="0"/>
+          <w:top w:val="single" w:sz="8" w:space="0" w:color="C0504D" w:themeColor="accent2"/>
+          <w:left w:val="single" w:sz="8" w:space="0" w:color="C0504D" w:themeColor="accent2"/>
+          <w:bottom w:val="single" w:sz="8" w:space="0" w:color="C0504D" w:themeColor="accent2"/>
+          <w:right w:val="single" w:sz="8" w:space="0" w:color="C0504D" w:themeColor="accent2"/>
         </w:tcBorders>
       </w:tcPr>
     </w:tblStylePr>
@@ -9280,10 +9573,10 @@
       <w:tblStyleRowBandSize w:val="1"/>
       <w:tblStyleColBandSize w:val="1"/>
       <w:tblBorders>
-        <w:top w:val="single" w:color="9BBB59" w:themeColor="accent3" w:sz="8" w:space="0"/>
-        <w:left w:val="single" w:color="9BBB59" w:themeColor="accent3" w:sz="8" w:space="0"/>
-        <w:bottom w:val="single" w:color="9BBB59" w:themeColor="accent3" w:sz="8" w:space="0"/>
-        <w:right w:val="single" w:color="9BBB59" w:themeColor="accent3" w:sz="8" w:space="0"/>
+        <w:top w:val="single" w:sz="8" w:space="0" w:color="9BBB59" w:themeColor="accent3"/>
+        <w:left w:val="single" w:sz="8" w:space="0" w:color="9BBB59" w:themeColor="accent3"/>
+        <w:bottom w:val="single" w:sz="8" w:space="0" w:color="9BBB59" w:themeColor="accent3"/>
+        <w:right w:val="single" w:sz="8" w:space="0" w:color="9BBB59" w:themeColor="accent3"/>
       </w:tblBorders>
     </w:tblPr>
     <w:tblStylePr w:type="firstRow">
@@ -9311,10 +9604,10 @@
       <w:tblPr/>
       <w:tcPr>
         <w:tcBorders>
-          <w:top w:val="double" w:color="9BBB59" w:themeColor="accent3" w:sz="6" w:space="0"/>
-          <w:left w:val="single" w:color="9BBB59" w:themeColor="accent3" w:sz="8" w:space="0"/>
-          <w:bottom w:val="single" w:color="9BBB59" w:themeColor="accent3" w:sz="8" w:space="0"/>
-          <w:right w:val="single" w:color="9BBB59" w:themeColor="accent3" w:sz="8" w:space="0"/>
+          <w:top w:val="double" w:sz="6" w:space="0" w:color="9BBB59" w:themeColor="accent3"/>
+          <w:left w:val="single" w:sz="8" w:space="0" w:color="9BBB59" w:themeColor="accent3"/>
+          <w:bottom w:val="single" w:sz="8" w:space="0" w:color="9BBB59" w:themeColor="accent3"/>
+          <w:right w:val="single" w:sz="8" w:space="0" w:color="9BBB59" w:themeColor="accent3"/>
         </w:tcBorders>
       </w:tcPr>
     </w:tblStylePr>
@@ -9334,10 +9627,10 @@
       <w:tblPr/>
       <w:tcPr>
         <w:tcBorders>
-          <w:top w:val="single" w:color="9BBB59" w:themeColor="accent3" w:sz="8" w:space="0"/>
-          <w:left w:val="single" w:color="9BBB59" w:themeColor="accent3" w:sz="8" w:space="0"/>
-          <w:bottom w:val="single" w:color="9BBB59" w:themeColor="accent3" w:sz="8" w:space="0"/>
-          <w:right w:val="single" w:color="9BBB59" w:themeColor="accent3" w:sz="8" w:space="0"/>
+          <w:top w:val="single" w:sz="8" w:space="0" w:color="9BBB59" w:themeColor="accent3"/>
+          <w:left w:val="single" w:sz="8" w:space="0" w:color="9BBB59" w:themeColor="accent3"/>
+          <w:bottom w:val="single" w:sz="8" w:space="0" w:color="9BBB59" w:themeColor="accent3"/>
+          <w:right w:val="single" w:sz="8" w:space="0" w:color="9BBB59" w:themeColor="accent3"/>
         </w:tcBorders>
       </w:tcPr>
     </w:tblStylePr>
@@ -9345,10 +9638,10 @@
       <w:tblPr/>
       <w:tcPr>
         <w:tcBorders>
-          <w:top w:val="single" w:color="9BBB59" w:themeColor="accent3" w:sz="8" w:space="0"/>
-          <w:left w:val="single" w:color="9BBB59" w:themeColor="accent3" w:sz="8" w:space="0"/>
-          <w:bottom w:val="single" w:color="9BBB59" w:themeColor="accent3" w:sz="8" w:space="0"/>
-          <w:right w:val="single" w:color="9BBB59" w:themeColor="accent3" w:sz="8" w:space="0"/>
+          <w:top w:val="single" w:sz="8" w:space="0" w:color="9BBB59" w:themeColor="accent3"/>
+          <w:left w:val="single" w:sz="8" w:space="0" w:color="9BBB59" w:themeColor="accent3"/>
+          <w:bottom w:val="single" w:sz="8" w:space="0" w:color="9BBB59" w:themeColor="accent3"/>
+          <w:right w:val="single" w:sz="8" w:space="0" w:color="9BBB59" w:themeColor="accent3"/>
         </w:tcBorders>
       </w:tcPr>
     </w:tblStylePr>
@@ -9365,10 +9658,10 @@
       <w:tblStyleRowBandSize w:val="1"/>
       <w:tblStyleColBandSize w:val="1"/>
       <w:tblBorders>
-        <w:top w:val="single" w:color="8064A2" w:themeColor="accent4" w:sz="8" w:space="0"/>
-        <w:left w:val="single" w:color="8064A2" w:themeColor="accent4" w:sz="8" w:space="0"/>
-        <w:bottom w:val="single" w:color="8064A2" w:themeColor="accent4" w:sz="8" w:space="0"/>
-        <w:right w:val="single" w:color="8064A2" w:themeColor="accent4" w:sz="8" w:space="0"/>
+        <w:top w:val="single" w:sz="8" w:space="0" w:color="8064A2" w:themeColor="accent4"/>
+        <w:left w:val="single" w:sz="8" w:space="0" w:color="8064A2" w:themeColor="accent4"/>
+        <w:bottom w:val="single" w:sz="8" w:space="0" w:color="8064A2" w:themeColor="accent4"/>
+        <w:right w:val="single" w:sz="8" w:space="0" w:color="8064A2" w:themeColor="accent4"/>
       </w:tblBorders>
     </w:tblPr>
     <w:tblStylePr w:type="firstRow">
@@ -9396,10 +9689,10 @@
       <w:tblPr/>
       <w:tcPr>
         <w:tcBorders>
-          <w:top w:val="double" w:color="8064A2" w:themeColor="accent4" w:sz="6" w:space="0"/>
-          <w:left w:val="single" w:color="8064A2" w:themeColor="accent4" w:sz="8" w:space="0"/>
-          <w:bottom w:val="single" w:color="8064A2" w:themeColor="accent4" w:sz="8" w:space="0"/>
-          <w:right w:val="single" w:color="8064A2" w:themeColor="accent4" w:sz="8" w:space="0"/>
+          <w:top w:val="double" w:sz="6" w:space="0" w:color="8064A2" w:themeColor="accent4"/>
+          <w:left w:val="single" w:sz="8" w:space="0" w:color="8064A2" w:themeColor="accent4"/>
+          <w:bottom w:val="single" w:sz="8" w:space="0" w:color="8064A2" w:themeColor="accent4"/>
+          <w:right w:val="single" w:sz="8" w:space="0" w:color="8064A2" w:themeColor="accent4"/>
         </w:tcBorders>
       </w:tcPr>
     </w:tblStylePr>
@@ -9419,10 +9712,10 @@
       <w:tblPr/>
       <w:tcPr>
         <w:tcBorders>
-          <w:top w:val="single" w:color="8064A2" w:themeColor="accent4" w:sz="8" w:space="0"/>
-          <w:left w:val="single" w:color="8064A2" w:themeColor="accent4" w:sz="8" w:space="0"/>
-          <w:bottom w:val="single" w:color="8064A2" w:themeColor="accent4" w:sz="8" w:space="0"/>
-          <w:right w:val="single" w:color="8064A2" w:themeColor="accent4" w:sz="8" w:space="0"/>
+          <w:top w:val="single" w:sz="8" w:space="0" w:color="8064A2" w:themeColor="accent4"/>
+          <w:left w:val="single" w:sz="8" w:space="0" w:color="8064A2" w:themeColor="accent4"/>
+          <w:bottom w:val="single" w:sz="8" w:space="0" w:color="8064A2" w:themeColor="accent4"/>
+          <w:right w:val="single" w:sz="8" w:space="0" w:color="8064A2" w:themeColor="accent4"/>
         </w:tcBorders>
       </w:tcPr>
     </w:tblStylePr>
@@ -9430,10 +9723,10 @@
       <w:tblPr/>
       <w:tcPr>
         <w:tcBorders>
-          <w:top w:val="single" w:color="8064A2" w:themeColor="accent4" w:sz="8" w:space="0"/>
-          <w:left w:val="single" w:color="8064A2" w:themeColor="accent4" w:sz="8" w:space="0"/>
-          <w:bottom w:val="single" w:color="8064A2" w:themeColor="accent4" w:sz="8" w:space="0"/>
-          <w:right w:val="single" w:color="8064A2" w:themeColor="accent4" w:sz="8" w:space="0"/>
+          <w:top w:val="single" w:sz="8" w:space="0" w:color="8064A2" w:themeColor="accent4"/>
+          <w:left w:val="single" w:sz="8" w:space="0" w:color="8064A2" w:themeColor="accent4"/>
+          <w:bottom w:val="single" w:sz="8" w:space="0" w:color="8064A2" w:themeColor="accent4"/>
+          <w:right w:val="single" w:sz="8" w:space="0" w:color="8064A2" w:themeColor="accent4"/>
         </w:tcBorders>
       </w:tcPr>
     </w:tblStylePr>
@@ -9450,10 +9743,10 @@
       <w:tblStyleRowBandSize w:val="1"/>
       <w:tblStyleColBandSize w:val="1"/>
       <w:tblBorders>
-        <w:top w:val="single" w:color="4BACC6" w:themeColor="accent5" w:sz="8" w:space="0"/>
-        <w:left w:val="single" w:color="4BACC6" w:themeColor="accent5" w:sz="8" w:space="0"/>
-        <w:bottom w:val="single" w:color="4BACC6" w:themeColor="accent5" w:sz="8" w:space="0"/>
-        <w:right w:val="single" w:color="4BACC6" w:themeColor="accent5" w:sz="8" w:space="0"/>
+        <w:top w:val="single" w:sz="8" w:space="0" w:color="4BACC6" w:themeColor="accent5"/>
+        <w:left w:val="single" w:sz="8" w:space="0" w:color="4BACC6" w:themeColor="accent5"/>
+        <w:bottom w:val="single" w:sz="8" w:space="0" w:color="4BACC6" w:themeColor="accent5"/>
+        <w:right w:val="single" w:sz="8" w:space="0" w:color="4BACC6" w:themeColor="accent5"/>
       </w:tblBorders>
     </w:tblPr>
     <w:tblStylePr w:type="firstRow">
@@ -9481,10 +9774,10 @@
       <w:tblPr/>
       <w:tcPr>
         <w:tcBorders>
-          <w:top w:val="double" w:color="4BACC6" w:themeColor="accent5" w:sz="6" w:space="0"/>
-          <w:left w:val="single" w:color="4BACC6" w:themeColor="accent5" w:sz="8" w:space="0"/>
-          <w:bottom w:val="single" w:color="4BACC6" w:themeColor="accent5" w:sz="8" w:space="0"/>
-          <w:right w:val="single" w:color="4BACC6" w:themeColor="accent5" w:sz="8" w:space="0"/>
+          <w:top w:val="double" w:sz="6" w:space="0" w:color="4BACC6" w:themeColor="accent5"/>
+          <w:left w:val="single" w:sz="8" w:space="0" w:color="4BACC6" w:themeColor="accent5"/>
+          <w:bottom w:val="single" w:sz="8" w:space="0" w:color="4BACC6" w:themeColor="accent5"/>
+          <w:right w:val="single" w:sz="8" w:space="0" w:color="4BACC6" w:themeColor="accent5"/>
         </w:tcBorders>
       </w:tcPr>
     </w:tblStylePr>
@@ -9504,10 +9797,10 @@
       <w:tblPr/>
       <w:tcPr>
         <w:tcBorders>
-          <w:top w:val="single" w:color="4BACC6" w:themeColor="accent5" w:sz="8" w:space="0"/>
-          <w:left w:val="single" w:color="4BACC6" w:themeColor="accent5" w:sz="8" w:space="0"/>
-          <w:bottom w:val="single" w:color="4BACC6" w:themeColor="accent5" w:sz="8" w:space="0"/>
-          <w:right w:val="single" w:color="4BACC6" w:themeColor="accent5" w:sz="8" w:space="0"/>
+          <w:top w:val="single" w:sz="8" w:space="0" w:color="4BACC6" w:themeColor="accent5"/>
+          <w:left w:val="single" w:sz="8" w:space="0" w:color="4BACC6" w:themeColor="accent5"/>
+          <w:bottom w:val="single" w:sz="8" w:space="0" w:color="4BACC6" w:themeColor="accent5"/>
+          <w:right w:val="single" w:sz="8" w:space="0" w:color="4BACC6" w:themeColor="accent5"/>
         </w:tcBorders>
       </w:tcPr>
     </w:tblStylePr>
@@ -9515,10 +9808,10 @@
       <w:tblPr/>
       <w:tcPr>
         <w:tcBorders>
-          <w:top w:val="single" w:color="4BACC6" w:themeColor="accent5" w:sz="8" w:space="0"/>
-          <w:left w:val="single" w:color="4BACC6" w:themeColor="accent5" w:sz="8" w:space="0"/>
-          <w:bottom w:val="single" w:color="4BACC6" w:themeColor="accent5" w:sz="8" w:space="0"/>
-          <w:right w:val="single" w:color="4BACC6" w:themeColor="accent5" w:sz="8" w:space="0"/>
+          <w:top w:val="single" w:sz="8" w:space="0" w:color="4BACC6" w:themeColor="accent5"/>
+          <w:left w:val="single" w:sz="8" w:space="0" w:color="4BACC6" w:themeColor="accent5"/>
+          <w:bottom w:val="single" w:sz="8" w:space="0" w:color="4BACC6" w:themeColor="accent5"/>
+          <w:right w:val="single" w:sz="8" w:space="0" w:color="4BACC6" w:themeColor="accent5"/>
         </w:tcBorders>
       </w:tcPr>
     </w:tblStylePr>
@@ -9535,10 +9828,10 @@
       <w:tblStyleRowBandSize w:val="1"/>
       <w:tblStyleColBandSize w:val="1"/>
       <w:tblBorders>
-        <w:top w:val="single" w:color="F79646" w:themeColor="accent6" w:sz="8" w:space="0"/>
-        <w:left w:val="single" w:color="F79646" w:themeColor="accent6" w:sz="8" w:space="0"/>
-        <w:bottom w:val="single" w:color="F79646" w:themeColor="accent6" w:sz="8" w:space="0"/>
-        <w:right w:val="single" w:color="F79646" w:themeColor="accent6" w:sz="8" w:space="0"/>
+        <w:top w:val="single" w:sz="8" w:space="0" w:color="F79646" w:themeColor="accent6"/>
+        <w:left w:val="single" w:sz="8" w:space="0" w:color="F79646" w:themeColor="accent6"/>
+        <w:bottom w:val="single" w:sz="8" w:space="0" w:color="F79646" w:themeColor="accent6"/>
+        <w:right w:val="single" w:sz="8" w:space="0" w:color="F79646" w:themeColor="accent6"/>
       </w:tblBorders>
     </w:tblPr>
     <w:tblStylePr w:type="firstRow">
@@ -9566,10 +9859,10 @@
       <w:tblPr/>
       <w:tcPr>
         <w:tcBorders>
-          <w:top w:val="double" w:color="F79646" w:themeColor="accent6" w:sz="6" w:space="0"/>
-          <w:left w:val="single" w:color="F79646" w:themeColor="accent6" w:sz="8" w:space="0"/>
-          <w:bottom w:val="single" w:color="F79646" w:themeColor="accent6" w:sz="8" w:space="0"/>
-          <w:right w:val="single" w:color="F79646" w:themeColor="accent6" w:sz="8" w:space="0"/>
+          <w:top w:val="double" w:sz="6" w:space="0" w:color="F79646" w:themeColor="accent6"/>
+          <w:left w:val="single" w:sz="8" w:space="0" w:color="F79646" w:themeColor="accent6"/>
+          <w:bottom w:val="single" w:sz="8" w:space="0" w:color="F79646" w:themeColor="accent6"/>
+          <w:right w:val="single" w:sz="8" w:space="0" w:color="F79646" w:themeColor="accent6"/>
         </w:tcBorders>
       </w:tcPr>
     </w:tblStylePr>
@@ -9589,10 +9882,10 @@
       <w:tblPr/>
       <w:tcPr>
         <w:tcBorders>
-          <w:top w:val="single" w:color="F79646" w:themeColor="accent6" w:sz="8" w:space="0"/>
-          <w:left w:val="single" w:color="F79646" w:themeColor="accent6" w:sz="8" w:space="0"/>
-          <w:bottom w:val="single" w:color="F79646" w:themeColor="accent6" w:sz="8" w:space="0"/>
-          <w:right w:val="single" w:color="F79646" w:themeColor="accent6" w:sz="8" w:space="0"/>
+          <w:top w:val="single" w:sz="8" w:space="0" w:color="F79646" w:themeColor="accent6"/>
+          <w:left w:val="single" w:sz="8" w:space="0" w:color="F79646" w:themeColor="accent6"/>
+          <w:bottom w:val="single" w:sz="8" w:space="0" w:color="F79646" w:themeColor="accent6"/>
+          <w:right w:val="single" w:sz="8" w:space="0" w:color="F79646" w:themeColor="accent6"/>
         </w:tcBorders>
       </w:tcPr>
     </w:tblStylePr>
@@ -9600,10 +9893,10 @@
       <w:tblPr/>
       <w:tcPr>
         <w:tcBorders>
-          <w:top w:val="single" w:color="F79646" w:themeColor="accent6" w:sz="8" w:space="0"/>
-          <w:left w:val="single" w:color="F79646" w:themeColor="accent6" w:sz="8" w:space="0"/>
-          <w:bottom w:val="single" w:color="F79646" w:themeColor="accent6" w:sz="8" w:space="0"/>
-          <w:right w:val="single" w:color="F79646" w:themeColor="accent6" w:sz="8" w:space="0"/>
+          <w:top w:val="single" w:sz="8" w:space="0" w:color="F79646" w:themeColor="accent6"/>
+          <w:left w:val="single" w:sz="8" w:space="0" w:color="F79646" w:themeColor="accent6"/>
+          <w:bottom w:val="single" w:sz="8" w:space="0" w:color="F79646" w:themeColor="accent6"/>
+          <w:right w:val="single" w:sz="8" w:space="0" w:color="F79646" w:themeColor="accent6"/>
         </w:tcBorders>
       </w:tcPr>
     </w:tblStylePr>
@@ -9620,12 +9913,12 @@
       <w:tblStyleRowBandSize w:val="1"/>
       <w:tblStyleColBandSize w:val="1"/>
       <w:tblBorders>
-        <w:top w:val="single" w:color="000000" w:themeColor="text1" w:sz="8" w:space="0"/>
-        <w:left w:val="single" w:color="000000" w:themeColor="text1" w:sz="8" w:space="0"/>
-        <w:bottom w:val="single" w:color="000000" w:themeColor="text1" w:sz="8" w:space="0"/>
-        <w:right w:val="single" w:color="000000" w:themeColor="text1" w:sz="8" w:space="0"/>
-        <w:insideH w:val="single" w:color="000000" w:themeColor="text1" w:sz="8" w:space="0"/>
-        <w:insideV w:val="single" w:color="000000" w:themeColor="text1" w:sz="8" w:space="0"/>
+        <w:top w:val="single" w:sz="8" w:space="0" w:color="000000" w:themeColor="text1"/>
+        <w:left w:val="single" w:sz="8" w:space="0" w:color="000000" w:themeColor="text1"/>
+        <w:bottom w:val="single" w:sz="8" w:space="0" w:color="000000" w:themeColor="text1"/>
+        <w:right w:val="single" w:sz="8" w:space="0" w:color="000000" w:themeColor="text1"/>
+        <w:insideH w:val="single" w:sz="8" w:space="0" w:color="000000" w:themeColor="text1"/>
+        <w:insideV w:val="single" w:sz="8" w:space="0" w:color="000000" w:themeColor="text1"/>
       </w:tblBorders>
     </w:tblPr>
     <w:tblStylePr w:type="firstRow">
@@ -9633,19 +9926,19 @@
         <w:spacing w:before="0" w:after="0" w:line="240" w:lineRule="auto"/>
       </w:pPr>
       <w:rPr>
-        <w:rFonts w:asciiTheme="majorHAnsi" w:hAnsiTheme="majorHAnsi" w:eastAsiaTheme="majorEastAsia" w:cstheme="majorBidi"/>
-        <w:b/>
-        <w:bCs/>
-      </w:rPr>
-      <w:tblPr/>
-      <w:tcPr>
-        <w:tcBorders>
-          <w:top w:val="single" w:color="000000" w:themeColor="text1" w:sz="8" w:space="0"/>
-          <w:left w:val="single" w:color="000000" w:themeColor="text1" w:sz="8" w:space="0"/>
-          <w:bottom w:val="single" w:color="000000" w:themeColor="text1" w:sz="18" w:space="0"/>
-          <w:right w:val="single" w:color="000000" w:themeColor="text1" w:sz="8" w:space="0"/>
-          <w:insideH w:val="nil"/>
-          <w:insideV w:val="single" w:color="000000" w:themeColor="text1" w:sz="8" w:space="0"/>
+        <w:rFonts w:asciiTheme="majorHAnsi" w:eastAsiaTheme="majorEastAsia" w:hAnsiTheme="majorHAnsi" w:cstheme="majorBidi"/>
+        <w:b/>
+        <w:bCs/>
+      </w:rPr>
+      <w:tblPr/>
+      <w:tcPr>
+        <w:tcBorders>
+          <w:top w:val="single" w:sz="8" w:space="0" w:color="000000" w:themeColor="text1"/>
+          <w:left w:val="single" w:sz="8" w:space="0" w:color="000000" w:themeColor="text1"/>
+          <w:bottom w:val="single" w:sz="18" w:space="0" w:color="000000" w:themeColor="text1"/>
+          <w:right w:val="single" w:sz="8" w:space="0" w:color="000000" w:themeColor="text1"/>
+          <w:insideH w:val="nil"/>
+          <w:insideV w:val="single" w:sz="8" w:space="0" w:color="000000" w:themeColor="text1"/>
         </w:tcBorders>
       </w:tcPr>
     </w:tblStylePr>
@@ -9654,42 +9947,42 @@
         <w:spacing w:before="0" w:after="0" w:line="240" w:lineRule="auto"/>
       </w:pPr>
       <w:rPr>
-        <w:rFonts w:asciiTheme="majorHAnsi" w:hAnsiTheme="majorHAnsi" w:eastAsiaTheme="majorEastAsia" w:cstheme="majorBidi"/>
-        <w:b/>
-        <w:bCs/>
-      </w:rPr>
-      <w:tblPr/>
-      <w:tcPr>
-        <w:tcBorders>
-          <w:top w:val="double" w:color="000000" w:themeColor="text1" w:sz="6" w:space="0"/>
-          <w:left w:val="single" w:color="000000" w:themeColor="text1" w:sz="8" w:space="0"/>
-          <w:bottom w:val="single" w:color="000000" w:themeColor="text1" w:sz="8" w:space="0"/>
-          <w:right w:val="single" w:color="000000" w:themeColor="text1" w:sz="8" w:space="0"/>
-          <w:insideH w:val="nil"/>
-          <w:insideV w:val="single" w:color="000000" w:themeColor="text1" w:sz="8" w:space="0"/>
+        <w:rFonts w:asciiTheme="majorHAnsi" w:eastAsiaTheme="majorEastAsia" w:hAnsiTheme="majorHAnsi" w:cstheme="majorBidi"/>
+        <w:b/>
+        <w:bCs/>
+      </w:rPr>
+      <w:tblPr/>
+      <w:tcPr>
+        <w:tcBorders>
+          <w:top w:val="double" w:sz="6" w:space="0" w:color="000000" w:themeColor="text1"/>
+          <w:left w:val="single" w:sz="8" w:space="0" w:color="000000" w:themeColor="text1"/>
+          <w:bottom w:val="single" w:sz="8" w:space="0" w:color="000000" w:themeColor="text1"/>
+          <w:right w:val="single" w:sz="8" w:space="0" w:color="000000" w:themeColor="text1"/>
+          <w:insideH w:val="nil"/>
+          <w:insideV w:val="single" w:sz="8" w:space="0" w:color="000000" w:themeColor="text1"/>
         </w:tcBorders>
       </w:tcPr>
     </w:tblStylePr>
     <w:tblStylePr w:type="firstCol">
       <w:rPr>
-        <w:rFonts w:asciiTheme="majorHAnsi" w:hAnsiTheme="majorHAnsi" w:eastAsiaTheme="majorEastAsia" w:cstheme="majorBidi"/>
+        <w:rFonts w:asciiTheme="majorHAnsi" w:eastAsiaTheme="majorEastAsia" w:hAnsiTheme="majorHAnsi" w:cstheme="majorBidi"/>
         <w:b/>
         <w:bCs/>
       </w:rPr>
     </w:tblStylePr>
     <w:tblStylePr w:type="lastCol">
       <w:rPr>
-        <w:rFonts w:asciiTheme="majorHAnsi" w:hAnsiTheme="majorHAnsi" w:eastAsiaTheme="majorEastAsia" w:cstheme="majorBidi"/>
-        <w:b/>
-        <w:bCs/>
-      </w:rPr>
-      <w:tblPr/>
-      <w:tcPr>
-        <w:tcBorders>
-          <w:top w:val="single" w:color="000000" w:themeColor="text1" w:sz="8" w:space="0"/>
-          <w:left w:val="single" w:color="000000" w:themeColor="text1" w:sz="8" w:space="0"/>
-          <w:bottom w:val="single" w:color="000000" w:themeColor="text1" w:sz="8" w:space="0"/>
-          <w:right w:val="single" w:color="000000" w:themeColor="text1" w:sz="8" w:space="0"/>
+        <w:rFonts w:asciiTheme="majorHAnsi" w:eastAsiaTheme="majorEastAsia" w:hAnsiTheme="majorHAnsi" w:cstheme="majorBidi"/>
+        <w:b/>
+        <w:bCs/>
+      </w:rPr>
+      <w:tblPr/>
+      <w:tcPr>
+        <w:tcBorders>
+          <w:top w:val="single" w:sz="8" w:space="0" w:color="000000" w:themeColor="text1"/>
+          <w:left w:val="single" w:sz="8" w:space="0" w:color="000000" w:themeColor="text1"/>
+          <w:bottom w:val="single" w:sz="8" w:space="0" w:color="000000" w:themeColor="text1"/>
+          <w:right w:val="single" w:sz="8" w:space="0" w:color="000000" w:themeColor="text1"/>
         </w:tcBorders>
       </w:tcPr>
     </w:tblStylePr>
@@ -9697,10 +9990,10 @@
       <w:tblPr/>
       <w:tcPr>
         <w:tcBorders>
-          <w:top w:val="single" w:color="000000" w:themeColor="text1" w:sz="8" w:space="0"/>
-          <w:left w:val="single" w:color="000000" w:themeColor="text1" w:sz="8" w:space="0"/>
-          <w:bottom w:val="single" w:color="000000" w:themeColor="text1" w:sz="8" w:space="0"/>
-          <w:right w:val="single" w:color="000000" w:themeColor="text1" w:sz="8" w:space="0"/>
+          <w:top w:val="single" w:sz="8" w:space="0" w:color="000000" w:themeColor="text1"/>
+          <w:left w:val="single" w:sz="8" w:space="0" w:color="000000" w:themeColor="text1"/>
+          <w:bottom w:val="single" w:sz="8" w:space="0" w:color="000000" w:themeColor="text1"/>
+          <w:right w:val="single" w:sz="8" w:space="0" w:color="000000" w:themeColor="text1"/>
         </w:tcBorders>
         <w:shd w:val="clear" w:color="auto" w:fill="C0C0C0" w:themeFill="text1" w:themeFillTint="3F"/>
       </w:tcPr>
@@ -9709,11 +10002,11 @@
       <w:tblPr/>
       <w:tcPr>
         <w:tcBorders>
-          <w:top w:val="single" w:color="000000" w:themeColor="text1" w:sz="8" w:space="0"/>
-          <w:left w:val="single" w:color="000000" w:themeColor="text1" w:sz="8" w:space="0"/>
-          <w:bottom w:val="single" w:color="000000" w:themeColor="text1" w:sz="8" w:space="0"/>
-          <w:right w:val="single" w:color="000000" w:themeColor="text1" w:sz="8" w:space="0"/>
-          <w:insideV w:val="single" w:color="000000" w:themeColor="text1" w:sz="8" w:space="0"/>
+          <w:top w:val="single" w:sz="8" w:space="0" w:color="000000" w:themeColor="text1"/>
+          <w:left w:val="single" w:sz="8" w:space="0" w:color="000000" w:themeColor="text1"/>
+          <w:bottom w:val="single" w:sz="8" w:space="0" w:color="000000" w:themeColor="text1"/>
+          <w:right w:val="single" w:sz="8" w:space="0" w:color="000000" w:themeColor="text1"/>
+          <w:insideV w:val="single" w:sz="8" w:space="0" w:color="000000" w:themeColor="text1"/>
         </w:tcBorders>
         <w:shd w:val="clear" w:color="auto" w:fill="C0C0C0" w:themeFill="text1" w:themeFillTint="3F"/>
       </w:tcPr>
@@ -9722,11 +10015,11 @@
       <w:tblPr/>
       <w:tcPr>
         <w:tcBorders>
-          <w:top w:val="single" w:color="000000" w:themeColor="text1" w:sz="8" w:space="0"/>
-          <w:left w:val="single" w:color="000000" w:themeColor="text1" w:sz="8" w:space="0"/>
-          <w:bottom w:val="single" w:color="000000" w:themeColor="text1" w:sz="8" w:space="0"/>
-          <w:right w:val="single" w:color="000000" w:themeColor="text1" w:sz="8" w:space="0"/>
-          <w:insideV w:val="single" w:color="000000" w:themeColor="text1" w:sz="8" w:space="0"/>
+          <w:top w:val="single" w:sz="8" w:space="0" w:color="000000" w:themeColor="text1"/>
+          <w:left w:val="single" w:sz="8" w:space="0" w:color="000000" w:themeColor="text1"/>
+          <w:bottom w:val="single" w:sz="8" w:space="0" w:color="000000" w:themeColor="text1"/>
+          <w:right w:val="single" w:sz="8" w:space="0" w:color="000000" w:themeColor="text1"/>
+          <w:insideV w:val="single" w:sz="8" w:space="0" w:color="000000" w:themeColor="text1"/>
         </w:tcBorders>
       </w:tcPr>
     </w:tblStylePr>
@@ -9743,12 +10036,12 @@
       <w:tblStyleRowBandSize w:val="1"/>
       <w:tblStyleColBandSize w:val="1"/>
       <w:tblBorders>
-        <w:top w:val="single" w:color="4F81BD" w:themeColor="accent1" w:sz="8" w:space="0"/>
-        <w:left w:val="single" w:color="4F81BD" w:themeColor="accent1" w:sz="8" w:space="0"/>
-        <w:bottom w:val="single" w:color="4F81BD" w:themeColor="accent1" w:sz="8" w:space="0"/>
-        <w:right w:val="single" w:color="4F81BD" w:themeColor="accent1" w:sz="8" w:space="0"/>
-        <w:insideH w:val="single" w:color="4F81BD" w:themeColor="accent1" w:sz="8" w:space="0"/>
-        <w:insideV w:val="single" w:color="4F81BD" w:themeColor="accent1" w:sz="8" w:space="0"/>
+        <w:top w:val="single" w:sz="8" w:space="0" w:color="4F81BD" w:themeColor="accent1"/>
+        <w:left w:val="single" w:sz="8" w:space="0" w:color="4F81BD" w:themeColor="accent1"/>
+        <w:bottom w:val="single" w:sz="8" w:space="0" w:color="4F81BD" w:themeColor="accent1"/>
+        <w:right w:val="single" w:sz="8" w:space="0" w:color="4F81BD" w:themeColor="accent1"/>
+        <w:insideH w:val="single" w:sz="8" w:space="0" w:color="4F81BD" w:themeColor="accent1"/>
+        <w:insideV w:val="single" w:sz="8" w:space="0" w:color="4F81BD" w:themeColor="accent1"/>
       </w:tblBorders>
     </w:tblPr>
     <w:tblStylePr w:type="firstRow">
@@ -9756,19 +10049,19 @@
         <w:spacing w:before="0" w:after="0" w:line="240" w:lineRule="auto"/>
       </w:pPr>
       <w:rPr>
-        <w:rFonts w:asciiTheme="majorHAnsi" w:hAnsiTheme="majorHAnsi" w:eastAsiaTheme="majorEastAsia" w:cstheme="majorBidi"/>
-        <w:b/>
-        <w:bCs/>
-      </w:rPr>
-      <w:tblPr/>
-      <w:tcPr>
-        <w:tcBorders>
-          <w:top w:val="single" w:color="4F81BD" w:themeColor="accent1" w:sz="8" w:space="0"/>
-          <w:left w:val="single" w:color="4F81BD" w:themeColor="accent1" w:sz="8" w:space="0"/>
-          <w:bottom w:val="single" w:color="4F81BD" w:themeColor="accent1" w:sz="18" w:space="0"/>
-          <w:right w:val="single" w:color="4F81BD" w:themeColor="accent1" w:sz="8" w:space="0"/>
-          <w:insideH w:val="nil"/>
-          <w:insideV w:val="single" w:color="4F81BD" w:themeColor="accent1" w:sz="8" w:space="0"/>
+        <w:rFonts w:asciiTheme="majorHAnsi" w:eastAsiaTheme="majorEastAsia" w:hAnsiTheme="majorHAnsi" w:cstheme="majorBidi"/>
+        <w:b/>
+        <w:bCs/>
+      </w:rPr>
+      <w:tblPr/>
+      <w:tcPr>
+        <w:tcBorders>
+          <w:top w:val="single" w:sz="8" w:space="0" w:color="4F81BD" w:themeColor="accent1"/>
+          <w:left w:val="single" w:sz="8" w:space="0" w:color="4F81BD" w:themeColor="accent1"/>
+          <w:bottom w:val="single" w:sz="18" w:space="0" w:color="4F81BD" w:themeColor="accent1"/>
+          <w:right w:val="single" w:sz="8" w:space="0" w:color="4F81BD" w:themeColor="accent1"/>
+          <w:insideH w:val="nil"/>
+          <w:insideV w:val="single" w:sz="8" w:space="0" w:color="4F81BD" w:themeColor="accent1"/>
         </w:tcBorders>
       </w:tcPr>
     </w:tblStylePr>
@@ -9777,42 +10070,42 @@
         <w:spacing w:before="0" w:after="0" w:line="240" w:lineRule="auto"/>
       </w:pPr>
       <w:rPr>
-        <w:rFonts w:asciiTheme="majorHAnsi" w:hAnsiTheme="majorHAnsi" w:eastAsiaTheme="majorEastAsia" w:cstheme="majorBidi"/>
-        <w:b/>
-        <w:bCs/>
-      </w:rPr>
-      <w:tblPr/>
-      <w:tcPr>
-        <w:tcBorders>
-          <w:top w:val="double" w:color="4F81BD" w:themeColor="accent1" w:sz="6" w:space="0"/>
-          <w:left w:val="single" w:color="4F81BD" w:themeColor="accent1" w:sz="8" w:space="0"/>
-          <w:bottom w:val="single" w:color="4F81BD" w:themeColor="accent1" w:sz="8" w:space="0"/>
-          <w:right w:val="single" w:color="4F81BD" w:themeColor="accent1" w:sz="8" w:space="0"/>
-          <w:insideH w:val="nil"/>
-          <w:insideV w:val="single" w:color="4F81BD" w:themeColor="accent1" w:sz="8" w:space="0"/>
+        <w:rFonts w:asciiTheme="majorHAnsi" w:eastAsiaTheme="majorEastAsia" w:hAnsiTheme="majorHAnsi" w:cstheme="majorBidi"/>
+        <w:b/>
+        <w:bCs/>
+      </w:rPr>
+      <w:tblPr/>
+      <w:tcPr>
+        <w:tcBorders>
+          <w:top w:val="double" w:sz="6" w:space="0" w:color="4F81BD" w:themeColor="accent1"/>
+          <w:left w:val="single" w:sz="8" w:space="0" w:color="4F81BD" w:themeColor="accent1"/>
+          <w:bottom w:val="single" w:sz="8" w:space="0" w:color="4F81BD" w:themeColor="accent1"/>
+          <w:right w:val="single" w:sz="8" w:space="0" w:color="4F81BD" w:themeColor="accent1"/>
+          <w:insideH w:val="nil"/>
+          <w:insideV w:val="single" w:sz="8" w:space="0" w:color="4F81BD" w:themeColor="accent1"/>
         </w:tcBorders>
       </w:tcPr>
     </w:tblStylePr>
     <w:tblStylePr w:type="firstCol">
       <w:rPr>
-        <w:rFonts w:asciiTheme="majorHAnsi" w:hAnsiTheme="majorHAnsi" w:eastAsiaTheme="majorEastAsia" w:cstheme="majorBidi"/>
+        <w:rFonts w:asciiTheme="majorHAnsi" w:eastAsiaTheme="majorEastAsia" w:hAnsiTheme="majorHAnsi" w:cstheme="majorBidi"/>
         <w:b/>
         <w:bCs/>
       </w:rPr>
     </w:tblStylePr>
     <w:tblStylePr w:type="lastCol">
       <w:rPr>
-        <w:rFonts w:asciiTheme="majorHAnsi" w:hAnsiTheme="majorHAnsi" w:eastAsiaTheme="majorEastAsia" w:cstheme="majorBidi"/>
-        <w:b/>
-        <w:bCs/>
-      </w:rPr>
-      <w:tblPr/>
-      <w:tcPr>
-        <w:tcBorders>
-          <w:top w:val="single" w:color="4F81BD" w:themeColor="accent1" w:sz="8" w:space="0"/>
-          <w:left w:val="single" w:color="4F81BD" w:themeColor="accent1" w:sz="8" w:space="0"/>
-          <w:bottom w:val="single" w:color="4F81BD" w:themeColor="accent1" w:sz="8" w:space="0"/>
-          <w:right w:val="single" w:color="4F81BD" w:themeColor="accent1" w:sz="8" w:space="0"/>
+        <w:rFonts w:asciiTheme="majorHAnsi" w:eastAsiaTheme="majorEastAsia" w:hAnsiTheme="majorHAnsi" w:cstheme="majorBidi"/>
+        <w:b/>
+        <w:bCs/>
+      </w:rPr>
+      <w:tblPr/>
+      <w:tcPr>
+        <w:tcBorders>
+          <w:top w:val="single" w:sz="8" w:space="0" w:color="4F81BD" w:themeColor="accent1"/>
+          <w:left w:val="single" w:sz="8" w:space="0" w:color="4F81BD" w:themeColor="accent1"/>
+          <w:bottom w:val="single" w:sz="8" w:space="0" w:color="4F81BD" w:themeColor="accent1"/>
+          <w:right w:val="single" w:sz="8" w:space="0" w:color="4F81BD" w:themeColor="accent1"/>
         </w:tcBorders>
       </w:tcPr>
     </w:tblStylePr>
@@ -9820,10 +10113,10 @@
       <w:tblPr/>
       <w:tcPr>
         <w:tcBorders>
-          <w:top w:val="single" w:color="4F81BD" w:themeColor="accent1" w:sz="8" w:space="0"/>
-          <w:left w:val="single" w:color="4F81BD" w:themeColor="accent1" w:sz="8" w:space="0"/>
-          <w:bottom w:val="single" w:color="4F81BD" w:themeColor="accent1" w:sz="8" w:space="0"/>
-          <w:right w:val="single" w:color="4F81BD" w:themeColor="accent1" w:sz="8" w:space="0"/>
+          <w:top w:val="single" w:sz="8" w:space="0" w:color="4F81BD" w:themeColor="accent1"/>
+          <w:left w:val="single" w:sz="8" w:space="0" w:color="4F81BD" w:themeColor="accent1"/>
+          <w:bottom w:val="single" w:sz="8" w:space="0" w:color="4F81BD" w:themeColor="accent1"/>
+          <w:right w:val="single" w:sz="8" w:space="0" w:color="4F81BD" w:themeColor="accent1"/>
         </w:tcBorders>
         <w:shd w:val="clear" w:color="auto" w:fill="D3DFEE" w:themeFill="accent1" w:themeFillTint="3F"/>
       </w:tcPr>
@@ -9832,11 +10125,11 @@
       <w:tblPr/>
       <w:tcPr>
         <w:tcBorders>
-          <w:top w:val="single" w:color="4F81BD" w:themeColor="accent1" w:sz="8" w:space="0"/>
-          <w:left w:val="single" w:color="4F81BD" w:themeColor="accent1" w:sz="8" w:space="0"/>
-          <w:bottom w:val="single" w:color="4F81BD" w:themeColor="accent1" w:sz="8" w:space="0"/>
-          <w:right w:val="single" w:color="4F81BD" w:themeColor="accent1" w:sz="8" w:space="0"/>
-          <w:insideV w:val="single" w:color="4F81BD" w:themeColor="accent1" w:sz="8" w:space="0"/>
+          <w:top w:val="single" w:sz="8" w:space="0" w:color="4F81BD" w:themeColor="accent1"/>
+          <w:left w:val="single" w:sz="8" w:space="0" w:color="4F81BD" w:themeColor="accent1"/>
+          <w:bottom w:val="single" w:sz="8" w:space="0" w:color="4F81BD" w:themeColor="accent1"/>
+          <w:right w:val="single" w:sz="8" w:space="0" w:color="4F81BD" w:themeColor="accent1"/>
+          <w:insideV w:val="single" w:sz="8" w:space="0" w:color="4F81BD" w:themeColor="accent1"/>
         </w:tcBorders>
         <w:shd w:val="clear" w:color="auto" w:fill="D3DFEE" w:themeFill="accent1" w:themeFillTint="3F"/>
       </w:tcPr>
@@ -9845,11 +10138,11 @@
       <w:tblPr/>
       <w:tcPr>
         <w:tcBorders>
-          <w:top w:val="single" w:color="4F81BD" w:themeColor="accent1" w:sz="8" w:space="0"/>
-          <w:left w:val="single" w:color="4F81BD" w:themeColor="accent1" w:sz="8" w:space="0"/>
-          <w:bottom w:val="single" w:color="4F81BD" w:themeColor="accent1" w:sz="8" w:space="0"/>
-          <w:right w:val="single" w:color="4F81BD" w:themeColor="accent1" w:sz="8" w:space="0"/>
-          <w:insideV w:val="single" w:color="4F81BD" w:themeColor="accent1" w:sz="8" w:space="0"/>
+          <w:top w:val="single" w:sz="8" w:space="0" w:color="4F81BD" w:themeColor="accent1"/>
+          <w:left w:val="single" w:sz="8" w:space="0" w:color="4F81BD" w:themeColor="accent1"/>
+          <w:bottom w:val="single" w:sz="8" w:space="0" w:color="4F81BD" w:themeColor="accent1"/>
+          <w:right w:val="single" w:sz="8" w:space="0" w:color="4F81BD" w:themeColor="accent1"/>
+          <w:insideV w:val="single" w:sz="8" w:space="0" w:color="4F81BD" w:themeColor="accent1"/>
         </w:tcBorders>
       </w:tcPr>
     </w:tblStylePr>
@@ -9866,12 +10159,12 @@
       <w:tblStyleRowBandSize w:val="1"/>
       <w:tblStyleColBandSize w:val="1"/>
       <w:tblBorders>
-        <w:top w:val="single" w:color="C0504D" w:themeColor="accent2" w:sz="8" w:space="0"/>
-        <w:left w:val="single" w:color="C0504D" w:themeColor="accent2" w:sz="8" w:space="0"/>
-        <w:bottom w:val="single" w:color="C0504D" w:themeColor="accent2" w:sz="8" w:space="0"/>
-        <w:right w:val="single" w:color="C0504D" w:themeColor="accent2" w:sz="8" w:space="0"/>
-        <w:insideH w:val="single" w:color="C0504D" w:themeColor="accent2" w:sz="8" w:space="0"/>
-        <w:insideV w:val="single" w:color="C0504D" w:themeColor="accent2" w:sz="8" w:space="0"/>
+        <w:top w:val="single" w:sz="8" w:space="0" w:color="C0504D" w:themeColor="accent2"/>
+        <w:left w:val="single" w:sz="8" w:space="0" w:color="C0504D" w:themeColor="accent2"/>
+        <w:bottom w:val="single" w:sz="8" w:space="0" w:color="C0504D" w:themeColor="accent2"/>
+        <w:right w:val="single" w:sz="8" w:space="0" w:color="C0504D" w:themeColor="accent2"/>
+        <w:insideH w:val="single" w:sz="8" w:space="0" w:color="C0504D" w:themeColor="accent2"/>
+        <w:insideV w:val="single" w:sz="8" w:space="0" w:color="C0504D" w:themeColor="accent2"/>
       </w:tblBorders>
     </w:tblPr>
     <w:tblStylePr w:type="firstRow">
@@ -9879,19 +10172,19 @@
         <w:spacing w:before="0" w:after="0" w:line="240" w:lineRule="auto"/>
       </w:pPr>
       <w:rPr>
-        <w:rFonts w:asciiTheme="majorHAnsi" w:hAnsiTheme="majorHAnsi" w:eastAsiaTheme="majorEastAsia" w:cstheme="majorBidi"/>
-        <w:b/>
-        <w:bCs/>
-      </w:rPr>
-      <w:tblPr/>
-      <w:tcPr>
-        <w:tcBorders>
-          <w:top w:val="single" w:color="C0504D" w:themeColor="accent2" w:sz="8" w:space="0"/>
-          <w:left w:val="single" w:color="C0504D" w:themeColor="accent2" w:sz="8" w:space="0"/>
-          <w:bottom w:val="single" w:color="C0504D" w:themeColor="accent2" w:sz="18" w:space="0"/>
-          <w:right w:val="single" w:color="C0504D" w:themeColor="accent2" w:sz="8" w:space="0"/>
-          <w:insideH w:val="nil"/>
-          <w:insideV w:val="single" w:color="C0504D" w:themeColor="accent2" w:sz="8" w:space="0"/>
+        <w:rFonts w:asciiTheme="majorHAnsi" w:eastAsiaTheme="majorEastAsia" w:hAnsiTheme="majorHAnsi" w:cstheme="majorBidi"/>
+        <w:b/>
+        <w:bCs/>
+      </w:rPr>
+      <w:tblPr/>
+      <w:tcPr>
+        <w:tcBorders>
+          <w:top w:val="single" w:sz="8" w:space="0" w:color="C0504D" w:themeColor="accent2"/>
+          <w:left w:val="single" w:sz="8" w:space="0" w:color="C0504D" w:themeColor="accent2"/>
+          <w:bottom w:val="single" w:sz="18" w:space="0" w:color="C0504D" w:themeColor="accent2"/>
+          <w:right w:val="single" w:sz="8" w:space="0" w:color="C0504D" w:themeColor="accent2"/>
+          <w:insideH w:val="nil"/>
+          <w:insideV w:val="single" w:sz="8" w:space="0" w:color="C0504D" w:themeColor="accent2"/>
         </w:tcBorders>
       </w:tcPr>
     </w:tblStylePr>
@@ -9900,42 +10193,42 @@
         <w:spacing w:before="0" w:after="0" w:line="240" w:lineRule="auto"/>
       </w:pPr>
       <w:rPr>
-        <w:rFonts w:asciiTheme="majorHAnsi" w:hAnsiTheme="majorHAnsi" w:eastAsiaTheme="majorEastAsia" w:cstheme="majorBidi"/>
-        <w:b/>
-        <w:bCs/>
-      </w:rPr>
-      <w:tblPr/>
-      <w:tcPr>
-        <w:tcBorders>
-          <w:top w:val="double" w:color="C0504D" w:themeColor="accent2" w:sz="6" w:space="0"/>
-          <w:left w:val="single" w:color="C0504D" w:themeColor="accent2" w:sz="8" w:space="0"/>
-          <w:bottom w:val="single" w:color="C0504D" w:themeColor="accent2" w:sz="8" w:space="0"/>
-          <w:right w:val="single" w:color="C0504D" w:themeColor="accent2" w:sz="8" w:space="0"/>
-          <w:insideH w:val="nil"/>
-          <w:insideV w:val="single" w:color="C0504D" w:themeColor="accent2" w:sz="8" w:space="0"/>
+        <w:rFonts w:asciiTheme="majorHAnsi" w:eastAsiaTheme="majorEastAsia" w:hAnsiTheme="majorHAnsi" w:cstheme="majorBidi"/>
+        <w:b/>
+        <w:bCs/>
+      </w:rPr>
+      <w:tblPr/>
+      <w:tcPr>
+        <w:tcBorders>
+          <w:top w:val="double" w:sz="6" w:space="0" w:color="C0504D" w:themeColor="accent2"/>
+          <w:left w:val="single" w:sz="8" w:space="0" w:color="C0504D" w:themeColor="accent2"/>
+          <w:bottom w:val="single" w:sz="8" w:space="0" w:color="C0504D" w:themeColor="accent2"/>
+          <w:right w:val="single" w:sz="8" w:space="0" w:color="C0504D" w:themeColor="accent2"/>
+          <w:insideH w:val="nil"/>
+          <w:insideV w:val="single" w:sz="8" w:space="0" w:color="C0504D" w:themeColor="accent2"/>
         </w:tcBorders>
       </w:tcPr>
     </w:tblStylePr>
     <w:tblStylePr w:type="firstCol">
       <w:rPr>
-        <w:rFonts w:asciiTheme="majorHAnsi" w:hAnsiTheme="majorHAnsi" w:eastAsiaTheme="majorEastAsia" w:cstheme="majorBidi"/>
+        <w:rFonts w:asciiTheme="majorHAnsi" w:eastAsiaTheme="majorEastAsia" w:hAnsiTheme="majorHAnsi" w:cstheme="majorBidi"/>
         <w:b/>
         <w:bCs/>
       </w:rPr>
     </w:tblStylePr>
     <w:tblStylePr w:type="lastCol">
       <w:rPr>
-        <w:rFonts w:asciiTheme="majorHAnsi" w:hAnsiTheme="majorHAnsi" w:eastAsiaTheme="majorEastAsia" w:cstheme="majorBidi"/>
-        <w:b/>
-        <w:bCs/>
-      </w:rPr>
-      <w:tblPr/>
-      <w:tcPr>
-        <w:tcBorders>
-          <w:top w:val="single" w:color="C0504D" w:themeColor="accent2" w:sz="8" w:space="0"/>
-          <w:left w:val="single" w:color="C0504D" w:themeColor="accent2" w:sz="8" w:space="0"/>
-          <w:bottom w:val="single" w:color="C0504D" w:themeColor="accent2" w:sz="8" w:space="0"/>
-          <w:right w:val="single" w:color="C0504D" w:themeColor="accent2" w:sz="8" w:space="0"/>
+        <w:rFonts w:asciiTheme="majorHAnsi" w:eastAsiaTheme="majorEastAsia" w:hAnsiTheme="majorHAnsi" w:cstheme="majorBidi"/>
+        <w:b/>
+        <w:bCs/>
+      </w:rPr>
+      <w:tblPr/>
+      <w:tcPr>
+        <w:tcBorders>
+          <w:top w:val="single" w:sz="8" w:space="0" w:color="C0504D" w:themeColor="accent2"/>
+          <w:left w:val="single" w:sz="8" w:space="0" w:color="C0504D" w:themeColor="accent2"/>
+          <w:bottom w:val="single" w:sz="8" w:space="0" w:color="C0504D" w:themeColor="accent2"/>
+          <w:right w:val="single" w:sz="8" w:space="0" w:color="C0504D" w:themeColor="accent2"/>
         </w:tcBorders>
       </w:tcPr>
     </w:tblStylePr>
@@ -9943,10 +10236,10 @@
       <w:tblPr/>
       <w:tcPr>
         <w:tcBorders>
-          <w:top w:val="single" w:color="C0504D" w:themeColor="accent2" w:sz="8" w:space="0"/>
-          <w:left w:val="single" w:color="C0504D" w:themeColor="accent2" w:sz="8" w:space="0"/>
-          <w:bottom w:val="single" w:color="C0504D" w:themeColor="accent2" w:sz="8" w:space="0"/>
-          <w:right w:val="single" w:color="C0504D" w:themeColor="accent2" w:sz="8" w:space="0"/>
+          <w:top w:val="single" w:sz="8" w:space="0" w:color="C0504D" w:themeColor="accent2"/>
+          <w:left w:val="single" w:sz="8" w:space="0" w:color="C0504D" w:themeColor="accent2"/>
+          <w:bottom w:val="single" w:sz="8" w:space="0" w:color="C0504D" w:themeColor="accent2"/>
+          <w:right w:val="single" w:sz="8" w:space="0" w:color="C0504D" w:themeColor="accent2"/>
         </w:tcBorders>
         <w:shd w:val="clear" w:color="auto" w:fill="EFD3D2" w:themeFill="accent2" w:themeFillTint="3F"/>
       </w:tcPr>
@@ -9955,11 +10248,11 @@
       <w:tblPr/>
       <w:tcPr>
         <w:tcBorders>
-          <w:top w:val="single" w:color="C0504D" w:themeColor="accent2" w:sz="8" w:space="0"/>
-          <w:left w:val="single" w:color="C0504D" w:themeColor="accent2" w:sz="8" w:space="0"/>
-          <w:bottom w:val="single" w:color="C0504D" w:themeColor="accent2" w:sz="8" w:space="0"/>
-          <w:right w:val="single" w:color="C0504D" w:themeColor="accent2" w:sz="8" w:space="0"/>
-          <w:insideV w:val="single" w:color="C0504D" w:themeColor="accent2" w:sz="8" w:space="0"/>
+          <w:top w:val="single" w:sz="8" w:space="0" w:color="C0504D" w:themeColor="accent2"/>
+          <w:left w:val="single" w:sz="8" w:space="0" w:color="C0504D" w:themeColor="accent2"/>
+          <w:bottom w:val="single" w:sz="8" w:space="0" w:color="C0504D" w:themeColor="accent2"/>
+          <w:right w:val="single" w:sz="8" w:space="0" w:color="C0504D" w:themeColor="accent2"/>
+          <w:insideV w:val="single" w:sz="8" w:space="0" w:color="C0504D" w:themeColor="accent2"/>
         </w:tcBorders>
         <w:shd w:val="clear" w:color="auto" w:fill="EFD3D2" w:themeFill="accent2" w:themeFillTint="3F"/>
       </w:tcPr>
@@ -9968,11 +10261,11 @@
       <w:tblPr/>
       <w:tcPr>
         <w:tcBorders>
-          <w:top w:val="single" w:color="C0504D" w:themeColor="accent2" w:sz="8" w:space="0"/>
-          <w:left w:val="single" w:color="C0504D" w:themeColor="accent2" w:sz="8" w:space="0"/>
-          <w:bottom w:val="single" w:color="C0504D" w:themeColor="accent2" w:sz="8" w:space="0"/>
-          <w:right w:val="single" w:color="C0504D" w:themeColor="accent2" w:sz="8" w:space="0"/>
-          <w:insideV w:val="single" w:color="C0504D" w:themeColor="accent2" w:sz="8" w:space="0"/>
+          <w:top w:val="single" w:sz="8" w:space="0" w:color="C0504D" w:themeColor="accent2"/>
+          <w:left w:val="single" w:sz="8" w:space="0" w:color="C0504D" w:themeColor="accent2"/>
+          <w:bottom w:val="single" w:sz="8" w:space="0" w:color="C0504D" w:themeColor="accent2"/>
+          <w:right w:val="single" w:sz="8" w:space="0" w:color="C0504D" w:themeColor="accent2"/>
+          <w:insideV w:val="single" w:sz="8" w:space="0" w:color="C0504D" w:themeColor="accent2"/>
         </w:tcBorders>
       </w:tcPr>
     </w:tblStylePr>
@@ -9989,12 +10282,12 @@
       <w:tblStyleRowBandSize w:val="1"/>
       <w:tblStyleColBandSize w:val="1"/>
       <w:tblBorders>
-        <w:top w:val="single" w:color="9BBB59" w:themeColor="accent3" w:sz="8" w:space="0"/>
-        <w:left w:val="single" w:color="9BBB59" w:themeColor="accent3" w:sz="8" w:space="0"/>
-        <w:bottom w:val="single" w:color="9BBB59" w:themeColor="accent3" w:sz="8" w:space="0"/>
-        <w:right w:val="single" w:color="9BBB59" w:themeColor="accent3" w:sz="8" w:space="0"/>
-        <w:insideH w:val="single" w:color="9BBB59" w:themeColor="accent3" w:sz="8" w:space="0"/>
-        <w:insideV w:val="single" w:color="9BBB59" w:themeColor="accent3" w:sz="8" w:space="0"/>
+        <w:top w:val="single" w:sz="8" w:space="0" w:color="9BBB59" w:themeColor="accent3"/>
+        <w:left w:val="single" w:sz="8" w:space="0" w:color="9BBB59" w:themeColor="accent3"/>
+        <w:bottom w:val="single" w:sz="8" w:space="0" w:color="9BBB59" w:themeColor="accent3"/>
+        <w:right w:val="single" w:sz="8" w:space="0" w:color="9BBB59" w:themeColor="accent3"/>
+        <w:insideH w:val="single" w:sz="8" w:space="0" w:color="9BBB59" w:themeColor="accent3"/>
+        <w:insideV w:val="single" w:sz="8" w:space="0" w:color="9BBB59" w:themeColor="accent3"/>
       </w:tblBorders>
     </w:tblPr>
     <w:tblStylePr w:type="firstRow">
@@ -10002,19 +10295,19 @@
         <w:spacing w:before="0" w:after="0" w:line="240" w:lineRule="auto"/>
       </w:pPr>
       <w:rPr>
-        <w:rFonts w:asciiTheme="majorHAnsi" w:hAnsiTheme="majorHAnsi" w:eastAsiaTheme="majorEastAsia" w:cstheme="majorBidi"/>
-        <w:b/>
-        <w:bCs/>
-      </w:rPr>
-      <w:tblPr/>
-      <w:tcPr>
-        <w:tcBorders>
-          <w:top w:val="single" w:color="9BBB59" w:themeColor="accent3" w:sz="8" w:space="0"/>
-          <w:left w:val="single" w:color="9BBB59" w:themeColor="accent3" w:sz="8" w:space="0"/>
-          <w:bottom w:val="single" w:color="9BBB59" w:themeColor="accent3" w:sz="18" w:space="0"/>
-          <w:right w:val="single" w:color="9BBB59" w:themeColor="accent3" w:sz="8" w:space="0"/>
-          <w:insideH w:val="nil"/>
-          <w:insideV w:val="single" w:color="9BBB59" w:themeColor="accent3" w:sz="8" w:space="0"/>
+        <w:rFonts w:asciiTheme="majorHAnsi" w:eastAsiaTheme="majorEastAsia" w:hAnsiTheme="majorHAnsi" w:cstheme="majorBidi"/>
+        <w:b/>
+        <w:bCs/>
+      </w:rPr>
+      <w:tblPr/>
+      <w:tcPr>
+        <w:tcBorders>
+          <w:top w:val="single" w:sz="8" w:space="0" w:color="9BBB59" w:themeColor="accent3"/>
+          <w:left w:val="single" w:sz="8" w:space="0" w:color="9BBB59" w:themeColor="accent3"/>
+          <w:bottom w:val="single" w:sz="18" w:space="0" w:color="9BBB59" w:themeColor="accent3"/>
+          <w:right w:val="single" w:sz="8" w:space="0" w:color="9BBB59" w:themeColor="accent3"/>
+          <w:insideH w:val="nil"/>
+          <w:insideV w:val="single" w:sz="8" w:space="0" w:color="9BBB59" w:themeColor="accent3"/>
         </w:tcBorders>
       </w:tcPr>
     </w:tblStylePr>
@@ -10023,42 +10316,42 @@
         <w:spacing w:before="0" w:after="0" w:line="240" w:lineRule="auto"/>
       </w:pPr>
       <w:rPr>
-        <w:rFonts w:asciiTheme="majorHAnsi" w:hAnsiTheme="majorHAnsi" w:eastAsiaTheme="majorEastAsia" w:cstheme="majorBidi"/>
-        <w:b/>
-        <w:bCs/>
-      </w:rPr>
-      <w:tblPr/>
-      <w:tcPr>
-        <w:tcBorders>
-          <w:top w:val="double" w:color="9BBB59" w:themeColor="accent3" w:sz="6" w:space="0"/>
-          <w:left w:val="single" w:color="9BBB59" w:themeColor="accent3" w:sz="8" w:space="0"/>
-          <w:bottom w:val="single" w:color="9BBB59" w:themeColor="accent3" w:sz="8" w:space="0"/>
-          <w:right w:val="single" w:color="9BBB59" w:themeColor="accent3" w:sz="8" w:space="0"/>
-          <w:insideH w:val="nil"/>
-          <w:insideV w:val="single" w:color="9BBB59" w:themeColor="accent3" w:sz="8" w:space="0"/>
+        <w:rFonts w:asciiTheme="majorHAnsi" w:eastAsiaTheme="majorEastAsia" w:hAnsiTheme="majorHAnsi" w:cstheme="majorBidi"/>
+        <w:b/>
+        <w:bCs/>
+      </w:rPr>
+      <w:tblPr/>
+      <w:tcPr>
+        <w:tcBorders>
+          <w:top w:val="double" w:sz="6" w:space="0" w:color="9BBB59" w:themeColor="accent3"/>
+          <w:left w:val="single" w:sz="8" w:space="0" w:color="9BBB59" w:themeColor="accent3"/>
+          <w:bottom w:val="single" w:sz="8" w:space="0" w:color="9BBB59" w:themeColor="accent3"/>
+          <w:right w:val="single" w:sz="8" w:space="0" w:color="9BBB59" w:themeColor="accent3"/>
+          <w:insideH w:val="nil"/>
+          <w:insideV w:val="single" w:sz="8" w:space="0" w:color="9BBB59" w:themeColor="accent3"/>
         </w:tcBorders>
       </w:tcPr>
     </w:tblStylePr>
     <w:tblStylePr w:type="firstCol">
       <w:rPr>
-        <w:rFonts w:asciiTheme="majorHAnsi" w:hAnsiTheme="majorHAnsi" w:eastAsiaTheme="majorEastAsia" w:cstheme="majorBidi"/>
+        <w:rFonts w:asciiTheme="majorHAnsi" w:eastAsiaTheme="majorEastAsia" w:hAnsiTheme="majorHAnsi" w:cstheme="majorBidi"/>
         <w:b/>
         <w:bCs/>
       </w:rPr>
     </w:tblStylePr>
     <w:tblStylePr w:type="lastCol">
       <w:rPr>
-        <w:rFonts w:asciiTheme="majorHAnsi" w:hAnsiTheme="majorHAnsi" w:eastAsiaTheme="majorEastAsia" w:cstheme="majorBidi"/>
-        <w:b/>
-        <w:bCs/>
-      </w:rPr>
-      <w:tblPr/>
-      <w:tcPr>
-        <w:tcBorders>
-          <w:top w:val="single" w:color="9BBB59" w:themeColor="accent3" w:sz="8" w:space="0"/>
-          <w:left w:val="single" w:color="9BBB59" w:themeColor="accent3" w:sz="8" w:space="0"/>
-          <w:bottom w:val="single" w:color="9BBB59" w:themeColor="accent3" w:sz="8" w:space="0"/>
-          <w:right w:val="single" w:color="9BBB59" w:themeColor="accent3" w:sz="8" w:space="0"/>
+        <w:rFonts w:asciiTheme="majorHAnsi" w:eastAsiaTheme="majorEastAsia" w:hAnsiTheme="majorHAnsi" w:cstheme="majorBidi"/>
+        <w:b/>
+        <w:bCs/>
+      </w:rPr>
+      <w:tblPr/>
+      <w:tcPr>
+        <w:tcBorders>
+          <w:top w:val="single" w:sz="8" w:space="0" w:color="9BBB59" w:themeColor="accent3"/>
+          <w:left w:val="single" w:sz="8" w:space="0" w:color="9BBB59" w:themeColor="accent3"/>
+          <w:bottom w:val="single" w:sz="8" w:space="0" w:color="9BBB59" w:themeColor="accent3"/>
+          <w:right w:val="single" w:sz="8" w:space="0" w:color="9BBB59" w:themeColor="accent3"/>
         </w:tcBorders>
       </w:tcPr>
     </w:tblStylePr>
@@ -10066,10 +10359,10 @@
       <w:tblPr/>
       <w:tcPr>
         <w:tcBorders>
-          <w:top w:val="single" w:color="9BBB59" w:themeColor="accent3" w:sz="8" w:space="0"/>
-          <w:left w:val="single" w:color="9BBB59" w:themeColor="accent3" w:sz="8" w:space="0"/>
-          <w:bottom w:val="single" w:color="9BBB59" w:themeColor="accent3" w:sz="8" w:space="0"/>
-          <w:right w:val="single" w:color="9BBB59" w:themeColor="accent3" w:sz="8" w:space="0"/>
+          <w:top w:val="single" w:sz="8" w:space="0" w:color="9BBB59" w:themeColor="accent3"/>
+          <w:left w:val="single" w:sz="8" w:space="0" w:color="9BBB59" w:themeColor="accent3"/>
+          <w:bottom w:val="single" w:sz="8" w:space="0" w:color="9BBB59" w:themeColor="accent3"/>
+          <w:right w:val="single" w:sz="8" w:space="0" w:color="9BBB59" w:themeColor="accent3"/>
         </w:tcBorders>
         <w:shd w:val="clear" w:color="auto" w:fill="E6EED5" w:themeFill="accent3" w:themeFillTint="3F"/>
       </w:tcPr>
@@ -10078,11 +10371,11 @@
       <w:tblPr/>
       <w:tcPr>
         <w:tcBorders>
-          <w:top w:val="single" w:color="9BBB59" w:themeColor="accent3" w:sz="8" w:space="0"/>
-          <w:left w:val="single" w:color="9BBB59" w:themeColor="accent3" w:sz="8" w:space="0"/>
-          <w:bottom w:val="single" w:color="9BBB59" w:themeColor="accent3" w:sz="8" w:space="0"/>
-          <w:right w:val="single" w:color="9BBB59" w:themeColor="accent3" w:sz="8" w:space="0"/>
-          <w:insideV w:val="single" w:color="9BBB59" w:themeColor="accent3" w:sz="8" w:space="0"/>
+          <w:top w:val="single" w:sz="8" w:space="0" w:color="9BBB59" w:themeColor="accent3"/>
+          <w:left w:val="single" w:sz="8" w:space="0" w:color="9BBB59" w:themeColor="accent3"/>
+          <w:bottom w:val="single" w:sz="8" w:space="0" w:color="9BBB59" w:themeColor="accent3"/>
+          <w:right w:val="single" w:sz="8" w:space="0" w:color="9BBB59" w:themeColor="accent3"/>
+          <w:insideV w:val="single" w:sz="8" w:space="0" w:color="9BBB59" w:themeColor="accent3"/>
         </w:tcBorders>
         <w:shd w:val="clear" w:color="auto" w:fill="E6EED5" w:themeFill="accent3" w:themeFillTint="3F"/>
       </w:tcPr>
@@ -10091,11 +10384,11 @@
       <w:tblPr/>
       <w:tcPr>
         <w:tcBorders>
-          <w:top w:val="single" w:color="9BBB59" w:themeColor="accent3" w:sz="8" w:space="0"/>
-          <w:left w:val="single" w:color="9BBB59" w:themeColor="accent3" w:sz="8" w:space="0"/>
-          <w:bottom w:val="single" w:color="9BBB59" w:themeColor="accent3" w:sz="8" w:space="0"/>
-          <w:right w:val="single" w:color="9BBB59" w:themeColor="accent3" w:sz="8" w:space="0"/>
-          <w:insideV w:val="single" w:color="9BBB59" w:themeColor="accent3" w:sz="8" w:space="0"/>
+          <w:top w:val="single" w:sz="8" w:space="0" w:color="9BBB59" w:themeColor="accent3"/>
+          <w:left w:val="single" w:sz="8" w:space="0" w:color="9BBB59" w:themeColor="accent3"/>
+          <w:bottom w:val="single" w:sz="8" w:space="0" w:color="9BBB59" w:themeColor="accent3"/>
+          <w:right w:val="single" w:sz="8" w:space="0" w:color="9BBB59" w:themeColor="accent3"/>
+          <w:insideV w:val="single" w:sz="8" w:space="0" w:color="9BBB59" w:themeColor="accent3"/>
         </w:tcBorders>
       </w:tcPr>
     </w:tblStylePr>
@@ -10112,12 +10405,12 @@
       <w:tblStyleRowBandSize w:val="1"/>
       <w:tblStyleColBandSize w:val="1"/>
       <w:tblBorders>
-        <w:top w:val="single" w:color="8064A2" w:themeColor="accent4" w:sz="8" w:space="0"/>
-        <w:left w:val="single" w:color="8064A2" w:themeColor="accent4" w:sz="8" w:space="0"/>
-        <w:bottom w:val="single" w:color="8064A2" w:themeColor="accent4" w:sz="8" w:space="0"/>
-        <w:right w:val="single" w:color="8064A2" w:themeColor="accent4" w:sz="8" w:space="0"/>
-        <w:insideH w:val="single" w:color="8064A2" w:themeColor="accent4" w:sz="8" w:space="0"/>
-        <w:insideV w:val="single" w:color="8064A2" w:themeColor="accent4" w:sz="8" w:space="0"/>
+        <w:top w:val="single" w:sz="8" w:space="0" w:color="8064A2" w:themeColor="accent4"/>
+        <w:left w:val="single" w:sz="8" w:space="0" w:color="8064A2" w:themeColor="accent4"/>
+        <w:bottom w:val="single" w:sz="8" w:space="0" w:color="8064A2" w:themeColor="accent4"/>
+        <w:right w:val="single" w:sz="8" w:space="0" w:color="8064A2" w:themeColor="accent4"/>
+        <w:insideH w:val="single" w:sz="8" w:space="0" w:color="8064A2" w:themeColor="accent4"/>
+        <w:insideV w:val="single" w:sz="8" w:space="0" w:color="8064A2" w:themeColor="accent4"/>
       </w:tblBorders>
     </w:tblPr>
     <w:tblStylePr w:type="firstRow">
@@ -10125,19 +10418,19 @@
         <w:spacing w:before="0" w:after="0" w:line="240" w:lineRule="auto"/>
       </w:pPr>
       <w:rPr>
-        <w:rFonts w:asciiTheme="majorHAnsi" w:hAnsiTheme="majorHAnsi" w:eastAsiaTheme="majorEastAsia" w:cstheme="majorBidi"/>
-        <w:b/>
-        <w:bCs/>
-      </w:rPr>
-      <w:tblPr/>
-      <w:tcPr>
-        <w:tcBorders>
-          <w:top w:val="single" w:color="8064A2" w:themeColor="accent4" w:sz="8" w:space="0"/>
-          <w:left w:val="single" w:color="8064A2" w:themeColor="accent4" w:sz="8" w:space="0"/>
-          <w:bottom w:val="single" w:color="8064A2" w:themeColor="accent4" w:sz="18" w:space="0"/>
-          <w:right w:val="single" w:color="8064A2" w:themeColor="accent4" w:sz="8" w:space="0"/>
-          <w:insideH w:val="nil"/>
-          <w:insideV w:val="single" w:color="8064A2" w:themeColor="accent4" w:sz="8" w:space="0"/>
+        <w:rFonts w:asciiTheme="majorHAnsi" w:eastAsiaTheme="majorEastAsia" w:hAnsiTheme="majorHAnsi" w:cstheme="majorBidi"/>
+        <w:b/>
+        <w:bCs/>
+      </w:rPr>
+      <w:tblPr/>
+      <w:tcPr>
+        <w:tcBorders>
+          <w:top w:val="single" w:sz="8" w:space="0" w:color="8064A2" w:themeColor="accent4"/>
+          <w:left w:val="single" w:sz="8" w:space="0" w:color="8064A2" w:themeColor="accent4"/>
+          <w:bottom w:val="single" w:sz="18" w:space="0" w:color="8064A2" w:themeColor="accent4"/>
+          <w:right w:val="single" w:sz="8" w:space="0" w:color="8064A2" w:themeColor="accent4"/>
+          <w:insideH w:val="nil"/>
+          <w:insideV w:val="single" w:sz="8" w:space="0" w:color="8064A2" w:themeColor="accent4"/>
         </w:tcBorders>
       </w:tcPr>
     </w:tblStylePr>
@@ -10146,42 +10439,42 @@
         <w:spacing w:before="0" w:after="0" w:line="240" w:lineRule="auto"/>
       </w:pPr>
       <w:rPr>
-        <w:rFonts w:asciiTheme="majorHAnsi" w:hAnsiTheme="majorHAnsi" w:eastAsiaTheme="majorEastAsia" w:cstheme="majorBidi"/>
-        <w:b/>
-        <w:bCs/>
-      </w:rPr>
-      <w:tblPr/>
-      <w:tcPr>
-        <w:tcBorders>
-          <w:top w:val="double" w:color="8064A2" w:themeColor="accent4" w:sz="6" w:space="0"/>
-          <w:left w:val="single" w:color="8064A2" w:themeColor="accent4" w:sz="8" w:space="0"/>
-          <w:bottom w:val="single" w:color="8064A2" w:themeColor="accent4" w:sz="8" w:space="0"/>
-          <w:right w:val="single" w:color="8064A2" w:themeColor="accent4" w:sz="8" w:space="0"/>
-          <w:insideH w:val="nil"/>
-          <w:insideV w:val="single" w:color="8064A2" w:themeColor="accent4" w:sz="8" w:space="0"/>
+        <w:rFonts w:asciiTheme="majorHAnsi" w:eastAsiaTheme="majorEastAsia" w:hAnsiTheme="majorHAnsi" w:cstheme="majorBidi"/>
+        <w:b/>
+        <w:bCs/>
+      </w:rPr>
+      <w:tblPr/>
+      <w:tcPr>
+        <w:tcBorders>
+          <w:top w:val="double" w:sz="6" w:space="0" w:color="8064A2" w:themeColor="accent4"/>
+          <w:left w:val="single" w:sz="8" w:space="0" w:color="8064A2" w:themeColor="accent4"/>
+          <w:bottom w:val="single" w:sz="8" w:space="0" w:color="8064A2" w:themeColor="accent4"/>
+          <w:right w:val="single" w:sz="8" w:space="0" w:color="8064A2" w:themeColor="accent4"/>
+          <w:insideH w:val="nil"/>
+          <w:insideV w:val="single" w:sz="8" w:space="0" w:color="8064A2" w:themeColor="accent4"/>
         </w:tcBorders>
       </w:tcPr>
     </w:tblStylePr>
     <w:tblStylePr w:type="firstCol">
       <w:rPr>
-        <w:rFonts w:asciiTheme="majorHAnsi" w:hAnsiTheme="majorHAnsi" w:eastAsiaTheme="majorEastAsia" w:cstheme="majorBidi"/>
+        <w:rFonts w:asciiTheme="majorHAnsi" w:eastAsiaTheme="majorEastAsia" w:hAnsiTheme="majorHAnsi" w:cstheme="majorBidi"/>
         <w:b/>
         <w:bCs/>
       </w:rPr>
     </w:tblStylePr>
     <w:tblStylePr w:type="lastCol">
       <w:rPr>
-        <w:rFonts w:asciiTheme="majorHAnsi" w:hAnsiTheme="majorHAnsi" w:eastAsiaTheme="majorEastAsia" w:cstheme="majorBidi"/>
-        <w:b/>
-        <w:bCs/>
-      </w:rPr>
-      <w:tblPr/>
-      <w:tcPr>
-        <w:tcBorders>
-          <w:top w:val="single" w:color="8064A2" w:themeColor="accent4" w:sz="8" w:space="0"/>
-          <w:left w:val="single" w:color="8064A2" w:themeColor="accent4" w:sz="8" w:space="0"/>
-          <w:bottom w:val="single" w:color="8064A2" w:themeColor="accent4" w:sz="8" w:space="0"/>
-          <w:right w:val="single" w:color="8064A2" w:themeColor="accent4" w:sz="8" w:space="0"/>
+        <w:rFonts w:asciiTheme="majorHAnsi" w:eastAsiaTheme="majorEastAsia" w:hAnsiTheme="majorHAnsi" w:cstheme="majorBidi"/>
+        <w:b/>
+        <w:bCs/>
+      </w:rPr>
+      <w:tblPr/>
+      <w:tcPr>
+        <w:tcBorders>
+          <w:top w:val="single" w:sz="8" w:space="0" w:color="8064A2" w:themeColor="accent4"/>
+          <w:left w:val="single" w:sz="8" w:space="0" w:color="8064A2" w:themeColor="accent4"/>
+          <w:bottom w:val="single" w:sz="8" w:space="0" w:color="8064A2" w:themeColor="accent4"/>
+          <w:right w:val="single" w:sz="8" w:space="0" w:color="8064A2" w:themeColor="accent4"/>
         </w:tcBorders>
       </w:tcPr>
     </w:tblStylePr>
@@ -10189,10 +10482,10 @@
       <w:tblPr/>
       <w:tcPr>
         <w:tcBorders>
-          <w:top w:val="single" w:color="8064A2" w:themeColor="accent4" w:sz="8" w:space="0"/>
-          <w:left w:val="single" w:color="8064A2" w:themeColor="accent4" w:sz="8" w:space="0"/>
-          <w:bottom w:val="single" w:color="8064A2" w:themeColor="accent4" w:sz="8" w:space="0"/>
-          <w:right w:val="single" w:color="8064A2" w:themeColor="accent4" w:sz="8" w:space="0"/>
+          <w:top w:val="single" w:sz="8" w:space="0" w:color="8064A2" w:themeColor="accent4"/>
+          <w:left w:val="single" w:sz="8" w:space="0" w:color="8064A2" w:themeColor="accent4"/>
+          <w:bottom w:val="single" w:sz="8" w:space="0" w:color="8064A2" w:themeColor="accent4"/>
+          <w:right w:val="single" w:sz="8" w:space="0" w:color="8064A2" w:themeColor="accent4"/>
         </w:tcBorders>
         <w:shd w:val="clear" w:color="auto" w:fill="DFD8E8" w:themeFill="accent4" w:themeFillTint="3F"/>
       </w:tcPr>
@@ -10201,11 +10494,11 @@
       <w:tblPr/>
       <w:tcPr>
         <w:tcBorders>
-          <w:top w:val="single" w:color="8064A2" w:themeColor="accent4" w:sz="8" w:space="0"/>
-          <w:left w:val="single" w:color="8064A2" w:themeColor="accent4" w:sz="8" w:space="0"/>
-          <w:bottom w:val="single" w:color="8064A2" w:themeColor="accent4" w:sz="8" w:space="0"/>
-          <w:right w:val="single" w:color="8064A2" w:themeColor="accent4" w:sz="8" w:space="0"/>
-          <w:insideV w:val="single" w:color="8064A2" w:themeColor="accent4" w:sz="8" w:space="0"/>
+          <w:top w:val="single" w:sz="8" w:space="0" w:color="8064A2" w:themeColor="accent4"/>
+          <w:left w:val="single" w:sz="8" w:space="0" w:color="8064A2" w:themeColor="accent4"/>
+          <w:bottom w:val="single" w:sz="8" w:space="0" w:color="8064A2" w:themeColor="accent4"/>
+          <w:right w:val="single" w:sz="8" w:space="0" w:color="8064A2" w:themeColor="accent4"/>
+          <w:insideV w:val="single" w:sz="8" w:space="0" w:color="8064A2" w:themeColor="accent4"/>
         </w:tcBorders>
         <w:shd w:val="clear" w:color="auto" w:fill="DFD8E8" w:themeFill="accent4" w:themeFillTint="3F"/>
       </w:tcPr>
@@ -10214,11 +10507,11 @@
       <w:tblPr/>
       <w:tcPr>
         <w:tcBorders>
-          <w:top w:val="single" w:color="8064A2" w:themeColor="accent4" w:sz="8" w:space="0"/>
-          <w:left w:val="single" w:color="8064A2" w:themeColor="accent4" w:sz="8" w:space="0"/>
-          <w:bottom w:val="single" w:color="8064A2" w:themeColor="accent4" w:sz="8" w:space="0"/>
-          <w:right w:val="single" w:color="8064A2" w:themeColor="accent4" w:sz="8" w:space="0"/>
-          <w:insideV w:val="single" w:color="8064A2" w:themeColor="accent4" w:sz="8" w:space="0"/>
+          <w:top w:val="single" w:sz="8" w:space="0" w:color="8064A2" w:themeColor="accent4"/>
+          <w:left w:val="single" w:sz="8" w:space="0" w:color="8064A2" w:themeColor="accent4"/>
+          <w:bottom w:val="single" w:sz="8" w:space="0" w:color="8064A2" w:themeColor="accent4"/>
+          <w:right w:val="single" w:sz="8" w:space="0" w:color="8064A2" w:themeColor="accent4"/>
+          <w:insideV w:val="single" w:sz="8" w:space="0" w:color="8064A2" w:themeColor="accent4"/>
         </w:tcBorders>
       </w:tcPr>
     </w:tblStylePr>
@@ -10235,12 +10528,12 @@
       <w:tblStyleRowBandSize w:val="1"/>
       <w:tblStyleColBandSize w:val="1"/>
       <w:tblBorders>
-        <w:top w:val="single" w:color="4BACC6" w:themeColor="accent5" w:sz="8" w:space="0"/>
-        <w:left w:val="single" w:color="4BACC6" w:themeColor="accent5" w:sz="8" w:space="0"/>
-        <w:bottom w:val="single" w:color="4BACC6" w:themeColor="accent5" w:sz="8" w:space="0"/>
-        <w:right w:val="single" w:color="4BACC6" w:themeColor="accent5" w:sz="8" w:space="0"/>
-        <w:insideH w:val="single" w:color="4BACC6" w:themeColor="accent5" w:sz="8" w:space="0"/>
-        <w:insideV w:val="single" w:color="4BACC6" w:themeColor="accent5" w:sz="8" w:space="0"/>
+        <w:top w:val="single" w:sz="8" w:space="0" w:color="4BACC6" w:themeColor="accent5"/>
+        <w:left w:val="single" w:sz="8" w:space="0" w:color="4BACC6" w:themeColor="accent5"/>
+        <w:bottom w:val="single" w:sz="8" w:space="0" w:color="4BACC6" w:themeColor="accent5"/>
+        <w:right w:val="single" w:sz="8" w:space="0" w:color="4BACC6" w:themeColor="accent5"/>
+        <w:insideH w:val="single" w:sz="8" w:space="0" w:color="4BACC6" w:themeColor="accent5"/>
+        <w:insideV w:val="single" w:sz="8" w:space="0" w:color="4BACC6" w:themeColor="accent5"/>
       </w:tblBorders>
     </w:tblPr>
     <w:tblStylePr w:type="firstRow">
@@ -10248,19 +10541,19 @@
         <w:spacing w:before="0" w:after="0" w:line="240" w:lineRule="auto"/>
       </w:pPr>
       <w:rPr>
-        <w:rFonts w:asciiTheme="majorHAnsi" w:hAnsiTheme="majorHAnsi" w:eastAsiaTheme="majorEastAsia" w:cstheme="majorBidi"/>
-        <w:b/>
-        <w:bCs/>
-      </w:rPr>
-      <w:tblPr/>
-      <w:tcPr>
-        <w:tcBorders>
-          <w:top w:val="single" w:color="4BACC6" w:themeColor="accent5" w:sz="8" w:space="0"/>
-          <w:left w:val="single" w:color="4BACC6" w:themeColor="accent5" w:sz="8" w:space="0"/>
-          <w:bottom w:val="single" w:color="4BACC6" w:themeColor="accent5" w:sz="18" w:space="0"/>
-          <w:right w:val="single" w:color="4BACC6" w:themeColor="accent5" w:sz="8" w:space="0"/>
-          <w:insideH w:val="nil"/>
-          <w:insideV w:val="single" w:color="4BACC6" w:themeColor="accent5" w:sz="8" w:space="0"/>
+        <w:rFonts w:asciiTheme="majorHAnsi" w:eastAsiaTheme="majorEastAsia" w:hAnsiTheme="majorHAnsi" w:cstheme="majorBidi"/>
+        <w:b/>
+        <w:bCs/>
+      </w:rPr>
+      <w:tblPr/>
+      <w:tcPr>
+        <w:tcBorders>
+          <w:top w:val="single" w:sz="8" w:space="0" w:color="4BACC6" w:themeColor="accent5"/>
+          <w:left w:val="single" w:sz="8" w:space="0" w:color="4BACC6" w:themeColor="accent5"/>
+          <w:bottom w:val="single" w:sz="18" w:space="0" w:color="4BACC6" w:themeColor="accent5"/>
+          <w:right w:val="single" w:sz="8" w:space="0" w:color="4BACC6" w:themeColor="accent5"/>
+          <w:insideH w:val="nil"/>
+          <w:insideV w:val="single" w:sz="8" w:space="0" w:color="4BACC6" w:themeColor="accent5"/>
         </w:tcBorders>
       </w:tcPr>
     </w:tblStylePr>
@@ -10269,42 +10562,42 @@
         <w:spacing w:before="0" w:after="0" w:line="240" w:lineRule="auto"/>
       </w:pPr>
       <w:rPr>
-        <w:rFonts w:asciiTheme="majorHAnsi" w:hAnsiTheme="majorHAnsi" w:eastAsiaTheme="majorEastAsia" w:cstheme="majorBidi"/>
-        <w:b/>
-        <w:bCs/>
-      </w:rPr>
-      <w:tblPr/>
-      <w:tcPr>
-        <w:tcBorders>
-          <w:top w:val="double" w:color="4BACC6" w:themeColor="accent5" w:sz="6" w:space="0"/>
-          <w:left w:val="single" w:color="4BACC6" w:themeColor="accent5" w:sz="8" w:space="0"/>
-          <w:bottom w:val="single" w:color="4BACC6" w:themeColor="accent5" w:sz="8" w:space="0"/>
-          <w:right w:val="single" w:color="4BACC6" w:themeColor="accent5" w:sz="8" w:space="0"/>
-          <w:insideH w:val="nil"/>
-          <w:insideV w:val="single" w:color="4BACC6" w:themeColor="accent5" w:sz="8" w:space="0"/>
+        <w:rFonts w:asciiTheme="majorHAnsi" w:eastAsiaTheme="majorEastAsia" w:hAnsiTheme="majorHAnsi" w:cstheme="majorBidi"/>
+        <w:b/>
+        <w:bCs/>
+      </w:rPr>
+      <w:tblPr/>
+      <w:tcPr>
+        <w:tcBorders>
+          <w:top w:val="double" w:sz="6" w:space="0" w:color="4BACC6" w:themeColor="accent5"/>
+          <w:left w:val="single" w:sz="8" w:space="0" w:color="4BACC6" w:themeColor="accent5"/>
+          <w:bottom w:val="single" w:sz="8" w:space="0" w:color="4BACC6" w:themeColor="accent5"/>
+          <w:right w:val="single" w:sz="8" w:space="0" w:color="4BACC6" w:themeColor="accent5"/>
+          <w:insideH w:val="nil"/>
+          <w:insideV w:val="single" w:sz="8" w:space="0" w:color="4BACC6" w:themeColor="accent5"/>
         </w:tcBorders>
       </w:tcPr>
     </w:tblStylePr>
     <w:tblStylePr w:type="firstCol">
       <w:rPr>
-        <w:rFonts w:asciiTheme="majorHAnsi" w:hAnsiTheme="majorHAnsi" w:eastAsiaTheme="majorEastAsia" w:cstheme="majorBidi"/>
+        <w:rFonts w:asciiTheme="majorHAnsi" w:eastAsiaTheme="majorEastAsia" w:hAnsiTheme="majorHAnsi" w:cstheme="majorBidi"/>
         <w:b/>
         <w:bCs/>
       </w:rPr>
     </w:tblStylePr>
     <w:tblStylePr w:type="lastCol">
       <w:rPr>
-        <w:rFonts w:asciiTheme="majorHAnsi" w:hAnsiTheme="majorHAnsi" w:eastAsiaTheme="majorEastAsia" w:cstheme="majorBidi"/>
-        <w:b/>
-        <w:bCs/>
-      </w:rPr>
-      <w:tblPr/>
-      <w:tcPr>
-        <w:tcBorders>
-          <w:top w:val="single" w:color="4BACC6" w:themeColor="accent5" w:sz="8" w:space="0"/>
-          <w:left w:val="single" w:color="4BACC6" w:themeColor="accent5" w:sz="8" w:space="0"/>
-          <w:bottom w:val="single" w:color="4BACC6" w:themeColor="accent5" w:sz="8" w:space="0"/>
-          <w:right w:val="single" w:color="4BACC6" w:themeColor="accent5" w:sz="8" w:space="0"/>
+        <w:rFonts w:asciiTheme="majorHAnsi" w:eastAsiaTheme="majorEastAsia" w:hAnsiTheme="majorHAnsi" w:cstheme="majorBidi"/>
+        <w:b/>
+        <w:bCs/>
+      </w:rPr>
+      <w:tblPr/>
+      <w:tcPr>
+        <w:tcBorders>
+          <w:top w:val="single" w:sz="8" w:space="0" w:color="4BACC6" w:themeColor="accent5"/>
+          <w:left w:val="single" w:sz="8" w:space="0" w:color="4BACC6" w:themeColor="accent5"/>
+          <w:bottom w:val="single" w:sz="8" w:space="0" w:color="4BACC6" w:themeColor="accent5"/>
+          <w:right w:val="single" w:sz="8" w:space="0" w:color="4BACC6" w:themeColor="accent5"/>
         </w:tcBorders>
       </w:tcPr>
     </w:tblStylePr>
@@ -10312,10 +10605,10 @@
       <w:tblPr/>
       <w:tcPr>
         <w:tcBorders>
-          <w:top w:val="single" w:color="4BACC6" w:themeColor="accent5" w:sz="8" w:space="0"/>
-          <w:left w:val="single" w:color="4BACC6" w:themeColor="accent5" w:sz="8" w:space="0"/>
-          <w:bottom w:val="single" w:color="4BACC6" w:themeColor="accent5" w:sz="8" w:space="0"/>
-          <w:right w:val="single" w:color="4BACC6" w:themeColor="accent5" w:sz="8" w:space="0"/>
+          <w:top w:val="single" w:sz="8" w:space="0" w:color="4BACC6" w:themeColor="accent5"/>
+          <w:left w:val="single" w:sz="8" w:space="0" w:color="4BACC6" w:themeColor="accent5"/>
+          <w:bottom w:val="single" w:sz="8" w:space="0" w:color="4BACC6" w:themeColor="accent5"/>
+          <w:right w:val="single" w:sz="8" w:space="0" w:color="4BACC6" w:themeColor="accent5"/>
         </w:tcBorders>
         <w:shd w:val="clear" w:color="auto" w:fill="D2EAF1" w:themeFill="accent5" w:themeFillTint="3F"/>
       </w:tcPr>
@@ -10324,11 +10617,11 @@
       <w:tblPr/>
       <w:tcPr>
         <w:tcBorders>
-          <w:top w:val="single" w:color="4BACC6" w:themeColor="accent5" w:sz="8" w:space="0"/>
-          <w:left w:val="single" w:color="4BACC6" w:themeColor="accent5" w:sz="8" w:space="0"/>
-          <w:bottom w:val="single" w:color="4BACC6" w:themeColor="accent5" w:sz="8" w:space="0"/>
-          <w:right w:val="single" w:color="4BACC6" w:themeColor="accent5" w:sz="8" w:space="0"/>
-          <w:insideV w:val="single" w:color="4BACC6" w:themeColor="accent5" w:sz="8" w:space="0"/>
+          <w:top w:val="single" w:sz="8" w:space="0" w:color="4BACC6" w:themeColor="accent5"/>
+          <w:left w:val="single" w:sz="8" w:space="0" w:color="4BACC6" w:themeColor="accent5"/>
+          <w:bottom w:val="single" w:sz="8" w:space="0" w:color="4BACC6" w:themeColor="accent5"/>
+          <w:right w:val="single" w:sz="8" w:space="0" w:color="4BACC6" w:themeColor="accent5"/>
+          <w:insideV w:val="single" w:sz="8" w:space="0" w:color="4BACC6" w:themeColor="accent5"/>
         </w:tcBorders>
         <w:shd w:val="clear" w:color="auto" w:fill="D2EAF1" w:themeFill="accent5" w:themeFillTint="3F"/>
       </w:tcPr>
@@ -10337,11 +10630,11 @@
       <w:tblPr/>
       <w:tcPr>
         <w:tcBorders>
-          <w:top w:val="single" w:color="4BACC6" w:themeColor="accent5" w:sz="8" w:space="0"/>
-          <w:left w:val="single" w:color="4BACC6" w:themeColor="accent5" w:sz="8" w:space="0"/>
-          <w:bottom w:val="single" w:color="4BACC6" w:themeColor="accent5" w:sz="8" w:space="0"/>
-          <w:right w:val="single" w:color="4BACC6" w:themeColor="accent5" w:sz="8" w:space="0"/>
-          <w:insideV w:val="single" w:color="4BACC6" w:themeColor="accent5" w:sz="8" w:space="0"/>
+          <w:top w:val="single" w:sz="8" w:space="0" w:color="4BACC6" w:themeColor="accent5"/>
+          <w:left w:val="single" w:sz="8" w:space="0" w:color="4BACC6" w:themeColor="accent5"/>
+          <w:bottom w:val="single" w:sz="8" w:space="0" w:color="4BACC6" w:themeColor="accent5"/>
+          <w:right w:val="single" w:sz="8" w:space="0" w:color="4BACC6" w:themeColor="accent5"/>
+          <w:insideV w:val="single" w:sz="8" w:space="0" w:color="4BACC6" w:themeColor="accent5"/>
         </w:tcBorders>
       </w:tcPr>
     </w:tblStylePr>
@@ -10358,12 +10651,12 @@
       <w:tblStyleRowBandSize w:val="1"/>
       <w:tblStyleColBandSize w:val="1"/>
       <w:tblBorders>
-        <w:top w:val="single" w:color="F79646" w:themeColor="accent6" w:sz="8" w:space="0"/>
-        <w:left w:val="single" w:color="F79646" w:themeColor="accent6" w:sz="8" w:space="0"/>
-        <w:bottom w:val="single" w:color="F79646" w:themeColor="accent6" w:sz="8" w:space="0"/>
-        <w:right w:val="single" w:color="F79646" w:themeColor="accent6" w:sz="8" w:space="0"/>
-        <w:insideH w:val="single" w:color="F79646" w:themeColor="accent6" w:sz="8" w:space="0"/>
-        <w:insideV w:val="single" w:color="F79646" w:themeColor="accent6" w:sz="8" w:space="0"/>
+        <w:top w:val="single" w:sz="8" w:space="0" w:color="F79646" w:themeColor="accent6"/>
+        <w:left w:val="single" w:sz="8" w:space="0" w:color="F79646" w:themeColor="accent6"/>
+        <w:bottom w:val="single" w:sz="8" w:space="0" w:color="F79646" w:themeColor="accent6"/>
+        <w:right w:val="single" w:sz="8" w:space="0" w:color="F79646" w:themeColor="accent6"/>
+        <w:insideH w:val="single" w:sz="8" w:space="0" w:color="F79646" w:themeColor="accent6"/>
+        <w:insideV w:val="single" w:sz="8" w:space="0" w:color="F79646" w:themeColor="accent6"/>
       </w:tblBorders>
     </w:tblPr>
     <w:tblStylePr w:type="firstRow">
@@ -10371,19 +10664,19 @@
         <w:spacing w:before="0" w:after="0" w:line="240" w:lineRule="auto"/>
       </w:pPr>
       <w:rPr>
-        <w:rFonts w:asciiTheme="majorHAnsi" w:hAnsiTheme="majorHAnsi" w:eastAsiaTheme="majorEastAsia" w:cstheme="majorBidi"/>
-        <w:b/>
-        <w:bCs/>
-      </w:rPr>
-      <w:tblPr/>
-      <w:tcPr>
-        <w:tcBorders>
-          <w:top w:val="single" w:color="F79646" w:themeColor="accent6" w:sz="8" w:space="0"/>
-          <w:left w:val="single" w:color="F79646" w:themeColor="accent6" w:sz="8" w:space="0"/>
-          <w:bottom w:val="single" w:color="F79646" w:themeColor="accent6" w:sz="18" w:space="0"/>
-          <w:right w:val="single" w:color="F79646" w:themeColor="accent6" w:sz="8" w:space="0"/>
-          <w:insideH w:val="nil"/>
-          <w:insideV w:val="single" w:color="F79646" w:themeColor="accent6" w:sz="8" w:space="0"/>
+        <w:rFonts w:asciiTheme="majorHAnsi" w:eastAsiaTheme="majorEastAsia" w:hAnsiTheme="majorHAnsi" w:cstheme="majorBidi"/>
+        <w:b/>
+        <w:bCs/>
+      </w:rPr>
+      <w:tblPr/>
+      <w:tcPr>
+        <w:tcBorders>
+          <w:top w:val="single" w:sz="8" w:space="0" w:color="F79646" w:themeColor="accent6"/>
+          <w:left w:val="single" w:sz="8" w:space="0" w:color="F79646" w:themeColor="accent6"/>
+          <w:bottom w:val="single" w:sz="18" w:space="0" w:color="F79646" w:themeColor="accent6"/>
+          <w:right w:val="single" w:sz="8" w:space="0" w:color="F79646" w:themeColor="accent6"/>
+          <w:insideH w:val="nil"/>
+          <w:insideV w:val="single" w:sz="8" w:space="0" w:color="F79646" w:themeColor="accent6"/>
         </w:tcBorders>
       </w:tcPr>
     </w:tblStylePr>
@@ -10392,42 +10685,42 @@
         <w:spacing w:before="0" w:after="0" w:line="240" w:lineRule="auto"/>
       </w:pPr>
       <w:rPr>
-        <w:rFonts w:asciiTheme="majorHAnsi" w:hAnsiTheme="majorHAnsi" w:eastAsiaTheme="majorEastAsia" w:cstheme="majorBidi"/>
-        <w:b/>
-        <w:bCs/>
-      </w:rPr>
-      <w:tblPr/>
-      <w:tcPr>
-        <w:tcBorders>
-          <w:top w:val="double" w:color="F79646" w:themeColor="accent6" w:sz="6" w:space="0"/>
-          <w:left w:val="single" w:color="F79646" w:themeColor="accent6" w:sz="8" w:space="0"/>
-          <w:bottom w:val="single" w:color="F79646" w:themeColor="accent6" w:sz="8" w:space="0"/>
-          <w:right w:val="single" w:color="F79646" w:themeColor="accent6" w:sz="8" w:space="0"/>
-          <w:insideH w:val="nil"/>
-          <w:insideV w:val="single" w:color="F79646" w:themeColor="accent6" w:sz="8" w:space="0"/>
+        <w:rFonts w:asciiTheme="majorHAnsi" w:eastAsiaTheme="majorEastAsia" w:hAnsiTheme="majorHAnsi" w:cstheme="majorBidi"/>
+        <w:b/>
+        <w:bCs/>
+      </w:rPr>
+      <w:tblPr/>
+      <w:tcPr>
+        <w:tcBorders>
+          <w:top w:val="double" w:sz="6" w:space="0" w:color="F79646" w:themeColor="accent6"/>
+          <w:left w:val="single" w:sz="8" w:space="0" w:color="F79646" w:themeColor="accent6"/>
+          <w:bottom w:val="single" w:sz="8" w:space="0" w:color="F79646" w:themeColor="accent6"/>
+          <w:right w:val="single" w:sz="8" w:space="0" w:color="F79646" w:themeColor="accent6"/>
+          <w:insideH w:val="nil"/>
+          <w:insideV w:val="single" w:sz="8" w:space="0" w:color="F79646" w:themeColor="accent6"/>
         </w:tcBorders>
       </w:tcPr>
     </w:tblStylePr>
     <w:tblStylePr w:type="firstCol">
       <w:rPr>
-        <w:rFonts w:asciiTheme="majorHAnsi" w:hAnsiTheme="majorHAnsi" w:eastAsiaTheme="majorEastAsia" w:cstheme="majorBidi"/>
+        <w:rFonts w:asciiTheme="majorHAnsi" w:eastAsiaTheme="majorEastAsia" w:hAnsiTheme="majorHAnsi" w:cstheme="majorBidi"/>
         <w:b/>
         <w:bCs/>
       </w:rPr>
     </w:tblStylePr>
     <w:tblStylePr w:type="lastCol">
       <w:rPr>
-        <w:rFonts w:asciiTheme="majorHAnsi" w:hAnsiTheme="majorHAnsi" w:eastAsiaTheme="majorEastAsia" w:cstheme="majorBidi"/>
-        <w:b/>
-        <w:bCs/>
-      </w:rPr>
-      <w:tblPr/>
-      <w:tcPr>
-        <w:tcBorders>
-          <w:top w:val="single" w:color="F79646" w:themeColor="accent6" w:sz="8" w:space="0"/>
-          <w:left w:val="single" w:color="F79646" w:themeColor="accent6" w:sz="8" w:space="0"/>
-          <w:bottom w:val="single" w:color="F79646" w:themeColor="accent6" w:sz="8" w:space="0"/>
-          <w:right w:val="single" w:color="F79646" w:themeColor="accent6" w:sz="8" w:space="0"/>
+        <w:rFonts w:asciiTheme="majorHAnsi" w:eastAsiaTheme="majorEastAsia" w:hAnsiTheme="majorHAnsi" w:cstheme="majorBidi"/>
+        <w:b/>
+        <w:bCs/>
+      </w:rPr>
+      <w:tblPr/>
+      <w:tcPr>
+        <w:tcBorders>
+          <w:top w:val="single" w:sz="8" w:space="0" w:color="F79646" w:themeColor="accent6"/>
+          <w:left w:val="single" w:sz="8" w:space="0" w:color="F79646" w:themeColor="accent6"/>
+          <w:bottom w:val="single" w:sz="8" w:space="0" w:color="F79646" w:themeColor="accent6"/>
+          <w:right w:val="single" w:sz="8" w:space="0" w:color="F79646" w:themeColor="accent6"/>
         </w:tcBorders>
       </w:tcPr>
     </w:tblStylePr>
@@ -10435,10 +10728,10 @@
       <w:tblPr/>
       <w:tcPr>
         <w:tcBorders>
-          <w:top w:val="single" w:color="F79646" w:themeColor="accent6" w:sz="8" w:space="0"/>
-          <w:left w:val="single" w:color="F79646" w:themeColor="accent6" w:sz="8" w:space="0"/>
-          <w:bottom w:val="single" w:color="F79646" w:themeColor="accent6" w:sz="8" w:space="0"/>
-          <w:right w:val="single" w:color="F79646" w:themeColor="accent6" w:sz="8" w:space="0"/>
+          <w:top w:val="single" w:sz="8" w:space="0" w:color="F79646" w:themeColor="accent6"/>
+          <w:left w:val="single" w:sz="8" w:space="0" w:color="F79646" w:themeColor="accent6"/>
+          <w:bottom w:val="single" w:sz="8" w:space="0" w:color="F79646" w:themeColor="accent6"/>
+          <w:right w:val="single" w:sz="8" w:space="0" w:color="F79646" w:themeColor="accent6"/>
         </w:tcBorders>
         <w:shd w:val="clear" w:color="auto" w:fill="FDE4D0" w:themeFill="accent6" w:themeFillTint="3F"/>
       </w:tcPr>
@@ -10447,11 +10740,11 @@
       <w:tblPr/>
       <w:tcPr>
         <w:tcBorders>
-          <w:top w:val="single" w:color="F79646" w:themeColor="accent6" w:sz="8" w:space="0"/>
-          <w:left w:val="single" w:color="F79646" w:themeColor="accent6" w:sz="8" w:space="0"/>
-          <w:bottom w:val="single" w:color="F79646" w:themeColor="accent6" w:sz="8" w:space="0"/>
-          <w:right w:val="single" w:color="F79646" w:themeColor="accent6" w:sz="8" w:space="0"/>
-          <w:insideV w:val="single" w:color="F79646" w:themeColor="accent6" w:sz="8" w:space="0"/>
+          <w:top w:val="single" w:sz="8" w:space="0" w:color="F79646" w:themeColor="accent6"/>
+          <w:left w:val="single" w:sz="8" w:space="0" w:color="F79646" w:themeColor="accent6"/>
+          <w:bottom w:val="single" w:sz="8" w:space="0" w:color="F79646" w:themeColor="accent6"/>
+          <w:right w:val="single" w:sz="8" w:space="0" w:color="F79646" w:themeColor="accent6"/>
+          <w:insideV w:val="single" w:sz="8" w:space="0" w:color="F79646" w:themeColor="accent6"/>
         </w:tcBorders>
         <w:shd w:val="clear" w:color="auto" w:fill="FDE4D0" w:themeFill="accent6" w:themeFillTint="3F"/>
       </w:tcPr>
@@ -10460,11 +10753,11 @@
       <w:tblPr/>
       <w:tcPr>
         <w:tcBorders>
-          <w:top w:val="single" w:color="F79646" w:themeColor="accent6" w:sz="8" w:space="0"/>
-          <w:left w:val="single" w:color="F79646" w:themeColor="accent6" w:sz="8" w:space="0"/>
-          <w:bottom w:val="single" w:color="F79646" w:themeColor="accent6" w:sz="8" w:space="0"/>
-          <w:right w:val="single" w:color="F79646" w:themeColor="accent6" w:sz="8" w:space="0"/>
-          <w:insideV w:val="single" w:color="F79646" w:themeColor="accent6" w:sz="8" w:space="0"/>
+          <w:top w:val="single" w:sz="8" w:space="0" w:color="F79646" w:themeColor="accent6"/>
+          <w:left w:val="single" w:sz="8" w:space="0" w:color="F79646" w:themeColor="accent6"/>
+          <w:bottom w:val="single" w:sz="8" w:space="0" w:color="F79646" w:themeColor="accent6"/>
+          <w:right w:val="single" w:sz="8" w:space="0" w:color="F79646" w:themeColor="accent6"/>
+          <w:insideV w:val="single" w:sz="8" w:space="0" w:color="F79646" w:themeColor="accent6"/>
         </w:tcBorders>
       </w:tcPr>
     </w:tblStylePr>
@@ -10481,11 +10774,11 @@
       <w:tblStyleRowBandSize w:val="1"/>
       <w:tblStyleColBandSize w:val="1"/>
       <w:tblBorders>
-        <w:top w:val="single" w:color="404040" w:themeColor="text1" w:themeTint="BF" w:sz="8" w:space="0"/>
-        <w:left w:val="single" w:color="404040" w:themeColor="text1" w:themeTint="BF" w:sz="8" w:space="0"/>
-        <w:bottom w:val="single" w:color="404040" w:themeColor="text1" w:themeTint="BF" w:sz="8" w:space="0"/>
-        <w:right w:val="single" w:color="404040" w:themeColor="text1" w:themeTint="BF" w:sz="8" w:space="0"/>
-        <w:insideH w:val="single" w:color="404040" w:themeColor="text1" w:themeTint="BF" w:sz="8" w:space="0"/>
+        <w:top w:val="single" w:sz="8" w:space="0" w:color="404040" w:themeColor="text1" w:themeTint="BF"/>
+        <w:left w:val="single" w:sz="8" w:space="0" w:color="404040" w:themeColor="text1" w:themeTint="BF"/>
+        <w:bottom w:val="single" w:sz="8" w:space="0" w:color="404040" w:themeColor="text1" w:themeTint="BF"/>
+        <w:right w:val="single" w:sz="8" w:space="0" w:color="404040" w:themeColor="text1" w:themeTint="BF"/>
+        <w:insideH w:val="single" w:sz="8" w:space="0" w:color="404040" w:themeColor="text1" w:themeTint="BF"/>
       </w:tblBorders>
     </w:tblPr>
     <w:tblStylePr w:type="firstRow">
@@ -10500,10 +10793,10 @@
       <w:tblPr/>
       <w:tcPr>
         <w:tcBorders>
-          <w:top w:val="single" w:color="404040" w:themeColor="text1" w:themeTint="BF" w:sz="8" w:space="0"/>
-          <w:left w:val="single" w:color="404040" w:themeColor="text1" w:themeTint="BF" w:sz="8" w:space="0"/>
-          <w:bottom w:val="single" w:color="404040" w:themeColor="text1" w:themeTint="BF" w:sz="8" w:space="0"/>
-          <w:right w:val="single" w:color="404040" w:themeColor="text1" w:themeTint="BF" w:sz="8" w:space="0"/>
+          <w:top w:val="single" w:sz="8" w:space="0" w:color="404040" w:themeColor="text1" w:themeTint="BF"/>
+          <w:left w:val="single" w:sz="8" w:space="0" w:color="404040" w:themeColor="text1" w:themeTint="BF"/>
+          <w:bottom w:val="single" w:sz="8" w:space="0" w:color="404040" w:themeColor="text1" w:themeTint="BF"/>
+          <w:right w:val="single" w:sz="8" w:space="0" w:color="404040" w:themeColor="text1" w:themeTint="BF"/>
           <w:insideH w:val="nil"/>
           <w:insideV w:val="nil"/>
         </w:tcBorders>
@@ -10521,10 +10814,10 @@
       <w:tblPr/>
       <w:tcPr>
         <w:tcBorders>
-          <w:top w:val="double" w:color="404040" w:themeColor="text1" w:themeTint="BF" w:sz="6" w:space="0"/>
-          <w:left w:val="single" w:color="404040" w:themeColor="text1" w:themeTint="BF" w:sz="8" w:space="0"/>
-          <w:bottom w:val="single" w:color="404040" w:themeColor="text1" w:themeTint="BF" w:sz="8" w:space="0"/>
-          <w:right w:val="single" w:color="404040" w:themeColor="text1" w:themeTint="BF" w:sz="8" w:space="0"/>
+          <w:top w:val="double" w:sz="6" w:space="0" w:color="404040" w:themeColor="text1" w:themeTint="BF"/>
+          <w:left w:val="single" w:sz="8" w:space="0" w:color="404040" w:themeColor="text1" w:themeTint="BF"/>
+          <w:bottom w:val="single" w:sz="8" w:space="0" w:color="404040" w:themeColor="text1" w:themeTint="BF"/>
+          <w:right w:val="single" w:sz="8" w:space="0" w:color="404040" w:themeColor="text1" w:themeTint="BF"/>
           <w:insideH w:val="nil"/>
           <w:insideV w:val="nil"/>
         </w:tcBorders>
@@ -10580,11 +10873,11 @@
       <w:tblStyleRowBandSize w:val="1"/>
       <w:tblStyleColBandSize w:val="1"/>
       <w:tblBorders>
-        <w:top w:val="single" w:color="7BA0CD" w:themeColor="accent1" w:themeTint="BF" w:sz="8" w:space="0"/>
-        <w:left w:val="single" w:color="7BA0CD" w:themeColor="accent1" w:themeTint="BF" w:sz="8" w:space="0"/>
-        <w:bottom w:val="single" w:color="7BA0CD" w:themeColor="accent1" w:themeTint="BF" w:sz="8" w:space="0"/>
-        <w:right w:val="single" w:color="7BA0CD" w:themeColor="accent1" w:themeTint="BF" w:sz="8" w:space="0"/>
-        <w:insideH w:val="single" w:color="7BA0CD" w:themeColor="accent1" w:themeTint="BF" w:sz="8" w:space="0"/>
+        <w:top w:val="single" w:sz="8" w:space="0" w:color="7BA0CD" w:themeColor="accent1" w:themeTint="BF"/>
+        <w:left w:val="single" w:sz="8" w:space="0" w:color="7BA0CD" w:themeColor="accent1" w:themeTint="BF"/>
+        <w:bottom w:val="single" w:sz="8" w:space="0" w:color="7BA0CD" w:themeColor="accent1" w:themeTint="BF"/>
+        <w:right w:val="single" w:sz="8" w:space="0" w:color="7BA0CD" w:themeColor="accent1" w:themeTint="BF"/>
+        <w:insideH w:val="single" w:sz="8" w:space="0" w:color="7BA0CD" w:themeColor="accent1" w:themeTint="BF"/>
       </w:tblBorders>
     </w:tblPr>
     <w:tblStylePr w:type="firstRow">
@@ -10599,10 +10892,10 @@
       <w:tblPr/>
       <w:tcPr>
         <w:tcBorders>
-          <w:top w:val="single" w:color="7BA0CD" w:themeColor="accent1" w:themeTint="BF" w:sz="8" w:space="0"/>
-          <w:left w:val="single" w:color="7BA0CD" w:themeColor="accent1" w:themeTint="BF" w:sz="8" w:space="0"/>
-          <w:bottom w:val="single" w:color="7BA0CD" w:themeColor="accent1" w:themeTint="BF" w:sz="8" w:space="0"/>
-          <w:right w:val="single" w:color="7BA0CD" w:themeColor="accent1" w:themeTint="BF" w:sz="8" w:space="0"/>
+          <w:top w:val="single" w:sz="8" w:space="0" w:color="7BA0CD" w:themeColor="accent1" w:themeTint="BF"/>
+          <w:left w:val="single" w:sz="8" w:space="0" w:color="7BA0CD" w:themeColor="accent1" w:themeTint="BF"/>
+          <w:bottom w:val="single" w:sz="8" w:space="0" w:color="7BA0CD" w:themeColor="accent1" w:themeTint="BF"/>
+          <w:right w:val="single" w:sz="8" w:space="0" w:color="7BA0CD" w:themeColor="accent1" w:themeTint="BF"/>
           <w:insideH w:val="nil"/>
           <w:insideV w:val="nil"/>
         </w:tcBorders>
@@ -10620,10 +10913,10 @@
       <w:tblPr/>
       <w:tcPr>
         <w:tcBorders>
-          <w:top w:val="double" w:color="7BA0CD" w:themeColor="accent1" w:themeTint="BF" w:sz="6" w:space="0"/>
-          <w:left w:val="single" w:color="7BA0CD" w:themeColor="accent1" w:themeTint="BF" w:sz="8" w:space="0"/>
-          <w:bottom w:val="single" w:color="7BA0CD" w:themeColor="accent1" w:themeTint="BF" w:sz="8" w:space="0"/>
-          <w:right w:val="single" w:color="7BA0CD" w:themeColor="accent1" w:themeTint="BF" w:sz="8" w:space="0"/>
+          <w:top w:val="double" w:sz="6" w:space="0" w:color="7BA0CD" w:themeColor="accent1" w:themeTint="BF"/>
+          <w:left w:val="single" w:sz="8" w:space="0" w:color="7BA0CD" w:themeColor="accent1" w:themeTint="BF"/>
+          <w:bottom w:val="single" w:sz="8" w:space="0" w:color="7BA0CD" w:themeColor="accent1" w:themeTint="BF"/>
+          <w:right w:val="single" w:sz="8" w:space="0" w:color="7BA0CD" w:themeColor="accent1" w:themeTint="BF"/>
           <w:insideH w:val="nil"/>
           <w:insideV w:val="nil"/>
         </w:tcBorders>
@@ -10679,11 +10972,11 @@
       <w:tblStyleRowBandSize w:val="1"/>
       <w:tblStyleColBandSize w:val="1"/>
       <w:tblBorders>
-        <w:top w:val="single" w:color="CF7B79" w:themeColor="accent2" w:themeTint="BF" w:sz="8" w:space="0"/>
-        <w:left w:val="single" w:color="CF7B79" w:themeColor="accent2" w:themeTint="BF" w:sz="8" w:space="0"/>
-        <w:bottom w:val="single" w:color="CF7B79" w:themeColor="accent2" w:themeTint="BF" w:sz="8" w:space="0"/>
-        <w:right w:val="single" w:color="CF7B79" w:themeColor="accent2" w:themeTint="BF" w:sz="8" w:space="0"/>
-        <w:insideH w:val="single" w:color="CF7B79" w:themeColor="accent2" w:themeTint="BF" w:sz="8" w:space="0"/>
+        <w:top w:val="single" w:sz="8" w:space="0" w:color="CF7B79" w:themeColor="accent2" w:themeTint="BF"/>
+        <w:left w:val="single" w:sz="8" w:space="0" w:color="CF7B79" w:themeColor="accent2" w:themeTint="BF"/>
+        <w:bottom w:val="single" w:sz="8" w:space="0" w:color="CF7B79" w:themeColor="accent2" w:themeTint="BF"/>
+        <w:right w:val="single" w:sz="8" w:space="0" w:color="CF7B79" w:themeColor="accent2" w:themeTint="BF"/>
+        <w:insideH w:val="single" w:sz="8" w:space="0" w:color="CF7B79" w:themeColor="accent2" w:themeTint="BF"/>
       </w:tblBorders>
     </w:tblPr>
     <w:tblStylePr w:type="firstRow">
@@ -10698,10 +10991,10 @@
       <w:tblPr/>
       <w:tcPr>
         <w:tcBorders>
-          <w:top w:val="single" w:color="CF7B79" w:themeColor="accent2" w:themeTint="BF" w:sz="8" w:space="0"/>
-          <w:left w:val="single" w:color="CF7B79" w:themeColor="accent2" w:themeTint="BF" w:sz="8" w:space="0"/>
-          <w:bottom w:val="single" w:color="CF7B79" w:themeColor="accent2" w:themeTint="BF" w:sz="8" w:space="0"/>
-          <w:right w:val="single" w:color="CF7B79" w:themeColor="accent2" w:themeTint="BF" w:sz="8" w:space="0"/>
+          <w:top w:val="single" w:sz="8" w:space="0" w:color="CF7B79" w:themeColor="accent2" w:themeTint="BF"/>
+          <w:left w:val="single" w:sz="8" w:space="0" w:color="CF7B79" w:themeColor="accent2" w:themeTint="BF"/>
+          <w:bottom w:val="single" w:sz="8" w:space="0" w:color="CF7B79" w:themeColor="accent2" w:themeTint="BF"/>
+          <w:right w:val="single" w:sz="8" w:space="0" w:color="CF7B79" w:themeColor="accent2" w:themeTint="BF"/>
           <w:insideH w:val="nil"/>
           <w:insideV w:val="nil"/>
         </w:tcBorders>
@@ -10719,10 +11012,10 @@
       <w:tblPr/>
       <w:tcPr>
         <w:tcBorders>
-          <w:top w:val="double" w:color="CF7B79" w:themeColor="accent2" w:themeTint="BF" w:sz="6" w:space="0"/>
-          <w:left w:val="single" w:color="CF7B79" w:themeColor="accent2" w:themeTint="BF" w:sz="8" w:space="0"/>
-          <w:bottom w:val="single" w:color="CF7B79" w:themeColor="accent2" w:themeTint="BF" w:sz="8" w:space="0"/>
-          <w:right w:val="single" w:color="CF7B79" w:themeColor="accent2" w:themeTint="BF" w:sz="8" w:space="0"/>
+          <w:top w:val="double" w:sz="6" w:space="0" w:color="CF7B79" w:themeColor="accent2" w:themeTint="BF"/>
+          <w:left w:val="single" w:sz="8" w:space="0" w:color="CF7B79" w:themeColor="accent2" w:themeTint="BF"/>
+          <w:bottom w:val="single" w:sz="8" w:space="0" w:color="CF7B79" w:themeColor="accent2" w:themeTint="BF"/>
+          <w:right w:val="single" w:sz="8" w:space="0" w:color="CF7B79" w:themeColor="accent2" w:themeTint="BF"/>
           <w:insideH w:val="nil"/>
           <w:insideV w:val="nil"/>
         </w:tcBorders>
@@ -10778,11 +11071,11 @@
       <w:tblStyleRowBandSize w:val="1"/>
       <w:tblStyleColBandSize w:val="1"/>
       <w:tblBorders>
-        <w:top w:val="single" w:color="B3CC82" w:themeColor="accent3" w:themeTint="BF" w:sz="8" w:space="0"/>
-        <w:left w:val="single" w:color="B3CC82" w:themeColor="accent3" w:themeTint="BF" w:sz="8" w:space="0"/>
-        <w:bottom w:val="single" w:color="B3CC82" w:themeColor="accent3" w:themeTint="BF" w:sz="8" w:space="0"/>
-        <w:right w:val="single" w:color="B3CC82" w:themeColor="accent3" w:themeTint="BF" w:sz="8" w:space="0"/>
-        <w:insideH w:val="single" w:color="B3CC82" w:themeColor="accent3" w:themeTint="BF" w:sz="8" w:space="0"/>
+        <w:top w:val="single" w:sz="8" w:space="0" w:color="B3CC82" w:themeColor="accent3" w:themeTint="BF"/>
+        <w:left w:val="single" w:sz="8" w:space="0" w:color="B3CC82" w:themeColor="accent3" w:themeTint="BF"/>
+        <w:bottom w:val="single" w:sz="8" w:space="0" w:color="B3CC82" w:themeColor="accent3" w:themeTint="BF"/>
+        <w:right w:val="single" w:sz="8" w:space="0" w:color="B3CC82" w:themeColor="accent3" w:themeTint="BF"/>
+        <w:insideH w:val="single" w:sz="8" w:space="0" w:color="B3CC82" w:themeColor="accent3" w:themeTint="BF"/>
       </w:tblBorders>
     </w:tblPr>
     <w:tblStylePr w:type="firstRow">
@@ -10797,10 +11090,10 @@
       <w:tblPr/>
       <w:tcPr>
         <w:tcBorders>
-          <w:top w:val="single" w:color="B3CC82" w:themeColor="accent3" w:themeTint="BF" w:sz="8" w:space="0"/>
-          <w:left w:val="single" w:color="B3CC82" w:themeColor="accent3" w:themeTint="BF" w:sz="8" w:space="0"/>
-          <w:bottom w:val="single" w:color="B3CC82" w:themeColor="accent3" w:themeTint="BF" w:sz="8" w:space="0"/>
-          <w:right w:val="single" w:color="B3CC82" w:themeColor="accent3" w:themeTint="BF" w:sz="8" w:space="0"/>
+          <w:top w:val="single" w:sz="8" w:space="0" w:color="B3CC82" w:themeColor="accent3" w:themeTint="BF"/>
+          <w:left w:val="single" w:sz="8" w:space="0" w:color="B3CC82" w:themeColor="accent3" w:themeTint="BF"/>
+          <w:bottom w:val="single" w:sz="8" w:space="0" w:color="B3CC82" w:themeColor="accent3" w:themeTint="BF"/>
+          <w:right w:val="single" w:sz="8" w:space="0" w:color="B3CC82" w:themeColor="accent3" w:themeTint="BF"/>
           <w:insideH w:val="nil"/>
           <w:insideV w:val="nil"/>
         </w:tcBorders>
@@ -10818,10 +11111,10 @@
       <w:tblPr/>
       <w:tcPr>
         <w:tcBorders>
-          <w:top w:val="double" w:color="B3CC82" w:themeColor="accent3" w:themeTint="BF" w:sz="6" w:space="0"/>
-          <w:left w:val="single" w:color="B3CC82" w:themeColor="accent3" w:themeTint="BF" w:sz="8" w:space="0"/>
-          <w:bottom w:val="single" w:color="B3CC82" w:themeColor="accent3" w:themeTint="BF" w:sz="8" w:space="0"/>
-          <w:right w:val="single" w:color="B3CC82" w:themeColor="accent3" w:themeTint="BF" w:sz="8" w:space="0"/>
+          <w:top w:val="double" w:sz="6" w:space="0" w:color="B3CC82" w:themeColor="accent3" w:themeTint="BF"/>
+          <w:left w:val="single" w:sz="8" w:space="0" w:color="B3CC82" w:themeColor="accent3" w:themeTint="BF"/>
+          <w:bottom w:val="single" w:sz="8" w:space="0" w:color="B3CC82" w:themeColor="accent3" w:themeTint="BF"/>
+          <w:right w:val="single" w:sz="8" w:space="0" w:color="B3CC82" w:themeColor="accent3" w:themeTint="BF"/>
           <w:insideH w:val="nil"/>
           <w:insideV w:val="nil"/>
         </w:tcBorders>
@@ -10877,11 +11170,11 @@
       <w:tblStyleRowBandSize w:val="1"/>
       <w:tblStyleColBandSize w:val="1"/>
       <w:tblBorders>
-        <w:top w:val="single" w:color="9F8AB9" w:themeColor="accent4" w:themeTint="BF" w:sz="8" w:space="0"/>
-        <w:left w:val="single" w:color="9F8AB9" w:themeColor="accent4" w:themeTint="BF" w:sz="8" w:space="0"/>
-        <w:bottom w:val="single" w:color="9F8AB9" w:themeColor="accent4" w:themeTint="BF" w:sz="8" w:space="0"/>
-        <w:right w:val="single" w:color="9F8AB9" w:themeColor="accent4" w:themeTint="BF" w:sz="8" w:space="0"/>
-        <w:insideH w:val="single" w:color="9F8AB9" w:themeColor="accent4" w:themeTint="BF" w:sz="8" w:space="0"/>
+        <w:top w:val="single" w:sz="8" w:space="0" w:color="9F8AB9" w:themeColor="accent4" w:themeTint="BF"/>
+        <w:left w:val="single" w:sz="8" w:space="0" w:color="9F8AB9" w:themeColor="accent4" w:themeTint="BF"/>
+        <w:bottom w:val="single" w:sz="8" w:space="0" w:color="9F8AB9" w:themeColor="accent4" w:themeTint="BF"/>
+        <w:right w:val="single" w:sz="8" w:space="0" w:color="9F8AB9" w:themeColor="accent4" w:themeTint="BF"/>
+        <w:insideH w:val="single" w:sz="8" w:space="0" w:color="9F8AB9" w:themeColor="accent4" w:themeTint="BF"/>
       </w:tblBorders>
     </w:tblPr>
     <w:tblStylePr w:type="firstRow">
@@ -10896,10 +11189,10 @@
       <w:tblPr/>
       <w:tcPr>
         <w:tcBorders>
-          <w:top w:val="single" w:color="9F8AB9" w:themeColor="accent4" w:themeTint="BF" w:sz="8" w:space="0"/>
-          <w:left w:val="single" w:color="9F8AB9" w:themeColor="accent4" w:themeTint="BF" w:sz="8" w:space="0"/>
-          <w:bottom w:val="single" w:color="9F8AB9" w:themeColor="accent4" w:themeTint="BF" w:sz="8" w:space="0"/>
-          <w:right w:val="single" w:color="9F8AB9" w:themeColor="accent4" w:themeTint="BF" w:sz="8" w:space="0"/>
+          <w:top w:val="single" w:sz="8" w:space="0" w:color="9F8AB9" w:themeColor="accent4" w:themeTint="BF"/>
+          <w:left w:val="single" w:sz="8" w:space="0" w:color="9F8AB9" w:themeColor="accent4" w:themeTint="BF"/>
+          <w:bottom w:val="single" w:sz="8" w:space="0" w:color="9F8AB9" w:themeColor="accent4" w:themeTint="BF"/>
+          <w:right w:val="single" w:sz="8" w:space="0" w:color="9F8AB9" w:themeColor="accent4" w:themeTint="BF"/>
           <w:insideH w:val="nil"/>
           <w:insideV w:val="nil"/>
         </w:tcBorders>
@@ -10917,10 +11210,10 @@
       <w:tblPr/>
       <w:tcPr>
         <w:tcBorders>
-          <w:top w:val="double" w:color="9F8AB9" w:themeColor="accent4" w:themeTint="BF" w:sz="6" w:space="0"/>
-          <w:left w:val="single" w:color="9F8AB9" w:themeColor="accent4" w:themeTint="BF" w:sz="8" w:space="0"/>
-          <w:bottom w:val="single" w:color="9F8AB9" w:themeColor="accent4" w:themeTint="BF" w:sz="8" w:space="0"/>
-          <w:right w:val="single" w:color="9F8AB9" w:themeColor="accent4" w:themeTint="BF" w:sz="8" w:space="0"/>
+          <w:top w:val="double" w:sz="6" w:space="0" w:color="9F8AB9" w:themeColor="accent4" w:themeTint="BF"/>
+          <w:left w:val="single" w:sz="8" w:space="0" w:color="9F8AB9" w:themeColor="accent4" w:themeTint="BF"/>
+          <w:bottom w:val="single" w:sz="8" w:space="0" w:color="9F8AB9" w:themeColor="accent4" w:themeTint="BF"/>
+          <w:right w:val="single" w:sz="8" w:space="0" w:color="9F8AB9" w:themeColor="accent4" w:themeTint="BF"/>
           <w:insideH w:val="nil"/>
           <w:insideV w:val="nil"/>
         </w:tcBorders>
@@ -10976,11 +11269,11 @@
       <w:tblStyleRowBandSize w:val="1"/>
       <w:tblStyleColBandSize w:val="1"/>
       <w:tblBorders>
-        <w:top w:val="single" w:color="78C0D4" w:themeColor="accent5" w:themeTint="BF" w:sz="8" w:space="0"/>
-        <w:left w:val="single" w:color="78C0D4" w:themeColor="accent5" w:themeTint="BF" w:sz="8" w:space="0"/>
-        <w:bottom w:val="single" w:color="78C0D4" w:themeColor="accent5" w:themeTint="BF" w:sz="8" w:space="0"/>
-        <w:right w:val="single" w:color="78C0D4" w:themeColor="accent5" w:themeTint="BF" w:sz="8" w:space="0"/>
-        <w:insideH w:val="single" w:color="78C0D4" w:themeColor="accent5" w:themeTint="BF" w:sz="8" w:space="0"/>
+        <w:top w:val="single" w:sz="8" w:space="0" w:color="78C0D4" w:themeColor="accent5" w:themeTint="BF"/>
+        <w:left w:val="single" w:sz="8" w:space="0" w:color="78C0D4" w:themeColor="accent5" w:themeTint="BF"/>
+        <w:bottom w:val="single" w:sz="8" w:space="0" w:color="78C0D4" w:themeColor="accent5" w:themeTint="BF"/>
+        <w:right w:val="single" w:sz="8" w:space="0" w:color="78C0D4" w:themeColor="accent5" w:themeTint="BF"/>
+        <w:insideH w:val="single" w:sz="8" w:space="0" w:color="78C0D4" w:themeColor="accent5" w:themeTint="BF"/>
       </w:tblBorders>
     </w:tblPr>
     <w:tblStylePr w:type="firstRow">
@@ -10995,10 +11288,10 @@
       <w:tblPr/>
       <w:tcPr>
         <w:tcBorders>
-          <w:top w:val="single" w:color="78C0D4" w:themeColor="accent5" w:themeTint="BF" w:sz="8" w:space="0"/>
-          <w:left w:val="single" w:color="78C0D4" w:themeColor="accent5" w:themeTint="BF" w:sz="8" w:space="0"/>
-          <w:bottom w:val="single" w:color="78C0D4" w:themeColor="accent5" w:themeTint="BF" w:sz="8" w:space="0"/>
-          <w:right w:val="single" w:color="78C0D4" w:themeColor="accent5" w:themeTint="BF" w:sz="8" w:space="0"/>
+          <w:top w:val="single" w:sz="8" w:space="0" w:color="78C0D4" w:themeColor="accent5" w:themeTint="BF"/>
+          <w:left w:val="single" w:sz="8" w:space="0" w:color="78C0D4" w:themeColor="accent5" w:themeTint="BF"/>
+          <w:bottom w:val="single" w:sz="8" w:space="0" w:color="78C0D4" w:themeColor="accent5" w:themeTint="BF"/>
+          <w:right w:val="single" w:sz="8" w:space="0" w:color="78C0D4" w:themeColor="accent5" w:themeTint="BF"/>
           <w:insideH w:val="nil"/>
           <w:insideV w:val="nil"/>
         </w:tcBorders>
@@ -11016,10 +11309,10 @@
       <w:tblPr/>
       <w:tcPr>
         <w:tcBorders>
-          <w:top w:val="double" w:color="78C0D4" w:themeColor="accent5" w:themeTint="BF" w:sz="6" w:space="0"/>
-          <w:left w:val="single" w:color="78C0D4" w:themeColor="accent5" w:themeTint="BF" w:sz="8" w:space="0"/>
-          <w:bottom w:val="single" w:color="78C0D4" w:themeColor="accent5" w:themeTint="BF" w:sz="8" w:space="0"/>
-          <w:right w:val="single" w:color="78C0D4" w:themeColor="accent5" w:themeTint="BF" w:sz="8" w:space="0"/>
+          <w:top w:val="double" w:sz="6" w:space="0" w:color="78C0D4" w:themeColor="accent5" w:themeTint="BF"/>
+          <w:left w:val="single" w:sz="8" w:space="0" w:color="78C0D4" w:themeColor="accent5" w:themeTint="BF"/>
+          <w:bottom w:val="single" w:sz="8" w:space="0" w:color="78C0D4" w:themeColor="accent5" w:themeTint="BF"/>
+          <w:right w:val="single" w:sz="8" w:space="0" w:color="78C0D4" w:themeColor="accent5" w:themeTint="BF"/>
           <w:insideH w:val="nil"/>
           <w:insideV w:val="nil"/>
         </w:tcBorders>
@@ -11075,11 +11368,11 @@
       <w:tblStyleRowBandSize w:val="1"/>
       <w:tblStyleColBandSize w:val="1"/>
       <w:tblBorders>
-        <w:top w:val="single" w:color="F9B074" w:themeColor="accent6" w:themeTint="BF" w:sz="8" w:space="0"/>
-        <w:left w:val="single" w:color="F9B074" w:themeColor="accent6" w:themeTint="BF" w:sz="8" w:space="0"/>
-        <w:bottom w:val="single" w:color="F9B074" w:themeColor="accent6" w:themeTint="BF" w:sz="8" w:space="0"/>
-        <w:right w:val="single" w:color="F9B074" w:themeColor="accent6" w:themeTint="BF" w:sz="8" w:space="0"/>
-        <w:insideH w:val="single" w:color="F9B074" w:themeColor="accent6" w:themeTint="BF" w:sz="8" w:space="0"/>
+        <w:top w:val="single" w:sz="8" w:space="0" w:color="F9B074" w:themeColor="accent6" w:themeTint="BF"/>
+        <w:left w:val="single" w:sz="8" w:space="0" w:color="F9B074" w:themeColor="accent6" w:themeTint="BF"/>
+        <w:bottom w:val="single" w:sz="8" w:space="0" w:color="F9B074" w:themeColor="accent6" w:themeTint="BF"/>
+        <w:right w:val="single" w:sz="8" w:space="0" w:color="F9B074" w:themeColor="accent6" w:themeTint="BF"/>
+        <w:insideH w:val="single" w:sz="8" w:space="0" w:color="F9B074" w:themeColor="accent6" w:themeTint="BF"/>
       </w:tblBorders>
     </w:tblPr>
     <w:tblStylePr w:type="firstRow">
@@ -11094,10 +11387,10 @@
       <w:tblPr/>
       <w:tcPr>
         <w:tcBorders>
-          <w:top w:val="single" w:color="F9B074" w:themeColor="accent6" w:themeTint="BF" w:sz="8" w:space="0"/>
-          <w:left w:val="single" w:color="F9B074" w:themeColor="accent6" w:themeTint="BF" w:sz="8" w:space="0"/>
-          <w:bottom w:val="single" w:color="F9B074" w:themeColor="accent6" w:themeTint="BF" w:sz="8" w:space="0"/>
-          <w:right w:val="single" w:color="F9B074" w:themeColor="accent6" w:themeTint="BF" w:sz="8" w:space="0"/>
+          <w:top w:val="single" w:sz="8" w:space="0" w:color="F9B074" w:themeColor="accent6" w:themeTint="BF"/>
+          <w:left w:val="single" w:sz="8" w:space="0" w:color="F9B074" w:themeColor="accent6" w:themeTint="BF"/>
+          <w:bottom w:val="single" w:sz="8" w:space="0" w:color="F9B074" w:themeColor="accent6" w:themeTint="BF"/>
+          <w:right w:val="single" w:sz="8" w:space="0" w:color="F9B074" w:themeColor="accent6" w:themeTint="BF"/>
           <w:insideH w:val="nil"/>
           <w:insideV w:val="nil"/>
         </w:tcBorders>
@@ -11115,10 +11408,10 @@
       <w:tblPr/>
       <w:tcPr>
         <w:tcBorders>
-          <w:top w:val="double" w:color="F9B074" w:themeColor="accent6" w:themeTint="BF" w:sz="6" w:space="0"/>
-          <w:left w:val="single" w:color="F9B074" w:themeColor="accent6" w:themeTint="BF" w:sz="8" w:space="0"/>
-          <w:bottom w:val="single" w:color="F9B074" w:themeColor="accent6" w:themeTint="BF" w:sz="8" w:space="0"/>
-          <w:right w:val="single" w:color="F9B074" w:themeColor="accent6" w:themeTint="BF" w:sz="8" w:space="0"/>
+          <w:top w:val="double" w:sz="6" w:space="0" w:color="F9B074" w:themeColor="accent6" w:themeTint="BF"/>
+          <w:left w:val="single" w:sz="8" w:space="0" w:color="F9B074" w:themeColor="accent6" w:themeTint="BF"/>
+          <w:bottom w:val="single" w:sz="8" w:space="0" w:color="F9B074" w:themeColor="accent6" w:themeTint="BF"/>
+          <w:right w:val="single" w:sz="8" w:space="0" w:color="F9B074" w:themeColor="accent6" w:themeTint="BF"/>
           <w:insideH w:val="nil"/>
           <w:insideV w:val="nil"/>
         </w:tcBorders>
@@ -11174,8 +11467,8 @@
       <w:tblStyleRowBandSize w:val="1"/>
       <w:tblStyleColBandSize w:val="1"/>
       <w:tblBorders>
-        <w:top w:val="single" w:color="auto" w:sz="18" w:space="0"/>
-        <w:bottom w:val="single" w:color="auto" w:sz="18" w:space="0"/>
+        <w:top w:val="single" w:sz="18" w:space="0" w:color="auto"/>
+        <w:bottom w:val="single" w:sz="18" w:space="0" w:color="auto"/>
       </w:tblBorders>
     </w:tblPr>
     <w:tblStylePr w:type="firstRow">
@@ -11190,9 +11483,9 @@
       <w:tblPr/>
       <w:tcPr>
         <w:tcBorders>
-          <w:top w:val="single" w:color="auto" w:sz="18" w:space="0"/>
+          <w:top w:val="single" w:sz="18" w:space="0" w:color="auto"/>
           <w:left w:val="nil"/>
-          <w:bottom w:val="single" w:color="auto" w:sz="18" w:space="0"/>
+          <w:bottom w:val="single" w:sz="18" w:space="0" w:color="auto"/>
           <w:right w:val="nil"/>
           <w:insideH w:val="nil"/>
           <w:insideV w:val="nil"/>
@@ -11210,9 +11503,9 @@
       <w:tblPr/>
       <w:tcPr>
         <w:tcBorders>
-          <w:top w:val="double" w:color="auto" w:sz="6" w:space="0"/>
+          <w:top w:val="double" w:sz="6" w:space="0" w:color="auto"/>
           <w:left w:val="nil"/>
-          <w:bottom w:val="single" w:color="auto" w:sz="18" w:space="0"/>
+          <w:bottom w:val="single" w:sz="18" w:space="0" w:color="auto"/>
           <w:right w:val="nil"/>
           <w:insideH w:val="nil"/>
           <w:insideV w:val="nil"/>
@@ -11231,7 +11524,7 @@
         <w:tcBorders>
           <w:top w:val="nil"/>
           <w:left w:val="nil"/>
-          <w:bottom w:val="single" w:color="auto" w:sz="18" w:space="0"/>
+          <w:bottom w:val="single" w:sz="18" w:space="0" w:color="auto"/>
           <w:right w:val="nil"/>
           <w:insideH w:val="nil"/>
           <w:insideV w:val="nil"/>
@@ -11278,9 +11571,9 @@
       <w:tblPr/>
       <w:tcPr>
         <w:tcBorders>
-          <w:top w:val="single" w:color="auto" w:sz="18" w:space="0"/>
+          <w:top w:val="single" w:sz="18" w:space="0" w:color="auto"/>
           <w:left w:val="nil"/>
-          <w:bottom w:val="single" w:color="auto" w:sz="18" w:space="0"/>
+          <w:bottom w:val="single" w:sz="18" w:space="0" w:color="auto"/>
           <w:right w:val="nil"/>
           <w:insideH w:val="nil"/>
           <w:insideV w:val="nil"/>
@@ -11294,9 +11587,9 @@
       <w:tblPr/>
       <w:tcPr>
         <w:tcBorders>
-          <w:top w:val="single" w:color="auto" w:sz="18" w:space="0"/>
+          <w:top w:val="single" w:sz="18" w:space="0" w:color="auto"/>
           <w:left w:val="nil"/>
-          <w:bottom w:val="single" w:color="auto" w:sz="18" w:space="0"/>
+          <w:bottom w:val="single" w:sz="18" w:space="0" w:color="auto"/>
           <w:right w:val="nil"/>
           <w:insideH w:val="nil"/>
           <w:insideV w:val="nil"/>
@@ -11316,8 +11609,8 @@
       <w:tblStyleRowBandSize w:val="1"/>
       <w:tblStyleColBandSize w:val="1"/>
       <w:tblBorders>
-        <w:top w:val="single" w:color="auto" w:sz="18" w:space="0"/>
-        <w:bottom w:val="single" w:color="auto" w:sz="18" w:space="0"/>
+        <w:top w:val="single" w:sz="18" w:space="0" w:color="auto"/>
+        <w:bottom w:val="single" w:sz="18" w:space="0" w:color="auto"/>
       </w:tblBorders>
     </w:tblPr>
     <w:tblStylePr w:type="firstRow">
@@ -11332,9 +11625,9 @@
       <w:tblPr/>
       <w:tcPr>
         <w:tcBorders>
-          <w:top w:val="single" w:color="auto" w:sz="18" w:space="0"/>
+          <w:top w:val="single" w:sz="18" w:space="0" w:color="auto"/>
           <w:left w:val="nil"/>
-          <w:bottom w:val="single" w:color="auto" w:sz="18" w:space="0"/>
+          <w:bottom w:val="single" w:sz="18" w:space="0" w:color="auto"/>
           <w:right w:val="nil"/>
           <w:insideH w:val="nil"/>
           <w:insideV w:val="nil"/>
@@ -11352,9 +11645,9 @@
       <w:tblPr/>
       <w:tcPr>
         <w:tcBorders>
-          <w:top w:val="double" w:color="auto" w:sz="6" w:space="0"/>
+          <w:top w:val="double" w:sz="6" w:space="0" w:color="auto"/>
           <w:left w:val="nil"/>
-          <w:bottom w:val="single" w:color="auto" w:sz="18" w:space="0"/>
+          <w:bottom w:val="single" w:sz="18" w:space="0" w:color="auto"/>
           <w:right w:val="nil"/>
           <w:insideH w:val="nil"/>
           <w:insideV w:val="nil"/>
@@ -11373,7 +11666,7 @@
         <w:tcBorders>
           <w:top w:val="nil"/>
           <w:left w:val="nil"/>
-          <w:bottom w:val="single" w:color="auto" w:sz="18" w:space="0"/>
+          <w:bottom w:val="single" w:sz="18" w:space="0" w:color="auto"/>
           <w:right w:val="nil"/>
           <w:insideH w:val="nil"/>
           <w:insideV w:val="nil"/>
@@ -11420,9 +11713,9 @@
       <w:tblPr/>
       <w:tcPr>
         <w:tcBorders>
-          <w:top w:val="single" w:color="auto" w:sz="18" w:space="0"/>
+          <w:top w:val="single" w:sz="18" w:space="0" w:color="auto"/>
           <w:left w:val="nil"/>
-          <w:bottom w:val="single" w:color="auto" w:sz="18" w:space="0"/>
+          <w:bottom w:val="single" w:sz="18" w:space="0" w:color="auto"/>
           <w:right w:val="nil"/>
           <w:insideH w:val="nil"/>
           <w:insideV w:val="nil"/>
@@ -11436,9 +11729,9 @@
       <w:tblPr/>
       <w:tcPr>
         <w:tcBorders>
-          <w:top w:val="single" w:color="auto" w:sz="18" w:space="0"/>
+          <w:top w:val="single" w:sz="18" w:space="0" w:color="auto"/>
           <w:left w:val="nil"/>
-          <w:bottom w:val="single" w:color="auto" w:sz="18" w:space="0"/>
+          <w:bottom w:val="single" w:sz="18" w:space="0" w:color="auto"/>
           <w:right w:val="nil"/>
           <w:insideH w:val="nil"/>
           <w:insideV w:val="nil"/>
@@ -11458,8 +11751,8 @@
       <w:tblStyleRowBandSize w:val="1"/>
       <w:tblStyleColBandSize w:val="1"/>
       <w:tblBorders>
-        <w:top w:val="single" w:color="auto" w:sz="18" w:space="0"/>
-        <w:bottom w:val="single" w:color="auto" w:sz="18" w:space="0"/>
+        <w:top w:val="single" w:sz="18" w:space="0" w:color="auto"/>
+        <w:bottom w:val="single" w:sz="18" w:space="0" w:color="auto"/>
       </w:tblBorders>
     </w:tblPr>
     <w:tblStylePr w:type="firstRow">
@@ -11474,9 +11767,9 @@
       <w:tblPr/>
       <w:tcPr>
         <w:tcBorders>
-          <w:top w:val="single" w:color="auto" w:sz="18" w:space="0"/>
+          <w:top w:val="single" w:sz="18" w:space="0" w:color="auto"/>
           <w:left w:val="nil"/>
-          <w:bottom w:val="single" w:color="auto" w:sz="18" w:space="0"/>
+          <w:bottom w:val="single" w:sz="18" w:space="0" w:color="auto"/>
           <w:right w:val="nil"/>
           <w:insideH w:val="nil"/>
           <w:insideV w:val="nil"/>
@@ -11494,9 +11787,9 @@
       <w:tblPr/>
       <w:tcPr>
         <w:tcBorders>
-          <w:top w:val="double" w:color="auto" w:sz="6" w:space="0"/>
+          <w:top w:val="double" w:sz="6" w:space="0" w:color="auto"/>
           <w:left w:val="nil"/>
-          <w:bottom w:val="single" w:color="auto" w:sz="18" w:space="0"/>
+          <w:bottom w:val="single" w:sz="18" w:space="0" w:color="auto"/>
           <w:right w:val="nil"/>
           <w:insideH w:val="nil"/>
           <w:insideV w:val="nil"/>
@@ -11515,7 +11808,7 @@
         <w:tcBorders>
           <w:top w:val="nil"/>
           <w:left w:val="nil"/>
-          <w:bottom w:val="single" w:color="auto" w:sz="18" w:space="0"/>
+          <w:bottom w:val="single" w:sz="18" w:space="0" w:color="auto"/>
           <w:right w:val="nil"/>
           <w:insideH w:val="nil"/>
           <w:insideV w:val="nil"/>
@@ -11562,9 +11855,9 @@
       <w:tblPr/>
       <w:tcPr>
         <w:tcBorders>
-          <w:top w:val="single" w:color="auto" w:sz="18" w:space="0"/>
+          <w:top w:val="single" w:sz="18" w:space="0" w:color="auto"/>
           <w:left w:val="nil"/>
-          <w:bottom w:val="single" w:color="auto" w:sz="18" w:space="0"/>
+          <w:bottom w:val="single" w:sz="18" w:space="0" w:color="auto"/>
           <w:right w:val="nil"/>
           <w:insideH w:val="nil"/>
           <w:insideV w:val="nil"/>
@@ -11578,9 +11871,9 @@
       <w:tblPr/>
       <w:tcPr>
         <w:tcBorders>
-          <w:top w:val="single" w:color="auto" w:sz="18" w:space="0"/>
+          <w:top w:val="single" w:sz="18" w:space="0" w:color="auto"/>
           <w:left w:val="nil"/>
-          <w:bottom w:val="single" w:color="auto" w:sz="18" w:space="0"/>
+          <w:bottom w:val="single" w:sz="18" w:space="0" w:color="auto"/>
           <w:right w:val="nil"/>
           <w:insideH w:val="nil"/>
           <w:insideV w:val="nil"/>
@@ -11600,8 +11893,8 @@
       <w:tblStyleRowBandSize w:val="1"/>
       <w:tblStyleColBandSize w:val="1"/>
       <w:tblBorders>
-        <w:top w:val="single" w:color="auto" w:sz="18" w:space="0"/>
-        <w:bottom w:val="single" w:color="auto" w:sz="18" w:space="0"/>
+        <w:top w:val="single" w:sz="18" w:space="0" w:color="auto"/>
+        <w:bottom w:val="single" w:sz="18" w:space="0" w:color="auto"/>
       </w:tblBorders>
     </w:tblPr>
     <w:tblStylePr w:type="firstRow">
@@ -11616,9 +11909,9 @@
       <w:tblPr/>
       <w:tcPr>
         <w:tcBorders>
-          <w:top w:val="single" w:color="auto" w:sz="18" w:space="0"/>
+          <w:top w:val="single" w:sz="18" w:space="0" w:color="auto"/>
           <w:left w:val="nil"/>
-          <w:bottom w:val="single" w:color="auto" w:sz="18" w:space="0"/>
+          <w:bottom w:val="single" w:sz="18" w:space="0" w:color="auto"/>
           <w:right w:val="nil"/>
           <w:insideH w:val="nil"/>
           <w:insideV w:val="nil"/>
@@ -11636,9 +11929,9 @@
       <w:tblPr/>
       <w:tcPr>
         <w:tcBorders>
-          <w:top w:val="double" w:color="auto" w:sz="6" w:space="0"/>
+          <w:top w:val="double" w:sz="6" w:space="0" w:color="auto"/>
           <w:left w:val="nil"/>
-          <w:bottom w:val="single" w:color="auto" w:sz="18" w:space="0"/>
+          <w:bottom w:val="single" w:sz="18" w:space="0" w:color="auto"/>
           <w:right w:val="nil"/>
           <w:insideH w:val="nil"/>
           <w:insideV w:val="nil"/>
@@ -11657,7 +11950,7 @@
         <w:tcBorders>
           <w:top w:val="nil"/>
           <w:left w:val="nil"/>
-          <w:bottom w:val="single" w:color="auto" w:sz="18" w:space="0"/>
+          <w:bottom w:val="single" w:sz="18" w:space="0" w:color="auto"/>
           <w:right w:val="nil"/>
           <w:insideH w:val="nil"/>
           <w:insideV w:val="nil"/>
@@ -11704,9 +11997,9 @@
       <w:tblPr/>
       <w:tcPr>
         <w:tcBorders>
-          <w:top w:val="single" w:color="auto" w:sz="18" w:space="0"/>
+          <w:top w:val="single" w:sz="18" w:space="0" w:color="auto"/>
           <w:left w:val="nil"/>
-          <w:bottom w:val="single" w:color="auto" w:sz="18" w:space="0"/>
+          <w:bottom w:val="single" w:sz="18" w:space="0" w:color="auto"/>
           <w:right w:val="nil"/>
           <w:insideH w:val="nil"/>
           <w:insideV w:val="nil"/>
@@ -11720,9 +12013,9 @@
       <w:tblPr/>
       <w:tcPr>
         <w:tcBorders>
-          <w:top w:val="single" w:color="auto" w:sz="18" w:space="0"/>
+          <w:top w:val="single" w:sz="18" w:space="0" w:color="auto"/>
           <w:left w:val="nil"/>
-          <w:bottom w:val="single" w:color="auto" w:sz="18" w:space="0"/>
+          <w:bottom w:val="single" w:sz="18" w:space="0" w:color="auto"/>
           <w:right w:val="nil"/>
           <w:insideH w:val="nil"/>
           <w:insideV w:val="nil"/>
@@ -11742,8 +12035,8 @@
       <w:tblStyleRowBandSize w:val="1"/>
       <w:tblStyleColBandSize w:val="1"/>
       <w:tblBorders>
-        <w:top w:val="single" w:color="auto" w:sz="18" w:space="0"/>
-        <w:bottom w:val="single" w:color="auto" w:sz="18" w:space="0"/>
+        <w:top w:val="single" w:sz="18" w:space="0" w:color="auto"/>
+        <w:bottom w:val="single" w:sz="18" w:space="0" w:color="auto"/>
       </w:tblBorders>
     </w:tblPr>
     <w:tblStylePr w:type="firstRow">
@@ -11758,9 +12051,9 @@
       <w:tblPr/>
       <w:tcPr>
         <w:tcBorders>
-          <w:top w:val="single" w:color="auto" w:sz="18" w:space="0"/>
+          <w:top w:val="single" w:sz="18" w:space="0" w:color="auto"/>
           <w:left w:val="nil"/>
-          <w:bottom w:val="single" w:color="auto" w:sz="18" w:space="0"/>
+          <w:bottom w:val="single" w:sz="18" w:space="0" w:color="auto"/>
           <w:right w:val="nil"/>
           <w:insideH w:val="nil"/>
           <w:insideV w:val="nil"/>
@@ -11778,9 +12071,9 @@
       <w:tblPr/>
       <w:tcPr>
         <w:tcBorders>
-          <w:top w:val="double" w:color="auto" w:sz="6" w:space="0"/>
+          <w:top w:val="double" w:sz="6" w:space="0" w:color="auto"/>
           <w:left w:val="nil"/>
-          <w:bottom w:val="single" w:color="auto" w:sz="18" w:space="0"/>
+          <w:bottom w:val="single" w:sz="18" w:space="0" w:color="auto"/>
           <w:right w:val="nil"/>
           <w:insideH w:val="nil"/>
           <w:insideV w:val="nil"/>
@@ -11799,7 +12092,7 @@
         <w:tcBorders>
           <w:top w:val="nil"/>
           <w:left w:val="nil"/>
-          <w:bottom w:val="single" w:color="auto" w:sz="18" w:space="0"/>
+          <w:bottom w:val="single" w:sz="18" w:space="0" w:color="auto"/>
           <w:right w:val="nil"/>
           <w:insideH w:val="nil"/>
           <w:insideV w:val="nil"/>
@@ -11846,9 +12139,9 @@
       <w:tblPr/>
       <w:tcPr>
         <w:tcBorders>
-          <w:top w:val="single" w:color="auto" w:sz="18" w:space="0"/>
+          <w:top w:val="single" w:sz="18" w:space="0" w:color="auto"/>
           <w:left w:val="nil"/>
-          <w:bottom w:val="single" w:color="auto" w:sz="18" w:space="0"/>
+          <w:bottom w:val="single" w:sz="18" w:space="0" w:color="auto"/>
           <w:right w:val="nil"/>
           <w:insideH w:val="nil"/>
           <w:insideV w:val="nil"/>
@@ -11862,9 +12155,9 @@
       <w:tblPr/>
       <w:tcPr>
         <w:tcBorders>
-          <w:top w:val="single" w:color="auto" w:sz="18" w:space="0"/>
+          <w:top w:val="single" w:sz="18" w:space="0" w:color="auto"/>
           <w:left w:val="nil"/>
-          <w:bottom w:val="single" w:color="auto" w:sz="18" w:space="0"/>
+          <w:bottom w:val="single" w:sz="18" w:space="0" w:color="auto"/>
           <w:right w:val="nil"/>
           <w:insideH w:val="nil"/>
           <w:insideV w:val="nil"/>
@@ -11884,8 +12177,8 @@
       <w:tblStyleRowBandSize w:val="1"/>
       <w:tblStyleColBandSize w:val="1"/>
       <w:tblBorders>
-        <w:top w:val="single" w:color="auto" w:sz="18" w:space="0"/>
-        <w:bottom w:val="single" w:color="auto" w:sz="18" w:space="0"/>
+        <w:top w:val="single" w:sz="18" w:space="0" w:color="auto"/>
+        <w:bottom w:val="single" w:sz="18" w:space="0" w:color="auto"/>
       </w:tblBorders>
     </w:tblPr>
     <w:tblStylePr w:type="firstRow">
@@ -11900,9 +12193,9 @@
       <w:tblPr/>
       <w:tcPr>
         <w:tcBorders>
-          <w:top w:val="single" w:color="auto" w:sz="18" w:space="0"/>
+          <w:top w:val="single" w:sz="18" w:space="0" w:color="auto"/>
           <w:left w:val="nil"/>
-          <w:bottom w:val="single" w:color="auto" w:sz="18" w:space="0"/>
+          <w:bottom w:val="single" w:sz="18" w:space="0" w:color="auto"/>
           <w:right w:val="nil"/>
           <w:insideH w:val="nil"/>
           <w:insideV w:val="nil"/>
@@ -11920,9 +12213,9 @@
       <w:tblPr/>
       <w:tcPr>
         <w:tcBorders>
-          <w:top w:val="double" w:color="auto" w:sz="6" w:space="0"/>
+          <w:top w:val="double" w:sz="6" w:space="0" w:color="auto"/>
           <w:left w:val="nil"/>
-          <w:bottom w:val="single" w:color="auto" w:sz="18" w:space="0"/>
+          <w:bottom w:val="single" w:sz="18" w:space="0" w:color="auto"/>
           <w:right w:val="nil"/>
           <w:insideH w:val="nil"/>
           <w:insideV w:val="nil"/>
@@ -11941,7 +12234,7 @@
         <w:tcBorders>
           <w:top w:val="nil"/>
           <w:left w:val="nil"/>
-          <w:bottom w:val="single" w:color="auto" w:sz="18" w:space="0"/>
+          <w:bottom w:val="single" w:sz="18" w:space="0" w:color="auto"/>
           <w:right w:val="nil"/>
           <w:insideH w:val="nil"/>
           <w:insideV w:val="nil"/>
@@ -11988,9 +12281,9 @@
       <w:tblPr/>
       <w:tcPr>
         <w:tcBorders>
-          <w:top w:val="single" w:color="auto" w:sz="18" w:space="0"/>
+          <w:top w:val="single" w:sz="18" w:space="0" w:color="auto"/>
           <w:left w:val="nil"/>
-          <w:bottom w:val="single" w:color="auto" w:sz="18" w:space="0"/>
+          <w:bottom w:val="single" w:sz="18" w:space="0" w:color="auto"/>
           <w:right w:val="nil"/>
           <w:insideH w:val="nil"/>
           <w:insideV w:val="nil"/>
@@ -12004,9 +12297,9 @@
       <w:tblPr/>
       <w:tcPr>
         <w:tcBorders>
-          <w:top w:val="single" w:color="auto" w:sz="18" w:space="0"/>
+          <w:top w:val="single" w:sz="18" w:space="0" w:color="auto"/>
           <w:left w:val="nil"/>
-          <w:bottom w:val="single" w:color="auto" w:sz="18" w:space="0"/>
+          <w:bottom w:val="single" w:sz="18" w:space="0" w:color="auto"/>
           <w:right w:val="nil"/>
           <w:insideH w:val="nil"/>
           <w:insideV w:val="nil"/>
@@ -12026,8 +12319,8 @@
       <w:tblStyleRowBandSize w:val="1"/>
       <w:tblStyleColBandSize w:val="1"/>
       <w:tblBorders>
-        <w:top w:val="single" w:color="auto" w:sz="18" w:space="0"/>
-        <w:bottom w:val="single" w:color="auto" w:sz="18" w:space="0"/>
+        <w:top w:val="single" w:sz="18" w:space="0" w:color="auto"/>
+        <w:bottom w:val="single" w:sz="18" w:space="0" w:color="auto"/>
       </w:tblBorders>
     </w:tblPr>
     <w:tblStylePr w:type="firstRow">
@@ -12042,9 +12335,9 @@
       <w:tblPr/>
       <w:tcPr>
         <w:tcBorders>
-          <w:top w:val="single" w:color="auto" w:sz="18" w:space="0"/>
+          <w:top w:val="single" w:sz="18" w:space="0" w:color="auto"/>
           <w:left w:val="nil"/>
-          <w:bottom w:val="single" w:color="auto" w:sz="18" w:space="0"/>
+          <w:bottom w:val="single" w:sz="18" w:space="0" w:color="auto"/>
           <w:right w:val="nil"/>
           <w:insideH w:val="nil"/>
           <w:insideV w:val="nil"/>
@@ -12062,9 +12355,9 @@
       <w:tblPr/>
       <w:tcPr>
         <w:tcBorders>
-          <w:top w:val="double" w:color="auto" w:sz="6" w:space="0"/>
+          <w:top w:val="double" w:sz="6" w:space="0" w:color="auto"/>
           <w:left w:val="nil"/>
-          <w:bottom w:val="single" w:color="auto" w:sz="18" w:space="0"/>
+          <w:bottom w:val="single" w:sz="18" w:space="0" w:color="auto"/>
           <w:right w:val="nil"/>
           <w:insideH w:val="nil"/>
           <w:insideV w:val="nil"/>
@@ -12083,7 +12376,7 @@
         <w:tcBorders>
           <w:top w:val="nil"/>
           <w:left w:val="nil"/>
-          <w:bottom w:val="single" w:color="auto" w:sz="18" w:space="0"/>
+          <w:bottom w:val="single" w:sz="18" w:space="0" w:color="auto"/>
           <w:right w:val="nil"/>
           <w:insideH w:val="nil"/>
           <w:insideV w:val="nil"/>
@@ -12130,9 +12423,9 @@
       <w:tblPr/>
       <w:tcPr>
         <w:tcBorders>
-          <w:top w:val="single" w:color="auto" w:sz="18" w:space="0"/>
+          <w:top w:val="single" w:sz="18" w:space="0" w:color="auto"/>
           <w:left w:val="nil"/>
-          <w:bottom w:val="single" w:color="auto" w:sz="18" w:space="0"/>
+          <w:bottom w:val="single" w:sz="18" w:space="0" w:color="auto"/>
           <w:right w:val="nil"/>
           <w:insideH w:val="nil"/>
           <w:insideV w:val="nil"/>
@@ -12146,9 +12439,9 @@
       <w:tblPr/>
       <w:tcPr>
         <w:tcBorders>
-          <w:top w:val="single" w:color="auto" w:sz="18" w:space="0"/>
+          <w:top w:val="single" w:sz="18" w:space="0" w:color="auto"/>
           <w:left w:val="nil"/>
-          <w:bottom w:val="single" w:color="auto" w:sz="18" w:space="0"/>
+          <w:bottom w:val="single" w:sz="18" w:space="0" w:color="auto"/>
           <w:right w:val="nil"/>
           <w:insideH w:val="nil"/>
           <w:insideV w:val="nil"/>
@@ -12171,19 +12464,19 @@
       <w:tblStyleRowBandSize w:val="1"/>
       <w:tblStyleColBandSize w:val="1"/>
       <w:tblBorders>
-        <w:top w:val="single" w:color="000000" w:themeColor="text1" w:sz="8" w:space="0"/>
-        <w:bottom w:val="single" w:color="000000" w:themeColor="text1" w:sz="8" w:space="0"/>
+        <w:top w:val="single" w:sz="8" w:space="0" w:color="000000" w:themeColor="text1"/>
+        <w:bottom w:val="single" w:sz="8" w:space="0" w:color="000000" w:themeColor="text1"/>
       </w:tblBorders>
     </w:tblPr>
     <w:tblStylePr w:type="firstRow">
       <w:rPr>
-        <w:rFonts w:asciiTheme="majorHAnsi" w:hAnsiTheme="majorHAnsi" w:eastAsiaTheme="majorEastAsia" w:cstheme="majorBidi"/>
+        <w:rFonts w:asciiTheme="majorHAnsi" w:eastAsiaTheme="majorEastAsia" w:hAnsiTheme="majorHAnsi" w:cstheme="majorBidi"/>
       </w:rPr>
       <w:tblPr/>
       <w:tcPr>
         <w:tcBorders>
           <w:top w:val="nil"/>
-          <w:bottom w:val="single" w:color="000000" w:themeColor="text1" w:sz="8" w:space="0"/>
+          <w:bottom w:val="single" w:sz="8" w:space="0" w:color="000000" w:themeColor="text1"/>
         </w:tcBorders>
       </w:tcPr>
     </w:tblStylePr>
@@ -12196,8 +12489,8 @@
       <w:tblPr/>
       <w:tcPr>
         <w:tcBorders>
-          <w:top w:val="single" w:color="000000" w:themeColor="text1" w:sz="8" w:space="0"/>
-          <w:bottom w:val="single" w:color="000000" w:themeColor="text1" w:sz="8" w:space="0"/>
+          <w:top w:val="single" w:sz="8" w:space="0" w:color="000000" w:themeColor="text1"/>
+          <w:bottom w:val="single" w:sz="8" w:space="0" w:color="000000" w:themeColor="text1"/>
         </w:tcBorders>
       </w:tcPr>
     </w:tblStylePr>
@@ -12215,8 +12508,8 @@
       <w:tblPr/>
       <w:tcPr>
         <w:tcBorders>
-          <w:top w:val="single" w:color="000000" w:themeColor="text1" w:sz="8" w:space="0"/>
-          <w:bottom w:val="single" w:color="000000" w:themeColor="text1" w:sz="8" w:space="0"/>
+          <w:top w:val="single" w:sz="8" w:space="0" w:color="000000" w:themeColor="text1"/>
+          <w:bottom w:val="single" w:sz="8" w:space="0" w:color="000000" w:themeColor="text1"/>
         </w:tcBorders>
       </w:tcPr>
     </w:tblStylePr>
@@ -12248,19 +12541,19 @@
       <w:tblStyleRowBandSize w:val="1"/>
       <w:tblStyleColBandSize w:val="1"/>
       <w:tblBorders>
-        <w:top w:val="single" w:color="4F81BD" w:themeColor="accent1" w:sz="8" w:space="0"/>
-        <w:bottom w:val="single" w:color="4F81BD" w:themeColor="accent1" w:sz="8" w:space="0"/>
+        <w:top w:val="single" w:sz="8" w:space="0" w:color="4F81BD" w:themeColor="accent1"/>
+        <w:bottom w:val="single" w:sz="8" w:space="0" w:color="4F81BD" w:themeColor="accent1"/>
       </w:tblBorders>
     </w:tblPr>
     <w:tblStylePr w:type="firstRow">
       <w:rPr>
-        <w:rFonts w:asciiTheme="majorHAnsi" w:hAnsiTheme="majorHAnsi" w:eastAsiaTheme="majorEastAsia" w:cstheme="majorBidi"/>
+        <w:rFonts w:asciiTheme="majorHAnsi" w:eastAsiaTheme="majorEastAsia" w:hAnsiTheme="majorHAnsi" w:cstheme="majorBidi"/>
       </w:rPr>
       <w:tblPr/>
       <w:tcPr>
         <w:tcBorders>
           <w:top w:val="nil"/>
-          <w:bottom w:val="single" w:color="4F81BD" w:themeColor="accent1" w:sz="8" w:space="0"/>
+          <w:bottom w:val="single" w:sz="8" w:space="0" w:color="4F81BD" w:themeColor="accent1"/>
         </w:tcBorders>
       </w:tcPr>
     </w:tblStylePr>
@@ -12273,8 +12566,8 @@
       <w:tblPr/>
       <w:tcPr>
         <w:tcBorders>
-          <w:top w:val="single" w:color="4F81BD" w:themeColor="accent1" w:sz="8" w:space="0"/>
-          <w:bottom w:val="single" w:color="4F81BD" w:themeColor="accent1" w:sz="8" w:space="0"/>
+          <w:top w:val="single" w:sz="8" w:space="0" w:color="4F81BD" w:themeColor="accent1"/>
+          <w:bottom w:val="single" w:sz="8" w:space="0" w:color="4F81BD" w:themeColor="accent1"/>
         </w:tcBorders>
       </w:tcPr>
     </w:tblStylePr>
@@ -12292,8 +12585,8 @@
       <w:tblPr/>
       <w:tcPr>
         <w:tcBorders>
-          <w:top w:val="single" w:color="4F81BD" w:themeColor="accent1" w:sz="8" w:space="0"/>
-          <w:bottom w:val="single" w:color="4F81BD" w:themeColor="accent1" w:sz="8" w:space="0"/>
+          <w:top w:val="single" w:sz="8" w:space="0" w:color="4F81BD" w:themeColor="accent1"/>
+          <w:bottom w:val="single" w:sz="8" w:space="0" w:color="4F81BD" w:themeColor="accent1"/>
         </w:tcBorders>
       </w:tcPr>
     </w:tblStylePr>
@@ -12325,19 +12618,19 @@
       <w:tblStyleRowBandSize w:val="1"/>
       <w:tblStyleColBandSize w:val="1"/>
       <w:tblBorders>
-        <w:top w:val="single" w:color="C0504D" w:themeColor="accent2" w:sz="8" w:space="0"/>
-        <w:bottom w:val="single" w:color="C0504D" w:themeColor="accent2" w:sz="8" w:space="0"/>
+        <w:top w:val="single" w:sz="8" w:space="0" w:color="C0504D" w:themeColor="accent2"/>
+        <w:bottom w:val="single" w:sz="8" w:space="0" w:color="C0504D" w:themeColor="accent2"/>
       </w:tblBorders>
     </w:tblPr>
     <w:tblStylePr w:type="firstRow">
       <w:rPr>
-        <w:rFonts w:asciiTheme="majorHAnsi" w:hAnsiTheme="majorHAnsi" w:eastAsiaTheme="majorEastAsia" w:cstheme="majorBidi"/>
+        <w:rFonts w:asciiTheme="majorHAnsi" w:eastAsiaTheme="majorEastAsia" w:hAnsiTheme="majorHAnsi" w:cstheme="majorBidi"/>
       </w:rPr>
       <w:tblPr/>
       <w:tcPr>
         <w:tcBorders>
           <w:top w:val="nil"/>
-          <w:bottom w:val="single" w:color="C0504D" w:themeColor="accent2" w:sz="8" w:space="0"/>
+          <w:bottom w:val="single" w:sz="8" w:space="0" w:color="C0504D" w:themeColor="accent2"/>
         </w:tcBorders>
       </w:tcPr>
     </w:tblStylePr>
@@ -12350,8 +12643,8 @@
       <w:tblPr/>
       <w:tcPr>
         <w:tcBorders>
-          <w:top w:val="single" w:color="C0504D" w:themeColor="accent2" w:sz="8" w:space="0"/>
-          <w:bottom w:val="single" w:color="C0504D" w:themeColor="accent2" w:sz="8" w:space="0"/>
+          <w:top w:val="single" w:sz="8" w:space="0" w:color="C0504D" w:themeColor="accent2"/>
+          <w:bottom w:val="single" w:sz="8" w:space="0" w:color="C0504D" w:themeColor="accent2"/>
         </w:tcBorders>
       </w:tcPr>
     </w:tblStylePr>
@@ -12369,8 +12662,8 @@
       <w:tblPr/>
       <w:tcPr>
         <w:tcBorders>
-          <w:top w:val="single" w:color="C0504D" w:themeColor="accent2" w:sz="8" w:space="0"/>
-          <w:bottom w:val="single" w:color="C0504D" w:themeColor="accent2" w:sz="8" w:space="0"/>
+          <w:top w:val="single" w:sz="8" w:space="0" w:color="C0504D" w:themeColor="accent2"/>
+          <w:bottom w:val="single" w:sz="8" w:space="0" w:color="C0504D" w:themeColor="accent2"/>
         </w:tcBorders>
       </w:tcPr>
     </w:tblStylePr>
@@ -12402,19 +12695,19 @@
       <w:tblStyleRowBandSize w:val="1"/>
       <w:tblStyleColBandSize w:val="1"/>
       <w:tblBorders>
-        <w:top w:val="single" w:color="9BBB59" w:themeColor="accent3" w:sz="8" w:space="0"/>
-        <w:bottom w:val="single" w:color="9BBB59" w:themeColor="accent3" w:sz="8" w:space="0"/>
+        <w:top w:val="single" w:sz="8" w:space="0" w:color="9BBB59" w:themeColor="accent3"/>
+        <w:bottom w:val="single" w:sz="8" w:space="0" w:color="9BBB59" w:themeColor="accent3"/>
       </w:tblBorders>
     </w:tblPr>
     <w:tblStylePr w:type="firstRow">
       <w:rPr>
-        <w:rFonts w:asciiTheme="majorHAnsi" w:hAnsiTheme="majorHAnsi" w:eastAsiaTheme="majorEastAsia" w:cstheme="majorBidi"/>
+        <w:rFonts w:asciiTheme="majorHAnsi" w:eastAsiaTheme="majorEastAsia" w:hAnsiTheme="majorHAnsi" w:cstheme="majorBidi"/>
       </w:rPr>
       <w:tblPr/>
       <w:tcPr>
         <w:tcBorders>
           <w:top w:val="nil"/>
-          <w:bottom w:val="single" w:color="9BBB59" w:themeColor="accent3" w:sz="8" w:space="0"/>
+          <w:bottom w:val="single" w:sz="8" w:space="0" w:color="9BBB59" w:themeColor="accent3"/>
         </w:tcBorders>
       </w:tcPr>
     </w:tblStylePr>
@@ -12427,8 +12720,8 @@
       <w:tblPr/>
       <w:tcPr>
         <w:tcBorders>
-          <w:top w:val="single" w:color="9BBB59" w:themeColor="accent3" w:sz="8" w:space="0"/>
-          <w:bottom w:val="single" w:color="9BBB59" w:themeColor="accent3" w:sz="8" w:space="0"/>
+          <w:top w:val="single" w:sz="8" w:space="0" w:color="9BBB59" w:themeColor="accent3"/>
+          <w:bottom w:val="single" w:sz="8" w:space="0" w:color="9BBB59" w:themeColor="accent3"/>
         </w:tcBorders>
       </w:tcPr>
     </w:tblStylePr>
@@ -12446,8 +12739,8 @@
       <w:tblPr/>
       <w:tcPr>
         <w:tcBorders>
-          <w:top w:val="single" w:color="9BBB59" w:themeColor="accent3" w:sz="8" w:space="0"/>
-          <w:bottom w:val="single" w:color="9BBB59" w:themeColor="accent3" w:sz="8" w:space="0"/>
+          <w:top w:val="single" w:sz="8" w:space="0" w:color="9BBB59" w:themeColor="accent3"/>
+          <w:bottom w:val="single" w:sz="8" w:space="0" w:color="9BBB59" w:themeColor="accent3"/>
         </w:tcBorders>
       </w:tcPr>
     </w:tblStylePr>
@@ -12479,19 +12772,19 @@
       <w:tblStyleRowBandSize w:val="1"/>
       <w:tblStyleColBandSize w:val="1"/>
       <w:tblBorders>
-        <w:top w:val="single" w:color="8064A2" w:themeColor="accent4" w:sz="8" w:space="0"/>
-        <w:bottom w:val="single" w:color="8064A2" w:themeColor="accent4" w:sz="8" w:space="0"/>
+        <w:top w:val="single" w:sz="8" w:space="0" w:color="8064A2" w:themeColor="accent4"/>
+        <w:bottom w:val="single" w:sz="8" w:space="0" w:color="8064A2" w:themeColor="accent4"/>
       </w:tblBorders>
     </w:tblPr>
     <w:tblStylePr w:type="firstRow">
       <w:rPr>
-        <w:rFonts w:asciiTheme="majorHAnsi" w:hAnsiTheme="majorHAnsi" w:eastAsiaTheme="majorEastAsia" w:cstheme="majorBidi"/>
+        <w:rFonts w:asciiTheme="majorHAnsi" w:eastAsiaTheme="majorEastAsia" w:hAnsiTheme="majorHAnsi" w:cstheme="majorBidi"/>
       </w:rPr>
       <w:tblPr/>
       <w:tcPr>
         <w:tcBorders>
           <w:top w:val="nil"/>
-          <w:bottom w:val="single" w:color="8064A2" w:themeColor="accent4" w:sz="8" w:space="0"/>
+          <w:bottom w:val="single" w:sz="8" w:space="0" w:color="8064A2" w:themeColor="accent4"/>
         </w:tcBorders>
       </w:tcPr>
     </w:tblStylePr>
@@ -12504,8 +12797,8 @@
       <w:tblPr/>
       <w:tcPr>
         <w:tcBorders>
-          <w:top w:val="single" w:color="8064A2" w:themeColor="accent4" w:sz="8" w:space="0"/>
-          <w:bottom w:val="single" w:color="8064A2" w:themeColor="accent4" w:sz="8" w:space="0"/>
+          <w:top w:val="single" w:sz="8" w:space="0" w:color="8064A2" w:themeColor="accent4"/>
+          <w:bottom w:val="single" w:sz="8" w:space="0" w:color="8064A2" w:themeColor="accent4"/>
         </w:tcBorders>
       </w:tcPr>
     </w:tblStylePr>
@@ -12523,8 +12816,8 @@
       <w:tblPr/>
       <w:tcPr>
         <w:tcBorders>
-          <w:top w:val="single" w:color="8064A2" w:themeColor="accent4" w:sz="8" w:space="0"/>
-          <w:bottom w:val="single" w:color="8064A2" w:themeColor="accent4" w:sz="8" w:space="0"/>
+          <w:top w:val="single" w:sz="8" w:space="0" w:color="8064A2" w:themeColor="accent4"/>
+          <w:bottom w:val="single" w:sz="8" w:space="0" w:color="8064A2" w:themeColor="accent4"/>
         </w:tcBorders>
       </w:tcPr>
     </w:tblStylePr>
@@ -12556,19 +12849,19 @@
       <w:tblStyleRowBandSize w:val="1"/>
       <w:tblStyleColBandSize w:val="1"/>
       <w:tblBorders>
-        <w:top w:val="single" w:color="4BACC6" w:themeColor="accent5" w:sz="8" w:space="0"/>
-        <w:bottom w:val="single" w:color="4BACC6" w:themeColor="accent5" w:sz="8" w:space="0"/>
+        <w:top w:val="single" w:sz="8" w:space="0" w:color="4BACC6" w:themeColor="accent5"/>
+        <w:bottom w:val="single" w:sz="8" w:space="0" w:color="4BACC6" w:themeColor="accent5"/>
       </w:tblBorders>
     </w:tblPr>
     <w:tblStylePr w:type="firstRow">
       <w:rPr>
-        <w:rFonts w:asciiTheme="majorHAnsi" w:hAnsiTheme="majorHAnsi" w:eastAsiaTheme="majorEastAsia" w:cstheme="majorBidi"/>
+        <w:rFonts w:asciiTheme="majorHAnsi" w:eastAsiaTheme="majorEastAsia" w:hAnsiTheme="majorHAnsi" w:cstheme="majorBidi"/>
       </w:rPr>
       <w:tblPr/>
       <w:tcPr>
         <w:tcBorders>
           <w:top w:val="nil"/>
-          <w:bottom w:val="single" w:color="4BACC6" w:themeColor="accent5" w:sz="8" w:space="0"/>
+          <w:bottom w:val="single" w:sz="8" w:space="0" w:color="4BACC6" w:themeColor="accent5"/>
         </w:tcBorders>
       </w:tcPr>
     </w:tblStylePr>
@@ -12581,8 +12874,8 @@
       <w:tblPr/>
       <w:tcPr>
         <w:tcBorders>
-          <w:top w:val="single" w:color="4BACC6" w:themeColor="accent5" w:sz="8" w:space="0"/>
-          <w:bottom w:val="single" w:color="4BACC6" w:themeColor="accent5" w:sz="8" w:space="0"/>
+          <w:top w:val="single" w:sz="8" w:space="0" w:color="4BACC6" w:themeColor="accent5"/>
+          <w:bottom w:val="single" w:sz="8" w:space="0" w:color="4BACC6" w:themeColor="accent5"/>
         </w:tcBorders>
       </w:tcPr>
     </w:tblStylePr>
@@ -12600,8 +12893,8 @@
       <w:tblPr/>
       <w:tcPr>
         <w:tcBorders>
-          <w:top w:val="single" w:color="4BACC6" w:themeColor="accent5" w:sz="8" w:space="0"/>
-          <w:bottom w:val="single" w:color="4BACC6" w:themeColor="accent5" w:sz="8" w:space="0"/>
+          <w:top w:val="single" w:sz="8" w:space="0" w:color="4BACC6" w:themeColor="accent5"/>
+          <w:bottom w:val="single" w:sz="8" w:space="0" w:color="4BACC6" w:themeColor="accent5"/>
         </w:tcBorders>
       </w:tcPr>
     </w:tblStylePr>
@@ -12633,19 +12926,19 @@
       <w:tblStyleRowBandSize w:val="1"/>
       <w:tblStyleColBandSize w:val="1"/>
       <w:tblBorders>
-        <w:top w:val="single" w:color="F79646" w:themeColor="accent6" w:sz="8" w:space="0"/>
-        <w:bottom w:val="single" w:color="F79646" w:themeColor="accent6" w:sz="8" w:space="0"/>
+        <w:top w:val="single" w:sz="8" w:space="0" w:color="F79646" w:themeColor="accent6"/>
+        <w:bottom w:val="single" w:sz="8" w:space="0" w:color="F79646" w:themeColor="accent6"/>
       </w:tblBorders>
     </w:tblPr>
     <w:tblStylePr w:type="firstRow">
       <w:rPr>
-        <w:rFonts w:asciiTheme="majorHAnsi" w:hAnsiTheme="majorHAnsi" w:eastAsiaTheme="majorEastAsia" w:cstheme="majorBidi"/>
+        <w:rFonts w:asciiTheme="majorHAnsi" w:eastAsiaTheme="majorEastAsia" w:hAnsiTheme="majorHAnsi" w:cstheme="majorBidi"/>
       </w:rPr>
       <w:tblPr/>
       <w:tcPr>
         <w:tcBorders>
           <w:top w:val="nil"/>
-          <w:bottom w:val="single" w:color="F79646" w:themeColor="accent6" w:sz="8" w:space="0"/>
+          <w:bottom w:val="single" w:sz="8" w:space="0" w:color="F79646" w:themeColor="accent6"/>
         </w:tcBorders>
       </w:tcPr>
     </w:tblStylePr>
@@ -12658,8 +12951,8 @@
       <w:tblPr/>
       <w:tcPr>
         <w:tcBorders>
-          <w:top w:val="single" w:color="F79646" w:themeColor="accent6" w:sz="8" w:space="0"/>
-          <w:bottom w:val="single" w:color="F79646" w:themeColor="accent6" w:sz="8" w:space="0"/>
+          <w:top w:val="single" w:sz="8" w:space="0" w:color="F79646" w:themeColor="accent6"/>
+          <w:bottom w:val="single" w:sz="8" w:space="0" w:color="F79646" w:themeColor="accent6"/>
         </w:tcBorders>
       </w:tcPr>
     </w:tblStylePr>
@@ -12677,8 +12970,8 @@
       <w:tblPr/>
       <w:tcPr>
         <w:tcBorders>
-          <w:top w:val="single" w:color="F79646" w:themeColor="accent6" w:sz="8" w:space="0"/>
-          <w:bottom w:val="single" w:color="F79646" w:themeColor="accent6" w:sz="8" w:space="0"/>
+          <w:top w:val="single" w:sz="8" w:space="0" w:color="F79646" w:themeColor="accent6"/>
+          <w:bottom w:val="single" w:sz="8" w:space="0" w:color="F79646" w:themeColor="accent6"/>
         </w:tcBorders>
       </w:tcPr>
     </w:tblStylePr>
@@ -12704,17 +12997,17 @@
       <w:spacing w:after="0" w:line="240" w:lineRule="auto"/>
     </w:pPr>
     <w:rPr>
-      <w:rFonts w:asciiTheme="majorHAnsi" w:hAnsiTheme="majorHAnsi" w:eastAsiaTheme="majorEastAsia" w:cstheme="majorBidi"/>
+      <w:rFonts w:asciiTheme="majorHAnsi" w:eastAsiaTheme="majorEastAsia" w:hAnsiTheme="majorHAnsi" w:cstheme="majorBidi"/>
       <w:color w:val="000000" w:themeColor="text1"/>
     </w:rPr>
     <w:tblPr>
       <w:tblStyleRowBandSize w:val="1"/>
       <w:tblStyleColBandSize w:val="1"/>
       <w:tblBorders>
-        <w:top w:val="single" w:color="000000" w:themeColor="text1" w:sz="8" w:space="0"/>
-        <w:left w:val="single" w:color="000000" w:themeColor="text1" w:sz="8" w:space="0"/>
-        <w:bottom w:val="single" w:color="000000" w:themeColor="text1" w:sz="8" w:space="0"/>
-        <w:right w:val="single" w:color="000000" w:themeColor="text1" w:sz="8" w:space="0"/>
+        <w:top w:val="single" w:sz="8" w:space="0" w:color="000000" w:themeColor="text1"/>
+        <w:left w:val="single" w:sz="8" w:space="0" w:color="000000" w:themeColor="text1"/>
+        <w:bottom w:val="single" w:sz="8" w:space="0" w:color="000000" w:themeColor="text1"/>
+        <w:right w:val="single" w:sz="8" w:space="0" w:color="000000" w:themeColor="text1"/>
       </w:tblBorders>
     </w:tblPr>
     <w:tblStylePr w:type="firstRow">
@@ -12727,7 +13020,7 @@
         <w:tcBorders>
           <w:top w:val="nil"/>
           <w:left w:val="nil"/>
-          <w:bottom w:val="single" w:color="000000" w:themeColor="text1" w:sz="24" w:space="0"/>
+          <w:bottom w:val="single" w:sz="24" w:space="0" w:color="000000" w:themeColor="text1"/>
           <w:right w:val="nil"/>
           <w:insideH w:val="nil"/>
           <w:insideV w:val="nil"/>
@@ -12739,7 +13032,7 @@
       <w:tblPr/>
       <w:tcPr>
         <w:tcBorders>
-          <w:top w:val="single" w:color="000000" w:themeColor="text1" w:sz="8" w:space="0"/>
+          <w:top w:val="single" w:sz="8" w:space="0" w:color="000000" w:themeColor="text1"/>
           <w:left w:val="nil"/>
           <w:bottom w:val="nil"/>
           <w:right w:val="nil"/>
@@ -12756,7 +13049,7 @@
           <w:top w:val="nil"/>
           <w:left w:val="nil"/>
           <w:bottom w:val="nil"/>
-          <w:right w:val="single" w:color="000000" w:themeColor="text1" w:sz="8" w:space="0"/>
+          <w:right w:val="single" w:sz="8" w:space="0" w:color="000000" w:themeColor="text1"/>
           <w:insideH w:val="nil"/>
           <w:insideV w:val="nil"/>
         </w:tcBorders>
@@ -12768,7 +13061,7 @@
       <w:tcPr>
         <w:tcBorders>
           <w:top w:val="nil"/>
-          <w:left w:val="single" w:color="000000" w:themeColor="text1" w:sz="8" w:space="0"/>
+          <w:left w:val="single" w:sz="8" w:space="0" w:color="000000" w:themeColor="text1"/>
           <w:bottom w:val="nil"/>
           <w:right w:val="nil"/>
           <w:insideH w:val="nil"/>
@@ -12825,17 +13118,17 @@
       <w:spacing w:after="0" w:line="240" w:lineRule="auto"/>
     </w:pPr>
     <w:rPr>
-      <w:rFonts w:asciiTheme="majorHAnsi" w:hAnsiTheme="majorHAnsi" w:eastAsiaTheme="majorEastAsia" w:cstheme="majorBidi"/>
+      <w:rFonts w:asciiTheme="majorHAnsi" w:eastAsiaTheme="majorEastAsia" w:hAnsiTheme="majorHAnsi" w:cstheme="majorBidi"/>
       <w:color w:val="000000" w:themeColor="text1"/>
     </w:rPr>
     <w:tblPr>
       <w:tblStyleRowBandSize w:val="1"/>
       <w:tblStyleColBandSize w:val="1"/>
       <w:tblBorders>
-        <w:top w:val="single" w:color="4F81BD" w:themeColor="accent1" w:sz="8" w:space="0"/>
-        <w:left w:val="single" w:color="4F81BD" w:themeColor="accent1" w:sz="8" w:space="0"/>
-        <w:bottom w:val="single" w:color="4F81BD" w:themeColor="accent1" w:sz="8" w:space="0"/>
-        <w:right w:val="single" w:color="4F81BD" w:themeColor="accent1" w:sz="8" w:space="0"/>
+        <w:top w:val="single" w:sz="8" w:space="0" w:color="4F81BD" w:themeColor="accent1"/>
+        <w:left w:val="single" w:sz="8" w:space="0" w:color="4F81BD" w:themeColor="accent1"/>
+        <w:bottom w:val="single" w:sz="8" w:space="0" w:color="4F81BD" w:themeColor="accent1"/>
+        <w:right w:val="single" w:sz="8" w:space="0" w:color="4F81BD" w:themeColor="accent1"/>
       </w:tblBorders>
     </w:tblPr>
     <w:tblStylePr w:type="firstRow">
@@ -12848,7 +13141,7 @@
         <w:tcBorders>
           <w:top w:val="nil"/>
           <w:left w:val="nil"/>
-          <w:bottom w:val="single" w:color="4F81BD" w:themeColor="accent1" w:sz="24" w:space="0"/>
+          <w:bottom w:val="single" w:sz="24" w:space="0" w:color="4F81BD" w:themeColor="accent1"/>
           <w:right w:val="nil"/>
           <w:insideH w:val="nil"/>
           <w:insideV w:val="nil"/>
@@ -12860,7 +13153,7 @@
       <w:tblPr/>
       <w:tcPr>
         <w:tcBorders>
-          <w:top w:val="single" w:color="4F81BD" w:themeColor="accent1" w:sz="8" w:space="0"/>
+          <w:top w:val="single" w:sz="8" w:space="0" w:color="4F81BD" w:themeColor="accent1"/>
           <w:left w:val="nil"/>
           <w:bottom w:val="nil"/>
           <w:right w:val="nil"/>
@@ -12877,7 +13170,7 @@
           <w:top w:val="nil"/>
           <w:left w:val="nil"/>
           <w:bottom w:val="nil"/>
-          <w:right w:val="single" w:color="4F81BD" w:themeColor="accent1" w:sz="8" w:space="0"/>
+          <w:right w:val="single" w:sz="8" w:space="0" w:color="4F81BD" w:themeColor="accent1"/>
           <w:insideH w:val="nil"/>
           <w:insideV w:val="nil"/>
         </w:tcBorders>
@@ -12889,7 +13182,7 @@
       <w:tcPr>
         <w:tcBorders>
           <w:top w:val="nil"/>
-          <w:left w:val="single" w:color="4F81BD" w:themeColor="accent1" w:sz="8" w:space="0"/>
+          <w:left w:val="single" w:sz="8" w:space="0" w:color="4F81BD" w:themeColor="accent1"/>
           <w:bottom w:val="nil"/>
           <w:right w:val="nil"/>
           <w:insideH w:val="nil"/>
@@ -12946,17 +13239,17 @@
       <w:spacing w:after="0" w:line="240" w:lineRule="auto"/>
     </w:pPr>
     <w:rPr>
-      <w:rFonts w:asciiTheme="majorHAnsi" w:hAnsiTheme="majorHAnsi" w:eastAsiaTheme="majorEastAsia" w:cstheme="majorBidi"/>
+      <w:rFonts w:asciiTheme="majorHAnsi" w:eastAsiaTheme="majorEastAsia" w:hAnsiTheme="majorHAnsi" w:cstheme="majorBidi"/>
       <w:color w:val="000000" w:themeColor="text1"/>
     </w:rPr>
     <w:tblPr>
       <w:tblStyleRowBandSize w:val="1"/>
       <w:tblStyleColBandSize w:val="1"/>
       <w:tblBorders>
-        <w:top w:val="single" w:color="C0504D" w:themeColor="accent2" w:sz="8" w:space="0"/>
-        <w:left w:val="single" w:color="C0504D" w:themeColor="accent2" w:sz="8" w:space="0"/>
-        <w:bottom w:val="single" w:color="C0504D" w:themeColor="accent2" w:sz="8" w:space="0"/>
-        <w:right w:val="single" w:color="C0504D" w:themeColor="accent2" w:sz="8" w:space="0"/>
+        <w:top w:val="single" w:sz="8" w:space="0" w:color="C0504D" w:themeColor="accent2"/>
+        <w:left w:val="single" w:sz="8" w:space="0" w:color="C0504D" w:themeColor="accent2"/>
+        <w:bottom w:val="single" w:sz="8" w:space="0" w:color="C0504D" w:themeColor="accent2"/>
+        <w:right w:val="single" w:sz="8" w:space="0" w:color="C0504D" w:themeColor="accent2"/>
       </w:tblBorders>
     </w:tblPr>
     <w:tblStylePr w:type="firstRow">
@@ -12969,7 +13262,7 @@
         <w:tcBorders>
           <w:top w:val="nil"/>
           <w:left w:val="nil"/>
-          <w:bottom w:val="single" w:color="C0504D" w:themeColor="accent2" w:sz="24" w:space="0"/>
+          <w:bottom w:val="single" w:sz="24" w:space="0" w:color="C0504D" w:themeColor="accent2"/>
           <w:right w:val="nil"/>
           <w:insideH w:val="nil"/>
           <w:insideV w:val="nil"/>
@@ -12981,7 +13274,7 @@
       <w:tblPr/>
       <w:tcPr>
         <w:tcBorders>
-          <w:top w:val="single" w:color="C0504D" w:themeColor="accent2" w:sz="8" w:space="0"/>
+          <w:top w:val="single" w:sz="8" w:space="0" w:color="C0504D" w:themeColor="accent2"/>
           <w:left w:val="nil"/>
           <w:bottom w:val="nil"/>
           <w:right w:val="nil"/>
@@ -12998,7 +13291,7 @@
           <w:top w:val="nil"/>
           <w:left w:val="nil"/>
           <w:bottom w:val="nil"/>
-          <w:right w:val="single" w:color="C0504D" w:themeColor="accent2" w:sz="8" w:space="0"/>
+          <w:right w:val="single" w:sz="8" w:space="0" w:color="C0504D" w:themeColor="accent2"/>
           <w:insideH w:val="nil"/>
           <w:insideV w:val="nil"/>
         </w:tcBorders>
@@ -13010,7 +13303,7 @@
       <w:tcPr>
         <w:tcBorders>
           <w:top w:val="nil"/>
-          <w:left w:val="single" w:color="C0504D" w:themeColor="accent2" w:sz="8" w:space="0"/>
+          <w:left w:val="single" w:sz="8" w:space="0" w:color="C0504D" w:themeColor="accent2"/>
           <w:bottom w:val="nil"/>
           <w:right w:val="nil"/>
           <w:insideH w:val="nil"/>
@@ -13067,17 +13360,17 @@
       <w:spacing w:after="0" w:line="240" w:lineRule="auto"/>
     </w:pPr>
     <w:rPr>
-      <w:rFonts w:asciiTheme="majorHAnsi" w:hAnsiTheme="majorHAnsi" w:eastAsiaTheme="majorEastAsia" w:cstheme="majorBidi"/>
+      <w:rFonts w:asciiTheme="majorHAnsi" w:eastAsiaTheme="majorEastAsia" w:hAnsiTheme="majorHAnsi" w:cstheme="majorBidi"/>
       <w:color w:val="000000" w:themeColor="text1"/>
     </w:rPr>
     <w:tblPr>
       <w:tblStyleRowBandSize w:val="1"/>
       <w:tblStyleColBandSize w:val="1"/>
       <w:tblBorders>
-        <w:top w:val="single" w:color="9BBB59" w:themeColor="accent3" w:sz="8" w:space="0"/>
-        <w:left w:val="single" w:color="9BBB59" w:themeColor="accent3" w:sz="8" w:space="0"/>
-        <w:bottom w:val="single" w:color="9BBB59" w:themeColor="accent3" w:sz="8" w:space="0"/>
-        <w:right w:val="single" w:color="9BBB59" w:themeColor="accent3" w:sz="8" w:space="0"/>
+        <w:top w:val="single" w:sz="8" w:space="0" w:color="9BBB59" w:themeColor="accent3"/>
+        <w:left w:val="single" w:sz="8" w:space="0" w:color="9BBB59" w:themeColor="accent3"/>
+        <w:bottom w:val="single" w:sz="8" w:space="0" w:color="9BBB59" w:themeColor="accent3"/>
+        <w:right w:val="single" w:sz="8" w:space="0" w:color="9BBB59" w:themeColor="accent3"/>
       </w:tblBorders>
     </w:tblPr>
     <w:tblStylePr w:type="firstRow">
@@ -13090,7 +13383,7 @@
         <w:tcBorders>
           <w:top w:val="nil"/>
           <w:left w:val="nil"/>
-          <w:bottom w:val="single" w:color="9BBB59" w:themeColor="accent3" w:sz="24" w:space="0"/>
+          <w:bottom w:val="single" w:sz="24" w:space="0" w:color="9BBB59" w:themeColor="accent3"/>
           <w:right w:val="nil"/>
           <w:insideH w:val="nil"/>
           <w:insideV w:val="nil"/>
@@ -13102,7 +13395,7 @@
       <w:tblPr/>
       <w:tcPr>
         <w:tcBorders>
-          <w:top w:val="single" w:color="9BBB59" w:themeColor="accent3" w:sz="8" w:space="0"/>
+          <w:top w:val="single" w:sz="8" w:space="0" w:color="9BBB59" w:themeColor="accent3"/>
           <w:left w:val="nil"/>
           <w:bottom w:val="nil"/>
           <w:right w:val="nil"/>
@@ -13119,7 +13412,7 @@
           <w:top w:val="nil"/>
           <w:left w:val="nil"/>
           <w:bottom w:val="nil"/>
-          <w:right w:val="single" w:color="9BBB59" w:themeColor="accent3" w:sz="8" w:space="0"/>
+          <w:right w:val="single" w:sz="8" w:space="0" w:color="9BBB59" w:themeColor="accent3"/>
           <w:insideH w:val="nil"/>
           <w:insideV w:val="nil"/>
         </w:tcBorders>
@@ -13131,7 +13424,7 @@
       <w:tcPr>
         <w:tcBorders>
           <w:top w:val="nil"/>
-          <w:left w:val="single" w:color="9BBB59" w:themeColor="accent3" w:sz="8" w:space="0"/>
+          <w:left w:val="single" w:sz="8" w:space="0" w:color="9BBB59" w:themeColor="accent3"/>
           <w:bottom w:val="nil"/>
           <w:right w:val="nil"/>
           <w:insideH w:val="nil"/>
@@ -13188,17 +13481,17 @@
       <w:spacing w:after="0" w:line="240" w:lineRule="auto"/>
     </w:pPr>
     <w:rPr>
-      <w:rFonts w:asciiTheme="majorHAnsi" w:hAnsiTheme="majorHAnsi" w:eastAsiaTheme="majorEastAsia" w:cstheme="majorBidi"/>
+      <w:rFonts w:asciiTheme="majorHAnsi" w:eastAsiaTheme="majorEastAsia" w:hAnsiTheme="majorHAnsi" w:cstheme="majorBidi"/>
       <w:color w:val="000000" w:themeColor="text1"/>
     </w:rPr>
     <w:tblPr>
       <w:tblStyleRowBandSize w:val="1"/>
       <w:tblStyleColBandSize w:val="1"/>
       <w:tblBorders>
-        <w:top w:val="single" w:color="8064A2" w:themeColor="accent4" w:sz="8" w:space="0"/>
-        <w:left w:val="single" w:color="8064A2" w:themeColor="accent4" w:sz="8" w:space="0"/>
-        <w:bottom w:val="single" w:color="8064A2" w:themeColor="accent4" w:sz="8" w:space="0"/>
-        <w:right w:val="single" w:color="8064A2" w:themeColor="accent4" w:sz="8" w:space="0"/>
+        <w:top w:val="single" w:sz="8" w:space="0" w:color="8064A2" w:themeColor="accent4"/>
+        <w:left w:val="single" w:sz="8" w:space="0" w:color="8064A2" w:themeColor="accent4"/>
+        <w:bottom w:val="single" w:sz="8" w:space="0" w:color="8064A2" w:themeColor="accent4"/>
+        <w:right w:val="single" w:sz="8" w:space="0" w:color="8064A2" w:themeColor="accent4"/>
       </w:tblBorders>
     </w:tblPr>
     <w:tblStylePr w:type="firstRow">
@@ -13211,7 +13504,7 @@
         <w:tcBorders>
           <w:top w:val="nil"/>
           <w:left w:val="nil"/>
-          <w:bottom w:val="single" w:color="8064A2" w:themeColor="accent4" w:sz="24" w:space="0"/>
+          <w:bottom w:val="single" w:sz="24" w:space="0" w:color="8064A2" w:themeColor="accent4"/>
           <w:right w:val="nil"/>
           <w:insideH w:val="nil"/>
           <w:insideV w:val="nil"/>
@@ -13223,7 +13516,7 @@
       <w:tblPr/>
       <w:tcPr>
         <w:tcBorders>
-          <w:top w:val="single" w:color="8064A2" w:themeColor="accent4" w:sz="8" w:space="0"/>
+          <w:top w:val="single" w:sz="8" w:space="0" w:color="8064A2" w:themeColor="accent4"/>
           <w:left w:val="nil"/>
           <w:bottom w:val="nil"/>
           <w:right w:val="nil"/>
@@ -13240,7 +13533,7 @@
           <w:top w:val="nil"/>
           <w:left w:val="nil"/>
           <w:bottom w:val="nil"/>
-          <w:right w:val="single" w:color="8064A2" w:themeColor="accent4" w:sz="8" w:space="0"/>
+          <w:right w:val="single" w:sz="8" w:space="0" w:color="8064A2" w:themeColor="accent4"/>
           <w:insideH w:val="nil"/>
           <w:insideV w:val="nil"/>
         </w:tcBorders>
@@ -13252,7 +13545,7 @@
       <w:tcPr>
         <w:tcBorders>
           <w:top w:val="nil"/>
-          <w:left w:val="single" w:color="8064A2" w:themeColor="accent4" w:sz="8" w:space="0"/>
+          <w:left w:val="single" w:sz="8" w:space="0" w:color="8064A2" w:themeColor="accent4"/>
           <w:bottom w:val="nil"/>
           <w:right w:val="nil"/>
           <w:insideH w:val="nil"/>
@@ -13309,17 +13602,17 @@
       <w:spacing w:after="0" w:line="240" w:lineRule="auto"/>
     </w:pPr>
     <w:rPr>
-      <w:rFonts w:asciiTheme="majorHAnsi" w:hAnsiTheme="majorHAnsi" w:eastAsiaTheme="majorEastAsia" w:cstheme="majorBidi"/>
+      <w:rFonts w:asciiTheme="majorHAnsi" w:eastAsiaTheme="majorEastAsia" w:hAnsiTheme="majorHAnsi" w:cstheme="majorBidi"/>
       <w:color w:val="000000" w:themeColor="text1"/>
     </w:rPr>
     <w:tblPr>
       <w:tblStyleRowBandSize w:val="1"/>
       <w:tblStyleColBandSize w:val="1"/>
       <w:tblBorders>
-        <w:top w:val="single" w:color="4BACC6" w:themeColor="accent5" w:sz="8" w:space="0"/>
-        <w:left w:val="single" w:color="4BACC6" w:themeColor="accent5" w:sz="8" w:space="0"/>
-        <w:bottom w:val="single" w:color="4BACC6" w:themeColor="accent5" w:sz="8" w:space="0"/>
-        <w:right w:val="single" w:color="4BACC6" w:themeColor="accent5" w:sz="8" w:space="0"/>
+        <w:top w:val="single" w:sz="8" w:space="0" w:color="4BACC6" w:themeColor="accent5"/>
+        <w:left w:val="single" w:sz="8" w:space="0" w:color="4BACC6" w:themeColor="accent5"/>
+        <w:bottom w:val="single" w:sz="8" w:space="0" w:color="4BACC6" w:themeColor="accent5"/>
+        <w:right w:val="single" w:sz="8" w:space="0" w:color="4BACC6" w:themeColor="accent5"/>
       </w:tblBorders>
     </w:tblPr>
     <w:tblStylePr w:type="firstRow">
@@ -13332,7 +13625,7 @@
         <w:tcBorders>
           <w:top w:val="nil"/>
           <w:left w:val="nil"/>
-          <w:bottom w:val="single" w:color="4BACC6" w:themeColor="accent5" w:sz="24" w:space="0"/>
+          <w:bottom w:val="single" w:sz="24" w:space="0" w:color="4BACC6" w:themeColor="accent5"/>
           <w:right w:val="nil"/>
           <w:insideH w:val="nil"/>
           <w:insideV w:val="nil"/>
@@ -13344,7 +13637,7 @@
       <w:tblPr/>
       <w:tcPr>
         <w:tcBorders>
-          <w:top w:val="single" w:color="4BACC6" w:themeColor="accent5" w:sz="8" w:space="0"/>
+          <w:top w:val="single" w:sz="8" w:space="0" w:color="4BACC6" w:themeColor="accent5"/>
           <w:left w:val="nil"/>
           <w:bottom w:val="nil"/>
           <w:right w:val="nil"/>
@@ -13361,7 +13654,7 @@
           <w:top w:val="nil"/>
           <w:left w:val="nil"/>
           <w:bottom w:val="nil"/>
-          <w:right w:val="single" w:color="4BACC6" w:themeColor="accent5" w:sz="8" w:space="0"/>
+          <w:right w:val="single" w:sz="8" w:space="0" w:color="4BACC6" w:themeColor="accent5"/>
           <w:insideH w:val="nil"/>
           <w:insideV w:val="nil"/>
         </w:tcBorders>
@@ -13373,7 +13666,7 @@
       <w:tcPr>
         <w:tcBorders>
           <w:top w:val="nil"/>
-          <w:left w:val="single" w:color="4BACC6" w:themeColor="accent5" w:sz="8" w:space="0"/>
+          <w:left w:val="single" w:sz="8" w:space="0" w:color="4BACC6" w:themeColor="accent5"/>
           <w:bottom w:val="nil"/>
           <w:right w:val="nil"/>
           <w:insideH w:val="nil"/>
@@ -13430,17 +13723,17 @@
       <w:spacing w:after="0" w:line="240" w:lineRule="auto"/>
     </w:pPr>
     <w:rPr>
-      <w:rFonts w:asciiTheme="majorHAnsi" w:hAnsiTheme="majorHAnsi" w:eastAsiaTheme="majorEastAsia" w:cstheme="majorBidi"/>
+      <w:rFonts w:asciiTheme="majorHAnsi" w:eastAsiaTheme="majorEastAsia" w:hAnsiTheme="majorHAnsi" w:cstheme="majorBidi"/>
       <w:color w:val="000000" w:themeColor="text1"/>
     </w:rPr>
     <w:tblPr>
       <w:tblStyleRowBandSize w:val="1"/>
       <w:tblStyleColBandSize w:val="1"/>
       <w:tblBorders>
-        <w:top w:val="single" w:color="F79646" w:themeColor="accent6" w:sz="8" w:space="0"/>
-        <w:left w:val="single" w:color="F79646" w:themeColor="accent6" w:sz="8" w:space="0"/>
-        <w:bottom w:val="single" w:color="F79646" w:themeColor="accent6" w:sz="8" w:space="0"/>
-        <w:right w:val="single" w:color="F79646" w:themeColor="accent6" w:sz="8" w:space="0"/>
+        <w:top w:val="single" w:sz="8" w:space="0" w:color="F79646" w:themeColor="accent6"/>
+        <w:left w:val="single" w:sz="8" w:space="0" w:color="F79646" w:themeColor="accent6"/>
+        <w:bottom w:val="single" w:sz="8" w:space="0" w:color="F79646" w:themeColor="accent6"/>
+        <w:right w:val="single" w:sz="8" w:space="0" w:color="F79646" w:themeColor="accent6"/>
       </w:tblBorders>
     </w:tblPr>
     <w:tblStylePr w:type="firstRow">
@@ -13453,7 +13746,7 @@
         <w:tcBorders>
           <w:top w:val="nil"/>
           <w:left w:val="nil"/>
-          <w:bottom w:val="single" w:color="F79646" w:themeColor="accent6" w:sz="24" w:space="0"/>
+          <w:bottom w:val="single" w:sz="24" w:space="0" w:color="F79646" w:themeColor="accent6"/>
           <w:right w:val="nil"/>
           <w:insideH w:val="nil"/>
           <w:insideV w:val="nil"/>
@@ -13465,7 +13758,7 @@
       <w:tblPr/>
       <w:tcPr>
         <w:tcBorders>
-          <w:top w:val="single" w:color="F79646" w:themeColor="accent6" w:sz="8" w:space="0"/>
+          <w:top w:val="single" w:sz="8" w:space="0" w:color="F79646" w:themeColor="accent6"/>
           <w:left w:val="nil"/>
           <w:bottom w:val="nil"/>
           <w:right w:val="nil"/>
@@ -13482,7 +13775,7 @@
           <w:top w:val="nil"/>
           <w:left w:val="nil"/>
           <w:bottom w:val="nil"/>
-          <w:right w:val="single" w:color="F79646" w:themeColor="accent6" w:sz="8" w:space="0"/>
+          <w:right w:val="single" w:sz="8" w:space="0" w:color="F79646" w:themeColor="accent6"/>
           <w:insideH w:val="nil"/>
           <w:insideV w:val="nil"/>
         </w:tcBorders>
@@ -13494,7 +13787,7 @@
       <w:tcPr>
         <w:tcBorders>
           <w:top w:val="nil"/>
-          <w:left w:val="single" w:color="F79646" w:themeColor="accent6" w:sz="8" w:space="0"/>
+          <w:left w:val="single" w:sz="8" w:space="0" w:color="F79646" w:themeColor="accent6"/>
           <w:bottom w:val="nil"/>
           <w:right w:val="nil"/>
           <w:insideH w:val="nil"/>
@@ -13554,12 +13847,12 @@
       <w:tblStyleRowBandSize w:val="1"/>
       <w:tblStyleColBandSize w:val="1"/>
       <w:tblBorders>
-        <w:top w:val="single" w:color="404040" w:themeColor="text1" w:themeTint="BF" w:sz="8" w:space="0"/>
-        <w:left w:val="single" w:color="404040" w:themeColor="text1" w:themeTint="BF" w:sz="8" w:space="0"/>
-        <w:bottom w:val="single" w:color="404040" w:themeColor="text1" w:themeTint="BF" w:sz="8" w:space="0"/>
-        <w:right w:val="single" w:color="404040" w:themeColor="text1" w:themeTint="BF" w:sz="8" w:space="0"/>
-        <w:insideH w:val="single" w:color="404040" w:themeColor="text1" w:themeTint="BF" w:sz="8" w:space="0"/>
-        <w:insideV w:val="single" w:color="404040" w:themeColor="text1" w:themeTint="BF" w:sz="8" w:space="0"/>
+        <w:top w:val="single" w:sz="8" w:space="0" w:color="404040" w:themeColor="text1" w:themeTint="BF"/>
+        <w:left w:val="single" w:sz="8" w:space="0" w:color="404040" w:themeColor="text1" w:themeTint="BF"/>
+        <w:bottom w:val="single" w:sz="8" w:space="0" w:color="404040" w:themeColor="text1" w:themeTint="BF"/>
+        <w:right w:val="single" w:sz="8" w:space="0" w:color="404040" w:themeColor="text1" w:themeTint="BF"/>
+        <w:insideH w:val="single" w:sz="8" w:space="0" w:color="404040" w:themeColor="text1" w:themeTint="BF"/>
+        <w:insideV w:val="single" w:sz="8" w:space="0" w:color="404040" w:themeColor="text1" w:themeTint="BF"/>
       </w:tblBorders>
     </w:tblPr>
     <w:tcPr>
@@ -13579,7 +13872,7 @@
       <w:tblPr/>
       <w:tcPr>
         <w:tcBorders>
-          <w:top w:val="single" w:color="404040" w:themeColor="text1" w:themeTint="BF" w:sz="18" w:space="0"/>
+          <w:top w:val="single" w:sz="18" w:space="0" w:color="404040" w:themeColor="text1" w:themeTint="BF"/>
         </w:tcBorders>
       </w:tcPr>
     </w:tblStylePr>
@@ -13620,12 +13913,12 @@
       <w:tblStyleRowBandSize w:val="1"/>
       <w:tblStyleColBandSize w:val="1"/>
       <w:tblBorders>
-        <w:top w:val="single" w:color="7BA0CD" w:themeColor="accent1" w:themeTint="BF" w:sz="8" w:space="0"/>
-        <w:left w:val="single" w:color="7BA0CD" w:themeColor="accent1" w:themeTint="BF" w:sz="8" w:space="0"/>
-        <w:bottom w:val="single" w:color="7BA0CD" w:themeColor="accent1" w:themeTint="BF" w:sz="8" w:space="0"/>
-        <w:right w:val="single" w:color="7BA0CD" w:themeColor="accent1" w:themeTint="BF" w:sz="8" w:space="0"/>
-        <w:insideH w:val="single" w:color="7BA0CD" w:themeColor="accent1" w:themeTint="BF" w:sz="8" w:space="0"/>
-        <w:insideV w:val="single" w:color="7BA0CD" w:themeColor="accent1" w:themeTint="BF" w:sz="8" w:space="0"/>
+        <w:top w:val="single" w:sz="8" w:space="0" w:color="7BA0CD" w:themeColor="accent1" w:themeTint="BF"/>
+        <w:left w:val="single" w:sz="8" w:space="0" w:color="7BA0CD" w:themeColor="accent1" w:themeTint="BF"/>
+        <w:bottom w:val="single" w:sz="8" w:space="0" w:color="7BA0CD" w:themeColor="accent1" w:themeTint="BF"/>
+        <w:right w:val="single" w:sz="8" w:space="0" w:color="7BA0CD" w:themeColor="accent1" w:themeTint="BF"/>
+        <w:insideH w:val="single" w:sz="8" w:space="0" w:color="7BA0CD" w:themeColor="accent1" w:themeTint="BF"/>
+        <w:insideV w:val="single" w:sz="8" w:space="0" w:color="7BA0CD" w:themeColor="accent1" w:themeTint="BF"/>
       </w:tblBorders>
     </w:tblPr>
     <w:tcPr>
@@ -13645,7 +13938,7 @@
       <w:tblPr/>
       <w:tcPr>
         <w:tcBorders>
-          <w:top w:val="single" w:color="7BA0CD" w:themeColor="accent1" w:themeTint="BF" w:sz="18" w:space="0"/>
+          <w:top w:val="single" w:sz="18" w:space="0" w:color="7BA0CD" w:themeColor="accent1" w:themeTint="BF"/>
         </w:tcBorders>
       </w:tcPr>
     </w:tblStylePr>
@@ -13686,12 +13979,12 @@
       <w:tblStyleRowBandSize w:val="1"/>
       <w:tblStyleColBandSize w:val="1"/>
       <w:tblBorders>
-        <w:top w:val="single" w:color="CF7B79" w:themeColor="accent2" w:themeTint="BF" w:sz="8" w:space="0"/>
-        <w:left w:val="single" w:color="CF7B79" w:themeColor="accent2" w:themeTint="BF" w:sz="8" w:space="0"/>
-        <w:bottom w:val="single" w:color="CF7B79" w:themeColor="accent2" w:themeTint="BF" w:sz="8" w:space="0"/>
-        <w:right w:val="single" w:color="CF7B79" w:themeColor="accent2" w:themeTint="BF" w:sz="8" w:space="0"/>
-        <w:insideH w:val="single" w:color="CF7B79" w:themeColor="accent2" w:themeTint="BF" w:sz="8" w:space="0"/>
-        <w:insideV w:val="single" w:color="CF7B79" w:themeColor="accent2" w:themeTint="BF" w:sz="8" w:space="0"/>
+        <w:top w:val="single" w:sz="8" w:space="0" w:color="CF7B79" w:themeColor="accent2" w:themeTint="BF"/>
+        <w:left w:val="single" w:sz="8" w:space="0" w:color="CF7B79" w:themeColor="accent2" w:themeTint="BF"/>
+        <w:bottom w:val="single" w:sz="8" w:space="0" w:color="CF7B79" w:themeColor="accent2" w:themeTint="BF"/>
+        <w:right w:val="single" w:sz="8" w:space="0" w:color="CF7B79" w:themeColor="accent2" w:themeTint="BF"/>
+        <w:insideH w:val="single" w:sz="8" w:space="0" w:color="CF7B79" w:themeColor="accent2" w:themeTint="BF"/>
+        <w:insideV w:val="single" w:sz="8" w:space="0" w:color="CF7B79" w:themeColor="accent2" w:themeTint="BF"/>
       </w:tblBorders>
     </w:tblPr>
     <w:tcPr>
@@ -13711,7 +14004,7 @@
       <w:tblPr/>
       <w:tcPr>
         <w:tcBorders>
-          <w:top w:val="single" w:color="CF7B79" w:themeColor="accent2" w:themeTint="BF" w:sz="18" w:space="0"/>
+          <w:top w:val="single" w:sz="18" w:space="0" w:color="CF7B79" w:themeColor="accent2" w:themeTint="BF"/>
         </w:tcBorders>
       </w:tcPr>
     </w:tblStylePr>
@@ -13752,12 +14045,12 @@
       <w:tblStyleRowBandSize w:val="1"/>
       <w:tblStyleColBandSize w:val="1"/>
       <w:tblBorders>
-        <w:top w:val="single" w:color="B3CC82" w:themeColor="accent3" w:themeTint="BF" w:sz="8" w:space="0"/>
-        <w:left w:val="single" w:color="B3CC82" w:themeColor="accent3" w:themeTint="BF" w:sz="8" w:space="0"/>
-        <w:bottom w:val="single" w:color="B3CC82" w:themeColor="accent3" w:themeTint="BF" w:sz="8" w:space="0"/>
-        <w:right w:val="single" w:color="B3CC82" w:themeColor="accent3" w:themeTint="BF" w:sz="8" w:space="0"/>
-        <w:insideH w:val="single" w:color="B3CC82" w:themeColor="accent3" w:themeTint="BF" w:sz="8" w:space="0"/>
-        <w:insideV w:val="single" w:color="B3CC82" w:themeColor="accent3" w:themeTint="BF" w:sz="8" w:space="0"/>
+        <w:top w:val="single" w:sz="8" w:space="0" w:color="B3CC82" w:themeColor="accent3" w:themeTint="BF"/>
+        <w:left w:val="single" w:sz="8" w:space="0" w:color="B3CC82" w:themeColor="accent3" w:themeTint="BF"/>
+        <w:bottom w:val="single" w:sz="8" w:space="0" w:color="B3CC82" w:themeColor="accent3" w:themeTint="BF"/>
+        <w:right w:val="single" w:sz="8" w:space="0" w:color="B3CC82" w:themeColor="accent3" w:themeTint="BF"/>
+        <w:insideH w:val="single" w:sz="8" w:space="0" w:color="B3CC82" w:themeColor="accent3" w:themeTint="BF"/>
+        <w:insideV w:val="single" w:sz="8" w:space="0" w:color="B3CC82" w:themeColor="accent3" w:themeTint="BF"/>
       </w:tblBorders>
     </w:tblPr>
     <w:tcPr>
@@ -13777,7 +14070,7 @@
       <w:tblPr/>
       <w:tcPr>
         <w:tcBorders>
-          <w:top w:val="single" w:color="B3CC82" w:themeColor="accent3" w:themeTint="BF" w:sz="18" w:space="0"/>
+          <w:top w:val="single" w:sz="18" w:space="0" w:color="B3CC82" w:themeColor="accent3" w:themeTint="BF"/>
         </w:tcBorders>
       </w:tcPr>
     </w:tblStylePr>
@@ -13818,12 +14111,12 @@
       <w:tblStyleRowBandSize w:val="1"/>
       <w:tblStyleColBandSize w:val="1"/>
       <w:tblBorders>
-        <w:top w:val="single" w:color="9F8AB9" w:themeColor="accent4" w:themeTint="BF" w:sz="8" w:space="0"/>
-        <w:left w:val="single" w:color="9F8AB9" w:themeColor="accent4" w:themeTint="BF" w:sz="8" w:space="0"/>
-        <w:bottom w:val="single" w:color="9F8AB9" w:themeColor="accent4" w:themeTint="BF" w:sz="8" w:space="0"/>
-        <w:right w:val="single" w:color="9F8AB9" w:themeColor="accent4" w:themeTint="BF" w:sz="8" w:space="0"/>
-        <w:insideH w:val="single" w:color="9F8AB9" w:themeColor="accent4" w:themeTint="BF" w:sz="8" w:space="0"/>
-        <w:insideV w:val="single" w:color="9F8AB9" w:themeColor="accent4" w:themeTint="BF" w:sz="8" w:space="0"/>
+        <w:top w:val="single" w:sz="8" w:space="0" w:color="9F8AB9" w:themeColor="accent4" w:themeTint="BF"/>
+        <w:left w:val="single" w:sz="8" w:space="0" w:color="9F8AB9" w:themeColor="accent4" w:themeTint="BF"/>
+        <w:bottom w:val="single" w:sz="8" w:space="0" w:color="9F8AB9" w:themeColor="accent4" w:themeTint="BF"/>
+        <w:right w:val="single" w:sz="8" w:space="0" w:color="9F8AB9" w:themeColor="accent4" w:themeTint="BF"/>
+        <w:insideH w:val="single" w:sz="8" w:space="0" w:color="9F8AB9" w:themeColor="accent4" w:themeTint="BF"/>
+        <w:insideV w:val="single" w:sz="8" w:space="0" w:color="9F8AB9" w:themeColor="accent4" w:themeTint="BF"/>
       </w:tblBorders>
     </w:tblPr>
     <w:tcPr>
@@ -13843,7 +14136,7 @@
       <w:tblPr/>
       <w:tcPr>
         <w:tcBorders>
-          <w:top w:val="single" w:color="9F8AB9" w:themeColor="accent4" w:themeTint="BF" w:sz="18" w:space="0"/>
+          <w:top w:val="single" w:sz="18" w:space="0" w:color="9F8AB9" w:themeColor="accent4" w:themeTint="BF"/>
         </w:tcBorders>
       </w:tcPr>
     </w:tblStylePr>
@@ -13884,12 +14177,12 @@
       <w:tblStyleRowBandSize w:val="1"/>
       <w:tblStyleColBandSize w:val="1"/>
       <w:tblBorders>
-        <w:top w:val="single" w:color="78C0D4" w:themeColor="accent5" w:themeTint="BF" w:sz="8" w:space="0"/>
-        <w:left w:val="single" w:color="78C0D4" w:themeColor="accent5" w:themeTint="BF" w:sz="8" w:space="0"/>
-        <w:bottom w:val="single" w:color="78C0D4" w:themeColor="accent5" w:themeTint="BF" w:sz="8" w:space="0"/>
-        <w:right w:val="single" w:color="78C0D4" w:themeColor="accent5" w:themeTint="BF" w:sz="8" w:space="0"/>
-        <w:insideH w:val="single" w:color="78C0D4" w:themeColor="accent5" w:themeTint="BF" w:sz="8" w:space="0"/>
-        <w:insideV w:val="single" w:color="78C0D4" w:themeColor="accent5" w:themeTint="BF" w:sz="8" w:space="0"/>
+        <w:top w:val="single" w:sz="8" w:space="0" w:color="78C0D4" w:themeColor="accent5" w:themeTint="BF"/>
+        <w:left w:val="single" w:sz="8" w:space="0" w:color="78C0D4" w:themeColor="accent5" w:themeTint="BF"/>
+        <w:bottom w:val="single" w:sz="8" w:space="0" w:color="78C0D4" w:themeColor="accent5" w:themeTint="BF"/>
+        <w:right w:val="single" w:sz="8" w:space="0" w:color="78C0D4" w:themeColor="accent5" w:themeTint="BF"/>
+        <w:insideH w:val="single" w:sz="8" w:space="0" w:color="78C0D4" w:themeColor="accent5" w:themeTint="BF"/>
+        <w:insideV w:val="single" w:sz="8" w:space="0" w:color="78C0D4" w:themeColor="accent5" w:themeTint="BF"/>
       </w:tblBorders>
     </w:tblPr>
     <w:tcPr>
@@ -13909,7 +14202,7 @@
       <w:tblPr/>
       <w:tcPr>
         <w:tcBorders>
-          <w:top w:val="single" w:color="78C0D4" w:themeColor="accent5" w:themeTint="BF" w:sz="18" w:space="0"/>
+          <w:top w:val="single" w:sz="18" w:space="0" w:color="78C0D4" w:themeColor="accent5" w:themeTint="BF"/>
         </w:tcBorders>
       </w:tcPr>
     </w:tblStylePr>
@@ -13950,12 +14243,12 @@
       <w:tblStyleRowBandSize w:val="1"/>
       <w:tblStyleColBandSize w:val="1"/>
       <w:tblBorders>
-        <w:top w:val="single" w:color="F9B074" w:themeColor="accent6" w:themeTint="BF" w:sz="8" w:space="0"/>
-        <w:left w:val="single" w:color="F9B074" w:themeColor="accent6" w:themeTint="BF" w:sz="8" w:space="0"/>
-        <w:bottom w:val="single" w:color="F9B074" w:themeColor="accent6" w:themeTint="BF" w:sz="8" w:space="0"/>
-        <w:right w:val="single" w:color="F9B074" w:themeColor="accent6" w:themeTint="BF" w:sz="8" w:space="0"/>
-        <w:insideH w:val="single" w:color="F9B074" w:themeColor="accent6" w:themeTint="BF" w:sz="8" w:space="0"/>
-        <w:insideV w:val="single" w:color="F9B074" w:themeColor="accent6" w:themeTint="BF" w:sz="8" w:space="0"/>
+        <w:top w:val="single" w:sz="8" w:space="0" w:color="F9B074" w:themeColor="accent6" w:themeTint="BF"/>
+        <w:left w:val="single" w:sz="8" w:space="0" w:color="F9B074" w:themeColor="accent6" w:themeTint="BF"/>
+        <w:bottom w:val="single" w:sz="8" w:space="0" w:color="F9B074" w:themeColor="accent6" w:themeTint="BF"/>
+        <w:right w:val="single" w:sz="8" w:space="0" w:color="F9B074" w:themeColor="accent6" w:themeTint="BF"/>
+        <w:insideH w:val="single" w:sz="8" w:space="0" w:color="F9B074" w:themeColor="accent6" w:themeTint="BF"/>
+        <w:insideV w:val="single" w:sz="8" w:space="0" w:color="F9B074" w:themeColor="accent6" w:themeTint="BF"/>
       </w:tblBorders>
     </w:tblPr>
     <w:tcPr>
@@ -13975,7 +14268,7 @@
       <w:tblPr/>
       <w:tcPr>
         <w:tcBorders>
-          <w:top w:val="single" w:color="F9B074" w:themeColor="accent6" w:themeTint="BF" w:sz="18" w:space="0"/>
+          <w:top w:val="single" w:sz="18" w:space="0" w:color="F9B074" w:themeColor="accent6" w:themeTint="BF"/>
         </w:tcBorders>
       </w:tcPr>
     </w:tblStylePr>
@@ -14013,19 +14306,19 @@
       <w:spacing w:after="0" w:line="240" w:lineRule="auto"/>
     </w:pPr>
     <w:rPr>
-      <w:rFonts w:asciiTheme="majorHAnsi" w:hAnsiTheme="majorHAnsi" w:eastAsiaTheme="majorEastAsia" w:cstheme="majorBidi"/>
+      <w:rFonts w:asciiTheme="majorHAnsi" w:eastAsiaTheme="majorEastAsia" w:hAnsiTheme="majorHAnsi" w:cstheme="majorBidi"/>
       <w:color w:val="000000" w:themeColor="text1"/>
     </w:rPr>
     <w:tblPr>
       <w:tblStyleRowBandSize w:val="1"/>
       <w:tblStyleColBandSize w:val="1"/>
       <w:tblBorders>
-        <w:top w:val="single" w:color="000000" w:themeColor="text1" w:sz="8" w:space="0"/>
-        <w:left w:val="single" w:color="000000" w:themeColor="text1" w:sz="8" w:space="0"/>
-        <w:bottom w:val="single" w:color="000000" w:themeColor="text1" w:sz="8" w:space="0"/>
-        <w:right w:val="single" w:color="000000" w:themeColor="text1" w:sz="8" w:space="0"/>
-        <w:insideH w:val="single" w:color="000000" w:themeColor="text1" w:sz="8" w:space="0"/>
-        <w:insideV w:val="single" w:color="000000" w:themeColor="text1" w:sz="8" w:space="0"/>
+        <w:top w:val="single" w:sz="8" w:space="0" w:color="000000" w:themeColor="text1"/>
+        <w:left w:val="single" w:sz="8" w:space="0" w:color="000000" w:themeColor="text1"/>
+        <w:bottom w:val="single" w:sz="8" w:space="0" w:color="000000" w:themeColor="text1"/>
+        <w:right w:val="single" w:sz="8" w:space="0" w:color="000000" w:themeColor="text1"/>
+        <w:insideH w:val="single" w:sz="8" w:space="0" w:color="000000" w:themeColor="text1"/>
+        <w:insideV w:val="single" w:sz="8" w:space="0" w:color="000000" w:themeColor="text1"/>
       </w:tblBorders>
     </w:tblPr>
     <w:tcPr>
@@ -14051,7 +14344,7 @@
       <w:tblPr/>
       <w:tcPr>
         <w:tcBorders>
-          <w:top w:val="single" w:color="000000" w:themeColor="text1" w:sz="12" w:space="0"/>
+          <w:top w:val="single" w:sz="12" w:space="0" w:color="000000" w:themeColor="text1"/>
           <w:left w:val="nil"/>
           <w:bottom w:val="nil"/>
           <w:right w:val="nil"/>
@@ -14109,8 +14402,8 @@
       <w:tblPr/>
       <w:tcPr>
         <w:tcBorders>
-          <w:insideH w:val="single" w:color="000000" w:themeColor="text1" w:sz="6" w:space="0"/>
-          <w:insideV w:val="single" w:color="000000" w:themeColor="text1" w:sz="6" w:space="0"/>
+          <w:insideH w:val="single" w:sz="6" w:space="0" w:color="000000" w:themeColor="text1"/>
+          <w:insideV w:val="single" w:sz="6" w:space="0" w:color="000000" w:themeColor="text1"/>
         </w:tcBorders>
         <w:shd w:val="clear" w:color="auto" w:fill="808080" w:themeFill="text1" w:themeFillTint="7F"/>
       </w:tcPr>
@@ -14131,19 +14424,19 @@
       <w:spacing w:after="0" w:line="240" w:lineRule="auto"/>
     </w:pPr>
     <w:rPr>
-      <w:rFonts w:asciiTheme="majorHAnsi" w:hAnsiTheme="majorHAnsi" w:eastAsiaTheme="majorEastAsia" w:cstheme="majorBidi"/>
+      <w:rFonts w:asciiTheme="majorHAnsi" w:eastAsiaTheme="majorEastAsia" w:hAnsiTheme="majorHAnsi" w:cstheme="majorBidi"/>
       <w:color w:val="000000" w:themeColor="text1"/>
     </w:rPr>
     <w:tblPr>
       <w:tblStyleRowBandSize w:val="1"/>
       <w:tblStyleColBandSize w:val="1"/>
       <w:tblBorders>
-        <w:top w:val="single" w:color="4F81BD" w:themeColor="accent1" w:sz="8" w:space="0"/>
-        <w:left w:val="single" w:color="4F81BD" w:themeColor="accent1" w:sz="8" w:space="0"/>
-        <w:bottom w:val="single" w:color="4F81BD" w:themeColor="accent1" w:sz="8" w:space="0"/>
-        <w:right w:val="single" w:color="4F81BD" w:themeColor="accent1" w:sz="8" w:space="0"/>
-        <w:insideH w:val="single" w:color="4F81BD" w:themeColor="accent1" w:sz="8" w:space="0"/>
-        <w:insideV w:val="single" w:color="4F81BD" w:themeColor="accent1" w:sz="8" w:space="0"/>
+        <w:top w:val="single" w:sz="8" w:space="0" w:color="4F81BD" w:themeColor="accent1"/>
+        <w:left w:val="single" w:sz="8" w:space="0" w:color="4F81BD" w:themeColor="accent1"/>
+        <w:bottom w:val="single" w:sz="8" w:space="0" w:color="4F81BD" w:themeColor="accent1"/>
+        <w:right w:val="single" w:sz="8" w:space="0" w:color="4F81BD" w:themeColor="accent1"/>
+        <w:insideH w:val="single" w:sz="8" w:space="0" w:color="4F81BD" w:themeColor="accent1"/>
+        <w:insideV w:val="single" w:sz="8" w:space="0" w:color="4F81BD" w:themeColor="accent1"/>
       </w:tblBorders>
     </w:tblPr>
     <w:tcPr>
@@ -14169,7 +14462,7 @@
       <w:tblPr/>
       <w:tcPr>
         <w:tcBorders>
-          <w:top w:val="single" w:color="000000" w:themeColor="text1" w:sz="12" w:space="0"/>
+          <w:top w:val="single" w:sz="12" w:space="0" w:color="000000" w:themeColor="text1"/>
           <w:left w:val="nil"/>
           <w:bottom w:val="nil"/>
           <w:right w:val="nil"/>
@@ -14227,8 +14520,8 @@
       <w:tblPr/>
       <w:tcPr>
         <w:tcBorders>
-          <w:insideH w:val="single" w:color="4F81BD" w:themeColor="accent1" w:sz="6" w:space="0"/>
-          <w:insideV w:val="single" w:color="4F81BD" w:themeColor="accent1" w:sz="6" w:space="0"/>
+          <w:insideH w:val="single" w:sz="6" w:space="0" w:color="4F81BD" w:themeColor="accent1"/>
+          <w:insideV w:val="single" w:sz="6" w:space="0" w:color="4F81BD" w:themeColor="accent1"/>
         </w:tcBorders>
         <w:shd w:val="clear" w:color="auto" w:fill="A7BFDE" w:themeFill="accent1" w:themeFillTint="7F"/>
       </w:tcPr>
@@ -14249,19 +14542,19 @@
       <w:spacing w:after="0" w:line="240" w:lineRule="auto"/>
     </w:pPr>
     <w:rPr>
-      <w:rFonts w:asciiTheme="majorHAnsi" w:hAnsiTheme="majorHAnsi" w:eastAsiaTheme="majorEastAsia" w:cstheme="majorBidi"/>
+      <w:rFonts w:asciiTheme="majorHAnsi" w:eastAsiaTheme="majorEastAsia" w:hAnsiTheme="majorHAnsi" w:cstheme="majorBidi"/>
       <w:color w:val="000000" w:themeColor="text1"/>
     </w:rPr>
     <w:tblPr>
       <w:tblStyleRowBandSize w:val="1"/>
       <w:tblStyleColBandSize w:val="1"/>
       <w:tblBorders>
-        <w:top w:val="single" w:color="C0504D" w:themeColor="accent2" w:sz="8" w:space="0"/>
-        <w:left w:val="single" w:color="C0504D" w:themeColor="accent2" w:sz="8" w:space="0"/>
-        <w:bottom w:val="single" w:color="C0504D" w:themeColor="accent2" w:sz="8" w:space="0"/>
-        <w:right w:val="single" w:color="C0504D" w:themeColor="accent2" w:sz="8" w:space="0"/>
-        <w:insideH w:val="single" w:color="C0504D" w:themeColor="accent2" w:sz="8" w:space="0"/>
-        <w:insideV w:val="single" w:color="C0504D" w:themeColor="accent2" w:sz="8" w:space="0"/>
+        <w:top w:val="single" w:sz="8" w:space="0" w:color="C0504D" w:themeColor="accent2"/>
+        <w:left w:val="single" w:sz="8" w:space="0" w:color="C0504D" w:themeColor="accent2"/>
+        <w:bottom w:val="single" w:sz="8" w:space="0" w:color="C0504D" w:themeColor="accent2"/>
+        <w:right w:val="single" w:sz="8" w:space="0" w:color="C0504D" w:themeColor="accent2"/>
+        <w:insideH w:val="single" w:sz="8" w:space="0" w:color="C0504D" w:themeColor="accent2"/>
+        <w:insideV w:val="single" w:sz="8" w:space="0" w:color="C0504D" w:themeColor="accent2"/>
       </w:tblBorders>
     </w:tblPr>
     <w:tcPr>
@@ -14287,7 +14580,7 @@
       <w:tblPr/>
       <w:tcPr>
         <w:tcBorders>
-          <w:top w:val="single" w:color="000000" w:themeColor="text1" w:sz="12" w:space="0"/>
+          <w:top w:val="single" w:sz="12" w:space="0" w:color="000000" w:themeColor="text1"/>
           <w:left w:val="nil"/>
           <w:bottom w:val="nil"/>
           <w:right w:val="nil"/>
@@ -14345,8 +14638,8 @@
       <w:tblPr/>
       <w:tcPr>
         <w:tcBorders>
-          <w:insideH w:val="single" w:color="C0504D" w:themeColor="accent2" w:sz="6" w:space="0"/>
-          <w:insideV w:val="single" w:color="C0504D" w:themeColor="accent2" w:sz="6" w:space="0"/>
+          <w:insideH w:val="single" w:sz="6" w:space="0" w:color="C0504D" w:themeColor="accent2"/>
+          <w:insideV w:val="single" w:sz="6" w:space="0" w:color="C0504D" w:themeColor="accent2"/>
         </w:tcBorders>
         <w:shd w:val="clear" w:color="auto" w:fill="DFA7A6" w:themeFill="accent2" w:themeFillTint="7F"/>
       </w:tcPr>
@@ -14367,19 +14660,19 @@
       <w:spacing w:after="0" w:line="240" w:lineRule="auto"/>
     </w:pPr>
     <w:rPr>
-      <w:rFonts w:asciiTheme="majorHAnsi" w:hAnsiTheme="majorHAnsi" w:eastAsiaTheme="majorEastAsia" w:cstheme="majorBidi"/>
+      <w:rFonts w:asciiTheme="majorHAnsi" w:eastAsiaTheme="majorEastAsia" w:hAnsiTheme="majorHAnsi" w:cstheme="majorBidi"/>
       <w:color w:val="000000" w:themeColor="text1"/>
     </w:rPr>
     <w:tblPr>
       <w:tblStyleRowBandSize w:val="1"/>
       <w:tblStyleColBandSize w:val="1"/>
       <w:tblBorders>
-        <w:top w:val="single" w:color="9BBB59" w:themeColor="accent3" w:sz="8" w:space="0"/>
-        <w:left w:val="single" w:color="9BBB59" w:themeColor="accent3" w:sz="8" w:space="0"/>
-        <w:bottom w:val="single" w:color="9BBB59" w:themeColor="accent3" w:sz="8" w:space="0"/>
-        <w:right w:val="single" w:color="9BBB59" w:themeColor="accent3" w:sz="8" w:space="0"/>
-        <w:insideH w:val="single" w:color="9BBB59" w:themeColor="accent3" w:sz="8" w:space="0"/>
-        <w:insideV w:val="single" w:color="9BBB59" w:themeColor="accent3" w:sz="8" w:space="0"/>
+        <w:top w:val="single" w:sz="8" w:space="0" w:color="9BBB59" w:themeColor="accent3"/>
+        <w:left w:val="single" w:sz="8" w:space="0" w:color="9BBB59" w:themeColor="accent3"/>
+        <w:bottom w:val="single" w:sz="8" w:space="0" w:color="9BBB59" w:themeColor="accent3"/>
+        <w:right w:val="single" w:sz="8" w:space="0" w:color="9BBB59" w:themeColor="accent3"/>
+        <w:insideH w:val="single" w:sz="8" w:space="0" w:color="9BBB59" w:themeColor="accent3"/>
+        <w:insideV w:val="single" w:sz="8" w:space="0" w:color="9BBB59" w:themeColor="accent3"/>
       </w:tblBorders>
     </w:tblPr>
     <w:tcPr>
@@ -14405,7 +14698,7 @@
       <w:tblPr/>
       <w:tcPr>
         <w:tcBorders>
-          <w:top w:val="single" w:color="000000" w:themeColor="text1" w:sz="12" w:space="0"/>
+          <w:top w:val="single" w:sz="12" w:space="0" w:color="000000" w:themeColor="text1"/>
           <w:left w:val="nil"/>
           <w:bottom w:val="nil"/>
           <w:right w:val="nil"/>
@@ -14463,8 +14756,8 @@
       <w:tblPr/>
       <w:tcPr>
         <w:tcBorders>
-          <w:insideH w:val="single" w:color="9BBB59" w:themeColor="accent3" w:sz="6" w:space="0"/>
-          <w:insideV w:val="single" w:color="9BBB59" w:themeColor="accent3" w:sz="6" w:space="0"/>
+          <w:insideH w:val="single" w:sz="6" w:space="0" w:color="9BBB59" w:themeColor="accent3"/>
+          <w:insideV w:val="single" w:sz="6" w:space="0" w:color="9BBB59" w:themeColor="accent3"/>
         </w:tcBorders>
         <w:shd w:val="clear" w:color="auto" w:fill="CDDDAC" w:themeFill="accent3" w:themeFillTint="7F"/>
       </w:tcPr>
@@ -14485,19 +14778,19 @@
       <w:spacing w:after="0" w:line="240" w:lineRule="auto"/>
     </w:pPr>
     <w:rPr>
-      <w:rFonts w:asciiTheme="majorHAnsi" w:hAnsiTheme="majorHAnsi" w:eastAsiaTheme="majorEastAsia" w:cstheme="majorBidi"/>
+      <w:rFonts w:asciiTheme="majorHAnsi" w:eastAsiaTheme="majorEastAsia" w:hAnsiTheme="majorHAnsi" w:cstheme="majorBidi"/>
       <w:color w:val="000000" w:themeColor="text1"/>
     </w:rPr>
     <w:tblPr>
       <w:tblStyleRowBandSize w:val="1"/>
       <w:tblStyleColBandSize w:val="1"/>
       <w:tblBorders>
-        <w:top w:val="single" w:color="8064A2" w:themeColor="accent4" w:sz="8" w:space="0"/>
-        <w:left w:val="single" w:color="8064A2" w:themeColor="accent4" w:sz="8" w:space="0"/>
-        <w:bottom w:val="single" w:color="8064A2" w:themeColor="accent4" w:sz="8" w:space="0"/>
-        <w:right w:val="single" w:color="8064A2" w:themeColor="accent4" w:sz="8" w:space="0"/>
-        <w:insideH w:val="single" w:color="8064A2" w:themeColor="accent4" w:sz="8" w:space="0"/>
-        <w:insideV w:val="single" w:color="8064A2" w:themeColor="accent4" w:sz="8" w:space="0"/>
+        <w:top w:val="single" w:sz="8" w:space="0" w:color="8064A2" w:themeColor="accent4"/>
+        <w:left w:val="single" w:sz="8" w:space="0" w:color="8064A2" w:themeColor="accent4"/>
+        <w:bottom w:val="single" w:sz="8" w:space="0" w:color="8064A2" w:themeColor="accent4"/>
+        <w:right w:val="single" w:sz="8" w:space="0" w:color="8064A2" w:themeColor="accent4"/>
+        <w:insideH w:val="single" w:sz="8" w:space="0" w:color="8064A2" w:themeColor="accent4"/>
+        <w:insideV w:val="single" w:sz="8" w:space="0" w:color="8064A2" w:themeColor="accent4"/>
       </w:tblBorders>
     </w:tblPr>
     <w:tcPr>
@@ -14523,7 +14816,7 @@
       <w:tblPr/>
       <w:tcPr>
         <w:tcBorders>
-          <w:top w:val="single" w:color="000000" w:themeColor="text1" w:sz="12" w:space="0"/>
+          <w:top w:val="single" w:sz="12" w:space="0" w:color="000000" w:themeColor="text1"/>
           <w:left w:val="nil"/>
           <w:bottom w:val="nil"/>
           <w:right w:val="nil"/>
@@ -14581,8 +14874,8 @@
       <w:tblPr/>
       <w:tcPr>
         <w:tcBorders>
-          <w:insideH w:val="single" w:color="8064A2" w:themeColor="accent4" w:sz="6" w:space="0"/>
-          <w:insideV w:val="single" w:color="8064A2" w:themeColor="accent4" w:sz="6" w:space="0"/>
+          <w:insideH w:val="single" w:sz="6" w:space="0" w:color="8064A2" w:themeColor="accent4"/>
+          <w:insideV w:val="single" w:sz="6" w:space="0" w:color="8064A2" w:themeColor="accent4"/>
         </w:tcBorders>
         <w:shd w:val="clear" w:color="auto" w:fill="BFB1D0" w:themeFill="accent4" w:themeFillTint="7F"/>
       </w:tcPr>
@@ -14603,19 +14896,19 @@
       <w:spacing w:after="0" w:line="240" w:lineRule="auto"/>
     </w:pPr>
     <w:rPr>
-      <w:rFonts w:asciiTheme="majorHAnsi" w:hAnsiTheme="majorHAnsi" w:eastAsiaTheme="majorEastAsia" w:cstheme="majorBidi"/>
+      <w:rFonts w:asciiTheme="majorHAnsi" w:eastAsiaTheme="majorEastAsia" w:hAnsiTheme="majorHAnsi" w:cstheme="majorBidi"/>
       <w:color w:val="000000" w:themeColor="text1"/>
     </w:rPr>
     <w:tblPr>
       <w:tblStyleRowBandSize w:val="1"/>
       <w:tblStyleColBandSize w:val="1"/>
       <w:tblBorders>
-        <w:top w:val="single" w:color="4BACC6" w:themeColor="accent5" w:sz="8" w:space="0"/>
-        <w:left w:val="single" w:color="4BACC6" w:themeColor="accent5" w:sz="8" w:space="0"/>
-        <w:bottom w:val="single" w:color="4BACC6" w:themeColor="accent5" w:sz="8" w:space="0"/>
-        <w:right w:val="single" w:color="4BACC6" w:themeColor="accent5" w:sz="8" w:space="0"/>
-        <w:insideH w:val="single" w:color="4BACC6" w:themeColor="accent5" w:sz="8" w:space="0"/>
-        <w:insideV w:val="single" w:color="4BACC6" w:themeColor="accent5" w:sz="8" w:space="0"/>
+        <w:top w:val="single" w:sz="8" w:space="0" w:color="4BACC6" w:themeColor="accent5"/>
+        <w:left w:val="single" w:sz="8" w:space="0" w:color="4BACC6" w:themeColor="accent5"/>
+        <w:bottom w:val="single" w:sz="8" w:space="0" w:color="4BACC6" w:themeColor="accent5"/>
+        <w:right w:val="single" w:sz="8" w:space="0" w:color="4BACC6" w:themeColor="accent5"/>
+        <w:insideH w:val="single" w:sz="8" w:space="0" w:color="4BACC6" w:themeColor="accent5"/>
+        <w:insideV w:val="single" w:sz="8" w:space="0" w:color="4BACC6" w:themeColor="accent5"/>
       </w:tblBorders>
     </w:tblPr>
     <w:tcPr>
@@ -14641,7 +14934,7 @@
       <w:tblPr/>
       <w:tcPr>
         <w:tcBorders>
-          <w:top w:val="single" w:color="000000" w:themeColor="text1" w:sz="12" w:space="0"/>
+          <w:top w:val="single" w:sz="12" w:space="0" w:color="000000" w:themeColor="text1"/>
           <w:left w:val="nil"/>
           <w:bottom w:val="nil"/>
           <w:right w:val="nil"/>
@@ -14699,8 +14992,8 @@
       <w:tblPr/>
       <w:tcPr>
         <w:tcBorders>
-          <w:insideH w:val="single" w:color="4BACC6" w:themeColor="accent5" w:sz="6" w:space="0"/>
-          <w:insideV w:val="single" w:color="4BACC6" w:themeColor="accent5" w:sz="6" w:space="0"/>
+          <w:insideH w:val="single" w:sz="6" w:space="0" w:color="4BACC6" w:themeColor="accent5"/>
+          <w:insideV w:val="single" w:sz="6" w:space="0" w:color="4BACC6" w:themeColor="accent5"/>
         </w:tcBorders>
         <w:shd w:val="clear" w:color="auto" w:fill="A5D5E2" w:themeFill="accent5" w:themeFillTint="7F"/>
       </w:tcPr>
@@ -14721,19 +15014,19 @@
       <w:spacing w:after="0" w:line="240" w:lineRule="auto"/>
     </w:pPr>
     <w:rPr>
-      <w:rFonts w:asciiTheme="majorHAnsi" w:hAnsiTheme="majorHAnsi" w:eastAsiaTheme="majorEastAsia" w:cstheme="majorBidi"/>
+      <w:rFonts w:asciiTheme="majorHAnsi" w:eastAsiaTheme="majorEastAsia" w:hAnsiTheme="majorHAnsi" w:cstheme="majorBidi"/>
       <w:color w:val="000000" w:themeColor="text1"/>
     </w:rPr>
     <w:tblPr>
       <w:tblStyleRowBandSize w:val="1"/>
       <w:tblStyleColBandSize w:val="1"/>
       <w:tblBorders>
-        <w:top w:val="single" w:color="F79646" w:themeColor="accent6" w:sz="8" w:space="0"/>
-        <w:left w:val="single" w:color="F79646" w:themeColor="accent6" w:sz="8" w:space="0"/>
-        <w:bottom w:val="single" w:color="F79646" w:themeColor="accent6" w:sz="8" w:space="0"/>
-        <w:right w:val="single" w:color="F79646" w:themeColor="accent6" w:sz="8" w:space="0"/>
-        <w:insideH w:val="single" w:color="F79646" w:themeColor="accent6" w:sz="8" w:space="0"/>
-        <w:insideV w:val="single" w:color="F79646" w:themeColor="accent6" w:sz="8" w:space="0"/>
+        <w:top w:val="single" w:sz="8" w:space="0" w:color="F79646" w:themeColor="accent6"/>
+        <w:left w:val="single" w:sz="8" w:space="0" w:color="F79646" w:themeColor="accent6"/>
+        <w:bottom w:val="single" w:sz="8" w:space="0" w:color="F79646" w:themeColor="accent6"/>
+        <w:right w:val="single" w:sz="8" w:space="0" w:color="F79646" w:themeColor="accent6"/>
+        <w:insideH w:val="single" w:sz="8" w:space="0" w:color="F79646" w:themeColor="accent6"/>
+        <w:insideV w:val="single" w:sz="8" w:space="0" w:color="F79646" w:themeColor="accent6"/>
       </w:tblBorders>
     </w:tblPr>
     <w:tcPr>
@@ -14759,7 +15052,7 @@
       <w:tblPr/>
       <w:tcPr>
         <w:tcBorders>
-          <w:top w:val="single" w:color="000000" w:themeColor="text1" w:sz="12" w:space="0"/>
+          <w:top w:val="single" w:sz="12" w:space="0" w:color="000000" w:themeColor="text1"/>
           <w:left w:val="nil"/>
           <w:bottom w:val="nil"/>
           <w:right w:val="nil"/>
@@ -14817,8 +15110,8 @@
       <w:tblPr/>
       <w:tcPr>
         <w:tcBorders>
-          <w:insideH w:val="single" w:color="F79646" w:themeColor="accent6" w:sz="6" w:space="0"/>
-          <w:insideV w:val="single" w:color="F79646" w:themeColor="accent6" w:sz="6" w:space="0"/>
+          <w:insideH w:val="single" w:sz="6" w:space="0" w:color="F79646" w:themeColor="accent6"/>
+          <w:insideV w:val="single" w:sz="6" w:space="0" w:color="F79646" w:themeColor="accent6"/>
         </w:tcBorders>
         <w:shd w:val="clear" w:color="auto" w:fill="FBCAA2" w:themeFill="accent6" w:themeFillTint="7F"/>
       </w:tcPr>
@@ -14842,12 +15135,12 @@
       <w:tblStyleRowBandSize w:val="1"/>
       <w:tblStyleColBandSize w:val="1"/>
       <w:tblBorders>
-        <w:top w:val="single" w:color="FFFFFF" w:themeColor="background1" w:sz="8" w:space="0"/>
-        <w:left w:val="single" w:color="FFFFFF" w:themeColor="background1" w:sz="8" w:space="0"/>
-        <w:bottom w:val="single" w:color="FFFFFF" w:themeColor="background1" w:sz="8" w:space="0"/>
-        <w:right w:val="single" w:color="FFFFFF" w:themeColor="background1" w:sz="8" w:space="0"/>
-        <w:insideH w:val="single" w:color="FFFFFF" w:themeColor="background1" w:sz="6" w:space="0"/>
-        <w:insideV w:val="single" w:color="FFFFFF" w:themeColor="background1" w:sz="6" w:space="0"/>
+        <w:top w:val="single" w:sz="8" w:space="0" w:color="FFFFFF" w:themeColor="background1"/>
+        <w:left w:val="single" w:sz="8" w:space="0" w:color="FFFFFF" w:themeColor="background1"/>
+        <w:bottom w:val="single" w:sz="8" w:space="0" w:color="FFFFFF" w:themeColor="background1"/>
+        <w:right w:val="single" w:sz="8" w:space="0" w:color="FFFFFF" w:themeColor="background1"/>
+        <w:insideH w:val="single" w:sz="6" w:space="0" w:color="FFFFFF" w:themeColor="background1"/>
+        <w:insideV w:val="single" w:sz="6" w:space="0" w:color="FFFFFF" w:themeColor="background1"/>
       </w:tblBorders>
     </w:tblPr>
     <w:tcPr>
@@ -14864,12 +15157,12 @@
       <w:tblPr/>
       <w:tcPr>
         <w:tcBorders>
-          <w:top w:val="single" w:color="FFFFFF" w:themeColor="background1" w:sz="8" w:space="0"/>
-          <w:left w:val="single" w:color="FFFFFF" w:themeColor="background1" w:sz="8" w:space="0"/>
-          <w:bottom w:val="single" w:color="FFFFFF" w:themeColor="background1" w:sz="24" w:space="0"/>
-          <w:right w:val="single" w:color="FFFFFF" w:themeColor="background1" w:sz="8" w:space="0"/>
-          <w:insideH w:val="nil"/>
-          <w:insideV w:val="single" w:color="FFFFFF" w:themeColor="background1" w:sz="8" w:space="0"/>
+          <w:top w:val="single" w:sz="8" w:space="0" w:color="FFFFFF" w:themeColor="background1"/>
+          <w:left w:val="single" w:sz="8" w:space="0" w:color="FFFFFF" w:themeColor="background1"/>
+          <w:bottom w:val="single" w:sz="24" w:space="0" w:color="FFFFFF" w:themeColor="background1"/>
+          <w:right w:val="single" w:sz="8" w:space="0" w:color="FFFFFF" w:themeColor="background1"/>
+          <w:insideH w:val="nil"/>
+          <w:insideV w:val="single" w:sz="8" w:space="0" w:color="FFFFFF" w:themeColor="background1"/>
         </w:tcBorders>
         <w:shd w:val="clear" w:color="auto" w:fill="000000" w:themeFill="text1"/>
       </w:tcPr>
@@ -14885,12 +15178,12 @@
       <w:tblPr/>
       <w:tcPr>
         <w:tcBorders>
-          <w:top w:val="single" w:color="FFFFFF" w:themeColor="background1" w:sz="24" w:space="0"/>
-          <w:left w:val="single" w:color="FFFFFF" w:themeColor="background1" w:sz="8" w:space="0"/>
-          <w:bottom w:val="single" w:color="FFFFFF" w:themeColor="background1" w:sz="8" w:space="0"/>
-          <w:right w:val="single" w:color="FFFFFF" w:themeColor="background1" w:sz="8" w:space="0"/>
-          <w:insideH w:val="nil"/>
-          <w:insideV w:val="single" w:color="FFFFFF" w:themeColor="background1" w:sz="8" w:space="0"/>
+          <w:top w:val="single" w:sz="24" w:space="0" w:color="FFFFFF" w:themeColor="background1"/>
+          <w:left w:val="single" w:sz="8" w:space="0" w:color="FFFFFF" w:themeColor="background1"/>
+          <w:bottom w:val="single" w:sz="8" w:space="0" w:color="FFFFFF" w:themeColor="background1"/>
+          <w:right w:val="single" w:sz="8" w:space="0" w:color="FFFFFF" w:themeColor="background1"/>
+          <w:insideH w:val="nil"/>
+          <w:insideV w:val="single" w:sz="8" w:space="0" w:color="FFFFFF" w:themeColor="background1"/>
         </w:tcBorders>
         <w:shd w:val="clear" w:color="auto" w:fill="000000" w:themeFill="text1"/>
       </w:tcPr>
@@ -14906,8 +15199,8 @@
       <w:tblPr/>
       <w:tcPr>
         <w:tcBorders>
-          <w:left w:val="single" w:color="FFFFFF" w:themeColor="background1" w:sz="8" w:space="0"/>
-          <w:right w:val="single" w:color="FFFFFF" w:themeColor="background1" w:sz="24" w:space="0"/>
+          <w:left w:val="single" w:sz="8" w:space="0" w:color="FFFFFF" w:themeColor="background1"/>
+          <w:right w:val="single" w:sz="24" w:space="0" w:color="FFFFFF" w:themeColor="background1"/>
           <w:insideH w:val="nil"/>
           <w:insideV w:val="nil"/>
         </w:tcBorders>
@@ -14926,7 +15219,7 @@
       <w:tcPr>
         <w:tcBorders>
           <w:top w:val="nil"/>
-          <w:left w:val="single" w:color="FFFFFF" w:themeColor="background1" w:sz="24" w:space="0"/>
+          <w:left w:val="single" w:sz="24" w:space="0" w:color="FFFFFF" w:themeColor="background1"/>
           <w:bottom w:val="nil"/>
           <w:right w:val="nil"/>
           <w:insideH w:val="nil"/>
@@ -14939,10 +15232,10 @@
       <w:tblPr/>
       <w:tcPr>
         <w:tcBorders>
-          <w:top w:val="single" w:color="FFFFFF" w:themeColor="background1" w:sz="8" w:space="0"/>
-          <w:left w:val="single" w:color="FFFFFF" w:themeColor="background1" w:sz="8" w:space="0"/>
-          <w:bottom w:val="single" w:color="FFFFFF" w:themeColor="background1" w:sz="8" w:space="0"/>
-          <w:right w:val="single" w:color="FFFFFF" w:themeColor="background1" w:sz="8" w:space="0"/>
+          <w:top w:val="single" w:sz="8" w:space="0" w:color="FFFFFF" w:themeColor="background1"/>
+          <w:left w:val="single" w:sz="8" w:space="0" w:color="FFFFFF" w:themeColor="background1"/>
+          <w:bottom w:val="single" w:sz="8" w:space="0" w:color="FFFFFF" w:themeColor="background1"/>
+          <w:right w:val="single" w:sz="8" w:space="0" w:color="FFFFFF" w:themeColor="background1"/>
           <w:insideH w:val="nil"/>
           <w:insideV w:val="nil"/>
         </w:tcBorders>
@@ -14953,12 +15246,12 @@
       <w:tblPr/>
       <w:tcPr>
         <w:tcBorders>
-          <w:top w:val="single" w:color="FFFFFF" w:themeColor="background1" w:sz="8" w:space="0"/>
-          <w:left w:val="single" w:color="FFFFFF" w:themeColor="background1" w:sz="8" w:space="0"/>
-          <w:bottom w:val="single" w:color="FFFFFF" w:themeColor="background1" w:sz="8" w:space="0"/>
-          <w:right w:val="single" w:color="FFFFFF" w:themeColor="background1" w:sz="8" w:space="0"/>
-          <w:insideH w:val="single" w:color="FFFFFF" w:themeColor="background1" w:sz="8" w:space="0"/>
-          <w:insideV w:val="single" w:color="FFFFFF" w:themeColor="background1" w:sz="8" w:space="0"/>
+          <w:top w:val="single" w:sz="8" w:space="0" w:color="FFFFFF" w:themeColor="background1"/>
+          <w:left w:val="single" w:sz="8" w:space="0" w:color="FFFFFF" w:themeColor="background1"/>
+          <w:bottom w:val="single" w:sz="8" w:space="0" w:color="FFFFFF" w:themeColor="background1"/>
+          <w:right w:val="single" w:sz="8" w:space="0" w:color="FFFFFF" w:themeColor="background1"/>
+          <w:insideH w:val="single" w:sz="8" w:space="0" w:color="FFFFFF" w:themeColor="background1"/>
+          <w:insideV w:val="single" w:sz="8" w:space="0" w:color="FFFFFF" w:themeColor="background1"/>
         </w:tcBorders>
         <w:shd w:val="clear" w:color="auto" w:fill="808080" w:themeFill="text1" w:themeFillTint="7F"/>
       </w:tcPr>
@@ -14976,12 +15269,12 @@
       <w:tblStyleRowBandSize w:val="1"/>
       <w:tblStyleColBandSize w:val="1"/>
       <w:tblBorders>
-        <w:top w:val="single" w:color="FFFFFF" w:themeColor="background1" w:sz="8" w:space="0"/>
-        <w:left w:val="single" w:color="FFFFFF" w:themeColor="background1" w:sz="8" w:space="0"/>
-        <w:bottom w:val="single" w:color="FFFFFF" w:themeColor="background1" w:sz="8" w:space="0"/>
-        <w:right w:val="single" w:color="FFFFFF" w:themeColor="background1" w:sz="8" w:space="0"/>
-        <w:insideH w:val="single" w:color="FFFFFF" w:themeColor="background1" w:sz="6" w:space="0"/>
-        <w:insideV w:val="single" w:color="FFFFFF" w:themeColor="background1" w:sz="6" w:space="0"/>
+        <w:top w:val="single" w:sz="8" w:space="0" w:color="FFFFFF" w:themeColor="background1"/>
+        <w:left w:val="single" w:sz="8" w:space="0" w:color="FFFFFF" w:themeColor="background1"/>
+        <w:bottom w:val="single" w:sz="8" w:space="0" w:color="FFFFFF" w:themeColor="background1"/>
+        <w:right w:val="single" w:sz="8" w:space="0" w:color="FFFFFF" w:themeColor="background1"/>
+        <w:insideH w:val="single" w:sz="6" w:space="0" w:color="FFFFFF" w:themeColor="background1"/>
+        <w:insideV w:val="single" w:sz="6" w:space="0" w:color="FFFFFF" w:themeColor="background1"/>
       </w:tblBorders>
     </w:tblPr>
     <w:tcPr>
@@ -14998,12 +15291,12 @@
       <w:tblPr/>
       <w:tcPr>
         <w:tcBorders>
-          <w:top w:val="single" w:color="FFFFFF" w:themeColor="background1" w:sz="8" w:space="0"/>
-          <w:left w:val="single" w:color="FFFFFF" w:themeColor="background1" w:sz="8" w:space="0"/>
-          <w:bottom w:val="single" w:color="FFFFFF" w:themeColor="background1" w:sz="24" w:space="0"/>
-          <w:right w:val="single" w:color="FFFFFF" w:themeColor="background1" w:sz="8" w:space="0"/>
-          <w:insideH w:val="nil"/>
-          <w:insideV w:val="single" w:color="FFFFFF" w:themeColor="background1" w:sz="8" w:space="0"/>
+          <w:top w:val="single" w:sz="8" w:space="0" w:color="FFFFFF" w:themeColor="background1"/>
+          <w:left w:val="single" w:sz="8" w:space="0" w:color="FFFFFF" w:themeColor="background1"/>
+          <w:bottom w:val="single" w:sz="24" w:space="0" w:color="FFFFFF" w:themeColor="background1"/>
+          <w:right w:val="single" w:sz="8" w:space="0" w:color="FFFFFF" w:themeColor="background1"/>
+          <w:insideH w:val="nil"/>
+          <w:insideV w:val="single" w:sz="8" w:space="0" w:color="FFFFFF" w:themeColor="background1"/>
         </w:tcBorders>
         <w:shd w:val="clear" w:color="auto" w:fill="4F81BD" w:themeFill="accent1"/>
       </w:tcPr>
@@ -15019,12 +15312,12 @@
       <w:tblPr/>
       <w:tcPr>
         <w:tcBorders>
-          <w:top w:val="single" w:color="FFFFFF" w:themeColor="background1" w:sz="24" w:space="0"/>
-          <w:left w:val="single" w:color="FFFFFF" w:themeColor="background1" w:sz="8" w:space="0"/>
-          <w:bottom w:val="single" w:color="FFFFFF" w:themeColor="background1" w:sz="8" w:space="0"/>
-          <w:right w:val="single" w:color="FFFFFF" w:themeColor="background1" w:sz="8" w:space="0"/>
-          <w:insideH w:val="nil"/>
-          <w:insideV w:val="single" w:color="FFFFFF" w:themeColor="background1" w:sz="8" w:space="0"/>
+          <w:top w:val="single" w:sz="24" w:space="0" w:color="FFFFFF" w:themeColor="background1"/>
+          <w:left w:val="single" w:sz="8" w:space="0" w:color="FFFFFF" w:themeColor="background1"/>
+          <w:bottom w:val="single" w:sz="8" w:space="0" w:color="FFFFFF" w:themeColor="background1"/>
+          <w:right w:val="single" w:sz="8" w:space="0" w:color="FFFFFF" w:themeColor="background1"/>
+          <w:insideH w:val="nil"/>
+          <w:insideV w:val="single" w:sz="8" w:space="0" w:color="FFFFFF" w:themeColor="background1"/>
         </w:tcBorders>
         <w:shd w:val="clear" w:color="auto" w:fill="4F81BD" w:themeFill="accent1"/>
       </w:tcPr>
@@ -15040,8 +15333,8 @@
       <w:tblPr/>
       <w:tcPr>
         <w:tcBorders>
-          <w:left w:val="single" w:color="FFFFFF" w:themeColor="background1" w:sz="8" w:space="0"/>
-          <w:right w:val="single" w:color="FFFFFF" w:themeColor="background1" w:sz="24" w:space="0"/>
+          <w:left w:val="single" w:sz="8" w:space="0" w:color="FFFFFF" w:themeColor="background1"/>
+          <w:right w:val="single" w:sz="24" w:space="0" w:color="FFFFFF" w:themeColor="background1"/>
           <w:insideH w:val="nil"/>
           <w:insideV w:val="nil"/>
         </w:tcBorders>
@@ -15060,7 +15353,7 @@
       <w:tcPr>
         <w:tcBorders>
           <w:top w:val="nil"/>
-          <w:left w:val="single" w:color="FFFFFF" w:themeColor="background1" w:sz="24" w:space="0"/>
+          <w:left w:val="single" w:sz="24" w:space="0" w:color="FFFFFF" w:themeColor="background1"/>
           <w:bottom w:val="nil"/>
           <w:right w:val="nil"/>
           <w:insideH w:val="nil"/>
@@ -15073,10 +15366,10 @@
       <w:tblPr/>
       <w:tcPr>
         <w:tcBorders>
-          <w:top w:val="single" w:color="FFFFFF" w:themeColor="background1" w:sz="8" w:space="0"/>
-          <w:left w:val="single" w:color="FFFFFF" w:themeColor="background1" w:sz="8" w:space="0"/>
-          <w:bottom w:val="single" w:color="FFFFFF" w:themeColor="background1" w:sz="8" w:space="0"/>
-          <w:right w:val="single" w:color="FFFFFF" w:themeColor="background1" w:sz="8" w:space="0"/>
+          <w:top w:val="single" w:sz="8" w:space="0" w:color="FFFFFF" w:themeColor="background1"/>
+          <w:left w:val="single" w:sz="8" w:space="0" w:color="FFFFFF" w:themeColor="background1"/>
+          <w:bottom w:val="single" w:sz="8" w:space="0" w:color="FFFFFF" w:themeColor="background1"/>
+          <w:right w:val="single" w:sz="8" w:space="0" w:color="FFFFFF" w:themeColor="background1"/>
           <w:insideH w:val="nil"/>
           <w:insideV w:val="nil"/>
         </w:tcBorders>
@@ -15087,12 +15380,12 @@
       <w:tblPr/>
       <w:tcPr>
         <w:tcBorders>
-          <w:top w:val="single" w:color="FFFFFF" w:themeColor="background1" w:sz="8" w:space="0"/>
-          <w:left w:val="single" w:color="FFFFFF" w:themeColor="background1" w:sz="8" w:space="0"/>
-          <w:bottom w:val="single" w:color="FFFFFF" w:themeColor="background1" w:sz="8" w:space="0"/>
-          <w:right w:val="single" w:color="FFFFFF" w:themeColor="background1" w:sz="8" w:space="0"/>
-          <w:insideH w:val="single" w:color="FFFFFF" w:themeColor="background1" w:sz="8" w:space="0"/>
-          <w:insideV w:val="single" w:color="FFFFFF" w:themeColor="background1" w:sz="8" w:space="0"/>
+          <w:top w:val="single" w:sz="8" w:space="0" w:color="FFFFFF" w:themeColor="background1"/>
+          <w:left w:val="single" w:sz="8" w:space="0" w:color="FFFFFF" w:themeColor="background1"/>
+          <w:bottom w:val="single" w:sz="8" w:space="0" w:color="FFFFFF" w:themeColor="background1"/>
+          <w:right w:val="single" w:sz="8" w:space="0" w:color="FFFFFF" w:themeColor="background1"/>
+          <w:insideH w:val="single" w:sz="8" w:space="0" w:color="FFFFFF" w:themeColor="background1"/>
+          <w:insideV w:val="single" w:sz="8" w:space="0" w:color="FFFFFF" w:themeColor="background1"/>
         </w:tcBorders>
         <w:shd w:val="clear" w:color="auto" w:fill="A7BFDE" w:themeFill="accent1" w:themeFillTint="7F"/>
       </w:tcPr>
@@ -15110,12 +15403,12 @@
       <w:tblStyleRowBandSize w:val="1"/>
       <w:tblStyleColBandSize w:val="1"/>
       <w:tblBorders>
-        <w:top w:val="single" w:color="FFFFFF" w:themeColor="background1" w:sz="8" w:space="0"/>
-        <w:left w:val="single" w:color="FFFFFF" w:themeColor="background1" w:sz="8" w:space="0"/>
-        <w:bottom w:val="single" w:color="FFFFFF" w:themeColor="background1" w:sz="8" w:space="0"/>
-        <w:right w:val="single" w:color="FFFFFF" w:themeColor="background1" w:sz="8" w:space="0"/>
-        <w:insideH w:val="single" w:color="FFFFFF" w:themeColor="background1" w:sz="6" w:space="0"/>
-        <w:insideV w:val="single" w:color="FFFFFF" w:themeColor="background1" w:sz="6" w:space="0"/>
+        <w:top w:val="single" w:sz="8" w:space="0" w:color="FFFFFF" w:themeColor="background1"/>
+        <w:left w:val="single" w:sz="8" w:space="0" w:color="FFFFFF" w:themeColor="background1"/>
+        <w:bottom w:val="single" w:sz="8" w:space="0" w:color="FFFFFF" w:themeColor="background1"/>
+        <w:right w:val="single" w:sz="8" w:space="0" w:color="FFFFFF" w:themeColor="background1"/>
+        <w:insideH w:val="single" w:sz="6" w:space="0" w:color="FFFFFF" w:themeColor="background1"/>
+        <w:insideV w:val="single" w:sz="6" w:space="0" w:color="FFFFFF" w:themeColor="background1"/>
       </w:tblBorders>
     </w:tblPr>
     <w:tcPr>
@@ -15132,12 +15425,12 @@
       <w:tblPr/>
       <w:tcPr>
         <w:tcBorders>
-          <w:top w:val="single" w:color="FFFFFF" w:themeColor="background1" w:sz="8" w:space="0"/>
-          <w:left w:val="single" w:color="FFFFFF" w:themeColor="background1" w:sz="8" w:space="0"/>
-          <w:bottom w:val="single" w:color="FFFFFF" w:themeColor="background1" w:sz="24" w:space="0"/>
-          <w:right w:val="single" w:color="FFFFFF" w:themeColor="background1" w:sz="8" w:space="0"/>
-          <w:insideH w:val="nil"/>
-          <w:insideV w:val="single" w:color="FFFFFF" w:themeColor="background1" w:sz="8" w:space="0"/>
+          <w:top w:val="single" w:sz="8" w:space="0" w:color="FFFFFF" w:themeColor="background1"/>
+          <w:left w:val="single" w:sz="8" w:space="0" w:color="FFFFFF" w:themeColor="background1"/>
+          <w:bottom w:val="single" w:sz="24" w:space="0" w:color="FFFFFF" w:themeColor="background1"/>
+          <w:right w:val="single" w:sz="8" w:space="0" w:color="FFFFFF" w:themeColor="background1"/>
+          <w:insideH w:val="nil"/>
+          <w:insideV w:val="single" w:sz="8" w:space="0" w:color="FFFFFF" w:themeColor="background1"/>
         </w:tcBorders>
         <w:shd w:val="clear" w:color="auto" w:fill="C0504D" w:themeFill="accent2"/>
       </w:tcPr>
@@ -15153,12 +15446,12 @@
       <w:tblPr/>
       <w:tcPr>
         <w:tcBorders>
-          <w:top w:val="single" w:color="FFFFFF" w:themeColor="background1" w:sz="24" w:space="0"/>
-          <w:left w:val="single" w:color="FFFFFF" w:themeColor="background1" w:sz="8" w:space="0"/>
-          <w:bottom w:val="single" w:color="FFFFFF" w:themeColor="background1" w:sz="8" w:space="0"/>
-          <w:right w:val="single" w:color="FFFFFF" w:themeColor="background1" w:sz="8" w:space="0"/>
-          <w:insideH w:val="nil"/>
-          <w:insideV w:val="single" w:color="FFFFFF" w:themeColor="background1" w:sz="8" w:space="0"/>
+          <w:top w:val="single" w:sz="24" w:space="0" w:color="FFFFFF" w:themeColor="background1"/>
+          <w:left w:val="single" w:sz="8" w:space="0" w:color="FFFFFF" w:themeColor="background1"/>
+          <w:bottom w:val="single" w:sz="8" w:space="0" w:color="FFFFFF" w:themeColor="background1"/>
+          <w:right w:val="single" w:sz="8" w:space="0" w:color="FFFFFF" w:themeColor="background1"/>
+          <w:insideH w:val="nil"/>
+          <w:insideV w:val="single" w:sz="8" w:space="0" w:color="FFFFFF" w:themeColor="background1"/>
         </w:tcBorders>
         <w:shd w:val="clear" w:color="auto" w:fill="C0504D" w:themeFill="accent2"/>
       </w:tcPr>
@@ -15174,8 +15467,8 @@
       <w:tblPr/>
       <w:tcPr>
         <w:tcBorders>
-          <w:left w:val="single" w:color="FFFFFF" w:themeColor="background1" w:sz="8" w:space="0"/>
-          <w:right w:val="single" w:color="FFFFFF" w:themeColor="background1" w:sz="24" w:space="0"/>
+          <w:left w:val="single" w:sz="8" w:space="0" w:color="FFFFFF" w:themeColor="background1"/>
+          <w:right w:val="single" w:sz="24" w:space="0" w:color="FFFFFF" w:themeColor="background1"/>
           <w:insideH w:val="nil"/>
           <w:insideV w:val="nil"/>
         </w:tcBorders>
@@ -15194,7 +15487,7 @@
       <w:tcPr>
         <w:tcBorders>
           <w:top w:val="nil"/>
-          <w:left w:val="single" w:color="FFFFFF" w:themeColor="background1" w:sz="24" w:space="0"/>
+          <w:left w:val="single" w:sz="24" w:space="0" w:color="FFFFFF" w:themeColor="background1"/>
           <w:bottom w:val="nil"/>
           <w:right w:val="nil"/>
           <w:insideH w:val="nil"/>
@@ -15207,10 +15500,10 @@
       <w:tblPr/>
       <w:tcPr>
         <w:tcBorders>
-          <w:top w:val="single" w:color="FFFFFF" w:themeColor="background1" w:sz="8" w:space="0"/>
-          <w:left w:val="single" w:color="FFFFFF" w:themeColor="background1" w:sz="8" w:space="0"/>
-          <w:bottom w:val="single" w:color="FFFFFF" w:themeColor="background1" w:sz="8" w:space="0"/>
-          <w:right w:val="single" w:color="FFFFFF" w:themeColor="background1" w:sz="8" w:space="0"/>
+          <w:top w:val="single" w:sz="8" w:space="0" w:color="FFFFFF" w:themeColor="background1"/>
+          <w:left w:val="single" w:sz="8" w:space="0" w:color="FFFFFF" w:themeColor="background1"/>
+          <w:bottom w:val="single" w:sz="8" w:space="0" w:color="FFFFFF" w:themeColor="background1"/>
+          <w:right w:val="single" w:sz="8" w:space="0" w:color="FFFFFF" w:themeColor="background1"/>
           <w:insideH w:val="nil"/>
           <w:insideV w:val="nil"/>
         </w:tcBorders>
@@ -15221,12 +15514,12 @@
       <w:tblPr/>
       <w:tcPr>
         <w:tcBorders>
-          <w:top w:val="single" w:color="FFFFFF" w:themeColor="background1" w:sz="8" w:space="0"/>
-          <w:left w:val="single" w:color="FFFFFF" w:themeColor="background1" w:sz="8" w:space="0"/>
-          <w:bottom w:val="single" w:color="FFFFFF" w:themeColor="background1" w:sz="8" w:space="0"/>
-          <w:right w:val="single" w:color="FFFFFF" w:themeColor="background1" w:sz="8" w:space="0"/>
-          <w:insideH w:val="single" w:color="FFFFFF" w:themeColor="background1" w:sz="8" w:space="0"/>
-          <w:insideV w:val="single" w:color="FFFFFF" w:themeColor="background1" w:sz="8" w:space="0"/>
+          <w:top w:val="single" w:sz="8" w:space="0" w:color="FFFFFF" w:themeColor="background1"/>
+          <w:left w:val="single" w:sz="8" w:space="0" w:color="FFFFFF" w:themeColor="background1"/>
+          <w:bottom w:val="single" w:sz="8" w:space="0" w:color="FFFFFF" w:themeColor="background1"/>
+          <w:right w:val="single" w:sz="8" w:space="0" w:color="FFFFFF" w:themeColor="background1"/>
+          <w:insideH w:val="single" w:sz="8" w:space="0" w:color="FFFFFF" w:themeColor="background1"/>
+          <w:insideV w:val="single" w:sz="8" w:space="0" w:color="FFFFFF" w:themeColor="background1"/>
         </w:tcBorders>
         <w:shd w:val="clear" w:color="auto" w:fill="DFA7A6" w:themeFill="accent2" w:themeFillTint="7F"/>
       </w:tcPr>
@@ -15244,12 +15537,12 @@
       <w:tblStyleRowBandSize w:val="1"/>
       <w:tblStyleColBandSize w:val="1"/>
       <w:tblBorders>
-        <w:top w:val="single" w:color="FFFFFF" w:themeColor="background1" w:sz="8" w:space="0"/>
-        <w:left w:val="single" w:color="FFFFFF" w:themeColor="background1" w:sz="8" w:space="0"/>
-        <w:bottom w:val="single" w:color="FFFFFF" w:themeColor="background1" w:sz="8" w:space="0"/>
-        <w:right w:val="single" w:color="FFFFFF" w:themeColor="background1" w:sz="8" w:space="0"/>
-        <w:insideH w:val="single" w:color="FFFFFF" w:themeColor="background1" w:sz="6" w:space="0"/>
-        <w:insideV w:val="single" w:color="FFFFFF" w:themeColor="background1" w:sz="6" w:space="0"/>
+        <w:top w:val="single" w:sz="8" w:space="0" w:color="FFFFFF" w:themeColor="background1"/>
+        <w:left w:val="single" w:sz="8" w:space="0" w:color="FFFFFF" w:themeColor="background1"/>
+        <w:bottom w:val="single" w:sz="8" w:space="0" w:color="FFFFFF" w:themeColor="background1"/>
+        <w:right w:val="single" w:sz="8" w:space="0" w:color="FFFFFF" w:themeColor="background1"/>
+        <w:insideH w:val="single" w:sz="6" w:space="0" w:color="FFFFFF" w:themeColor="background1"/>
+        <w:insideV w:val="single" w:sz="6" w:space="0" w:color="FFFFFF" w:themeColor="background1"/>
       </w:tblBorders>
     </w:tblPr>
     <w:tcPr>
@@ -15266,12 +15559,12 @@
       <w:tblPr/>
       <w:tcPr>
         <w:tcBorders>
-          <w:top w:val="single" w:color="FFFFFF" w:themeColor="background1" w:sz="8" w:space="0"/>
-          <w:left w:val="single" w:color="FFFFFF" w:themeColor="background1" w:sz="8" w:space="0"/>
-          <w:bottom w:val="single" w:color="FFFFFF" w:themeColor="background1" w:sz="24" w:space="0"/>
-          <w:right w:val="single" w:color="FFFFFF" w:themeColor="background1" w:sz="8" w:space="0"/>
-          <w:insideH w:val="nil"/>
-          <w:insideV w:val="single" w:color="FFFFFF" w:themeColor="background1" w:sz="8" w:space="0"/>
+          <w:top w:val="single" w:sz="8" w:space="0" w:color="FFFFFF" w:themeColor="background1"/>
+          <w:left w:val="single" w:sz="8" w:space="0" w:color="FFFFFF" w:themeColor="background1"/>
+          <w:bottom w:val="single" w:sz="24" w:space="0" w:color="FFFFFF" w:themeColor="background1"/>
+          <w:right w:val="single" w:sz="8" w:space="0" w:color="FFFFFF" w:themeColor="background1"/>
+          <w:insideH w:val="nil"/>
+          <w:insideV w:val="single" w:sz="8" w:space="0" w:color="FFFFFF" w:themeColor="background1"/>
         </w:tcBorders>
         <w:shd w:val="clear" w:color="auto" w:fill="9BBB59" w:themeFill="accent3"/>
       </w:tcPr>
@@ -15287,12 +15580,12 @@
       <w:tblPr/>
       <w:tcPr>
         <w:tcBorders>
-          <w:top w:val="single" w:color="FFFFFF" w:themeColor="background1" w:sz="24" w:space="0"/>
-          <w:left w:val="single" w:color="FFFFFF" w:themeColor="background1" w:sz="8" w:space="0"/>
-          <w:bottom w:val="single" w:color="FFFFFF" w:themeColor="background1" w:sz="8" w:space="0"/>
-          <w:right w:val="single" w:color="FFFFFF" w:themeColor="background1" w:sz="8" w:space="0"/>
-          <w:insideH w:val="nil"/>
-          <w:insideV w:val="single" w:color="FFFFFF" w:themeColor="background1" w:sz="8" w:space="0"/>
+          <w:top w:val="single" w:sz="24" w:space="0" w:color="FFFFFF" w:themeColor="background1"/>
+          <w:left w:val="single" w:sz="8" w:space="0" w:color="FFFFFF" w:themeColor="background1"/>
+          <w:bottom w:val="single" w:sz="8" w:space="0" w:color="FFFFFF" w:themeColor="background1"/>
+          <w:right w:val="single" w:sz="8" w:space="0" w:color="FFFFFF" w:themeColor="background1"/>
+          <w:insideH w:val="nil"/>
+          <w:insideV w:val="single" w:sz="8" w:space="0" w:color="FFFFFF" w:themeColor="background1"/>
         </w:tcBorders>
         <w:shd w:val="clear" w:color="auto" w:fill="9BBB59" w:themeFill="accent3"/>
       </w:tcPr>
@@ -15308,8 +15601,8 @@
       <w:tblPr/>
       <w:tcPr>
         <w:tcBorders>
-          <w:left w:val="single" w:color="FFFFFF" w:themeColor="background1" w:sz="8" w:space="0"/>
-          <w:right w:val="single" w:color="FFFFFF" w:themeColor="background1" w:sz="24" w:space="0"/>
+          <w:left w:val="single" w:sz="8" w:space="0" w:color="FFFFFF" w:themeColor="background1"/>
+          <w:right w:val="single" w:sz="24" w:space="0" w:color="FFFFFF" w:themeColor="background1"/>
           <w:insideH w:val="nil"/>
           <w:insideV w:val="nil"/>
         </w:tcBorders>
@@ -15328,7 +15621,7 @@
       <w:tcPr>
         <w:tcBorders>
           <w:top w:val="nil"/>
-          <w:left w:val="single" w:color="FFFFFF" w:themeColor="background1" w:sz="24" w:space="0"/>
+          <w:left w:val="single" w:sz="24" w:space="0" w:color="FFFFFF" w:themeColor="background1"/>
           <w:bottom w:val="nil"/>
           <w:right w:val="nil"/>
           <w:insideH w:val="nil"/>
@@ -15341,10 +15634,10 @@
       <w:tblPr/>
       <w:tcPr>
         <w:tcBorders>
-          <w:top w:val="single" w:color="FFFFFF" w:themeColor="background1" w:sz="8" w:space="0"/>
-          <w:left w:val="single" w:color="FFFFFF" w:themeColor="background1" w:sz="8" w:space="0"/>
-          <w:bottom w:val="single" w:color="FFFFFF" w:themeColor="background1" w:sz="8" w:space="0"/>
-          <w:right w:val="single" w:color="FFFFFF" w:themeColor="background1" w:sz="8" w:space="0"/>
+          <w:top w:val="single" w:sz="8" w:space="0" w:color="FFFFFF" w:themeColor="background1"/>
+          <w:left w:val="single" w:sz="8" w:space="0" w:color="FFFFFF" w:themeColor="background1"/>
+          <w:bottom w:val="single" w:sz="8" w:space="0" w:color="FFFFFF" w:themeColor="background1"/>
+          <w:right w:val="single" w:sz="8" w:space="0" w:color="FFFFFF" w:themeColor="background1"/>
           <w:insideH w:val="nil"/>
           <w:insideV w:val="nil"/>
         </w:tcBorders>
@@ -15355,12 +15648,12 @@
       <w:tblPr/>
       <w:tcPr>
         <w:tcBorders>
-          <w:top w:val="single" w:color="FFFFFF" w:themeColor="background1" w:sz="8" w:space="0"/>
-          <w:left w:val="single" w:color="FFFFFF" w:themeColor="background1" w:sz="8" w:space="0"/>
-          <w:bottom w:val="single" w:color="FFFFFF" w:themeColor="background1" w:sz="8" w:space="0"/>
-          <w:right w:val="single" w:color="FFFFFF" w:themeColor="background1" w:sz="8" w:space="0"/>
-          <w:insideH w:val="single" w:color="FFFFFF" w:themeColor="background1" w:sz="8" w:space="0"/>
-          <w:insideV w:val="single" w:color="FFFFFF" w:themeColor="background1" w:sz="8" w:space="0"/>
+          <w:top w:val="single" w:sz="8" w:space="0" w:color="FFFFFF" w:themeColor="background1"/>
+          <w:left w:val="single" w:sz="8" w:space="0" w:color="FFFFFF" w:themeColor="background1"/>
+          <w:bottom w:val="single" w:sz="8" w:space="0" w:color="FFFFFF" w:themeColor="background1"/>
+          <w:right w:val="single" w:sz="8" w:space="0" w:color="FFFFFF" w:themeColor="background1"/>
+          <w:insideH w:val="single" w:sz="8" w:space="0" w:color="FFFFFF" w:themeColor="background1"/>
+          <w:insideV w:val="single" w:sz="8" w:space="0" w:color="FFFFFF" w:themeColor="background1"/>
         </w:tcBorders>
         <w:shd w:val="clear" w:color="auto" w:fill="CDDDAC" w:themeFill="accent3" w:themeFillTint="7F"/>
       </w:tcPr>
@@ -15378,12 +15671,12 @@
       <w:tblStyleRowBandSize w:val="1"/>
       <w:tblStyleColBandSize w:val="1"/>
       <w:tblBorders>
-        <w:top w:val="single" w:color="FFFFFF" w:themeColor="background1" w:sz="8" w:space="0"/>
-        <w:left w:val="single" w:color="FFFFFF" w:themeColor="background1" w:sz="8" w:space="0"/>
-        <w:bottom w:val="single" w:color="FFFFFF" w:themeColor="background1" w:sz="8" w:space="0"/>
-        <w:right w:val="single" w:color="FFFFFF" w:themeColor="background1" w:sz="8" w:space="0"/>
-        <w:insideH w:val="single" w:color="FFFFFF" w:themeColor="background1" w:sz="6" w:space="0"/>
-        <w:insideV w:val="single" w:color="FFFFFF" w:themeColor="background1" w:sz="6" w:space="0"/>
+        <w:top w:val="single" w:sz="8" w:space="0" w:color="FFFFFF" w:themeColor="background1"/>
+        <w:left w:val="single" w:sz="8" w:space="0" w:color="FFFFFF" w:themeColor="background1"/>
+        <w:bottom w:val="single" w:sz="8" w:space="0" w:color="FFFFFF" w:themeColor="background1"/>
+        <w:right w:val="single" w:sz="8" w:space="0" w:color="FFFFFF" w:themeColor="background1"/>
+        <w:insideH w:val="single" w:sz="6" w:space="0" w:color="FFFFFF" w:themeColor="background1"/>
+        <w:insideV w:val="single" w:sz="6" w:space="0" w:color="FFFFFF" w:themeColor="background1"/>
       </w:tblBorders>
     </w:tblPr>
     <w:tcPr>
@@ -15400,12 +15693,12 @@
       <w:tblPr/>
       <w:tcPr>
         <w:tcBorders>
-          <w:top w:val="single" w:color="FFFFFF" w:themeColor="background1" w:sz="8" w:space="0"/>
-          <w:left w:val="single" w:color="FFFFFF" w:themeColor="background1" w:sz="8" w:space="0"/>
-          <w:bottom w:val="single" w:color="FFFFFF" w:themeColor="background1" w:sz="24" w:space="0"/>
-          <w:right w:val="single" w:color="FFFFFF" w:themeColor="background1" w:sz="8" w:space="0"/>
-          <w:insideH w:val="nil"/>
-          <w:insideV w:val="single" w:color="FFFFFF" w:themeColor="background1" w:sz="8" w:space="0"/>
+          <w:top w:val="single" w:sz="8" w:space="0" w:color="FFFFFF" w:themeColor="background1"/>
+          <w:left w:val="single" w:sz="8" w:space="0" w:color="FFFFFF" w:themeColor="background1"/>
+          <w:bottom w:val="single" w:sz="24" w:space="0" w:color="FFFFFF" w:themeColor="background1"/>
+          <w:right w:val="single" w:sz="8" w:space="0" w:color="FFFFFF" w:themeColor="background1"/>
+          <w:insideH w:val="nil"/>
+          <w:insideV w:val="single" w:sz="8" w:space="0" w:color="FFFFFF" w:themeColor="background1"/>
         </w:tcBorders>
         <w:shd w:val="clear" w:color="auto" w:fill="8064A2" w:themeFill="accent4"/>
       </w:tcPr>
@@ -15421,12 +15714,12 @@
       <w:tblPr/>
       <w:tcPr>
         <w:tcBorders>
-          <w:top w:val="single" w:color="FFFFFF" w:themeColor="background1" w:sz="24" w:space="0"/>
-          <w:left w:val="single" w:color="FFFFFF" w:themeColor="background1" w:sz="8" w:space="0"/>
-          <w:bottom w:val="single" w:color="FFFFFF" w:themeColor="background1" w:sz="8" w:space="0"/>
-          <w:right w:val="single" w:color="FFFFFF" w:themeColor="background1" w:sz="8" w:space="0"/>
-          <w:insideH w:val="nil"/>
-          <w:insideV w:val="single" w:color="FFFFFF" w:themeColor="background1" w:sz="8" w:space="0"/>
+          <w:top w:val="single" w:sz="24" w:space="0" w:color="FFFFFF" w:themeColor="background1"/>
+          <w:left w:val="single" w:sz="8" w:space="0" w:color="FFFFFF" w:themeColor="background1"/>
+          <w:bottom w:val="single" w:sz="8" w:space="0" w:color="FFFFFF" w:themeColor="background1"/>
+          <w:right w:val="single" w:sz="8" w:space="0" w:color="FFFFFF" w:themeColor="background1"/>
+          <w:insideH w:val="nil"/>
+          <w:insideV w:val="single" w:sz="8" w:space="0" w:color="FFFFFF" w:themeColor="background1"/>
         </w:tcBorders>
         <w:shd w:val="clear" w:color="auto" w:fill="8064A2" w:themeFill="accent4"/>
       </w:tcPr>
@@ -15442,8 +15735,8 @@
       <w:tblPr/>
       <w:tcPr>
         <w:tcBorders>
-          <w:left w:val="single" w:color="FFFFFF" w:themeColor="background1" w:sz="8" w:space="0"/>
-          <w:right w:val="single" w:color="FFFFFF" w:themeColor="background1" w:sz="24" w:space="0"/>
+          <w:left w:val="single" w:sz="8" w:space="0" w:color="FFFFFF" w:themeColor="background1"/>
+          <w:right w:val="single" w:sz="24" w:space="0" w:color="FFFFFF" w:themeColor="background1"/>
           <w:insideH w:val="nil"/>
           <w:insideV w:val="nil"/>
         </w:tcBorders>
@@ -15462,7 +15755,7 @@
       <w:tcPr>
         <w:tcBorders>
           <w:top w:val="nil"/>
-          <w:left w:val="single" w:color="FFFFFF" w:themeColor="background1" w:sz="24" w:space="0"/>
+          <w:left w:val="single" w:sz="24" w:space="0" w:color="FFFFFF" w:themeColor="background1"/>
           <w:bottom w:val="nil"/>
           <w:right w:val="nil"/>
           <w:insideH w:val="nil"/>
@@ -15475,10 +15768,10 @@
       <w:tblPr/>
       <w:tcPr>
         <w:tcBorders>
-          <w:top w:val="single" w:color="FFFFFF" w:themeColor="background1" w:sz="8" w:space="0"/>
-          <w:left w:val="single" w:color="FFFFFF" w:themeColor="background1" w:sz="8" w:space="0"/>
-          <w:bottom w:val="single" w:color="FFFFFF" w:themeColor="background1" w:sz="8" w:space="0"/>
-          <w:right w:val="single" w:color="FFFFFF" w:themeColor="background1" w:sz="8" w:space="0"/>
+          <w:top w:val="single" w:sz="8" w:space="0" w:color="FFFFFF" w:themeColor="background1"/>
+          <w:left w:val="single" w:sz="8" w:space="0" w:color="FFFFFF" w:themeColor="background1"/>
+          <w:bottom w:val="single" w:sz="8" w:space="0" w:color="FFFFFF" w:themeColor="background1"/>
+          <w:right w:val="single" w:sz="8" w:space="0" w:color="FFFFFF" w:themeColor="background1"/>
           <w:insideH w:val="nil"/>
           <w:insideV w:val="nil"/>
         </w:tcBorders>
@@ -15489,12 +15782,12 @@
       <w:tblPr/>
       <w:tcPr>
         <w:tcBorders>
-          <w:top w:val="single" w:color="FFFFFF" w:themeColor="background1" w:sz="8" w:space="0"/>
-          <w:left w:val="single" w:color="FFFFFF" w:themeColor="background1" w:sz="8" w:space="0"/>
-          <w:bottom w:val="single" w:color="FFFFFF" w:themeColor="background1" w:sz="8" w:space="0"/>
-          <w:right w:val="single" w:color="FFFFFF" w:themeColor="background1" w:sz="8" w:space="0"/>
-          <w:insideH w:val="single" w:color="FFFFFF" w:themeColor="background1" w:sz="8" w:space="0"/>
-          <w:insideV w:val="single" w:color="FFFFFF" w:themeColor="background1" w:sz="8" w:space="0"/>
+          <w:top w:val="single" w:sz="8" w:space="0" w:color="FFFFFF" w:themeColor="background1"/>
+          <w:left w:val="single" w:sz="8" w:space="0" w:color="FFFFFF" w:themeColor="background1"/>
+          <w:bottom w:val="single" w:sz="8" w:space="0" w:color="FFFFFF" w:themeColor="background1"/>
+          <w:right w:val="single" w:sz="8" w:space="0" w:color="FFFFFF" w:themeColor="background1"/>
+          <w:insideH w:val="single" w:sz="8" w:space="0" w:color="FFFFFF" w:themeColor="background1"/>
+          <w:insideV w:val="single" w:sz="8" w:space="0" w:color="FFFFFF" w:themeColor="background1"/>
         </w:tcBorders>
         <w:shd w:val="clear" w:color="auto" w:fill="BFB1D0" w:themeFill="accent4" w:themeFillTint="7F"/>
       </w:tcPr>
@@ -15512,12 +15805,12 @@
       <w:tblStyleRowBandSize w:val="1"/>
       <w:tblStyleColBandSize w:val="1"/>
       <w:tblBorders>
-        <w:top w:val="single" w:color="FFFFFF" w:themeColor="background1" w:sz="8" w:space="0"/>
-        <w:left w:val="single" w:color="FFFFFF" w:themeColor="background1" w:sz="8" w:space="0"/>
-        <w:bottom w:val="single" w:color="FFFFFF" w:themeColor="background1" w:sz="8" w:space="0"/>
-        <w:right w:val="single" w:color="FFFFFF" w:themeColor="background1" w:sz="8" w:space="0"/>
-        <w:insideH w:val="single" w:color="FFFFFF" w:themeColor="background1" w:sz="6" w:space="0"/>
-        <w:insideV w:val="single" w:color="FFFFFF" w:themeColor="background1" w:sz="6" w:space="0"/>
+        <w:top w:val="single" w:sz="8" w:space="0" w:color="FFFFFF" w:themeColor="background1"/>
+        <w:left w:val="single" w:sz="8" w:space="0" w:color="FFFFFF" w:themeColor="background1"/>
+        <w:bottom w:val="single" w:sz="8" w:space="0" w:color="FFFFFF" w:themeColor="background1"/>
+        <w:right w:val="single" w:sz="8" w:space="0" w:color="FFFFFF" w:themeColor="background1"/>
+        <w:insideH w:val="single" w:sz="6" w:space="0" w:color="FFFFFF" w:themeColor="background1"/>
+        <w:insideV w:val="single" w:sz="6" w:space="0" w:color="FFFFFF" w:themeColor="background1"/>
       </w:tblBorders>
     </w:tblPr>
     <w:tcPr>
@@ -15534,12 +15827,12 @@
       <w:tblPr/>
       <w:tcPr>
         <w:tcBorders>
-          <w:top w:val="single" w:color="FFFFFF" w:themeColor="background1" w:sz="8" w:space="0"/>
-          <w:left w:val="single" w:color="FFFFFF" w:themeColor="background1" w:sz="8" w:space="0"/>
-          <w:bottom w:val="single" w:color="FFFFFF" w:themeColor="background1" w:sz="24" w:space="0"/>
-          <w:right w:val="single" w:color="FFFFFF" w:themeColor="background1" w:sz="8" w:space="0"/>
-          <w:insideH w:val="nil"/>
-          <w:insideV w:val="single" w:color="FFFFFF" w:themeColor="background1" w:sz="8" w:space="0"/>
+          <w:top w:val="single" w:sz="8" w:space="0" w:color="FFFFFF" w:themeColor="background1"/>
+          <w:left w:val="single" w:sz="8" w:space="0" w:color="FFFFFF" w:themeColor="background1"/>
+          <w:bottom w:val="single" w:sz="24" w:space="0" w:color="FFFFFF" w:themeColor="background1"/>
+          <w:right w:val="single" w:sz="8" w:space="0" w:color="FFFFFF" w:themeColor="background1"/>
+          <w:insideH w:val="nil"/>
+          <w:insideV w:val="single" w:sz="8" w:space="0" w:color="FFFFFF" w:themeColor="background1"/>
         </w:tcBorders>
         <w:shd w:val="clear" w:color="auto" w:fill="4BACC6" w:themeFill="accent5"/>
       </w:tcPr>
@@ -15555,12 +15848,12 @@
       <w:tblPr/>
       <w:tcPr>
         <w:tcBorders>
-          <w:top w:val="single" w:color="FFFFFF" w:themeColor="background1" w:sz="24" w:space="0"/>
-          <w:left w:val="single" w:color="FFFFFF" w:themeColor="background1" w:sz="8" w:space="0"/>
-          <w:bottom w:val="single" w:color="FFFFFF" w:themeColor="background1" w:sz="8" w:space="0"/>
-          <w:right w:val="single" w:color="FFFFFF" w:themeColor="background1" w:sz="8" w:space="0"/>
-          <w:insideH w:val="nil"/>
-          <w:insideV w:val="single" w:color="FFFFFF" w:themeColor="background1" w:sz="8" w:space="0"/>
+          <w:top w:val="single" w:sz="24" w:space="0" w:color="FFFFFF" w:themeColor="background1"/>
+          <w:left w:val="single" w:sz="8" w:space="0" w:color="FFFFFF" w:themeColor="background1"/>
+          <w:bottom w:val="single" w:sz="8" w:space="0" w:color="FFFFFF" w:themeColor="background1"/>
+          <w:right w:val="single" w:sz="8" w:space="0" w:color="FFFFFF" w:themeColor="background1"/>
+          <w:insideH w:val="nil"/>
+          <w:insideV w:val="single" w:sz="8" w:space="0" w:color="FFFFFF" w:themeColor="background1"/>
         </w:tcBorders>
         <w:shd w:val="clear" w:color="auto" w:fill="4BACC6" w:themeFill="accent5"/>
       </w:tcPr>
@@ -15576,8 +15869,8 @@
       <w:tblPr/>
       <w:tcPr>
         <w:tcBorders>
-          <w:left w:val="single" w:color="FFFFFF" w:themeColor="background1" w:sz="8" w:space="0"/>
-          <w:right w:val="single" w:color="FFFFFF" w:themeColor="background1" w:sz="24" w:space="0"/>
+          <w:left w:val="single" w:sz="8" w:space="0" w:color="FFFFFF" w:themeColor="background1"/>
+          <w:right w:val="single" w:sz="24" w:space="0" w:color="FFFFFF" w:themeColor="background1"/>
           <w:insideH w:val="nil"/>
           <w:insideV w:val="nil"/>
         </w:tcBorders>
@@ -15596,7 +15889,7 @@
       <w:tcPr>
         <w:tcBorders>
           <w:top w:val="nil"/>
-          <w:left w:val="single" w:color="FFFFFF" w:themeColor="background1" w:sz="24" w:space="0"/>
+          <w:left w:val="single" w:sz="24" w:space="0" w:color="FFFFFF" w:themeColor="background1"/>
           <w:bottom w:val="nil"/>
           <w:right w:val="nil"/>
           <w:insideH w:val="nil"/>
@@ -15609,10 +15902,10 @@
       <w:tblPr/>
       <w:tcPr>
         <w:tcBorders>
-          <w:top w:val="single" w:color="FFFFFF" w:themeColor="background1" w:sz="8" w:space="0"/>
-          <w:left w:val="single" w:color="FFFFFF" w:themeColor="background1" w:sz="8" w:space="0"/>
-          <w:bottom w:val="single" w:color="FFFFFF" w:themeColor="background1" w:sz="8" w:space="0"/>
-          <w:right w:val="single" w:color="FFFFFF" w:themeColor="background1" w:sz="8" w:space="0"/>
+          <w:top w:val="single" w:sz="8" w:space="0" w:color="FFFFFF" w:themeColor="background1"/>
+          <w:left w:val="single" w:sz="8" w:space="0" w:color="FFFFFF" w:themeColor="background1"/>
+          <w:bottom w:val="single" w:sz="8" w:space="0" w:color="FFFFFF" w:themeColor="background1"/>
+          <w:right w:val="single" w:sz="8" w:space="0" w:color="FFFFFF" w:themeColor="background1"/>
           <w:insideH w:val="nil"/>
           <w:insideV w:val="nil"/>
         </w:tcBorders>
@@ -15623,12 +15916,12 @@
       <w:tblPr/>
       <w:tcPr>
         <w:tcBorders>
-          <w:top w:val="single" w:color="FFFFFF" w:themeColor="background1" w:sz="8" w:space="0"/>
-          <w:left w:val="single" w:color="FFFFFF" w:themeColor="background1" w:sz="8" w:space="0"/>
-          <w:bottom w:val="single" w:color="FFFFFF" w:themeColor="background1" w:sz="8" w:space="0"/>
-          <w:right w:val="single" w:color="FFFFFF" w:themeColor="background1" w:sz="8" w:space="0"/>
-          <w:insideH w:val="single" w:color="FFFFFF" w:themeColor="background1" w:sz="8" w:space="0"/>
-          <w:insideV w:val="single" w:color="FFFFFF" w:themeColor="background1" w:sz="8" w:space="0"/>
+          <w:top w:val="single" w:sz="8" w:space="0" w:color="FFFFFF" w:themeColor="background1"/>
+          <w:left w:val="single" w:sz="8" w:space="0" w:color="FFFFFF" w:themeColor="background1"/>
+          <w:bottom w:val="single" w:sz="8" w:space="0" w:color="FFFFFF" w:themeColor="background1"/>
+          <w:right w:val="single" w:sz="8" w:space="0" w:color="FFFFFF" w:themeColor="background1"/>
+          <w:insideH w:val="single" w:sz="8" w:space="0" w:color="FFFFFF" w:themeColor="background1"/>
+          <w:insideV w:val="single" w:sz="8" w:space="0" w:color="FFFFFF" w:themeColor="background1"/>
         </w:tcBorders>
         <w:shd w:val="clear" w:color="auto" w:fill="A5D5E2" w:themeFill="accent5" w:themeFillTint="7F"/>
       </w:tcPr>
@@ -15646,12 +15939,12 @@
       <w:tblStyleRowBandSize w:val="1"/>
       <w:tblStyleColBandSize w:val="1"/>
       <w:tblBorders>
-        <w:top w:val="single" w:color="FFFFFF" w:themeColor="background1" w:sz="8" w:space="0"/>
-        <w:left w:val="single" w:color="FFFFFF" w:themeColor="background1" w:sz="8" w:space="0"/>
-        <w:bottom w:val="single" w:color="FFFFFF" w:themeColor="background1" w:sz="8" w:space="0"/>
-        <w:right w:val="single" w:color="FFFFFF" w:themeColor="background1" w:sz="8" w:space="0"/>
-        <w:insideH w:val="single" w:color="FFFFFF" w:themeColor="background1" w:sz="6" w:space="0"/>
-        <w:insideV w:val="single" w:color="FFFFFF" w:themeColor="background1" w:sz="6" w:space="0"/>
+        <w:top w:val="single" w:sz="8" w:space="0" w:color="FFFFFF" w:themeColor="background1"/>
+        <w:left w:val="single" w:sz="8" w:space="0" w:color="FFFFFF" w:themeColor="background1"/>
+        <w:bottom w:val="single" w:sz="8" w:space="0" w:color="FFFFFF" w:themeColor="background1"/>
+        <w:right w:val="single" w:sz="8" w:space="0" w:color="FFFFFF" w:themeColor="background1"/>
+        <w:insideH w:val="single" w:sz="6" w:space="0" w:color="FFFFFF" w:themeColor="background1"/>
+        <w:insideV w:val="single" w:sz="6" w:space="0" w:color="FFFFFF" w:themeColor="background1"/>
       </w:tblBorders>
     </w:tblPr>
     <w:tcPr>
@@ -15668,12 +15961,12 @@
       <w:tblPr/>
       <w:tcPr>
         <w:tcBorders>
-          <w:top w:val="single" w:color="FFFFFF" w:themeColor="background1" w:sz="8" w:space="0"/>
-          <w:left w:val="single" w:color="FFFFFF" w:themeColor="background1" w:sz="8" w:space="0"/>
-          <w:bottom w:val="single" w:color="FFFFFF" w:themeColor="background1" w:sz="24" w:space="0"/>
-          <w:right w:val="single" w:color="FFFFFF" w:themeColor="background1" w:sz="8" w:space="0"/>
-          <w:insideH w:val="nil"/>
-          <w:insideV w:val="single" w:color="FFFFFF" w:themeColor="background1" w:sz="8" w:space="0"/>
+          <w:top w:val="single" w:sz="8" w:space="0" w:color="FFFFFF" w:themeColor="background1"/>
+          <w:left w:val="single" w:sz="8" w:space="0" w:color="FFFFFF" w:themeColor="background1"/>
+          <w:bottom w:val="single" w:sz="24" w:space="0" w:color="FFFFFF" w:themeColor="background1"/>
+          <w:right w:val="single" w:sz="8" w:space="0" w:color="FFFFFF" w:themeColor="background1"/>
+          <w:insideH w:val="nil"/>
+          <w:insideV w:val="single" w:sz="8" w:space="0" w:color="FFFFFF" w:themeColor="background1"/>
         </w:tcBorders>
         <w:shd w:val="clear" w:color="auto" w:fill="F79646" w:themeFill="accent6"/>
       </w:tcPr>
@@ -15689,12 +15982,12 @@
       <w:tblPr/>
       <w:tcPr>
         <w:tcBorders>
-          <w:top w:val="single" w:color="FFFFFF" w:themeColor="background1" w:sz="24" w:space="0"/>
-          <w:left w:val="single" w:color="FFFFFF" w:themeColor="background1" w:sz="8" w:space="0"/>
-          <w:bottom w:val="single" w:color="FFFFFF" w:themeColor="background1" w:sz="8" w:space="0"/>
-          <w:right w:val="single" w:color="FFFFFF" w:themeColor="background1" w:sz="8" w:space="0"/>
-          <w:insideH w:val="nil"/>
-          <w:insideV w:val="single" w:color="FFFFFF" w:themeColor="background1" w:sz="8" w:space="0"/>
+          <w:top w:val="single" w:sz="24" w:space="0" w:color="FFFFFF" w:themeColor="background1"/>
+          <w:left w:val="single" w:sz="8" w:space="0" w:color="FFFFFF" w:themeColor="background1"/>
+          <w:bottom w:val="single" w:sz="8" w:space="0" w:color="FFFFFF" w:themeColor="background1"/>
+          <w:right w:val="single" w:sz="8" w:space="0" w:color="FFFFFF" w:themeColor="background1"/>
+          <w:insideH w:val="nil"/>
+          <w:insideV w:val="single" w:sz="8" w:space="0" w:color="FFFFFF" w:themeColor="background1"/>
         </w:tcBorders>
         <w:shd w:val="clear" w:color="auto" w:fill="F79646" w:themeFill="accent6"/>
       </w:tcPr>
@@ -15710,8 +16003,8 @@
       <w:tblPr/>
       <w:tcPr>
         <w:tcBorders>
-          <w:left w:val="single" w:color="FFFFFF" w:themeColor="background1" w:sz="8" w:space="0"/>
-          <w:right w:val="single" w:color="FFFFFF" w:themeColor="background1" w:sz="24" w:space="0"/>
+          <w:left w:val="single" w:sz="8" w:space="0" w:color="FFFFFF" w:themeColor="background1"/>
+          <w:right w:val="single" w:sz="24" w:space="0" w:color="FFFFFF" w:themeColor="background1"/>
           <w:insideH w:val="nil"/>
           <w:insideV w:val="nil"/>
         </w:tcBorders>
@@ -15730,7 +16023,7 @@
       <w:tcPr>
         <w:tcBorders>
           <w:top w:val="nil"/>
-          <w:left w:val="single" w:color="FFFFFF" w:themeColor="background1" w:sz="24" w:space="0"/>
+          <w:left w:val="single" w:sz="24" w:space="0" w:color="FFFFFF" w:themeColor="background1"/>
           <w:bottom w:val="nil"/>
           <w:right w:val="nil"/>
           <w:insideH w:val="nil"/>
@@ -15743,10 +16036,10 @@
       <w:tblPr/>
       <w:tcPr>
         <w:tcBorders>
-          <w:top w:val="single" w:color="FFFFFF" w:themeColor="background1" w:sz="8" w:space="0"/>
-          <w:left w:val="single" w:color="FFFFFF" w:themeColor="background1" w:sz="8" w:space="0"/>
-          <w:bottom w:val="single" w:color="FFFFFF" w:themeColor="background1" w:sz="8" w:space="0"/>
-          <w:right w:val="single" w:color="FFFFFF" w:themeColor="background1" w:sz="8" w:space="0"/>
+          <w:top w:val="single" w:sz="8" w:space="0" w:color="FFFFFF" w:themeColor="background1"/>
+          <w:left w:val="single" w:sz="8" w:space="0" w:color="FFFFFF" w:themeColor="background1"/>
+          <w:bottom w:val="single" w:sz="8" w:space="0" w:color="FFFFFF" w:themeColor="background1"/>
+          <w:right w:val="single" w:sz="8" w:space="0" w:color="FFFFFF" w:themeColor="background1"/>
           <w:insideH w:val="nil"/>
           <w:insideV w:val="nil"/>
         </w:tcBorders>
@@ -15757,12 +16050,12 @@
       <w:tblPr/>
       <w:tcPr>
         <w:tcBorders>
-          <w:top w:val="single" w:color="FFFFFF" w:themeColor="background1" w:sz="8" w:space="0"/>
-          <w:left w:val="single" w:color="FFFFFF" w:themeColor="background1" w:sz="8" w:space="0"/>
-          <w:bottom w:val="single" w:color="FFFFFF" w:themeColor="background1" w:sz="8" w:space="0"/>
-          <w:right w:val="single" w:color="FFFFFF" w:themeColor="background1" w:sz="8" w:space="0"/>
-          <w:insideH w:val="single" w:color="FFFFFF" w:themeColor="background1" w:sz="8" w:space="0"/>
-          <w:insideV w:val="single" w:color="FFFFFF" w:themeColor="background1" w:sz="8" w:space="0"/>
+          <w:top w:val="single" w:sz="8" w:space="0" w:color="FFFFFF" w:themeColor="background1"/>
+          <w:left w:val="single" w:sz="8" w:space="0" w:color="FFFFFF" w:themeColor="background1"/>
+          <w:bottom w:val="single" w:sz="8" w:space="0" w:color="FFFFFF" w:themeColor="background1"/>
+          <w:right w:val="single" w:sz="8" w:space="0" w:color="FFFFFF" w:themeColor="background1"/>
+          <w:insideH w:val="single" w:sz="8" w:space="0" w:color="FFFFFF" w:themeColor="background1"/>
+          <w:insideV w:val="single" w:sz="8" w:space="0" w:color="FFFFFF" w:themeColor="background1"/>
         </w:tcBorders>
         <w:shd w:val="clear" w:color="auto" w:fill="FBCAA2" w:themeFill="accent6" w:themeFillTint="7F"/>
       </w:tcPr>
@@ -15796,7 +16089,7 @@
         <w:tcBorders>
           <w:top w:val="nil"/>
           <w:left w:val="nil"/>
-          <w:bottom w:val="single" w:color="FFFFFF" w:themeColor="background1" w:sz="18" w:space="0"/>
+          <w:bottom w:val="single" w:sz="18" w:space="0" w:color="FFFFFF" w:themeColor="background1"/>
           <w:right w:val="nil"/>
           <w:insideH w:val="nil"/>
           <w:insideV w:val="nil"/>
@@ -15808,7 +16101,7 @@
       <w:tblPr/>
       <w:tcPr>
         <w:tcBorders>
-          <w:top w:val="single" w:color="FFFFFF" w:themeColor="background1" w:sz="18" w:space="0"/>
+          <w:top w:val="single" w:sz="18" w:space="0" w:color="FFFFFF" w:themeColor="background1"/>
           <w:left w:val="nil"/>
           <w:bottom w:val="nil"/>
           <w:right w:val="nil"/>
@@ -15825,7 +16118,7 @@
           <w:top w:val="nil"/>
           <w:left w:val="nil"/>
           <w:bottom w:val="nil"/>
-          <w:right w:val="single" w:color="FFFFFF" w:themeColor="background1" w:sz="18" w:space="0"/>
+          <w:right w:val="single" w:sz="18" w:space="0" w:color="FFFFFF" w:themeColor="background1"/>
           <w:insideH w:val="nil"/>
           <w:insideV w:val="nil"/>
         </w:tcBorders>
@@ -15837,7 +16130,7 @@
       <w:tcPr>
         <w:tcBorders>
           <w:top w:val="nil"/>
-          <w:left w:val="single" w:color="FFFFFF" w:themeColor="background1" w:sz="18" w:space="0"/>
+          <w:left w:val="single" w:sz="18" w:space="0" w:color="FFFFFF" w:themeColor="background1"/>
           <w:bottom w:val="nil"/>
           <w:right w:val="nil"/>
           <w:insideH w:val="nil"/>
@@ -15903,7 +16196,7 @@
         <w:tcBorders>
           <w:top w:val="nil"/>
           <w:left w:val="nil"/>
-          <w:bottom w:val="single" w:color="FFFFFF" w:themeColor="background1" w:sz="18" w:space="0"/>
+          <w:bottom w:val="single" w:sz="18" w:space="0" w:color="FFFFFF" w:themeColor="background1"/>
           <w:right w:val="nil"/>
           <w:insideH w:val="nil"/>
           <w:insideV w:val="nil"/>
@@ -15915,7 +16208,7 @@
       <w:tblPr/>
       <w:tcPr>
         <w:tcBorders>
-          <w:top w:val="single" w:color="FFFFFF" w:themeColor="background1" w:sz="18" w:space="0"/>
+          <w:top w:val="single" w:sz="18" w:space="0" w:color="FFFFFF" w:themeColor="background1"/>
           <w:left w:val="nil"/>
           <w:bottom w:val="nil"/>
           <w:right w:val="nil"/>
@@ -15932,7 +16225,7 @@
           <w:top w:val="nil"/>
           <w:left w:val="nil"/>
           <w:bottom w:val="nil"/>
-          <w:right w:val="single" w:color="FFFFFF" w:themeColor="background1" w:sz="18" w:space="0"/>
+          <w:right w:val="single" w:sz="18" w:space="0" w:color="FFFFFF" w:themeColor="background1"/>
           <w:insideH w:val="nil"/>
           <w:insideV w:val="nil"/>
         </w:tcBorders>
@@ -15944,7 +16237,7 @@
       <w:tcPr>
         <w:tcBorders>
           <w:top w:val="nil"/>
-          <w:left w:val="single" w:color="FFFFFF" w:themeColor="background1" w:sz="18" w:space="0"/>
+          <w:left w:val="single" w:sz="18" w:space="0" w:color="FFFFFF" w:themeColor="background1"/>
           <w:bottom w:val="nil"/>
           <w:right w:val="nil"/>
           <w:insideH w:val="nil"/>
@@ -16010,7 +16303,7 @@
         <w:tcBorders>
           <w:top w:val="nil"/>
           <w:left w:val="nil"/>
-          <w:bottom w:val="single" w:color="FFFFFF" w:themeColor="background1" w:sz="18" w:space="0"/>
+          <w:bottom w:val="single" w:sz="18" w:space="0" w:color="FFFFFF" w:themeColor="background1"/>
           <w:right w:val="nil"/>
           <w:insideH w:val="nil"/>
           <w:insideV w:val="nil"/>
@@ -16022,7 +16315,7 @@
       <w:tblPr/>
       <w:tcPr>
         <w:tcBorders>
-          <w:top w:val="single" w:color="FFFFFF" w:themeColor="background1" w:sz="18" w:space="0"/>
+          <w:top w:val="single" w:sz="18" w:space="0" w:color="FFFFFF" w:themeColor="background1"/>
           <w:left w:val="nil"/>
           <w:bottom w:val="nil"/>
           <w:right w:val="nil"/>
@@ -16039,7 +16332,7 @@
           <w:top w:val="nil"/>
           <w:left w:val="nil"/>
           <w:bottom w:val="nil"/>
-          <w:right w:val="single" w:color="FFFFFF" w:themeColor="background1" w:sz="18" w:space="0"/>
+          <w:right w:val="single" w:sz="18" w:space="0" w:color="FFFFFF" w:themeColor="background1"/>
           <w:insideH w:val="nil"/>
           <w:insideV w:val="nil"/>
         </w:tcBorders>
@@ -16051,7 +16344,7 @@
       <w:tcPr>
         <w:tcBorders>
           <w:top w:val="nil"/>
-          <w:left w:val="single" w:color="FFFFFF" w:themeColor="background1" w:sz="18" w:space="0"/>
+          <w:left w:val="single" w:sz="18" w:space="0" w:color="FFFFFF" w:themeColor="background1"/>
           <w:bottom w:val="nil"/>
           <w:right w:val="nil"/>
           <w:insideH w:val="nil"/>
@@ -16117,7 +16410,7 @@
         <w:tcBorders>
           <w:top w:val="nil"/>
           <w:left w:val="nil"/>
-          <w:bottom w:val="single" w:color="FFFFFF" w:themeColor="background1" w:sz="18" w:space="0"/>
+          <w:bottom w:val="single" w:sz="18" w:space="0" w:color="FFFFFF" w:themeColor="background1"/>
           <w:right w:val="nil"/>
           <w:insideH w:val="nil"/>
           <w:insideV w:val="nil"/>
@@ -16129,7 +16422,7 @@
       <w:tblPr/>
       <w:tcPr>
         <w:tcBorders>
-          <w:top w:val="single" w:color="FFFFFF" w:themeColor="background1" w:sz="18" w:space="0"/>
+          <w:top w:val="single" w:sz="18" w:space="0" w:color="FFFFFF" w:themeColor="background1"/>
           <w:left w:val="nil"/>
           <w:bottom w:val="nil"/>
           <w:right w:val="nil"/>
@@ -16146,7 +16439,7 @@
           <w:top w:val="nil"/>
           <w:left w:val="nil"/>
           <w:bottom w:val="nil"/>
-          <w:right w:val="single" w:color="FFFFFF" w:themeColor="background1" w:sz="18" w:space="0"/>
+          <w:right w:val="single" w:sz="18" w:space="0" w:color="FFFFFF" w:themeColor="background1"/>
           <w:insideH w:val="nil"/>
           <w:insideV w:val="nil"/>
         </w:tcBorders>
@@ -16158,7 +16451,7 @@
       <w:tcPr>
         <w:tcBorders>
           <w:top w:val="nil"/>
-          <w:left w:val="single" w:color="FFFFFF" w:themeColor="background1" w:sz="18" w:space="0"/>
+          <w:left w:val="single" w:sz="18" w:space="0" w:color="FFFFFF" w:themeColor="background1"/>
           <w:bottom w:val="nil"/>
           <w:right w:val="nil"/>
           <w:insideH w:val="nil"/>
@@ -16224,7 +16517,7 @@
         <w:tcBorders>
           <w:top w:val="nil"/>
           <w:left w:val="nil"/>
-          <w:bottom w:val="single" w:color="FFFFFF" w:themeColor="background1" w:sz="18" w:space="0"/>
+          <w:bottom w:val="single" w:sz="18" w:space="0" w:color="FFFFFF" w:themeColor="background1"/>
           <w:right w:val="nil"/>
           <w:insideH w:val="nil"/>
           <w:insideV w:val="nil"/>
@@ -16236,7 +16529,7 @@
       <w:tblPr/>
       <w:tcPr>
         <w:tcBorders>
-          <w:top w:val="single" w:color="FFFFFF" w:themeColor="background1" w:sz="18" w:space="0"/>
+          <w:top w:val="single" w:sz="18" w:space="0" w:color="FFFFFF" w:themeColor="background1"/>
           <w:left w:val="nil"/>
           <w:bottom w:val="nil"/>
           <w:right w:val="nil"/>
@@ -16253,7 +16546,7 @@
           <w:top w:val="nil"/>
           <w:left w:val="nil"/>
           <w:bottom w:val="nil"/>
-          <w:right w:val="single" w:color="FFFFFF" w:themeColor="background1" w:sz="18" w:space="0"/>
+          <w:right w:val="single" w:sz="18" w:space="0" w:color="FFFFFF" w:themeColor="background1"/>
           <w:insideH w:val="nil"/>
           <w:insideV w:val="nil"/>
         </w:tcBorders>
@@ -16265,7 +16558,7 @@
       <w:tcPr>
         <w:tcBorders>
           <w:top w:val="nil"/>
-          <w:left w:val="single" w:color="FFFFFF" w:themeColor="background1" w:sz="18" w:space="0"/>
+          <w:left w:val="single" w:sz="18" w:space="0" w:color="FFFFFF" w:themeColor="background1"/>
           <w:bottom w:val="nil"/>
           <w:right w:val="nil"/>
           <w:insideH w:val="nil"/>
@@ -16331,7 +16624,7 @@
         <w:tcBorders>
           <w:top w:val="nil"/>
           <w:left w:val="nil"/>
-          <w:bottom w:val="single" w:color="FFFFFF" w:themeColor="background1" w:sz="18" w:space="0"/>
+          <w:bottom w:val="single" w:sz="18" w:space="0" w:color="FFFFFF" w:themeColor="background1"/>
           <w:right w:val="nil"/>
           <w:insideH w:val="nil"/>
           <w:insideV w:val="nil"/>
@@ -16343,7 +16636,7 @@
       <w:tblPr/>
       <w:tcPr>
         <w:tcBorders>
-          <w:top w:val="single" w:color="FFFFFF" w:themeColor="background1" w:sz="18" w:space="0"/>
+          <w:top w:val="single" w:sz="18" w:space="0" w:color="FFFFFF" w:themeColor="background1"/>
           <w:left w:val="nil"/>
           <w:bottom w:val="nil"/>
           <w:right w:val="nil"/>
@@ -16360,7 +16653,7 @@
           <w:top w:val="nil"/>
           <w:left w:val="nil"/>
           <w:bottom w:val="nil"/>
-          <w:right w:val="single" w:color="FFFFFF" w:themeColor="background1" w:sz="18" w:space="0"/>
+          <w:right w:val="single" w:sz="18" w:space="0" w:color="FFFFFF" w:themeColor="background1"/>
           <w:insideH w:val="nil"/>
           <w:insideV w:val="nil"/>
         </w:tcBorders>
@@ -16372,7 +16665,7 @@
       <w:tcPr>
         <w:tcBorders>
           <w:top w:val="nil"/>
-          <w:left w:val="single" w:color="FFFFFF" w:themeColor="background1" w:sz="18" w:space="0"/>
+          <w:left w:val="single" w:sz="18" w:space="0" w:color="FFFFFF" w:themeColor="background1"/>
           <w:bottom w:val="nil"/>
           <w:right w:val="nil"/>
           <w:insideH w:val="nil"/>
@@ -16438,7 +16731,7 @@
         <w:tcBorders>
           <w:top w:val="nil"/>
           <w:left w:val="nil"/>
-          <w:bottom w:val="single" w:color="FFFFFF" w:themeColor="background1" w:sz="18" w:space="0"/>
+          <w:bottom w:val="single" w:sz="18" w:space="0" w:color="FFFFFF" w:themeColor="background1"/>
           <w:right w:val="nil"/>
           <w:insideH w:val="nil"/>
           <w:insideV w:val="nil"/>
@@ -16450,7 +16743,7 @@
       <w:tblPr/>
       <w:tcPr>
         <w:tcBorders>
-          <w:top w:val="single" w:color="FFFFFF" w:themeColor="background1" w:sz="18" w:space="0"/>
+          <w:top w:val="single" w:sz="18" w:space="0" w:color="FFFFFF" w:themeColor="background1"/>
           <w:left w:val="nil"/>
           <w:bottom w:val="nil"/>
           <w:right w:val="nil"/>
@@ -16467,7 +16760,7 @@
           <w:top w:val="nil"/>
           <w:left w:val="nil"/>
           <w:bottom w:val="nil"/>
-          <w:right w:val="single" w:color="FFFFFF" w:themeColor="background1" w:sz="18" w:space="0"/>
+          <w:right w:val="single" w:sz="18" w:space="0" w:color="FFFFFF" w:themeColor="background1"/>
           <w:insideH w:val="nil"/>
           <w:insideV w:val="nil"/>
         </w:tcBorders>
@@ -16479,7 +16772,7 @@
       <w:tcPr>
         <w:tcBorders>
           <w:top w:val="nil"/>
-          <w:left w:val="single" w:color="FFFFFF" w:themeColor="background1" w:sz="18" w:space="0"/>
+          <w:left w:val="single" w:sz="18" w:space="0" w:color="FFFFFF" w:themeColor="background1"/>
           <w:bottom w:val="nil"/>
           <w:right w:val="nil"/>
           <w:insideH w:val="nil"/>
@@ -16532,12 +16825,12 @@
       <w:tblStyleRowBandSize w:val="1"/>
       <w:tblStyleColBandSize w:val="1"/>
       <w:tblBorders>
-        <w:top w:val="single" w:color="C0504D" w:themeColor="accent2" w:sz="24" w:space="0"/>
-        <w:left w:val="single" w:color="000000" w:themeColor="text1" w:sz="4" w:space="0"/>
-        <w:bottom w:val="single" w:color="000000" w:themeColor="text1" w:sz="4" w:space="0"/>
-        <w:right w:val="single" w:color="000000" w:themeColor="text1" w:sz="4" w:space="0"/>
-        <w:insideH w:val="single" w:color="FFFFFF" w:themeColor="background1" w:sz="4" w:space="0"/>
-        <w:insideV w:val="single" w:color="FFFFFF" w:themeColor="background1" w:sz="4" w:space="0"/>
+        <w:top w:val="single" w:sz="24" w:space="0" w:color="C0504D" w:themeColor="accent2"/>
+        <w:left w:val="single" w:sz="4" w:space="0" w:color="000000" w:themeColor="text1"/>
+        <w:bottom w:val="single" w:sz="4" w:space="0" w:color="000000" w:themeColor="text1"/>
+        <w:right w:val="single" w:sz="4" w:space="0" w:color="000000" w:themeColor="text1"/>
+        <w:insideH w:val="single" w:sz="4" w:space="0" w:color="FFFFFF" w:themeColor="background1"/>
+        <w:insideV w:val="single" w:sz="4" w:space="0" w:color="FFFFFF" w:themeColor="background1"/>
       </w:tblBorders>
     </w:tblPr>
     <w:tcPr>
@@ -16553,7 +16846,7 @@
         <w:tcBorders>
           <w:top w:val="nil"/>
           <w:left w:val="nil"/>
-          <w:bottom w:val="single" w:color="C0504D" w:themeColor="accent2" w:sz="24" w:space="0"/>
+          <w:bottom w:val="single" w:sz="24" w:space="0" w:color="C0504D" w:themeColor="accent2"/>
           <w:right w:val="nil"/>
           <w:insideH w:val="nil"/>
           <w:insideV w:val="nil"/>
@@ -16570,7 +16863,7 @@
       <w:tblPr/>
       <w:tcPr>
         <w:tcBorders>
-          <w:top w:val="single" w:color="FFFFFF" w:themeColor="background1" w:sz="6" w:space="0"/>
+          <w:top w:val="single" w:sz="6" w:space="0" w:color="FFFFFF" w:themeColor="background1"/>
         </w:tcBorders>
         <w:shd w:val="clear" w:color="auto" w:fill="000000" w:themeFill="text1" w:themeFillShade="99"/>
       </w:tcPr>
@@ -16586,7 +16879,7 @@
           <w:left w:val="nil"/>
           <w:bottom w:val="nil"/>
           <w:right w:val="nil"/>
-          <w:insideH w:val="single" w:color="000000" w:themeColor="text1" w:themeShade="99" w:sz="4" w:space="0"/>
+          <w:insideH w:val="single" w:sz="4" w:space="0" w:color="000000" w:themeColor="text1" w:themeShade="99"/>
           <w:insideV w:val="nil"/>
         </w:tcBorders>
         <w:shd w:val="clear" w:color="auto" w:fill="000000" w:themeFill="text1" w:themeFillShade="99"/>
@@ -16647,12 +16940,12 @@
       <w:tblStyleRowBandSize w:val="1"/>
       <w:tblStyleColBandSize w:val="1"/>
       <w:tblBorders>
-        <w:top w:val="single" w:color="C0504D" w:themeColor="accent2" w:sz="24" w:space="0"/>
-        <w:left w:val="single" w:color="4F81BD" w:themeColor="accent1" w:sz="4" w:space="0"/>
-        <w:bottom w:val="single" w:color="4F81BD" w:themeColor="accent1" w:sz="4" w:space="0"/>
-        <w:right w:val="single" w:color="4F81BD" w:themeColor="accent1" w:sz="4" w:space="0"/>
-        <w:insideH w:val="single" w:color="FFFFFF" w:themeColor="background1" w:sz="4" w:space="0"/>
-        <w:insideV w:val="single" w:color="FFFFFF" w:themeColor="background1" w:sz="4" w:space="0"/>
+        <w:top w:val="single" w:sz="24" w:space="0" w:color="C0504D" w:themeColor="accent2"/>
+        <w:left w:val="single" w:sz="4" w:space="0" w:color="4F81BD" w:themeColor="accent1"/>
+        <w:bottom w:val="single" w:sz="4" w:space="0" w:color="4F81BD" w:themeColor="accent1"/>
+        <w:right w:val="single" w:sz="4" w:space="0" w:color="4F81BD" w:themeColor="accent1"/>
+        <w:insideH w:val="single" w:sz="4" w:space="0" w:color="FFFFFF" w:themeColor="background1"/>
+        <w:insideV w:val="single" w:sz="4" w:space="0" w:color="FFFFFF" w:themeColor="background1"/>
       </w:tblBorders>
     </w:tblPr>
     <w:tcPr>
@@ -16668,7 +16961,7 @@
         <w:tcBorders>
           <w:top w:val="nil"/>
           <w:left w:val="nil"/>
-          <w:bottom w:val="single" w:color="C0504D" w:themeColor="accent2" w:sz="24" w:space="0"/>
+          <w:bottom w:val="single" w:sz="24" w:space="0" w:color="C0504D" w:themeColor="accent2"/>
           <w:right w:val="nil"/>
           <w:insideH w:val="nil"/>
           <w:insideV w:val="nil"/>
@@ -16685,7 +16978,7 @@
       <w:tblPr/>
       <w:tcPr>
         <w:tcBorders>
-          <w:top w:val="single" w:color="FFFFFF" w:themeColor="background1" w:sz="6" w:space="0"/>
+          <w:top w:val="single" w:sz="6" w:space="0" w:color="FFFFFF" w:themeColor="background1"/>
         </w:tcBorders>
         <w:shd w:val="clear" w:color="auto" w:fill="2C4C74" w:themeFill="accent1" w:themeFillShade="99"/>
       </w:tcPr>
@@ -16701,7 +16994,7 @@
           <w:left w:val="nil"/>
           <w:bottom w:val="nil"/>
           <w:right w:val="nil"/>
-          <w:insideH w:val="single" w:color="2C4C74" w:themeColor="accent1" w:themeShade="99" w:sz="4" w:space="0"/>
+          <w:insideH w:val="single" w:sz="4" w:space="0" w:color="2C4C74" w:themeColor="accent1" w:themeShade="99"/>
           <w:insideV w:val="nil"/>
         </w:tcBorders>
         <w:shd w:val="clear" w:color="auto" w:fill="2C4C74" w:themeFill="accent1" w:themeFillShade="99"/>
@@ -16762,12 +17055,12 @@
       <w:tblStyleRowBandSize w:val="1"/>
       <w:tblStyleColBandSize w:val="1"/>
       <w:tblBorders>
-        <w:top w:val="single" w:color="C0504D" w:themeColor="accent2" w:sz="24" w:space="0"/>
-        <w:left w:val="single" w:color="C0504D" w:themeColor="accent2" w:sz="4" w:space="0"/>
-        <w:bottom w:val="single" w:color="C0504D" w:themeColor="accent2" w:sz="4" w:space="0"/>
-        <w:right w:val="single" w:color="C0504D" w:themeColor="accent2" w:sz="4" w:space="0"/>
-        <w:insideH w:val="single" w:color="FFFFFF" w:themeColor="background1" w:sz="4" w:space="0"/>
-        <w:insideV w:val="single" w:color="FFFFFF" w:themeColor="background1" w:sz="4" w:space="0"/>
+        <w:top w:val="single" w:sz="24" w:space="0" w:color="C0504D" w:themeColor="accent2"/>
+        <w:left w:val="single" w:sz="4" w:space="0" w:color="C0504D" w:themeColor="accent2"/>
+        <w:bottom w:val="single" w:sz="4" w:space="0" w:color="C0504D" w:themeColor="accent2"/>
+        <w:right w:val="single" w:sz="4" w:space="0" w:color="C0504D" w:themeColor="accent2"/>
+        <w:insideH w:val="single" w:sz="4" w:space="0" w:color="FFFFFF" w:themeColor="background1"/>
+        <w:insideV w:val="single" w:sz="4" w:space="0" w:color="FFFFFF" w:themeColor="background1"/>
       </w:tblBorders>
     </w:tblPr>
     <w:tcPr>
@@ -16783,7 +17076,7 @@
         <w:tcBorders>
           <w:top w:val="nil"/>
           <w:left w:val="nil"/>
-          <w:bottom w:val="single" w:color="C0504D" w:themeColor="accent2" w:sz="24" w:space="0"/>
+          <w:bottom w:val="single" w:sz="24" w:space="0" w:color="C0504D" w:themeColor="accent2"/>
           <w:right w:val="nil"/>
           <w:insideH w:val="nil"/>
           <w:insideV w:val="nil"/>
@@ -16800,7 +17093,7 @@
       <w:tblPr/>
       <w:tcPr>
         <w:tcBorders>
-          <w:top w:val="single" w:color="FFFFFF" w:themeColor="background1" w:sz="6" w:space="0"/>
+          <w:top w:val="single" w:sz="6" w:space="0" w:color="FFFFFF" w:themeColor="background1"/>
         </w:tcBorders>
         <w:shd w:val="clear" w:color="auto" w:fill="772C2A" w:themeFill="accent2" w:themeFillShade="99"/>
       </w:tcPr>
@@ -16816,7 +17109,7 @@
           <w:left w:val="nil"/>
           <w:bottom w:val="nil"/>
           <w:right w:val="nil"/>
-          <w:insideH w:val="single" w:color="772C2A" w:themeColor="accent2" w:themeShade="99" w:sz="4" w:space="0"/>
+          <w:insideH w:val="single" w:sz="4" w:space="0" w:color="772C2A" w:themeColor="accent2" w:themeShade="99"/>
           <w:insideV w:val="nil"/>
         </w:tcBorders>
         <w:shd w:val="clear" w:color="auto" w:fill="772C2A" w:themeFill="accent2" w:themeFillShade="99"/>
@@ -16877,12 +17170,12 @@
       <w:tblStyleRowBandSize w:val="1"/>
       <w:tblStyleColBandSize w:val="1"/>
       <w:tblBorders>
-        <w:top w:val="single" w:color="8064A2" w:themeColor="accent4" w:sz="24" w:space="0"/>
-        <w:left w:val="single" w:color="9BBB59" w:themeColor="accent3" w:sz="4" w:space="0"/>
-        <w:bottom w:val="single" w:color="9BBB59" w:themeColor="accent3" w:sz="4" w:space="0"/>
-        <w:right w:val="single" w:color="9BBB59" w:themeColor="accent3" w:sz="4" w:space="0"/>
-        <w:insideH w:val="single" w:color="FFFFFF" w:themeColor="background1" w:sz="4" w:space="0"/>
-        <w:insideV w:val="single" w:color="FFFFFF" w:themeColor="background1" w:sz="4" w:space="0"/>
+        <w:top w:val="single" w:sz="24" w:space="0" w:color="8064A2" w:themeColor="accent4"/>
+        <w:left w:val="single" w:sz="4" w:space="0" w:color="9BBB59" w:themeColor="accent3"/>
+        <w:bottom w:val="single" w:sz="4" w:space="0" w:color="9BBB59" w:themeColor="accent3"/>
+        <w:right w:val="single" w:sz="4" w:space="0" w:color="9BBB59" w:themeColor="accent3"/>
+        <w:insideH w:val="single" w:sz="4" w:space="0" w:color="FFFFFF" w:themeColor="background1"/>
+        <w:insideV w:val="single" w:sz="4" w:space="0" w:color="FFFFFF" w:themeColor="background1"/>
       </w:tblBorders>
     </w:tblPr>
     <w:tcPr>
@@ -16898,7 +17191,7 @@
         <w:tcBorders>
           <w:top w:val="nil"/>
           <w:left w:val="nil"/>
-          <w:bottom w:val="single" w:color="8064A2" w:themeColor="accent4" w:sz="24" w:space="0"/>
+          <w:bottom w:val="single" w:sz="24" w:space="0" w:color="8064A2" w:themeColor="accent4"/>
           <w:right w:val="nil"/>
           <w:insideH w:val="nil"/>
           <w:insideV w:val="nil"/>
@@ -16915,7 +17208,7 @@
       <w:tblPr/>
       <w:tcPr>
         <w:tcBorders>
-          <w:top w:val="single" w:color="FFFFFF" w:themeColor="background1" w:sz="6" w:space="0"/>
+          <w:top w:val="single" w:sz="6" w:space="0" w:color="FFFFFF" w:themeColor="background1"/>
         </w:tcBorders>
         <w:shd w:val="clear" w:color="auto" w:fill="5E7530" w:themeFill="accent3" w:themeFillShade="99"/>
       </w:tcPr>
@@ -16931,7 +17224,7 @@
           <w:left w:val="nil"/>
           <w:bottom w:val="nil"/>
           <w:right w:val="nil"/>
-          <w:insideH w:val="single" w:color="5E7530" w:themeColor="accent3" w:themeShade="99" w:sz="4" w:space="0"/>
+          <w:insideH w:val="single" w:sz="4" w:space="0" w:color="5E7530" w:themeColor="accent3" w:themeShade="99"/>
           <w:insideV w:val="nil"/>
         </w:tcBorders>
         <w:shd w:val="clear" w:color="auto" w:fill="5E7530" w:themeFill="accent3" w:themeFillShade="99"/>
@@ -16982,12 +17275,12 @@
       <w:tblStyleRowBandSize w:val="1"/>
       <w:tblStyleColBandSize w:val="1"/>
       <w:tblBorders>
-        <w:top w:val="single" w:color="9BBB59" w:themeColor="accent3" w:sz="24" w:space="0"/>
-        <w:left w:val="single" w:color="8064A2" w:themeColor="accent4" w:sz="4" w:space="0"/>
-        <w:bottom w:val="single" w:color="8064A2" w:themeColor="accent4" w:sz="4" w:space="0"/>
-        <w:right w:val="single" w:color="8064A2" w:themeColor="accent4" w:sz="4" w:space="0"/>
-        <w:insideH w:val="single" w:color="FFFFFF" w:themeColor="background1" w:sz="4" w:space="0"/>
-        <w:insideV w:val="single" w:color="FFFFFF" w:themeColor="background1" w:sz="4" w:space="0"/>
+        <w:top w:val="single" w:sz="24" w:space="0" w:color="9BBB59" w:themeColor="accent3"/>
+        <w:left w:val="single" w:sz="4" w:space="0" w:color="8064A2" w:themeColor="accent4"/>
+        <w:bottom w:val="single" w:sz="4" w:space="0" w:color="8064A2" w:themeColor="accent4"/>
+        <w:right w:val="single" w:sz="4" w:space="0" w:color="8064A2" w:themeColor="accent4"/>
+        <w:insideH w:val="single" w:sz="4" w:space="0" w:color="FFFFFF" w:themeColor="background1"/>
+        <w:insideV w:val="single" w:sz="4" w:space="0" w:color="FFFFFF" w:themeColor="background1"/>
       </w:tblBorders>
     </w:tblPr>
     <w:tcPr>
@@ -17003,7 +17296,7 @@
         <w:tcBorders>
           <w:top w:val="nil"/>
           <w:left w:val="nil"/>
-          <w:bottom w:val="single" w:color="9BBB59" w:themeColor="accent3" w:sz="24" w:space="0"/>
+          <w:bottom w:val="single" w:sz="24" w:space="0" w:color="9BBB59" w:themeColor="accent3"/>
           <w:right w:val="nil"/>
           <w:insideH w:val="nil"/>
           <w:insideV w:val="nil"/>
@@ -17020,7 +17313,7 @@
       <w:tblPr/>
       <w:tcPr>
         <w:tcBorders>
-          <w:top w:val="single" w:color="FFFFFF" w:themeColor="background1" w:sz="6" w:space="0"/>
+          <w:top w:val="single" w:sz="6" w:space="0" w:color="FFFFFF" w:themeColor="background1"/>
         </w:tcBorders>
         <w:shd w:val="clear" w:color="auto" w:fill="4C3B62" w:themeFill="accent4" w:themeFillShade="99"/>
       </w:tcPr>
@@ -17036,7 +17329,7 @@
           <w:left w:val="nil"/>
           <w:bottom w:val="nil"/>
           <w:right w:val="nil"/>
-          <w:insideH w:val="single" w:color="4C3B62" w:themeColor="accent4" w:themeShade="99" w:sz="4" w:space="0"/>
+          <w:insideH w:val="single" w:sz="4" w:space="0" w:color="4C3B62" w:themeColor="accent4" w:themeShade="99"/>
           <w:insideV w:val="nil"/>
         </w:tcBorders>
         <w:shd w:val="clear" w:color="auto" w:fill="4C3B62" w:themeFill="accent4" w:themeFillShade="99"/>
@@ -17097,12 +17390,12 @@
       <w:tblStyleRowBandSize w:val="1"/>
       <w:tblStyleColBandSize w:val="1"/>
       <w:tblBorders>
-        <w:top w:val="single" w:color="F79646" w:themeColor="accent6" w:sz="24" w:space="0"/>
-        <w:left w:val="single" w:color="4BACC6" w:themeColor="accent5" w:sz="4" w:space="0"/>
-        <w:bottom w:val="single" w:color="4BACC6" w:themeColor="accent5" w:sz="4" w:space="0"/>
-        <w:right w:val="single" w:color="4BACC6" w:themeColor="accent5" w:sz="4" w:space="0"/>
-        <w:insideH w:val="single" w:color="FFFFFF" w:themeColor="background1" w:sz="4" w:space="0"/>
-        <w:insideV w:val="single" w:color="FFFFFF" w:themeColor="background1" w:sz="4" w:space="0"/>
+        <w:top w:val="single" w:sz="24" w:space="0" w:color="F79646" w:themeColor="accent6"/>
+        <w:left w:val="single" w:sz="4" w:space="0" w:color="4BACC6" w:themeColor="accent5"/>
+        <w:bottom w:val="single" w:sz="4" w:space="0" w:color="4BACC6" w:themeColor="accent5"/>
+        <w:right w:val="single" w:sz="4" w:space="0" w:color="4BACC6" w:themeColor="accent5"/>
+        <w:insideH w:val="single" w:sz="4" w:space="0" w:color="FFFFFF" w:themeColor="background1"/>
+        <w:insideV w:val="single" w:sz="4" w:space="0" w:color="FFFFFF" w:themeColor="background1"/>
       </w:tblBorders>
     </w:tblPr>
     <w:tcPr>
@@ -17118,7 +17411,7 @@
         <w:tcBorders>
           <w:top w:val="nil"/>
           <w:left w:val="nil"/>
-          <w:bottom w:val="single" w:color="F79646" w:themeColor="accent6" w:sz="24" w:space="0"/>
+          <w:bottom w:val="single" w:sz="24" w:space="0" w:color="F79646" w:themeColor="accent6"/>
           <w:right w:val="nil"/>
           <w:insideH w:val="nil"/>
           <w:insideV w:val="nil"/>
@@ -17135,7 +17428,7 @@
       <w:tblPr/>
       <w:tcPr>
         <w:tcBorders>
-          <w:top w:val="single" w:color="FFFFFF" w:themeColor="background1" w:sz="6" w:space="0"/>
+          <w:top w:val="single" w:sz="6" w:space="0" w:color="FFFFFF" w:themeColor="background1"/>
         </w:tcBorders>
         <w:shd w:val="clear" w:color="auto" w:fill="276A7C" w:themeFill="accent5" w:themeFillShade="99"/>
       </w:tcPr>
@@ -17151,7 +17444,7 @@
           <w:left w:val="nil"/>
           <w:bottom w:val="nil"/>
           <w:right w:val="nil"/>
-          <w:insideH w:val="single" w:color="276A7C" w:themeColor="accent5" w:themeShade="99" w:sz="4" w:space="0"/>
+          <w:insideH w:val="single" w:sz="4" w:space="0" w:color="276A7C" w:themeColor="accent5" w:themeShade="99"/>
           <w:insideV w:val="nil"/>
         </w:tcBorders>
         <w:shd w:val="clear" w:color="auto" w:fill="276A7C" w:themeFill="accent5" w:themeFillShade="99"/>
@@ -17212,12 +17505,12 @@
       <w:tblStyleRowBandSize w:val="1"/>
       <w:tblStyleColBandSize w:val="1"/>
       <w:tblBorders>
-        <w:top w:val="single" w:color="4BACC6" w:themeColor="accent5" w:sz="24" w:space="0"/>
-        <w:left w:val="single" w:color="F79646" w:themeColor="accent6" w:sz="4" w:space="0"/>
-        <w:bottom w:val="single" w:color="F79646" w:themeColor="accent6" w:sz="4" w:space="0"/>
-        <w:right w:val="single" w:color="F79646" w:themeColor="accent6" w:sz="4" w:space="0"/>
-        <w:insideH w:val="single" w:color="FFFFFF" w:themeColor="background1" w:sz="4" w:space="0"/>
-        <w:insideV w:val="single" w:color="FFFFFF" w:themeColor="background1" w:sz="4" w:space="0"/>
+        <w:top w:val="single" w:sz="24" w:space="0" w:color="4BACC6" w:themeColor="accent5"/>
+        <w:left w:val="single" w:sz="4" w:space="0" w:color="F79646" w:themeColor="accent6"/>
+        <w:bottom w:val="single" w:sz="4" w:space="0" w:color="F79646" w:themeColor="accent6"/>
+        <w:right w:val="single" w:sz="4" w:space="0" w:color="F79646" w:themeColor="accent6"/>
+        <w:insideH w:val="single" w:sz="4" w:space="0" w:color="FFFFFF" w:themeColor="background1"/>
+        <w:insideV w:val="single" w:sz="4" w:space="0" w:color="FFFFFF" w:themeColor="background1"/>
       </w:tblBorders>
     </w:tblPr>
     <w:tcPr>
@@ -17233,7 +17526,7 @@
         <w:tcBorders>
           <w:top w:val="nil"/>
           <w:left w:val="nil"/>
-          <w:bottom w:val="single" w:color="4BACC6" w:themeColor="accent5" w:sz="24" w:space="0"/>
+          <w:bottom w:val="single" w:sz="24" w:space="0" w:color="4BACC6" w:themeColor="accent5"/>
           <w:right w:val="nil"/>
           <w:insideH w:val="nil"/>
           <w:insideV w:val="nil"/>
@@ -17250,7 +17543,7 @@
       <w:tblPr/>
       <w:tcPr>
         <w:tcBorders>
-          <w:top w:val="single" w:color="FFFFFF" w:themeColor="background1" w:sz="6" w:space="0"/>
+          <w:top w:val="single" w:sz="6" w:space="0" w:color="FFFFFF" w:themeColor="background1"/>
         </w:tcBorders>
         <w:shd w:val="clear" w:color="auto" w:fill="B65608" w:themeFill="accent6" w:themeFillShade="99"/>
       </w:tcPr>
@@ -17266,7 +17559,7 @@
           <w:left w:val="nil"/>
           <w:bottom w:val="nil"/>
           <w:right w:val="nil"/>
-          <w:insideH w:val="single" w:color="B65608" w:themeColor="accent6" w:themeShade="99" w:sz="4" w:space="0"/>
+          <w:insideH w:val="single" w:sz="4" w:space="0" w:color="B65608" w:themeColor="accent6" w:themeShade="99"/>
           <w:insideV w:val="nil"/>
         </w:tcBorders>
         <w:shd w:val="clear" w:color="auto" w:fill="B65608" w:themeFill="accent6" w:themeFillShade="99"/>
@@ -17339,7 +17632,7 @@
       <w:tblPr/>
       <w:tcPr>
         <w:tcBorders>
-          <w:bottom w:val="single" w:color="FFFFFF" w:themeColor="background1" w:sz="12" w:space="0"/>
+          <w:bottom w:val="single" w:sz="12" w:space="0" w:color="FFFFFF" w:themeColor="background1"/>
         </w:tcBorders>
         <w:shd w:val="clear" w:color="auto" w:fill="9E3A38" w:themeFill="accent2" w:themeFillShade="CC"/>
       </w:tcPr>
@@ -17353,7 +17646,7 @@
       <w:tblPr/>
       <w:tcPr>
         <w:tcBorders>
-          <w:top w:val="single" w:color="000000" w:themeColor="text1" w:sz="12" w:space="0"/>
+          <w:top w:val="single" w:sz="12" w:space="0" w:color="000000" w:themeColor="text1"/>
         </w:tcBorders>
         <w:shd w:val="clear" w:color="auto" w:fill="FFFFFF" w:themeFill="background1"/>
       </w:tcPr>
@@ -17418,7 +17711,7 @@
       <w:tblPr/>
       <w:tcPr>
         <w:tcBorders>
-          <w:bottom w:val="single" w:color="FFFFFF" w:themeColor="background1" w:sz="12" w:space="0"/>
+          <w:bottom w:val="single" w:sz="12" w:space="0" w:color="FFFFFF" w:themeColor="background1"/>
         </w:tcBorders>
         <w:shd w:val="clear" w:color="auto" w:fill="9E3A38" w:themeFill="accent2" w:themeFillShade="CC"/>
       </w:tcPr>
@@ -17432,7 +17725,7 @@
       <w:tblPr/>
       <w:tcPr>
         <w:tcBorders>
-          <w:top w:val="single" w:color="000000" w:themeColor="text1" w:sz="12" w:space="0"/>
+          <w:top w:val="single" w:sz="12" w:space="0" w:color="000000" w:themeColor="text1"/>
         </w:tcBorders>
         <w:shd w:val="clear" w:color="auto" w:fill="FFFFFF" w:themeFill="background1"/>
       </w:tcPr>
@@ -17497,7 +17790,7 @@
       <w:tblPr/>
       <w:tcPr>
         <w:tcBorders>
-          <w:bottom w:val="single" w:color="FFFFFF" w:themeColor="background1" w:sz="12" w:space="0"/>
+          <w:bottom w:val="single" w:sz="12" w:space="0" w:color="FFFFFF" w:themeColor="background1"/>
         </w:tcBorders>
         <w:shd w:val="clear" w:color="auto" w:fill="9E3A38" w:themeFill="accent2" w:themeFillShade="CC"/>
       </w:tcPr>
@@ -17511,7 +17804,7 @@
       <w:tblPr/>
       <w:tcPr>
         <w:tcBorders>
-          <w:top w:val="single" w:color="000000" w:themeColor="text1" w:sz="12" w:space="0"/>
+          <w:top w:val="single" w:sz="12" w:space="0" w:color="000000" w:themeColor="text1"/>
         </w:tcBorders>
         <w:shd w:val="clear" w:color="auto" w:fill="FFFFFF" w:themeFill="background1"/>
       </w:tcPr>
@@ -17576,7 +17869,7 @@
       <w:tblPr/>
       <w:tcPr>
         <w:tcBorders>
-          <w:bottom w:val="single" w:color="FFFFFF" w:themeColor="background1" w:sz="12" w:space="0"/>
+          <w:bottom w:val="single" w:sz="12" w:space="0" w:color="FFFFFF" w:themeColor="background1"/>
         </w:tcBorders>
         <w:shd w:val="clear" w:color="auto" w:fill="664E82" w:themeFill="accent4" w:themeFillShade="CC"/>
       </w:tcPr>
@@ -17590,7 +17883,7 @@
       <w:tblPr/>
       <w:tcPr>
         <w:tcBorders>
-          <w:top w:val="single" w:color="000000" w:themeColor="text1" w:sz="12" w:space="0"/>
+          <w:top w:val="single" w:sz="12" w:space="0" w:color="000000" w:themeColor="text1"/>
         </w:tcBorders>
         <w:shd w:val="clear" w:color="auto" w:fill="FFFFFF" w:themeFill="background1"/>
       </w:tcPr>
@@ -17655,7 +17948,7 @@
       <w:tblPr/>
       <w:tcPr>
         <w:tcBorders>
-          <w:bottom w:val="single" w:color="FFFFFF" w:themeColor="background1" w:sz="12" w:space="0"/>
+          <w:bottom w:val="single" w:sz="12" w:space="0" w:color="FFFFFF" w:themeColor="background1"/>
         </w:tcBorders>
         <w:shd w:val="clear" w:color="auto" w:fill="7E9C40" w:themeFill="accent3" w:themeFillShade="CC"/>
       </w:tcPr>
@@ -17669,7 +17962,7 @@
       <w:tblPr/>
       <w:tcPr>
         <w:tcBorders>
-          <w:top w:val="single" w:color="000000" w:themeColor="text1" w:sz="12" w:space="0"/>
+          <w:top w:val="single" w:sz="12" w:space="0" w:color="000000" w:themeColor="text1"/>
         </w:tcBorders>
         <w:shd w:val="clear" w:color="auto" w:fill="FFFFFF" w:themeFill="background1"/>
       </w:tcPr>
@@ -17734,7 +18027,7 @@
       <w:tblPr/>
       <w:tcPr>
         <w:tcBorders>
-          <w:bottom w:val="single" w:color="FFFFFF" w:themeColor="background1" w:sz="12" w:space="0"/>
+          <w:bottom w:val="single" w:sz="12" w:space="0" w:color="FFFFFF" w:themeColor="background1"/>
         </w:tcBorders>
         <w:shd w:val="clear" w:color="auto" w:fill="F2730A" w:themeFill="accent6" w:themeFillShade="CC"/>
       </w:tcPr>
@@ -17748,7 +18041,7 @@
       <w:tblPr/>
       <w:tcPr>
         <w:tcBorders>
-          <w:top w:val="single" w:color="000000" w:themeColor="text1" w:sz="12" w:space="0"/>
+          <w:top w:val="single" w:sz="12" w:space="0" w:color="000000" w:themeColor="text1"/>
         </w:tcBorders>
         <w:shd w:val="clear" w:color="auto" w:fill="FFFFFF" w:themeFill="background1"/>
       </w:tcPr>
@@ -17813,7 +18106,7 @@
       <w:tblPr/>
       <w:tcPr>
         <w:tcBorders>
-          <w:bottom w:val="single" w:color="FFFFFF" w:themeColor="background1" w:sz="12" w:space="0"/>
+          <w:bottom w:val="single" w:sz="12" w:space="0" w:color="FFFFFF" w:themeColor="background1"/>
         </w:tcBorders>
         <w:shd w:val="clear" w:color="auto" w:fill="348DA5" w:themeFill="accent5" w:themeFillShade="CC"/>
       </w:tcPr>
@@ -17827,7 +18120,7 @@
       <w:tblPr/>
       <w:tcPr>
         <w:tcBorders>
-          <w:top w:val="single" w:color="000000" w:themeColor="text1" w:sz="12" w:space="0"/>
+          <w:top w:val="single" w:sz="12" w:space="0" w:color="000000" w:themeColor="text1"/>
         </w:tcBorders>
         <w:shd w:val="clear" w:color="auto" w:fill="FFFFFF" w:themeFill="background1"/>
       </w:tcPr>
@@ -17880,7 +18173,7 @@
       <w:tblStyleRowBandSize w:val="1"/>
       <w:tblStyleColBandSize w:val="1"/>
       <w:tblBorders>
-        <w:insideH w:val="single" w:color="FFFFFF" w:themeColor="background1" w:sz="4" w:space="0"/>
+        <w:insideH w:val="single" w:sz="4" w:space="0" w:color="FFFFFF" w:themeColor="background1"/>
       </w:tblBorders>
     </w:tblPr>
     <w:tcPr>
@@ -17953,7 +18246,7 @@
       <w:tblStyleRowBandSize w:val="1"/>
       <w:tblStyleColBandSize w:val="1"/>
       <w:tblBorders>
-        <w:insideH w:val="single" w:color="FFFFFF" w:themeColor="background1" w:sz="4" w:space="0"/>
+        <w:insideH w:val="single" w:sz="4" w:space="0" w:color="FFFFFF" w:themeColor="background1"/>
       </w:tblBorders>
     </w:tblPr>
     <w:tcPr>
@@ -18026,7 +18319,7 @@
       <w:tblStyleRowBandSize w:val="1"/>
       <w:tblStyleColBandSize w:val="1"/>
       <w:tblBorders>
-        <w:insideH w:val="single" w:color="FFFFFF" w:themeColor="background1" w:sz="4" w:space="0"/>
+        <w:insideH w:val="single" w:sz="4" w:space="0" w:color="FFFFFF" w:themeColor="background1"/>
       </w:tblBorders>
     </w:tblPr>
     <w:tcPr>
@@ -18099,7 +18392,7 @@
       <w:tblStyleRowBandSize w:val="1"/>
       <w:tblStyleColBandSize w:val="1"/>
       <w:tblBorders>
-        <w:insideH w:val="single" w:color="FFFFFF" w:themeColor="background1" w:sz="4" w:space="0"/>
+        <w:insideH w:val="single" w:sz="4" w:space="0" w:color="FFFFFF" w:themeColor="background1"/>
       </w:tblBorders>
     </w:tblPr>
     <w:tcPr>
@@ -18172,7 +18465,7 @@
       <w:tblStyleRowBandSize w:val="1"/>
       <w:tblStyleColBandSize w:val="1"/>
       <w:tblBorders>
-        <w:insideH w:val="single" w:color="FFFFFF" w:themeColor="background1" w:sz="4" w:space="0"/>
+        <w:insideH w:val="single" w:sz="4" w:space="0" w:color="FFFFFF" w:themeColor="background1"/>
       </w:tblBorders>
     </w:tblPr>
     <w:tcPr>
@@ -18245,7 +18538,7 @@
       <w:tblStyleRowBandSize w:val="1"/>
       <w:tblStyleColBandSize w:val="1"/>
       <w:tblBorders>
-        <w:insideH w:val="single" w:color="FFFFFF" w:themeColor="background1" w:sz="4" w:space="0"/>
+        <w:insideH w:val="single" w:sz="4" w:space="0" w:color="FFFFFF" w:themeColor="background1"/>
       </w:tblBorders>
     </w:tblPr>
     <w:tcPr>
@@ -18318,7 +18611,7 @@
       <w:tblStyleRowBandSize w:val="1"/>
       <w:tblStyleColBandSize w:val="1"/>
       <w:tblBorders>
-        <w:insideH w:val="single" w:color="FFFFFF" w:themeColor="background1" w:sz="4" w:space="0"/>
+        <w:insideH w:val="single" w:sz="4" w:space="0" w:color="FFFFFF" w:themeColor="background1"/>
       </w:tblBorders>
     </w:tblPr>
     <w:tcPr>
@@ -18376,14 +18669,14 @@
       </w:tcPr>
     </w:tblStylePr>
   </w:style>
-  <w:style w:type="character" w:styleId="NoSpacingChar" w:customStyle="1">
+  <w:style w:type="character" w:customStyle="1" w:styleId="NoSpacingChar">
     <w:name w:val="No Spacing Char"/>
     <w:basedOn w:val="DefaultParagraphFont"/>
     <w:link w:val="NoSpacing"/>
     <w:uiPriority w:val="1"/>
     <w:rsid w:val="00F40108"/>
   </w:style>
-  <w:style w:type="table" w:styleId="TableGridLight1" w:customStyle="1">
+  <w:style w:type="table" w:customStyle="1" w:styleId="TableGridLight1">
     <w:name w:val="Table Grid Light1"/>
     <w:basedOn w:val="TableNormal"/>
     <w:uiPriority w:val="45"/>
@@ -18400,16 +18693,16 @@
     </w:rPr>
     <w:tblPr>
       <w:tblBorders>
-        <w:top w:val="single" w:color="BFBFBF" w:themeColor="background1" w:themeShade="BF" w:sz="4" w:space="0"/>
-        <w:left w:val="single" w:color="BFBFBF" w:themeColor="background1" w:themeShade="BF" w:sz="4" w:space="0"/>
-        <w:bottom w:val="single" w:color="BFBFBF" w:themeColor="background1" w:themeShade="BF" w:sz="4" w:space="0"/>
-        <w:right w:val="single" w:color="BFBFBF" w:themeColor="background1" w:themeShade="BF" w:sz="4" w:space="0"/>
-        <w:insideH w:val="single" w:color="BFBFBF" w:themeColor="background1" w:themeShade="BF" w:sz="4" w:space="0"/>
-        <w:insideV w:val="single" w:color="BFBFBF" w:themeColor="background1" w:themeShade="BF" w:sz="4" w:space="0"/>
+        <w:top w:val="single" w:sz="4" w:space="0" w:color="BFBFBF" w:themeColor="background1" w:themeShade="BF"/>
+        <w:left w:val="single" w:sz="4" w:space="0" w:color="BFBFBF" w:themeColor="background1" w:themeShade="BF"/>
+        <w:bottom w:val="single" w:sz="4" w:space="0" w:color="BFBFBF" w:themeColor="background1" w:themeShade="BF"/>
+        <w:right w:val="single" w:sz="4" w:space="0" w:color="BFBFBF" w:themeColor="background1" w:themeShade="BF"/>
+        <w:insideH w:val="single" w:sz="4" w:space="0" w:color="BFBFBF" w:themeColor="background1" w:themeShade="BF"/>
+        <w:insideV w:val="single" w:sz="4" w:space="0" w:color="BFBFBF" w:themeColor="background1" w:themeShade="BF"/>
       </w:tblBorders>
     </w:tblPr>
   </w:style>
-  <w:style w:type="table" w:styleId="ReportTable" w:customStyle="1">
+  <w:style w:type="table" w:customStyle="1" w:styleId="ReportTable">
     <w:name w:val="Report Table"/>
     <w:basedOn w:val="TableNormal"/>
     <w:uiPriority w:val="99"/>
@@ -18427,12 +18720,12 @@
     </w:rPr>
     <w:tblPr>
       <w:tblBorders>
-        <w:top w:val="single" w:color="4F81BD" w:themeColor="accent1" w:sz="4" w:space="0"/>
-        <w:left w:val="single" w:color="4F81BD" w:themeColor="accent1" w:sz="4" w:space="0"/>
-        <w:bottom w:val="single" w:color="4F81BD" w:themeColor="accent1" w:sz="4" w:space="0"/>
-        <w:right w:val="single" w:color="4F81BD" w:themeColor="accent1" w:sz="4" w:space="0"/>
-        <w:insideH w:val="single" w:color="4F81BD" w:themeColor="accent1" w:sz="4" w:space="0"/>
-        <w:insideV w:val="single" w:color="4F81BD" w:themeColor="accent1" w:sz="4" w:space="0"/>
+        <w:top w:val="single" w:sz="4" w:space="0" w:color="4F81BD" w:themeColor="accent1"/>
+        <w:left w:val="single" w:sz="4" w:space="0" w:color="4F81BD" w:themeColor="accent1"/>
+        <w:bottom w:val="single" w:sz="4" w:space="0" w:color="4F81BD" w:themeColor="accent1"/>
+        <w:right w:val="single" w:sz="4" w:space="0" w:color="4F81BD" w:themeColor="accent1"/>
+        <w:insideH w:val="single" w:sz="4" w:space="0" w:color="4F81BD" w:themeColor="accent1"/>
+        <w:insideV w:val="single" w:sz="4" w:space="0" w:color="4F81BD" w:themeColor="accent1"/>
       </w:tblBorders>
     </w:tblPr>
     <w:tblStylePr w:type="firstRow">
@@ -18488,7 +18781,7 @@
       <w:szCs w:val="20"/>
     </w:rPr>
   </w:style>
-  <w:style w:type="character" w:styleId="CommentTextChar" w:customStyle="1">
+  <w:style w:type="character" w:customStyle="1" w:styleId="CommentTextChar">
     <w:name w:val="Comment Text Char"/>
     <w:basedOn w:val="DefaultParagraphFont"/>
     <w:link w:val="CommentText"/>
@@ -18514,7 +18807,7 @@
       <w:bCs/>
     </w:rPr>
   </w:style>
-  <w:style w:type="character" w:styleId="CommentSubjectChar" w:customStyle="1">
+  <w:style w:type="character" w:customStyle="1" w:styleId="CommentSubjectChar">
     <w:name w:val="Comment Subject Char"/>
     <w:basedOn w:val="CommentTextChar"/>
     <w:link w:val="CommentSubject"/>
